--- a/ai_context/manual/VIFEL_Merge_Pallet_User_Manual.docx
+++ b/ai_context/manual/VIFEL_Merge_Pallet_User_Manual.docx
@@ -1,6 +1,6 @@
 
 <file path=word/document.xml><?xml version="1.0" encoding="utf-8"?>
-<w:document xmlns:wpc="http://schemas.microsoft.com/office/word/2010/wordprocessingCanvas" xmlns:mc="http://schemas.openxmlformats.org/markup-compatibility/2006" xmlns:o="urn:schemas-microsoft-com:office:office" xmlns:r="http://schemas.openxmlformats.org/officeDocument/2006/relationships" xmlns:m="http://schemas.openxmlformats.org/officeDocument/2006/math" xmlns:v="urn:schemas-microsoft-com:vml" xmlns:wp14="http://schemas.microsoft.com/office/word/2010/wordprocessingDrawing" xmlns:wp="http://schemas.openxmlformats.org/drawingml/2006/wordprocessingDrawing" xmlns:w10="urn:schemas-microsoft-com:office:word" xmlns:w="http://schemas.openxmlformats.org/wordprocessingml/2006/main" xmlns:w14="http://schemas.microsoft.com/office/word/2010/wordml" xmlns:w15="http://schemas.microsoft.com/office/word/2012/wordml" xmlns:wpg="http://schemas.microsoft.com/office/word/2010/wordprocessingGroup" xmlns:wpi="http://schemas.microsoft.com/office/word/2010/wordprocessingInk" xmlns:wne="http://schemas.microsoft.com/office/word/2006/wordml" xmlns:wps="http://schemas.microsoft.com/office/word/2010/wordprocessingShape" xmlns:cx="http://schemas.microsoft.com/office/drawing/2014/chartex" xmlns:cx1="http://schemas.microsoft.com/office/drawing/2015/9/8/chartex" xmlns:cx2="http://schemas.microsoft.com/office/drawing/2015/10/21/chartex" xmlns:cx3="http://schemas.microsoft.com/office/drawing/2016/5/9/chartex" xmlns:cx4="http://schemas.microsoft.com/office/drawing/2016/5/10/chartex" xmlns:cx5="http://schemas.microsoft.com/office/drawing/2016/5/11/chartex" xmlns:cx6="http://schemas.microsoft.com/office/drawing/2016/5/12/chartex" xmlns:cx7="http://schemas.microsoft.com/office/drawing/2016/5/13/chartex" xmlns:cx8="http://schemas.microsoft.com/office/drawing/2016/5/14/chartex" xmlns:aink="http://schemas.microsoft.com/office/drawing/2016/ink" xmlns:am3d="http://schemas.microsoft.com/office/drawing/2017/model3d" xmlns:w16cex="http://schemas.microsoft.com/office/word/2018/wordml/cex" xmlns:w16cid="http://schemas.microsoft.com/office/word/2016/wordml/cid" xmlns:w16="http://schemas.microsoft.com/office/word/2018/wordml" xmlns:w16sdtdh="http://schemas.microsoft.com/office/word/2020/wordml/sdtdatahash" xmlns:w16se="http://schemas.microsoft.com/office/word/2015/wordml/symex" mc:Ignorable="w14 w15 wp14">
+<w:document xmlns:wpc="http://schemas.microsoft.com/office/word/2010/wordprocessingCanvas" xmlns:cx="http://schemas.microsoft.com/office/drawing/2014/chartex" xmlns:cx1="http://schemas.microsoft.com/office/drawing/2015/9/8/chartex" xmlns:cx2="http://schemas.microsoft.com/office/drawing/2015/10/21/chartex" xmlns:cx3="http://schemas.microsoft.com/office/drawing/2016/5/9/chartex" xmlns:cx4="http://schemas.microsoft.com/office/drawing/2016/5/10/chartex" xmlns:cx5="http://schemas.microsoft.com/office/drawing/2016/5/11/chartex" xmlns:cx6="http://schemas.microsoft.com/office/drawing/2016/5/12/chartex" xmlns:cx7="http://schemas.microsoft.com/office/drawing/2016/5/13/chartex" xmlns:cx8="http://schemas.microsoft.com/office/drawing/2016/5/14/chartex" xmlns:mc="http://schemas.openxmlformats.org/markup-compatibility/2006" xmlns:aink="http://schemas.microsoft.com/office/drawing/2016/ink" xmlns:am3d="http://schemas.microsoft.com/office/drawing/2017/model3d" xmlns:o="urn:schemas-microsoft-com:office:office" xmlns:oel="http://schemas.microsoft.com/office/2019/extlst" xmlns:r="http://schemas.openxmlformats.org/officeDocument/2006/relationships" xmlns:m="http://schemas.openxmlformats.org/officeDocument/2006/math" xmlns:v="urn:schemas-microsoft-com:vml" xmlns:wp14="http://schemas.microsoft.com/office/word/2010/wordprocessingDrawing" xmlns:wp="http://schemas.openxmlformats.org/drawingml/2006/wordprocessingDrawing" xmlns:w10="urn:schemas-microsoft-com:office:word" xmlns:w="http://schemas.openxmlformats.org/wordprocessingml/2006/main" xmlns:w14="http://schemas.microsoft.com/office/word/2010/wordml" xmlns:w15="http://schemas.microsoft.com/office/word/2012/wordml" xmlns:w16cei="http://schemas.microsoft.com/office/word/2026/wordml/cei" xmlns:w16cex="http://schemas.microsoft.com/office/word/2018/wordml/cex" xmlns:w16cid="http://schemas.microsoft.com/office/word/2016/wordml/cid" xmlns:w16="http://schemas.microsoft.com/office/word/2018/wordml" xmlns:w16du="http://schemas.microsoft.com/office/word/2023/wordml/word16du" xmlns:w16sdtdh="http://schemas.microsoft.com/office/word/2020/wordml/sdtdatahash" xmlns:w16sdtfl="http://schemas.microsoft.com/office/word/2024/wordml/sdtformatlock" xmlns:w16se="http://schemas.microsoft.com/office/word/2015/wordml/symex" xmlns:wpg="http://schemas.microsoft.com/office/word/2010/wordprocessingGroup" xmlns:wpi="http://schemas.microsoft.com/office/word/2010/wordprocessingInk" xmlns:wne="http://schemas.microsoft.com/office/word/2006/wordml" xmlns:wps="http://schemas.microsoft.com/office/word/2010/wordprocessingShape" mc:Ignorable="w14 w15 w16se w16cid w16 w16cex w16sdtdh w16sdtfl w16du wp14">
   <w:body>
     <w:p>
       <w:pPr>
@@ -8,10 +8,13 @@
         <w:jc w:val="center"/>
       </w:pPr>
       <w:r>
+        <w:rPr>
+          <w:noProof/>
+        </w:rPr>
         <w:drawing>
-          <wp:inline distT="0" distB="0" distL="0" distR="0">
+          <wp:inline distT="0" distB="0" distL="0" distR="0" wp14:anchorId="545A0204" wp14:editId="1C0C3CCE">
             <wp:extent cx="2133600" cy="600075"/>
-            <wp:effectExtent t="0" r="0" b="0" l="0"/>
+            <wp:effectExtent l="0" t="0" r="0" b="0"/>
             <wp:docPr id="1" name="logo" descr="logo" title="logo"/>
             <wp:cNvGraphicFramePr>
               <a:graphicFrameLocks xmlns:a="http://schemas.openxmlformats.org/drawingml/2006/main" noChangeAspect="1"/>
@@ -20,13 +23,13 @@
               <a:graphicData uri="http://schemas.openxmlformats.org/drawingml/2006/picture">
                 <pic:pic xmlns:pic="http://schemas.openxmlformats.org/drawingml/2006/picture">
                   <pic:nvPicPr>
-                    <pic:cNvPr id="0" name="" descr=""/>
+                    <pic:cNvPr id="0" name=""/>
                     <pic:cNvPicPr>
                       <a:picLocks noChangeAspect="1" noChangeArrowheads="1"/>
                     </pic:cNvPicPr>
                   </pic:nvPicPr>
                   <pic:blipFill>
-                    <a:blip r:embed="rId9" cstate="none"/>
+                    <a:blip r:embed="rId7"/>
                     <a:srcRect/>
                     <a:stretch>
                       <a:fillRect/>
@@ -55,7 +58,6 @@
       </w:pPr>
       <w:r>
         <w:rPr>
-          <w:rFonts w:ascii="Arial" w:cs="Arial" w:eastAsia="Arial" w:hAnsi="Arial"/>
           <w:b/>
           <w:bCs/>
           <w:color w:val="0A9E0A"/>
@@ -63,40 +65,51 @@
           <w:sz w:val="18"/>
           <w:szCs w:val="18"/>
         </w:rPr>
-        <w:t xml:space="preserve">USER MANUAL</w:t>
+        <w:t>USER MANUAL</w:t>
       </w:r>
     </w:p>
     <w:tbl>
       <w:tblPr>
-        <w:tblW w:type="dxa" w:w="9360"/>
+        <w:tblW w:w="9360" w:type="dxa"/>
         <w:tblBorders>
-          <w:top w:val="single" w:color="auto" w:sz="4"/>
-          <w:left w:val="single" w:color="auto" w:sz="4"/>
-          <w:bottom w:val="single" w:color="auto" w:sz="4"/>
-          <w:right w:val="single" w:color="auto" w:sz="4"/>
-          <w:insideH w:val="single" w:color="auto" w:sz="4"/>
-          <w:insideV w:val="single" w:color="auto" w:sz="4"/>
+          <w:top w:val="single" w:sz="4" w:space="0" w:color="auto"/>
+          <w:left w:val="single" w:sz="4" w:space="0" w:color="auto"/>
+          <w:bottom w:val="single" w:sz="4" w:space="0" w:color="auto"/>
+          <w:right w:val="single" w:sz="4" w:space="0" w:color="auto"/>
+          <w:insideH w:val="single" w:sz="4" w:space="0" w:color="auto"/>
+          <w:insideV w:val="single" w:sz="4" w:space="0" w:color="auto"/>
         </w:tblBorders>
+        <w:tblCellMar>
+          <w:left w:w="10" w:type="dxa"/>
+          <w:right w:w="10" w:type="dxa"/>
+        </w:tblCellMar>
+        <w:tblLook w:val="04A0" w:firstRow="1" w:lastRow="0" w:firstColumn="1" w:lastColumn="0" w:noHBand="0" w:noVBand="1"/>
       </w:tblPr>
       <w:tblGrid>
         <w:gridCol w:w="9360"/>
       </w:tblGrid>
       <w:tr>
+        <w:tblPrEx>
+          <w:tblCellMar>
+            <w:top w:w="0" w:type="dxa"/>
+            <w:bottom w:w="0" w:type="dxa"/>
+          </w:tblCellMar>
+        </w:tblPrEx>
         <w:tc>
           <w:tcPr>
-            <w:tcW w:type="dxa" w:w="9360"/>
+            <w:tcW w:w="9360" w:type="dxa"/>
             <w:tcBorders>
-              <w:top w:val="single" w:color="002880" w:sz="2"/>
-              <w:left w:val="single" w:color="002880" w:sz="2"/>
-              <w:bottom w:val="single" w:color="002880" w:sz="2"/>
-              <w:right w:val="single" w:color="002880" w:sz="2"/>
+              <w:top w:val="single" w:sz="2" w:space="0" w:color="002880"/>
+              <w:left w:val="single" w:sz="2" w:space="0" w:color="002880"/>
+              <w:bottom w:val="single" w:sz="2" w:space="0" w:color="002880"/>
+              <w:right w:val="single" w:sz="2" w:space="0" w:color="002880"/>
             </w:tcBorders>
-            <w:shd w:fill="002880" w:val="clear"/>
+            <w:shd w:val="clear" w:color="auto" w:fill="002880"/>
             <w:tcMar>
-              <w:top w:type="dxa" w:w="460"/>
-              <w:left w:type="dxa" w:w="380"/>
-              <w:bottom w:type="dxa" w:w="460"/>
-              <w:right w:type="dxa" w:w="380"/>
+              <w:top w:w="460" w:type="dxa"/>
+              <w:left w:w="380" w:type="dxa"/>
+              <w:bottom w:w="460" w:type="dxa"/>
+              <w:right w:w="380" w:type="dxa"/>
             </w:tcMar>
           </w:tcPr>
           <w:p>
@@ -105,14 +118,13 @@
             </w:pPr>
             <w:r>
               <w:rPr>
-                <w:rFonts w:ascii="Arial" w:cs="Arial" w:eastAsia="Arial" w:hAnsi="Arial"/>
                 <w:b/>
                 <w:bCs/>
                 <w:color w:val="FFFFFF"/>
                 <w:sz w:val="50"/>
                 <w:szCs w:val="50"/>
               </w:rPr>
-              <w:t xml:space="preserve">PALLET MERGE ENHANCEMENT</w:t>
+              <w:t>PALLET MERGE ENHANCEMENT</w:t>
             </w:r>
           </w:p>
           <w:p>
@@ -121,24 +133,22 @@
             </w:pPr>
             <w:r>
               <w:rPr>
-                <w:rFonts w:ascii="Arial" w:cs="Arial" w:eastAsia="Arial" w:hAnsi="Arial"/>
                 <w:color w:val="FFFFFF"/>
                 <w:sz w:val="30"/>
                 <w:szCs w:val="30"/>
               </w:rPr>
-              <w:t xml:space="preserve">User Manual</w:t>
+              <w:t>User Manual</w:t>
             </w:r>
           </w:p>
           <w:p>
             <w:r>
               <w:rPr>
-                <w:rFonts w:ascii="Arial" w:cs="Arial" w:eastAsia="Arial" w:hAnsi="Arial"/>
                 <w:color w:val="C7D0EE"/>
                 <w:spacing w:val="20"/>
                 <w:sz w:val="18"/>
                 <w:szCs w:val="18"/>
               </w:rPr>
-              <w:t xml:space="preserve">Inventory Supervisor &amp; Documentation Staff Guide</w:t>
+              <w:t>Inventory Supervisor &amp; Documentation Staff Guide</w:t>
             </w:r>
           </w:p>
         </w:tc>
@@ -148,12 +158,6 @@
       <w:pPr>
         <w:spacing w:after="520"/>
       </w:pPr>
-      <w:r>
-        <w:rPr>
-          <w:rFonts w:ascii="Arial" w:cs="Arial" w:eastAsia="Arial" w:hAnsi="Arial"/>
-        </w:rPr>
-        <w:t xml:space="preserve"/>
-      </w:r>
     </w:p>
     <w:p>
       <w:pPr>
@@ -162,7 +166,6 @@
       </w:pPr>
       <w:r>
         <w:rPr>
-          <w:rFonts w:ascii="Arial" w:cs="Arial" w:eastAsia="Arial" w:hAnsi="Arial"/>
           <w:b/>
           <w:bCs/>
           <w:color w:val="5A5A5A"/>
@@ -170,7 +173,7 @@
           <w:sz w:val="17"/>
           <w:szCs w:val="17"/>
         </w:rPr>
-        <w:t xml:space="preserve">PREPARED FOR</w:t>
+        <w:t>PREPARED FOR</w:t>
       </w:r>
     </w:p>
     <w:p>
@@ -179,11 +182,14 @@
         <w:jc w:val="center"/>
       </w:pPr>
       <w:r>
+        <w:rPr>
+          <w:noProof/>
+        </w:rPr>
         <w:drawing>
-          <wp:inline distT="0" distB="0" distL="0" distR="0">
+          <wp:inline distT="0" distB="0" distL="0" distR="0" wp14:anchorId="1C856D26" wp14:editId="45B91B21">
             <wp:extent cx="2209800" cy="1028700"/>
-            <wp:effectExtent t="0" r="0" b="0" l="0"/>
-            <wp:docPr id="1" name="logo" descr="logo" title="logo"/>
+            <wp:effectExtent l="0" t="0" r="0" b="0"/>
+            <wp:docPr id="995632238" name="logo" descr="logo" title="logo"/>
             <wp:cNvGraphicFramePr>
               <a:graphicFrameLocks xmlns:a="http://schemas.openxmlformats.org/drawingml/2006/main" noChangeAspect="1"/>
             </wp:cNvGraphicFramePr>
@@ -191,13 +197,13 @@
               <a:graphicData uri="http://schemas.openxmlformats.org/drawingml/2006/picture">
                 <pic:pic xmlns:pic="http://schemas.openxmlformats.org/drawingml/2006/picture">
                   <pic:nvPicPr>
-                    <pic:cNvPr id="0" name="" descr=""/>
+                    <pic:cNvPr id="0" name=""/>
                     <pic:cNvPicPr>
                       <a:picLocks noChangeAspect="1" noChangeArrowheads="1"/>
                     </pic:cNvPicPr>
                   </pic:nvPicPr>
                   <pic:blipFill>
-                    <a:blip r:embed="rId10" cstate="none"/>
+                    <a:blip r:embed="rId8"/>
                     <a:srcRect/>
                     <a:stretch>
                       <a:fillRect/>
@@ -224,48 +230,52 @@
         <w:spacing w:after="560"/>
         <w:jc w:val="center"/>
       </w:pPr>
-      <w:r>
-        <w:rPr>
-          <w:rFonts w:ascii="Arial" w:cs="Arial" w:eastAsia="Arial" w:hAnsi="Arial"/>
+      <w:proofErr w:type="spellStart"/>
+      <w:r>
+        <w:rPr>
           <w:b/>
           <w:bCs/>
           <w:color w:val="002880"/>
           <w:sz w:val="24"/>
           <w:szCs w:val="24"/>
         </w:rPr>
-        <w:t xml:space="preserve">Vifel Ice Plant &amp; Cold Storage, Inc.</w:t>
+        <w:t>Vifel</w:t>
+      </w:r>
+      <w:proofErr w:type="spellEnd"/>
+      <w:r>
+        <w:rPr>
+          <w:b/>
+          <w:bCs/>
+          <w:color w:val="002880"/>
+          <w:sz w:val="24"/>
+          <w:szCs w:val="24"/>
+        </w:rPr>
+        <w:t xml:space="preserve"> Ice Plant &amp; Cold Storage, Inc.</w:t>
       </w:r>
     </w:p>
     <w:p>
       <w:pPr>
         <w:pBdr>
-          <w:top w:val="single" w:color="002880" w:sz="10" w:space="12"/>
+          <w:top w:val="single" w:sz="10" w:space="12" w:color="002880"/>
         </w:pBdr>
-        <w:spacing w:after="30" w:before="80"/>
+        <w:spacing w:before="80" w:after="30"/>
         <w:jc w:val="center"/>
       </w:pPr>
       <w:r>
         <w:rPr>
-          <w:rFonts w:ascii="Arial" w:cs="Arial" w:eastAsia="Arial" w:hAnsi="Arial"/>
           <w:b/>
           <w:bCs/>
           <w:color w:val="002880"/>
           <w:sz w:val="20"/>
           <w:szCs w:val="20"/>
         </w:rPr>
-        <w:t xml:space="preserve">05 August 2026</w:t>
+        <w:t>05 August 2026</w:t>
       </w:r>
     </w:p>
     <w:p>
       <w:pPr>
         <w:spacing w:after="120"/>
       </w:pPr>
-      <w:r>
-        <w:rPr>
-          <w:rFonts w:ascii="Arial" w:cs="Arial" w:eastAsia="Arial" w:hAnsi="Arial"/>
-        </w:rPr>
-        <w:t xml:space="preserve"/>
-      </w:r>
     </w:p>
     <w:p>
       <w:pPr>
@@ -273,7 +283,6 @@
       </w:pPr>
       <w:r>
         <w:rPr>
-          <w:rFonts w:ascii="Arial" w:cs="Arial" w:eastAsia="Arial" w:hAnsi="Arial"/>
           <w:color w:val="5A5A5A"/>
           <w:sz w:val="18"/>
           <w:szCs w:val="18"/>
@@ -282,22 +291,20 @@
       </w:r>
       <w:r>
         <w:rPr>
-          <w:rFonts w:ascii="Arial" w:cs="Arial" w:eastAsia="Arial" w:hAnsi="Arial"/>
-          <w:b/>
-          <w:bCs/>
-          <w:color w:val="1E1E1E"/>
+          <w:b/>
+          <w:bCs/>
           <w:sz w:val="18"/>
           <w:szCs w:val="18"/>
         </w:rPr>
-        <w:t xml:space="preserve">Elyon Solutions International Inc.</w:t>
+        <w:t>Elyon Solutions International Inc.</w:t>
       </w:r>
     </w:p>
     <w:p>
       <w:pPr>
         <w:sectPr>
-          <w:pgSz w:w="12240" w:h="15840" w:orient="portrait"/>
+          <w:pgSz w:w="12240" w:h="15840"/>
           <w:pgMar w:top="1080" w:right="1440" w:bottom="1080" w:left="1440" w:header="708" w:footer="708" w:gutter="0"/>
-          <w:pgNumType/>
+          <w:cols w:space="720"/>
           <w:docGrid w:linePitch="360"/>
         </w:sectPr>
       </w:pPr>
@@ -305,20 +312,20 @@
     <w:p>
       <w:pPr>
         <w:pBdr>
-          <w:bottom w:val="single" w:color="002880" w:sz="10" w:space="6"/>
+          <w:bottom w:val="single" w:sz="10" w:space="6" w:color="002880"/>
         </w:pBdr>
-        <w:spacing w:after="200" w:before="60"/>
-      </w:pPr>
-      <w:r>
-        <w:rPr>
-          <w:rFonts w:ascii="Arial" w:cs="Arial" w:eastAsia="Arial" w:hAnsi="Arial"/>
+        <w:spacing w:before="60" w:after="200"/>
+      </w:pPr>
+      <w:r>
+        <w:rPr>
           <w:b/>
           <w:bCs/>
           <w:color w:val="002880"/>
           <w:sz w:val="30"/>
           <w:szCs w:val="30"/>
         </w:rPr>
-        <w:t xml:space="preserve">Contents</w:t>
+        <w:lastRenderedPageBreak/>
+        <w:t>Contents</w:t>
       </w:r>
     </w:p>
     <w:p>
@@ -326,27 +333,15 @@
         <w:tabs>
           <w:tab w:val="left" w:pos="720"/>
         </w:tabs>
-        <w:spacing w:after="70" w:line="276"/>
-      </w:pPr>
-      <w:r>
-        <w:rPr>
-          <w:rFonts w:ascii="Arial" w:cs="Arial" w:eastAsia="Arial" w:hAnsi="Arial"/>
-          <w:b/>
-          <w:bCs/>
-          <w:color w:val="002880"/>
-          <w:sz w:val="22"/>
-          <w:szCs w:val="22"/>
-        </w:rPr>
-        <w:t xml:space="preserve"/>
-      </w:r>
-      <w:r>
-        <w:rPr>
-          <w:rFonts w:ascii="Arial" w:cs="Arial" w:eastAsia="Arial" w:hAnsi="Arial"/>
-          <w:color w:val="1E1E1E"/>
-          <w:sz w:val="22"/>
-          <w:szCs w:val="22"/>
-        </w:rPr>
-        <w:t xml:space="preserve">	How to use this manual</w:t>
+        <w:spacing w:after="70" w:line="276" w:lineRule="auto"/>
+      </w:pPr>
+      <w:r>
+        <w:rPr>
+          <w:sz w:val="22"/>
+          <w:szCs w:val="22"/>
+        </w:rPr>
+        <w:tab/>
+        <w:t>How to use this manual</w:t>
       </w:r>
     </w:p>
     <w:p>
@@ -354,27 +349,25 @@
         <w:tabs>
           <w:tab w:val="left" w:pos="720"/>
         </w:tabs>
-        <w:spacing w:after="70" w:line="276"/>
-      </w:pPr>
-      <w:r>
-        <w:rPr>
-          <w:rFonts w:ascii="Arial" w:cs="Arial" w:eastAsia="Arial" w:hAnsi="Arial"/>
+        <w:spacing w:after="70" w:line="276" w:lineRule="auto"/>
+      </w:pPr>
+      <w:r>
+        <w:rPr>
           <w:b/>
           <w:bCs/>
           <w:color w:val="002880"/>
           <w:sz w:val="22"/>
           <w:szCs w:val="22"/>
         </w:rPr>
-        <w:t xml:space="preserve">2</w:t>
-      </w:r>
-      <w:r>
-        <w:rPr>
-          <w:rFonts w:ascii="Arial" w:cs="Arial" w:eastAsia="Arial" w:hAnsi="Arial"/>
-          <w:color w:val="1E1E1E"/>
-          <w:sz w:val="22"/>
-          <w:szCs w:val="22"/>
-        </w:rPr>
-        <w:t xml:space="preserve">	Client Configuration</w:t>
+        <w:t>2</w:t>
+      </w:r>
+      <w:r>
+        <w:rPr>
+          <w:sz w:val="22"/>
+          <w:szCs w:val="22"/>
+        </w:rPr>
+        <w:tab/>
+        <w:t>Client Configuration</w:t>
       </w:r>
     </w:p>
     <w:p>
@@ -382,26 +375,25 @@
         <w:tabs>
           <w:tab w:val="left" w:pos="1320"/>
         </w:tabs>
-        <w:spacing w:after="46" w:line="264"/>
+        <w:spacing w:after="46" w:line="264" w:lineRule="auto"/>
         <w:ind w:left="720"/>
       </w:pPr>
       <w:r>
         <w:rPr>
-          <w:rFonts w:ascii="Arial" w:cs="Arial" w:eastAsia="Arial" w:hAnsi="Arial"/>
           <w:color w:val="5A5A5A"/>
           <w:sz w:val="20"/>
           <w:szCs w:val="20"/>
         </w:rPr>
-        <w:t xml:space="preserve">2.1</w:t>
-      </w:r>
-      <w:r>
-        <w:rPr>
-          <w:rFonts w:ascii="Arial" w:cs="Arial" w:eastAsia="Arial" w:hAnsi="Arial"/>
+        <w:t>2.1</w:t>
+      </w:r>
+      <w:r>
+        <w:rPr>
           <w:color w:val="5A5A5A"/>
           <w:sz w:val="20"/>
           <w:szCs w:val="20"/>
         </w:rPr>
-        <w:t xml:space="preserve">	Open the client</w:t>
+        <w:tab/>
+        <w:t>Open the client</w:t>
       </w:r>
     </w:p>
     <w:p>
@@ -409,26 +401,25 @@
         <w:tabs>
           <w:tab w:val="left" w:pos="1320"/>
         </w:tabs>
-        <w:spacing w:after="46" w:line="264"/>
+        <w:spacing w:after="46" w:line="264" w:lineRule="auto"/>
         <w:ind w:left="720"/>
       </w:pPr>
       <w:r>
         <w:rPr>
-          <w:rFonts w:ascii="Arial" w:cs="Arial" w:eastAsia="Arial" w:hAnsi="Arial"/>
           <w:color w:val="5A5A5A"/>
           <w:sz w:val="20"/>
           <w:szCs w:val="20"/>
         </w:rPr>
-        <w:t xml:space="preserve">2.2</w:t>
-      </w:r>
-      <w:r>
-        <w:rPr>
-          <w:rFonts w:ascii="Arial" w:cs="Arial" w:eastAsia="Arial" w:hAnsi="Arial"/>
+        <w:t>2.2</w:t>
+      </w:r>
+      <w:r>
+        <w:rPr>
           <w:color w:val="5A5A5A"/>
           <w:sz w:val="20"/>
           <w:szCs w:val="20"/>
         </w:rPr>
-        <w:t xml:space="preserve">	Open the VIFEL Configuration tab</w:t>
+        <w:tab/>
+        <w:t>Open the VIFEL Configuration tab</w:t>
       </w:r>
     </w:p>
     <w:p>
@@ -436,26 +427,25 @@
         <w:tabs>
           <w:tab w:val="left" w:pos="1320"/>
         </w:tabs>
-        <w:spacing w:after="46" w:line="264"/>
+        <w:spacing w:after="46" w:line="264" w:lineRule="auto"/>
         <w:ind w:left="720"/>
       </w:pPr>
       <w:r>
         <w:rPr>
-          <w:rFonts w:ascii="Arial" w:cs="Arial" w:eastAsia="Arial" w:hAnsi="Arial"/>
           <w:color w:val="5A5A5A"/>
           <w:sz w:val="20"/>
           <w:szCs w:val="20"/>
         </w:rPr>
-        <w:t xml:space="preserve">2.3</w:t>
-      </w:r>
-      <w:r>
-        <w:rPr>
-          <w:rFonts w:ascii="Arial" w:cs="Arial" w:eastAsia="Arial" w:hAnsi="Arial"/>
+        <w:t>2.3</w:t>
+      </w:r>
+      <w:r>
+        <w:rPr>
           <w:color w:val="5A5A5A"/>
           <w:sz w:val="20"/>
           <w:szCs w:val="20"/>
         </w:rPr>
-        <w:t xml:space="preserve">	Turn on merging</w:t>
+        <w:tab/>
+        <w:t>Turn on merging</w:t>
       </w:r>
     </w:p>
     <w:p>
@@ -463,26 +453,25 @@
         <w:tabs>
           <w:tab w:val="left" w:pos="1320"/>
         </w:tabs>
-        <w:spacing w:after="46" w:line="264"/>
+        <w:spacing w:after="46" w:line="264" w:lineRule="auto"/>
         <w:ind w:left="720"/>
       </w:pPr>
       <w:r>
         <w:rPr>
-          <w:rFonts w:ascii="Arial" w:cs="Arial" w:eastAsia="Arial" w:hAnsi="Arial"/>
           <w:color w:val="5A5A5A"/>
           <w:sz w:val="20"/>
           <w:szCs w:val="20"/>
         </w:rPr>
-        <w:t xml:space="preserve">2.4</w:t>
-      </w:r>
-      <w:r>
-        <w:rPr>
-          <w:rFonts w:ascii="Arial" w:cs="Arial" w:eastAsia="Arial" w:hAnsi="Arial"/>
+        <w:t>2.4</w:t>
+      </w:r>
+      <w:r>
+        <w:rPr>
           <w:color w:val="5A5A5A"/>
           <w:sz w:val="20"/>
           <w:szCs w:val="20"/>
         </w:rPr>
-        <w:t xml:space="preserve">	Choose how the client merges</w:t>
+        <w:tab/>
+        <w:t>Choose how the client merges</w:t>
       </w:r>
     </w:p>
     <w:p>
@@ -490,26 +479,61 @@
         <w:tabs>
           <w:tab w:val="left" w:pos="1320"/>
         </w:tabs>
-        <w:spacing w:after="46" w:line="264"/>
+        <w:spacing w:after="46" w:line="264" w:lineRule="auto"/>
         <w:ind w:left="720"/>
       </w:pPr>
       <w:r>
         <w:rPr>
-          <w:rFonts w:ascii="Arial" w:cs="Arial" w:eastAsia="Arial" w:hAnsi="Arial"/>
           <w:color w:val="5A5A5A"/>
           <w:sz w:val="20"/>
           <w:szCs w:val="20"/>
         </w:rPr>
-        <w:t xml:space="preserve">2.5</w:t>
-      </w:r>
-      <w:r>
-        <w:rPr>
-          <w:rFonts w:ascii="Arial" w:cs="Arial" w:eastAsia="Arial" w:hAnsi="Arial"/>
+        <w:t>2.5</w:t>
+      </w:r>
+      <w:r>
+        <w:rPr>
           <w:color w:val="5A5A5A"/>
           <w:sz w:val="20"/>
           <w:szCs w:val="20"/>
         </w:rPr>
-        <w:t xml:space="preserve">	Document options (Lot No. / Batch # / Prodcode)</w:t>
+        <w:tab/>
+        <w:t xml:space="preserve">Document options (Lot No. / </w:t>
+      </w:r>
+      <w:proofErr w:type="gramStart"/>
+      <w:r>
+        <w:rPr>
+          <w:color w:val="5A5A5A"/>
+          <w:sz w:val="20"/>
+          <w:szCs w:val="20"/>
+        </w:rPr>
+        <w:t>Batch # /</w:t>
+      </w:r>
+      <w:proofErr w:type="gramEnd"/>
+      <w:r>
+        <w:rPr>
+          <w:color w:val="5A5A5A"/>
+          <w:sz w:val="20"/>
+          <w:szCs w:val="20"/>
+        </w:rPr>
+        <w:t xml:space="preserve"> </w:t>
+      </w:r>
+      <w:proofErr w:type="spellStart"/>
+      <w:r>
+        <w:rPr>
+          <w:color w:val="5A5A5A"/>
+          <w:sz w:val="20"/>
+          <w:szCs w:val="20"/>
+        </w:rPr>
+        <w:t>Prodcode</w:t>
+      </w:r>
+      <w:proofErr w:type="spellEnd"/>
+      <w:r>
+        <w:rPr>
+          <w:color w:val="5A5A5A"/>
+          <w:sz w:val="20"/>
+          <w:szCs w:val="20"/>
+        </w:rPr>
+        <w:t>)</w:t>
       </w:r>
     </w:p>
     <w:p>
@@ -517,65 +541,81 @@
         <w:tabs>
           <w:tab w:val="left" w:pos="1320"/>
         </w:tabs>
-        <w:spacing w:after="46" w:line="264"/>
+        <w:spacing w:after="46" w:line="264" w:lineRule="auto"/>
         <w:ind w:left="720"/>
       </w:pPr>
       <w:r>
         <w:rPr>
-          <w:rFonts w:ascii="Arial" w:cs="Arial" w:eastAsia="Arial" w:hAnsi="Arial"/>
           <w:color w:val="5A5A5A"/>
           <w:sz w:val="20"/>
           <w:szCs w:val="20"/>
         </w:rPr>
-        <w:t xml:space="preserve">2.6</w:t>
-      </w:r>
-      <w:r>
-        <w:rPr>
-          <w:rFonts w:ascii="Arial" w:cs="Arial" w:eastAsia="Arial" w:hAnsi="Arial"/>
+        <w:t>2.6</w:t>
+      </w:r>
+      <w:r>
+        <w:rPr>
           <w:color w:val="5A5A5A"/>
           <w:sz w:val="20"/>
           <w:szCs w:val="20"/>
         </w:rPr>
-        <w:t xml:space="preserve">	Save</w:t>
+        <w:tab/>
+        <w:t>Save</w:t>
       </w:r>
     </w:p>
     <w:p>
       <w:pPr>
         <w:spacing w:after="60"/>
       </w:pPr>
-      <w:r>
-        <w:rPr>
-          <w:rFonts w:ascii="Arial" w:cs="Arial" w:eastAsia="Arial" w:hAnsi="Arial"/>
-        </w:rPr>
-        <w:t xml:space="preserve"/>
-      </w:r>
     </w:p>
     <w:p>
       <w:pPr>
         <w:tabs>
           <w:tab w:val="left" w:pos="720"/>
         </w:tabs>
-        <w:spacing w:after="70" w:line="276"/>
-      </w:pPr>
-      <w:r>
-        <w:rPr>
-          <w:rFonts w:ascii="Arial" w:cs="Arial" w:eastAsia="Arial" w:hAnsi="Arial"/>
+        <w:spacing w:after="70" w:line="276" w:lineRule="auto"/>
+      </w:pPr>
+      <w:r>
+        <w:rPr>
           <w:b/>
           <w:bCs/>
           <w:color w:val="002880"/>
           <w:sz w:val="22"/>
           <w:szCs w:val="22"/>
         </w:rPr>
-        <w:t xml:space="preserve">3</w:t>
-      </w:r>
-      <w:r>
-        <w:rPr>
-          <w:rFonts w:ascii="Arial" w:cs="Arial" w:eastAsia="Arial" w:hAnsi="Arial"/>
-          <w:color w:val="1E1E1E"/>
-          <w:sz w:val="22"/>
-          <w:szCs w:val="22"/>
-        </w:rPr>
-        <w:t xml:space="preserve">	Encoding Lot No. &amp; Batch # (→ Prodcode)</w:t>
+        <w:t>3</w:t>
+      </w:r>
+      <w:r>
+        <w:rPr>
+          <w:sz w:val="22"/>
+          <w:szCs w:val="22"/>
+        </w:rPr>
+        <w:tab/>
+        <w:t xml:space="preserve">Encoding Lot No. &amp; </w:t>
+      </w:r>
+      <w:proofErr w:type="gramStart"/>
+      <w:r>
+        <w:rPr>
+          <w:sz w:val="22"/>
+          <w:szCs w:val="22"/>
+        </w:rPr>
+        <w:t xml:space="preserve">Batch # (→ </w:t>
+      </w:r>
+      <w:proofErr w:type="spellStart"/>
+      <w:proofErr w:type="gramEnd"/>
+      <w:r>
+        <w:rPr>
+          <w:sz w:val="22"/>
+          <w:szCs w:val="22"/>
+        </w:rPr>
+        <w:t>Prodcode</w:t>
+      </w:r>
+      <w:proofErr w:type="spellEnd"/>
+      <w:r>
+        <w:rPr>
+          <w:sz w:val="22"/>
+          <w:szCs w:val="22"/>
+        </w:rPr>
+        <w:t>)</w:t>
       </w:r>
     </w:p>
     <w:p>
@@ -583,26 +623,25 @@
         <w:tabs>
           <w:tab w:val="left" w:pos="1320"/>
         </w:tabs>
-        <w:spacing w:after="46" w:line="264"/>
+        <w:spacing w:after="46" w:line="264" w:lineRule="auto"/>
         <w:ind w:left="720"/>
       </w:pPr>
       <w:r>
         <w:rPr>
-          <w:rFonts w:ascii="Arial" w:cs="Arial" w:eastAsia="Arial" w:hAnsi="Arial"/>
           <w:color w:val="5A5A5A"/>
           <w:sz w:val="20"/>
           <w:szCs w:val="20"/>
         </w:rPr>
-        <w:t xml:space="preserve">3.1</w:t>
-      </w:r>
-      <w:r>
-        <w:rPr>
-          <w:rFonts w:ascii="Arial" w:cs="Arial" w:eastAsia="Arial" w:hAnsi="Arial"/>
+        <w:t>3.1</w:t>
+      </w:r>
+      <w:r>
+        <w:rPr>
           <w:color w:val="5A5A5A"/>
           <w:sz w:val="20"/>
           <w:szCs w:val="20"/>
         </w:rPr>
-        <w:t xml:space="preserve">	Before you start</w:t>
+        <w:tab/>
+        <w:t>Before you start</w:t>
       </w:r>
     </w:p>
     <w:p>
@@ -610,26 +649,25 @@
         <w:tabs>
           <w:tab w:val="left" w:pos="1320"/>
         </w:tabs>
-        <w:spacing w:after="46" w:line="264"/>
+        <w:spacing w:after="46" w:line="264" w:lineRule="auto"/>
         <w:ind w:left="720"/>
       </w:pPr>
       <w:r>
         <w:rPr>
-          <w:rFonts w:ascii="Arial" w:cs="Arial" w:eastAsia="Arial" w:hAnsi="Arial"/>
           <w:color w:val="5A5A5A"/>
           <w:sz w:val="20"/>
           <w:szCs w:val="20"/>
         </w:rPr>
-        <w:t xml:space="preserve">3.2</w:t>
-      </w:r>
-      <w:r>
-        <w:rPr>
-          <w:rFonts w:ascii="Arial" w:cs="Arial" w:eastAsia="Arial" w:hAnsi="Arial"/>
+        <w:t>3.2</w:t>
+      </w:r>
+      <w:r>
+        <w:rPr>
           <w:color w:val="5A5A5A"/>
           <w:sz w:val="20"/>
           <w:szCs w:val="20"/>
         </w:rPr>
-        <w:t xml:space="preserve">	Open a new Receiving Report</w:t>
+        <w:tab/>
+        <w:t>Open a new Receiving Report</w:t>
       </w:r>
     </w:p>
     <w:p>
@@ -637,26 +675,25 @@
         <w:tabs>
           <w:tab w:val="left" w:pos="1320"/>
         </w:tabs>
-        <w:spacing w:after="46" w:line="264"/>
+        <w:spacing w:after="46" w:line="264" w:lineRule="auto"/>
         <w:ind w:left="720"/>
       </w:pPr>
       <w:r>
         <w:rPr>
-          <w:rFonts w:ascii="Arial" w:cs="Arial" w:eastAsia="Arial" w:hAnsi="Arial"/>
           <w:color w:val="5A5A5A"/>
           <w:sz w:val="20"/>
           <w:szCs w:val="20"/>
         </w:rPr>
-        <w:t xml:space="preserve">3.3</w:t>
-      </w:r>
-      <w:r>
-        <w:rPr>
-          <w:rFonts w:ascii="Arial" w:cs="Arial" w:eastAsia="Arial" w:hAnsi="Arial"/>
+        <w:t>3.3</w:t>
+      </w:r>
+      <w:r>
+        <w:rPr>
           <w:color w:val="5A5A5A"/>
           <w:sz w:val="20"/>
           <w:szCs w:val="20"/>
         </w:rPr>
-        <w:t xml:space="preserve">	Enter Lot No. &amp; Batch #</w:t>
+        <w:tab/>
+        <w:t>Enter Lot No. &amp; Batch #</w:t>
       </w:r>
     </w:p>
     <w:p>
@@ -664,65 +701,74 @@
         <w:tabs>
           <w:tab w:val="left" w:pos="1320"/>
         </w:tabs>
-        <w:spacing w:after="46" w:line="264"/>
+        <w:spacing w:after="46" w:line="264" w:lineRule="auto"/>
         <w:ind w:left="720"/>
       </w:pPr>
       <w:r>
         <w:rPr>
-          <w:rFonts w:ascii="Arial" w:cs="Arial" w:eastAsia="Arial" w:hAnsi="Arial"/>
           <w:color w:val="5A5A5A"/>
           <w:sz w:val="20"/>
           <w:szCs w:val="20"/>
         </w:rPr>
-        <w:t xml:space="preserve">3.4</w:t>
-      </w:r>
-      <w:r>
-        <w:rPr>
-          <w:rFonts w:ascii="Arial" w:cs="Arial" w:eastAsia="Arial" w:hAnsi="Arial"/>
+        <w:t>3.4</w:t>
+      </w:r>
+      <w:r>
+        <w:rPr>
           <w:color w:val="5A5A5A"/>
           <w:sz w:val="20"/>
           <w:szCs w:val="20"/>
         </w:rPr>
-        <w:t xml:space="preserve">	Validate - the Prodcode is generated</w:t>
+        <w:tab/>
+        <w:t xml:space="preserve">Validate - the </w:t>
+      </w:r>
+      <w:proofErr w:type="spellStart"/>
+      <w:r>
+        <w:rPr>
+          <w:color w:val="5A5A5A"/>
+          <w:sz w:val="20"/>
+          <w:szCs w:val="20"/>
+        </w:rPr>
+        <w:t>Prodcode</w:t>
+      </w:r>
+      <w:proofErr w:type="spellEnd"/>
+      <w:r>
+        <w:rPr>
+          <w:color w:val="5A5A5A"/>
+          <w:sz w:val="20"/>
+          <w:szCs w:val="20"/>
+        </w:rPr>
+        <w:t xml:space="preserve"> is generated</w:t>
       </w:r>
     </w:p>
     <w:p>
       <w:pPr>
         <w:spacing w:after="60"/>
       </w:pPr>
-      <w:r>
-        <w:rPr>
-          <w:rFonts w:ascii="Arial" w:cs="Arial" w:eastAsia="Arial" w:hAnsi="Arial"/>
-        </w:rPr>
-        <w:t xml:space="preserve"/>
-      </w:r>
     </w:p>
     <w:p>
       <w:pPr>
         <w:tabs>
           <w:tab w:val="left" w:pos="720"/>
         </w:tabs>
-        <w:spacing w:after="70" w:line="276"/>
-      </w:pPr>
-      <w:r>
-        <w:rPr>
-          <w:rFonts w:ascii="Arial" w:cs="Arial" w:eastAsia="Arial" w:hAnsi="Arial"/>
+        <w:spacing w:after="70" w:line="276" w:lineRule="auto"/>
+      </w:pPr>
+      <w:r>
+        <w:rPr>
           <w:b/>
           <w:bCs/>
           <w:color w:val="002880"/>
           <w:sz w:val="22"/>
           <w:szCs w:val="22"/>
         </w:rPr>
-        <w:t xml:space="preserve">4</w:t>
-      </w:r>
-      <w:r>
-        <w:rPr>
-          <w:rFonts w:ascii="Arial" w:cs="Arial" w:eastAsia="Arial" w:hAnsi="Arial"/>
-          <w:color w:val="1E1E1E"/>
-          <w:sz w:val="22"/>
-          <w:szCs w:val="22"/>
-        </w:rPr>
-        <w:t xml:space="preserve">	Receiving &amp; Merge</w:t>
+        <w:t>4</w:t>
+      </w:r>
+      <w:r>
+        <w:rPr>
+          <w:sz w:val="22"/>
+          <w:szCs w:val="22"/>
+        </w:rPr>
+        <w:tab/>
+        <w:t>Receiving &amp; Merge</w:t>
       </w:r>
     </w:p>
     <w:p>
@@ -730,26 +776,25 @@
         <w:tabs>
           <w:tab w:val="left" w:pos="1320"/>
         </w:tabs>
-        <w:spacing w:after="46" w:line="264"/>
+        <w:spacing w:after="46" w:line="264" w:lineRule="auto"/>
         <w:ind w:left="720"/>
       </w:pPr>
       <w:r>
         <w:rPr>
-          <w:rFonts w:ascii="Arial" w:cs="Arial" w:eastAsia="Arial" w:hAnsi="Arial"/>
           <w:color w:val="5A5A5A"/>
           <w:sz w:val="20"/>
           <w:szCs w:val="20"/>
         </w:rPr>
-        <w:t xml:space="preserve">4.1</w:t>
-      </w:r>
-      <w:r>
-        <w:rPr>
-          <w:rFonts w:ascii="Arial" w:cs="Arial" w:eastAsia="Arial" w:hAnsi="Arial"/>
+        <w:t>4.1</w:t>
+      </w:r>
+      <w:r>
+        <w:rPr>
           <w:color w:val="5A5A5A"/>
           <w:sz w:val="20"/>
           <w:szCs w:val="20"/>
         </w:rPr>
-        <w:t xml:space="preserve">	Start a merge</w:t>
+        <w:tab/>
+        <w:t>Start a merge</w:t>
       </w:r>
     </w:p>
     <w:p>
@@ -757,26 +802,25 @@
         <w:tabs>
           <w:tab w:val="left" w:pos="1320"/>
         </w:tabs>
-        <w:spacing w:after="46" w:line="264"/>
+        <w:spacing w:after="46" w:line="264" w:lineRule="auto"/>
         <w:ind w:left="720"/>
       </w:pPr>
       <w:r>
         <w:rPr>
-          <w:rFonts w:ascii="Arial" w:cs="Arial" w:eastAsia="Arial" w:hAnsi="Arial"/>
           <w:color w:val="5A5A5A"/>
           <w:sz w:val="20"/>
           <w:szCs w:val="20"/>
         </w:rPr>
-        <w:t xml:space="preserve">4.2</w:t>
-      </w:r>
-      <w:r>
-        <w:rPr>
-          <w:rFonts w:ascii="Arial" w:cs="Arial" w:eastAsia="Arial" w:hAnsi="Arial"/>
+        <w:t>4.2</w:t>
+      </w:r>
+      <w:r>
+        <w:rPr>
           <w:color w:val="5A5A5A"/>
           <w:sz w:val="20"/>
           <w:szCs w:val="20"/>
         </w:rPr>
-        <w:t xml:space="preserve">	Merge Type 1 - Fixed Merge Pallet</w:t>
+        <w:tab/>
+        <w:t>Merge Type 1 - Fixed Merge Pallet</w:t>
       </w:r>
     </w:p>
     <w:p>
@@ -784,26 +828,25 @@
         <w:tabs>
           <w:tab w:val="left" w:pos="1320"/>
         </w:tabs>
-        <w:spacing w:after="46" w:line="264"/>
+        <w:spacing w:after="46" w:line="264" w:lineRule="auto"/>
         <w:ind w:left="720"/>
       </w:pPr>
       <w:r>
         <w:rPr>
-          <w:rFonts w:ascii="Arial" w:cs="Arial" w:eastAsia="Arial" w:hAnsi="Arial"/>
           <w:color w:val="5A5A5A"/>
           <w:sz w:val="20"/>
           <w:szCs w:val="20"/>
         </w:rPr>
-        <w:t xml:space="preserve">4.3</w:t>
-      </w:r>
-      <w:r>
-        <w:rPr>
-          <w:rFonts w:ascii="Arial" w:cs="Arial" w:eastAsia="Arial" w:hAnsi="Arial"/>
+        <w:t>4.3</w:t>
+      </w:r>
+      <w:r>
+        <w:rPr>
           <w:color w:val="5A5A5A"/>
           <w:sz w:val="20"/>
           <w:szCs w:val="20"/>
         </w:rPr>
-        <w:t xml:space="preserve">	Merge Type 2 - Multiple Special Pallets</w:t>
+        <w:tab/>
+        <w:t>Merge Type 2 - Multiple Special Pallets</w:t>
       </w:r>
     </w:p>
     <w:p>
@@ -811,65 +854,56 @@
         <w:tabs>
           <w:tab w:val="left" w:pos="1320"/>
         </w:tabs>
-        <w:spacing w:after="46" w:line="264"/>
+        <w:spacing w:after="46" w:line="264" w:lineRule="auto"/>
         <w:ind w:left="720"/>
       </w:pPr>
       <w:r>
         <w:rPr>
-          <w:rFonts w:ascii="Arial" w:cs="Arial" w:eastAsia="Arial" w:hAnsi="Arial"/>
           <w:color w:val="5A5A5A"/>
           <w:sz w:val="20"/>
           <w:szCs w:val="20"/>
         </w:rPr>
-        <w:t xml:space="preserve">4.4</w:t>
-      </w:r>
-      <w:r>
-        <w:rPr>
-          <w:rFonts w:ascii="Arial" w:cs="Arial" w:eastAsia="Arial" w:hAnsi="Arial"/>
+        <w:t>4.4</w:t>
+      </w:r>
+      <w:r>
+        <w:rPr>
           <w:color w:val="5A5A5A"/>
           <w:sz w:val="20"/>
           <w:szCs w:val="20"/>
         </w:rPr>
-        <w:t xml:space="preserve">	Un-merge</w:t>
+        <w:tab/>
+        <w:t>Un-merge</w:t>
       </w:r>
     </w:p>
     <w:p>
       <w:pPr>
         <w:spacing w:after="60"/>
       </w:pPr>
-      <w:r>
-        <w:rPr>
-          <w:rFonts w:ascii="Arial" w:cs="Arial" w:eastAsia="Arial" w:hAnsi="Arial"/>
-        </w:rPr>
-        <w:t xml:space="preserve"/>
-      </w:r>
     </w:p>
     <w:p>
       <w:pPr>
         <w:tabs>
           <w:tab w:val="left" w:pos="720"/>
         </w:tabs>
-        <w:spacing w:after="70" w:line="276"/>
-      </w:pPr>
-      <w:r>
-        <w:rPr>
-          <w:rFonts w:ascii="Arial" w:cs="Arial" w:eastAsia="Arial" w:hAnsi="Arial"/>
+        <w:spacing w:after="70" w:line="276" w:lineRule="auto"/>
+      </w:pPr>
+      <w:r>
+        <w:rPr>
           <w:b/>
           <w:bCs/>
           <w:color w:val="002880"/>
           <w:sz w:val="22"/>
           <w:szCs w:val="22"/>
         </w:rPr>
-        <w:t xml:space="preserve">5</w:t>
-      </w:r>
-      <w:r>
-        <w:rPr>
-          <w:rFonts w:ascii="Arial" w:cs="Arial" w:eastAsia="Arial" w:hAnsi="Arial"/>
-          <w:color w:val="1E1E1E"/>
-          <w:sz w:val="22"/>
-          <w:szCs w:val="22"/>
-        </w:rPr>
-        <w:t xml:space="preserve">	Withdrawal &amp; Pallet Counting</w:t>
+        <w:t>5</w:t>
+      </w:r>
+      <w:r>
+        <w:rPr>
+          <w:sz w:val="22"/>
+          <w:szCs w:val="22"/>
+        </w:rPr>
+        <w:tab/>
+        <w:t>Withdrawal &amp; Pallet Counting</w:t>
       </w:r>
     </w:p>
     <w:p>
@@ -877,26 +911,25 @@
         <w:tabs>
           <w:tab w:val="left" w:pos="1320"/>
         </w:tabs>
-        <w:spacing w:after="46" w:line="264"/>
+        <w:spacing w:after="46" w:line="264" w:lineRule="auto"/>
         <w:ind w:left="720"/>
       </w:pPr>
       <w:r>
         <w:rPr>
-          <w:rFonts w:ascii="Arial" w:cs="Arial" w:eastAsia="Arial" w:hAnsi="Arial"/>
           <w:color w:val="5A5A5A"/>
           <w:sz w:val="20"/>
           <w:szCs w:val="20"/>
         </w:rPr>
-        <w:t xml:space="preserve">5.1</w:t>
-      </w:r>
-      <w:r>
-        <w:rPr>
-          <w:rFonts w:ascii="Arial" w:cs="Arial" w:eastAsia="Arial" w:hAnsi="Arial"/>
+        <w:t>5.1</w:t>
+      </w:r>
+      <w:r>
+        <w:rPr>
           <w:color w:val="5A5A5A"/>
           <w:sz w:val="20"/>
           <w:szCs w:val="20"/>
         </w:rPr>
-        <w:t xml:space="preserve">	How pallets are counted</w:t>
+        <w:tab/>
+        <w:t>How pallets are counted</w:t>
       </w:r>
     </w:p>
     <w:p>
@@ -904,26 +937,43 @@
         <w:tabs>
           <w:tab w:val="left" w:pos="1320"/>
         </w:tabs>
-        <w:spacing w:after="46" w:line="264"/>
+        <w:spacing w:after="46" w:line="264" w:lineRule="auto"/>
         <w:ind w:left="720"/>
       </w:pPr>
       <w:r>
         <w:rPr>
-          <w:rFonts w:ascii="Arial" w:cs="Arial" w:eastAsia="Arial" w:hAnsi="Arial"/>
           <w:color w:val="5A5A5A"/>
           <w:sz w:val="20"/>
           <w:szCs w:val="20"/>
         </w:rPr>
-        <w:t xml:space="preserve">5.2</w:t>
-      </w:r>
-      <w:r>
-        <w:rPr>
-          <w:rFonts w:ascii="Arial" w:cs="Arial" w:eastAsia="Arial" w:hAnsi="Arial"/>
+        <w:t>5.2</w:t>
+      </w:r>
+      <w:r>
+        <w:rPr>
           <w:color w:val="5A5A5A"/>
           <w:sz w:val="20"/>
           <w:szCs w:val="20"/>
         </w:rPr>
-        <w:t xml:space="preserve">	Lot No., Batch # &amp; Prodcode on the withdrawal</w:t>
+        <w:tab/>
+        <w:t xml:space="preserve">Lot No., Batch # &amp; </w:t>
+      </w:r>
+      <w:proofErr w:type="spellStart"/>
+      <w:r>
+        <w:rPr>
+          <w:color w:val="5A5A5A"/>
+          <w:sz w:val="20"/>
+          <w:szCs w:val="20"/>
+        </w:rPr>
+        <w:t>Prodcode</w:t>
+      </w:r>
+      <w:proofErr w:type="spellEnd"/>
+      <w:r>
+        <w:rPr>
+          <w:color w:val="5A5A5A"/>
+          <w:sz w:val="20"/>
+          <w:szCs w:val="20"/>
+        </w:rPr>
+        <w:t xml:space="preserve"> on the withdrawal</w:t>
       </w:r>
     </w:p>
     <w:p>
@@ -936,68 +986,65 @@
         <w:pStyle w:val="Heading1"/>
       </w:pPr>
       <w:r>
-        <w:rPr>
-          <w:rFonts w:ascii="Arial" w:cs="Arial" w:eastAsia="Arial" w:hAnsi="Arial"/>
-        </w:rPr>
-        <w:t xml:space="preserve">How to use this manual</w:t>
-      </w:r>
-    </w:p>
-    <w:p>
-      <w:pPr>
-        <w:spacing w:after="120" w:line="268"/>
-      </w:pPr>
-      <w:r>
-        <w:rPr>
-          <w:rFonts w:ascii="Arial" w:cs="Arial" w:eastAsia="Arial" w:hAnsi="Arial"/>
-          <w:color w:val="1E1E1E"/>
-          <w:sz w:val="21"/>
-          <w:szCs w:val="21"/>
-        </w:rPr>
-        <w:t xml:space="preserve">This manual walks you through the Merge Pallet feature one screen at a time. It is written for the Inventory Supervisor and Documentation Staff - each task is broken into short, numbered steps with a matching screenshot, so you can follow along directly on your own screen.</w:t>
+        <w:lastRenderedPageBreak/>
+        <w:t>How to use this manual</w:t>
+      </w:r>
+    </w:p>
+    <w:p>
+      <w:pPr>
+        <w:spacing w:after="120" w:line="268" w:lineRule="auto"/>
+      </w:pPr>
+      <w:r>
+        <w:t>This manual walks you through the Merge Pallet feature one screen at a time. It is written for the Inventory Supervisor and Documentation Staff - each task is broken into short, numbered steps with a matching screenshot, so you can follow along directly on your own screen.</w:t>
       </w:r>
     </w:p>
     <w:p>
       <w:pPr>
         <w:spacing w:after="40"/>
       </w:pPr>
-      <w:r>
-        <w:rPr>
-          <w:rFonts w:ascii="Arial" w:cs="Arial" w:eastAsia="Arial" w:hAnsi="Arial"/>
-        </w:rPr>
-        <w:t xml:space="preserve"/>
-      </w:r>
     </w:p>
     <w:tbl>
       <w:tblPr>
-        <w:tblW w:type="dxa" w:w="9360"/>
+        <w:tblW w:w="9360" w:type="dxa"/>
         <w:tblBorders>
-          <w:top w:val="single" w:color="auto" w:sz="4"/>
-          <w:left w:val="single" w:color="auto" w:sz="4"/>
-          <w:bottom w:val="single" w:color="auto" w:sz="4"/>
-          <w:right w:val="single" w:color="auto" w:sz="4"/>
-          <w:insideH w:val="single" w:color="auto" w:sz="4"/>
-          <w:insideV w:val="single" w:color="auto" w:sz="4"/>
+          <w:top w:val="single" w:sz="4" w:space="0" w:color="auto"/>
+          <w:left w:val="single" w:sz="4" w:space="0" w:color="auto"/>
+          <w:bottom w:val="single" w:sz="4" w:space="0" w:color="auto"/>
+          <w:right w:val="single" w:sz="4" w:space="0" w:color="auto"/>
+          <w:insideH w:val="single" w:sz="4" w:space="0" w:color="auto"/>
+          <w:insideV w:val="single" w:sz="4" w:space="0" w:color="auto"/>
         </w:tblBorders>
+        <w:tblCellMar>
+          <w:left w:w="10" w:type="dxa"/>
+          <w:right w:w="10" w:type="dxa"/>
+        </w:tblCellMar>
+        <w:tblLook w:val="04A0" w:firstRow="1" w:lastRow="0" w:firstColumn="1" w:lastColumn="0" w:noHBand="0" w:noVBand="1"/>
       </w:tblPr>
       <w:tblGrid>
         <w:gridCol w:w="9360"/>
       </w:tblGrid>
       <w:tr>
+        <w:tblPrEx>
+          <w:tblCellMar>
+            <w:top w:w="0" w:type="dxa"/>
+            <w:bottom w:w="0" w:type="dxa"/>
+          </w:tblCellMar>
+        </w:tblPrEx>
         <w:tc>
           <w:tcPr>
-            <w:tcW w:type="dxa" w:w="9360"/>
+            <w:tcW w:w="9360" w:type="dxa"/>
             <w:tcBorders>
-              <w:top w:val="single" w:color="002880" w:sz="14"/>
-              <w:left w:val="single" w:color="C9CFE4" w:sz="1"/>
-              <w:bottom w:val="single" w:color="C9CFE4" w:sz="1"/>
-              <w:right w:val="single" w:color="C9CFE4" w:sz="1"/>
+              <w:top w:val="single" w:sz="14" w:space="0" w:color="002880"/>
+              <w:left w:val="single" w:sz="1" w:space="0" w:color="C9CFE4"/>
+              <w:bottom w:val="single" w:sz="1" w:space="0" w:color="C9CFE4"/>
+              <w:right w:val="single" w:sz="1" w:space="0" w:color="C9CFE4"/>
             </w:tcBorders>
-            <w:shd w:fill="EEF1FA" w:val="clear"/>
+            <w:shd w:val="clear" w:color="auto" w:fill="EEF1FA"/>
             <w:tcMar>
-              <w:top w:type="dxa" w:w="140"/>
-              <w:left w:type="dxa" w:w="200"/>
-              <w:bottom w:type="dxa" w:w="140"/>
-              <w:right w:type="dxa" w:w="200"/>
+              <w:top w:w="140" w:type="dxa"/>
+              <w:left w:w="200" w:type="dxa"/>
+              <w:bottom w:w="140" w:type="dxa"/>
+              <w:right w:w="200" w:type="dxa"/>
             </w:tcMar>
           </w:tcPr>
           <w:p>
@@ -1006,7 +1053,6 @@
             </w:pPr>
             <w:r>
               <w:rPr>
-                <w:rFonts w:ascii="Arial" w:cs="Arial" w:eastAsia="Arial" w:hAnsi="Arial"/>
                 <w:b/>
                 <w:bCs/>
                 <w:caps/>
@@ -1014,7 +1060,7 @@
                 <w:sz w:val="20"/>
                 <w:szCs w:val="20"/>
               </w:rPr>
-              <w:t xml:space="preserve">Reading the screenshots</w:t>
+              <w:t>Reading the screenshots</w:t>
             </w:r>
           </w:p>
           <w:p>
@@ -1024,16 +1070,14 @@
                 <w:ilvl w:val="0"/>
                 <w:numId w:val="2"/>
               </w:numPr>
-              <w:spacing w:after="50" w:line="252"/>
+              <w:spacing w:after="50" w:line="252" w:lineRule="auto"/>
             </w:pPr>
             <w:r>
               <w:rPr>
-                <w:rFonts w:ascii="Arial" w:cs="Arial" w:eastAsia="Arial" w:hAnsi="Arial"/>
-                <w:color w:val="1E1E1E"/>
                 <w:sz w:val="20"/>
                 <w:szCs w:val="20"/>
               </w:rPr>
-              <w:t xml:space="preserve">A red box shows exactly where to look or click on the screen.</w:t>
+              <w:t>A red box shows exactly where to look or click on the screen.</w:t>
             </w:r>
           </w:p>
           <w:p>
@@ -1043,16 +1087,14 @@
                 <w:ilvl w:val="0"/>
                 <w:numId w:val="2"/>
               </w:numPr>
-              <w:spacing w:after="50" w:line="252"/>
+              <w:spacing w:after="50" w:line="252" w:lineRule="auto"/>
             </w:pPr>
             <w:r>
               <w:rPr>
-                <w:rFonts w:ascii="Arial" w:cs="Arial" w:eastAsia="Arial" w:hAnsi="Arial"/>
-                <w:color w:val="1E1E1E"/>
                 <w:sz w:val="20"/>
                 <w:szCs w:val="20"/>
               </w:rPr>
-              <w:t xml:space="preserve">A blue numbered circle matches the numbered Step in the text beside it.</w:t>
+              <w:t>A blue numbered circle matches the numbered Step in the text beside it.</w:t>
             </w:r>
           </w:p>
           <w:p>
@@ -1062,16 +1104,14 @@
                 <w:ilvl w:val="0"/>
                 <w:numId w:val="2"/>
               </w:numPr>
-              <w:spacing w:after="50" w:line="252"/>
+              <w:spacing w:after="50" w:line="252" w:lineRule="auto"/>
             </w:pPr>
             <w:r>
               <w:rPr>
-                <w:rFonts w:ascii="Arial" w:cs="Arial" w:eastAsia="Arial" w:hAnsi="Arial"/>
-                <w:color w:val="1E1E1E"/>
                 <w:sz w:val="20"/>
                 <w:szCs w:val="20"/>
               </w:rPr>
-              <w:t xml:space="preserve">Screens are cropped to the part that matters - your screen shows more around it.</w:t>
+              <w:t>Screens are cropped to the part that matters - your screen shows more around it.</w:t>
             </w:r>
           </w:p>
           <w:p>
@@ -1081,16 +1121,14 @@
                 <w:ilvl w:val="0"/>
                 <w:numId w:val="2"/>
               </w:numPr>
-              <w:spacing w:after="50" w:line="252"/>
+              <w:spacing w:after="50" w:line="252" w:lineRule="auto"/>
             </w:pPr>
             <w:r>
               <w:rPr>
-                <w:rFonts w:ascii="Arial" w:cs="Arial" w:eastAsia="Arial" w:hAnsi="Arial"/>
-                <w:color w:val="1E1E1E"/>
                 <w:sz w:val="20"/>
                 <w:szCs w:val="20"/>
               </w:rPr>
-              <w:t xml:space="preserve">Labels in bold (e.g. Can Merge Pallets) are the exact words you will see in the system.</w:t>
+              <w:t>Labels in bold (e.g. Can Merge Pallets) are the exact words you will see in the system.</w:t>
             </w:r>
           </w:p>
         </w:tc>
@@ -1100,44 +1138,49 @@
       <w:pPr>
         <w:spacing w:after="40"/>
       </w:pPr>
-      <w:r>
-        <w:rPr>
-          <w:rFonts w:ascii="Arial" w:cs="Arial" w:eastAsia="Arial" w:hAnsi="Arial"/>
-        </w:rPr>
-        <w:t xml:space="preserve"/>
-      </w:r>
     </w:p>
     <w:tbl>
       <w:tblPr>
-        <w:tblW w:type="dxa" w:w="9360"/>
+        <w:tblW w:w="9360" w:type="dxa"/>
         <w:tblBorders>
-          <w:top w:val="single" w:color="auto" w:sz="4"/>
-          <w:left w:val="single" w:color="auto" w:sz="4"/>
-          <w:bottom w:val="single" w:color="auto" w:sz="4"/>
-          <w:right w:val="single" w:color="auto" w:sz="4"/>
-          <w:insideH w:val="single" w:color="auto" w:sz="4"/>
-          <w:insideV w:val="single" w:color="auto" w:sz="4"/>
+          <w:top w:val="single" w:sz="4" w:space="0" w:color="auto"/>
+          <w:left w:val="single" w:sz="4" w:space="0" w:color="auto"/>
+          <w:bottom w:val="single" w:sz="4" w:space="0" w:color="auto"/>
+          <w:right w:val="single" w:sz="4" w:space="0" w:color="auto"/>
+          <w:insideH w:val="single" w:sz="4" w:space="0" w:color="auto"/>
+          <w:insideV w:val="single" w:sz="4" w:space="0" w:color="auto"/>
         </w:tblBorders>
+        <w:tblCellMar>
+          <w:left w:w="10" w:type="dxa"/>
+          <w:right w:w="10" w:type="dxa"/>
+        </w:tblCellMar>
+        <w:tblLook w:val="04A0" w:firstRow="1" w:lastRow="0" w:firstColumn="1" w:lastColumn="0" w:noHBand="0" w:noVBand="1"/>
       </w:tblPr>
       <w:tblGrid>
         <w:gridCol w:w="9360"/>
       </w:tblGrid>
       <w:tr>
+        <w:tblPrEx>
+          <w:tblCellMar>
+            <w:top w:w="0" w:type="dxa"/>
+            <w:bottom w:w="0" w:type="dxa"/>
+          </w:tblCellMar>
+        </w:tblPrEx>
         <w:tc>
           <w:tcPr>
-            <w:tcW w:type="dxa" w:w="9360"/>
+            <w:tcW w:w="9360" w:type="dxa"/>
             <w:tcBorders>
-              <w:top w:val="single" w:color="002880" w:sz="14"/>
-              <w:left w:val="single" w:color="C9CFE4" w:sz="1"/>
-              <w:bottom w:val="single" w:color="C9CFE4" w:sz="1"/>
-              <w:right w:val="single" w:color="C9CFE4" w:sz="1"/>
+              <w:top w:val="single" w:sz="14" w:space="0" w:color="002880"/>
+              <w:left w:val="single" w:sz="1" w:space="0" w:color="C9CFE4"/>
+              <w:bottom w:val="single" w:sz="1" w:space="0" w:color="C9CFE4"/>
+              <w:right w:val="single" w:sz="1" w:space="0" w:color="C9CFE4"/>
             </w:tcBorders>
-            <w:shd w:fill="EEF1FA" w:val="clear"/>
+            <w:shd w:val="clear" w:color="auto" w:fill="EEF1FA"/>
             <w:tcMar>
-              <w:top w:type="dxa" w:w="140"/>
-              <w:left w:type="dxa" w:w="200"/>
-              <w:bottom w:type="dxa" w:w="140"/>
-              <w:right w:type="dxa" w:w="200"/>
+              <w:top w:w="140" w:type="dxa"/>
+              <w:left w:w="200" w:type="dxa"/>
+              <w:bottom w:w="140" w:type="dxa"/>
+              <w:right w:w="200" w:type="dxa"/>
             </w:tcMar>
           </w:tcPr>
           <w:p>
@@ -1146,7 +1189,6 @@
             </w:pPr>
             <w:r>
               <w:rPr>
-                <w:rFonts w:ascii="Arial" w:cs="Arial" w:eastAsia="Arial" w:hAnsi="Arial"/>
                 <w:b/>
                 <w:bCs/>
                 <w:caps/>
@@ -1154,7 +1196,7 @@
                 <w:sz w:val="20"/>
                 <w:szCs w:val="20"/>
               </w:rPr>
-              <w:t xml:space="preserve">Who does what</w:t>
+              <w:t>Who does what</w:t>
             </w:r>
           </w:p>
           <w:p>
@@ -1164,16 +1206,14 @@
                 <w:ilvl w:val="0"/>
                 <w:numId w:val="2"/>
               </w:numPr>
-              <w:spacing w:after="50" w:line="252"/>
+              <w:spacing w:after="50" w:line="252" w:lineRule="auto"/>
             </w:pPr>
             <w:r>
               <w:rPr>
-                <w:rFonts w:ascii="Arial" w:cs="Arial" w:eastAsia="Arial" w:hAnsi="Arial"/>
-                <w:color w:val="1E1E1E"/>
                 <w:sz w:val="20"/>
                 <w:szCs w:val="20"/>
               </w:rPr>
-              <w:t xml:space="preserve">Client configuration (Chapter 2) is set up by the Inventory Supervisor.</w:t>
+              <w:t>Client configuration (Chapter 2) is set up by the Inventory Supervisor.</w:t>
             </w:r>
           </w:p>
           <w:p>
@@ -1183,16 +1223,30 @@
                 <w:ilvl w:val="0"/>
                 <w:numId w:val="2"/>
               </w:numPr>
-              <w:spacing w:after="50" w:line="252"/>
+              <w:spacing w:after="50" w:line="252" w:lineRule="auto"/>
             </w:pPr>
             <w:r>
               <w:rPr>
-                <w:rFonts w:ascii="Arial" w:cs="Arial" w:eastAsia="Arial" w:hAnsi="Arial"/>
-                <w:color w:val="1E1E1E"/>
                 <w:sz w:val="20"/>
                 <w:szCs w:val="20"/>
               </w:rPr>
-              <w:t xml:space="preserve">Encoding receipts (RR) and withdrawals (WR) is done by Documentation Staff.</w:t>
+              <w:t xml:space="preserve">Encoding receipts (RR) and withdrawals (WR) </w:t>
+            </w:r>
+            <w:proofErr w:type="gramStart"/>
+            <w:r>
+              <w:rPr>
+                <w:sz w:val="20"/>
+                <w:szCs w:val="20"/>
+              </w:rPr>
+              <w:t>is</w:t>
+            </w:r>
+            <w:proofErr w:type="gramEnd"/>
+            <w:r>
+              <w:rPr>
+                <w:sz w:val="20"/>
+                <w:szCs w:val="20"/>
+              </w:rPr>
+              <w:t xml:space="preserve"> done by Documentation Staff.</w:t>
             </w:r>
           </w:p>
         </w:tc>
@@ -1202,25 +1256,13 @@
       <w:pPr>
         <w:spacing w:after="60"/>
       </w:pPr>
-      <w:r>
-        <w:rPr>
-          <w:rFonts w:ascii="Arial" w:cs="Arial" w:eastAsia="Arial" w:hAnsi="Arial"/>
-        </w:rPr>
-        <w:t xml:space="preserve"/>
-      </w:r>
-    </w:p>
-    <w:p>
-      <w:pPr>
-        <w:spacing w:after="120" w:line="268"/>
-      </w:pPr>
-      <w:r>
-        <w:rPr>
-          <w:rFonts w:ascii="Arial" w:cs="Arial" w:eastAsia="Arial" w:hAnsi="Arial"/>
-          <w:color w:val="1E1E1E"/>
-          <w:sz w:val="21"/>
-          <w:szCs w:val="21"/>
-        </w:rPr>
-        <w:t xml:space="preserve">Chapter 2 below - Client Configuration - is the one-time setup that turns merging on for a client. The chapters that follow cover encoding Lot No. &amp; Batch #, merging during receiving, withdrawal, and reporting.</w:t>
+    </w:p>
+    <w:p>
+      <w:pPr>
+        <w:spacing w:after="120" w:line="268" w:lineRule="auto"/>
+      </w:pPr>
+      <w:r>
+        <w:t>Chapter 2 below - Client Configuration - is the one-time setup that turns merging on for a client. The chapters that follow cover encoding Lot No. &amp; Batch #, merging during receiving, withdrawal, and reporting.</w:t>
       </w:r>
     </w:p>
     <w:p>
@@ -1233,57 +1275,68 @@
         <w:pStyle w:val="Heading1"/>
       </w:pPr>
       <w:r>
-        <w:rPr>
-          <w:rFonts w:ascii="Arial" w:cs="Arial" w:eastAsia="Arial" w:hAnsi="Arial"/>
-        </w:rPr>
-        <w:t xml:space="preserve">Chapter 2 · Client Configuration</w:t>
-      </w:r>
-    </w:p>
-    <w:p>
-      <w:pPr>
-        <w:spacing w:after="120" w:line="268"/>
-      </w:pPr>
-      <w:r>
-        <w:rPr>
-          <w:rFonts w:ascii="Arial" w:cs="Arial" w:eastAsia="Arial" w:hAnsi="Arial"/>
-          <w:color w:val="1E1E1E"/>
-          <w:sz w:val="21"/>
-          <w:szCs w:val="21"/>
-        </w:rPr>
-        <w:t xml:space="preserve">Merging is set up per client. Nothing changes for a client until it is switched on here - so this is where every merge client begins. It is done once, and only revisited if the client's setup changes.</w:t>
+        <w:lastRenderedPageBreak/>
+        <w:t>Chapter 2 · Client Configuration</w:t>
+      </w:r>
+    </w:p>
+    <w:p>
+      <w:pPr>
+        <w:spacing w:after="120" w:line="268" w:lineRule="auto"/>
+      </w:pPr>
+      <w:r>
+        <w:t xml:space="preserve">Merging is set up per client. Nothing changes for a client until it is switched on here - so this is where every merge client begins. It is done </w:t>
+      </w:r>
+      <w:proofErr w:type="gramStart"/>
+      <w:r>
+        <w:t>once, and</w:t>
+      </w:r>
+      <w:proofErr w:type="gramEnd"/>
+      <w:r>
+        <w:t xml:space="preserve"> only revisited if the client's setup changes.</w:t>
       </w:r>
     </w:p>
     <w:tbl>
       <w:tblPr>
-        <w:tblW w:type="dxa" w:w="9360"/>
+        <w:tblW w:w="9360" w:type="dxa"/>
         <w:tblBorders>
-          <w:top w:val="single" w:color="auto" w:sz="4"/>
-          <w:left w:val="single" w:color="auto" w:sz="4"/>
-          <w:bottom w:val="single" w:color="auto" w:sz="4"/>
-          <w:right w:val="single" w:color="auto" w:sz="4"/>
-          <w:insideH w:val="single" w:color="auto" w:sz="4"/>
-          <w:insideV w:val="single" w:color="auto" w:sz="4"/>
+          <w:top w:val="single" w:sz="4" w:space="0" w:color="auto"/>
+          <w:left w:val="single" w:sz="4" w:space="0" w:color="auto"/>
+          <w:bottom w:val="single" w:sz="4" w:space="0" w:color="auto"/>
+          <w:right w:val="single" w:sz="4" w:space="0" w:color="auto"/>
+          <w:insideH w:val="single" w:sz="4" w:space="0" w:color="auto"/>
+          <w:insideV w:val="single" w:sz="4" w:space="0" w:color="auto"/>
         </w:tblBorders>
+        <w:tblCellMar>
+          <w:left w:w="10" w:type="dxa"/>
+          <w:right w:w="10" w:type="dxa"/>
+        </w:tblCellMar>
+        <w:tblLook w:val="04A0" w:firstRow="1" w:lastRow="0" w:firstColumn="1" w:lastColumn="0" w:noHBand="0" w:noVBand="1"/>
       </w:tblPr>
       <w:tblGrid>
         <w:gridCol w:w="9360"/>
       </w:tblGrid>
       <w:tr>
+        <w:tblPrEx>
+          <w:tblCellMar>
+            <w:top w:w="0" w:type="dxa"/>
+            <w:bottom w:w="0" w:type="dxa"/>
+          </w:tblCellMar>
+        </w:tblPrEx>
         <w:tc>
           <w:tcPr>
-            <w:tcW w:type="dxa" w:w="9360"/>
+            <w:tcW w:w="9360" w:type="dxa"/>
             <w:tcBorders>
-              <w:top w:val="single" w:color="002880" w:sz="14"/>
-              <w:left w:val="single" w:color="C9CFE4" w:sz="1"/>
-              <w:bottom w:val="single" w:color="C9CFE4" w:sz="1"/>
-              <w:right w:val="single" w:color="C9CFE4" w:sz="1"/>
+              <w:top w:val="single" w:sz="14" w:space="0" w:color="002880"/>
+              <w:left w:val="single" w:sz="1" w:space="0" w:color="C9CFE4"/>
+              <w:bottom w:val="single" w:sz="1" w:space="0" w:color="C9CFE4"/>
+              <w:right w:val="single" w:sz="1" w:space="0" w:color="C9CFE4"/>
             </w:tcBorders>
-            <w:shd w:fill="EEF1FA" w:val="clear"/>
+            <w:shd w:val="clear" w:color="auto" w:fill="EEF1FA"/>
             <w:tcMar>
-              <w:top w:type="dxa" w:w="140"/>
-              <w:left w:type="dxa" w:w="200"/>
-              <w:bottom w:type="dxa" w:w="140"/>
-              <w:right w:type="dxa" w:w="200"/>
+              <w:top w:w="140" w:type="dxa"/>
+              <w:left w:w="200" w:type="dxa"/>
+              <w:bottom w:w="140" w:type="dxa"/>
+              <w:right w:w="200" w:type="dxa"/>
             </w:tcMar>
           </w:tcPr>
           <w:p>
@@ -1292,7 +1345,6 @@
             </w:pPr>
             <w:r>
               <w:rPr>
-                <w:rFonts w:ascii="Arial" w:cs="Arial" w:eastAsia="Arial" w:hAnsi="Arial"/>
                 <w:b/>
                 <w:bCs/>
                 <w:caps/>
@@ -1300,7 +1352,7 @@
                 <w:sz w:val="20"/>
                 <w:szCs w:val="20"/>
               </w:rPr>
-              <w:t xml:space="preserve">Who does this · before you start</w:t>
+              <w:t>Who does this · before you start</w:t>
             </w:r>
           </w:p>
           <w:p>
@@ -1310,16 +1362,30 @@
                 <w:ilvl w:val="0"/>
                 <w:numId w:val="2"/>
               </w:numPr>
-              <w:spacing w:after="50" w:line="252"/>
+              <w:spacing w:after="50" w:line="252" w:lineRule="auto"/>
             </w:pPr>
             <w:r>
               <w:rPr>
-                <w:rFonts w:ascii="Arial" w:cs="Arial" w:eastAsia="Arial" w:hAnsi="Arial"/>
-                <w:color w:val="1E1E1E"/>
                 <w:sz w:val="20"/>
                 <w:szCs w:val="20"/>
               </w:rPr>
-              <w:t xml:space="preserve">Responsible role: the Inventory Supervisor sets up client configuration. Documentation Staff who need a client configured should ask the Inventory Supervisor.</w:t>
+              <w:t xml:space="preserve">Responsible role: the Inventory Supervisor sets up client configuration. Documentation Staff who need a client </w:t>
+            </w:r>
+            <w:proofErr w:type="gramStart"/>
+            <w:r>
+              <w:rPr>
+                <w:sz w:val="20"/>
+                <w:szCs w:val="20"/>
+              </w:rPr>
+              <w:t>configured</w:t>
+            </w:r>
+            <w:proofErr w:type="gramEnd"/>
+            <w:r>
+              <w:rPr>
+                <w:sz w:val="20"/>
+                <w:szCs w:val="20"/>
+              </w:rPr>
+              <w:t xml:space="preserve"> should ask the Inventory Supervisor.</w:t>
             </w:r>
           </w:p>
           <w:p>
@@ -1329,16 +1395,14 @@
                 <w:ilvl w:val="0"/>
                 <w:numId w:val="2"/>
               </w:numPr>
-              <w:spacing w:after="50" w:line="252"/>
+              <w:spacing w:after="50" w:line="252" w:lineRule="auto"/>
             </w:pPr>
             <w:r>
               <w:rPr>
-                <w:rFonts w:ascii="Arial" w:cs="Arial" w:eastAsia="Arial" w:hAnsi="Arial"/>
-                <w:color w:val="1E1E1E"/>
                 <w:sz w:val="20"/>
                 <w:szCs w:val="20"/>
               </w:rPr>
-              <w:t xml:space="preserve">It is done once per client (and again only if the client's setup changes).</w:t>
+              <w:t>It is done once per client (and again only if the client's setup changes).</w:t>
             </w:r>
           </w:p>
           <w:p>
@@ -1348,16 +1412,14 @@
                 <w:ilvl w:val="0"/>
                 <w:numId w:val="2"/>
               </w:numPr>
-              <w:spacing w:after="50" w:line="252"/>
+              <w:spacing w:after="50" w:line="252" w:lineRule="auto"/>
             </w:pPr>
             <w:r>
               <w:rPr>
-                <w:rFonts w:ascii="Arial" w:cs="Arial" w:eastAsia="Arial" w:hAnsi="Arial"/>
-                <w:color w:val="1E1E1E"/>
                 <w:sz w:val="20"/>
                 <w:szCs w:val="20"/>
               </w:rPr>
-              <w:t xml:space="preserve">Have the client's merge details ready: whether they use one fixed pallet or several special pallet types, and whether they track Lot No. / Batch #.</w:t>
+              <w:t>Have the client's merge details ready: whether they use one or more fixed pallets, or several special pallet types, and whether they track Lot No. / Batch #.</w:t>
             </w:r>
           </w:p>
         </w:tc>
@@ -1367,65 +1429,84 @@
       <w:pPr>
         <w:pStyle w:val="Heading2"/>
       </w:pPr>
-      <w:r>
-        <w:rPr>
-          <w:rFonts w:ascii="Arial" w:cs="Arial" w:eastAsia="Arial" w:hAnsi="Arial"/>
-        </w:rPr>
-        <w:t xml:space="preserve">2.1  Open the client</w:t>
-      </w:r>
-    </w:p>
-    <w:p>
-      <w:pPr>
-        <w:spacing w:after="60" w:before="140"/>
-      </w:pPr>
-      <w:r>
-        <w:rPr>
-          <w:rFonts w:ascii="Arial" w:cs="Arial" w:eastAsia="Arial" w:hAnsi="Arial"/>
+      <w:proofErr w:type="gramStart"/>
+      <w:r>
+        <w:t>2.1  Open</w:t>
+      </w:r>
+      <w:proofErr w:type="gramEnd"/>
+      <w:r>
+        <w:t xml:space="preserve"> the client</w:t>
+      </w:r>
+    </w:p>
+    <w:p>
+      <w:pPr>
+        <w:spacing w:before="140" w:after="60"/>
+      </w:pPr>
+      <w:r>
+        <w:rPr>
           <w:b/>
           <w:bCs/>
           <w:color w:val="002880"/>
           <w:sz w:val="22"/>
           <w:szCs w:val="22"/>
         </w:rPr>
-        <w:t xml:space="preserve">Step 1  </w:t>
-      </w:r>
-      <w:r>
-        <w:rPr>
-          <w:rFonts w:ascii="Arial" w:cs="Arial" w:eastAsia="Arial" w:hAnsi="Arial"/>
+        <w:t xml:space="preserve">Step </w:t>
+      </w:r>
+      <w:proofErr w:type="gramStart"/>
+      <w:r>
+        <w:rPr>
+          <w:b/>
+          <w:bCs/>
+          <w:color w:val="002880"/>
+          <w:sz w:val="22"/>
+          <w:szCs w:val="22"/>
+        </w:rPr>
+        <w:t xml:space="preserve">1  </w:t>
+      </w:r>
+      <w:r>
+        <w:rPr>
           <w:b/>
           <w:bCs/>
           <w:color w:val="001B57"/>
           <w:sz w:val="22"/>
           <w:szCs w:val="22"/>
         </w:rPr>
-        <w:t xml:space="preserve">· Open Contacts</w:t>
-      </w:r>
-    </w:p>
-    <w:p>
-      <w:pPr>
-        <w:spacing w:after="120" w:line="268"/>
-      </w:pPr>
-      <w:r>
-        <w:rPr>
-          <w:rFonts w:ascii="Arial" w:cs="Arial" w:eastAsia="Arial" w:hAnsi="Arial"/>
-          <w:color w:val="1E1E1E"/>
-          <w:sz w:val="21"/>
-          <w:szCs w:val="21"/>
-        </w:rPr>
-        <w:t xml:space="preserve">From the Odoo home screen, click Contacts.</w:t>
-      </w:r>
-    </w:p>
-    <w:p>
-      <w:pPr>
-        <w:spacing w:after="40" w:before="40"/>
+        <w:t>·</w:t>
+      </w:r>
+      <w:proofErr w:type="gramEnd"/>
+      <w:r>
+        <w:rPr>
+          <w:b/>
+          <w:bCs/>
+          <w:color w:val="001B57"/>
+          <w:sz w:val="22"/>
+          <w:szCs w:val="22"/>
+        </w:rPr>
+        <w:t xml:space="preserve"> Open Contacts</w:t>
+      </w:r>
+    </w:p>
+    <w:p>
+      <w:pPr>
+        <w:spacing w:after="120" w:line="268" w:lineRule="auto"/>
+      </w:pPr>
+      <w:r>
+        <w:t>From the Odoo home screen, click Contacts.</w:t>
+      </w:r>
+    </w:p>
+    <w:p>
+      <w:pPr>
+        <w:spacing w:before="40" w:after="40"/>
         <w:jc w:val="center"/>
       </w:pPr>
       <w:r>
+        <w:rPr>
+          <w:noProof/>
+        </w:rPr>
         <w:drawing>
-          <wp:inline distT="0" distB="0" distL="0" distR="0">
+          <wp:inline distT="0" distB="0" distL="0" distR="0" wp14:anchorId="69529009" wp14:editId="1F6C9B50">
             <wp:extent cx="5676900" cy="1895475"/>
-            <wp:effectExtent t="0" r="0" b="0" l="0"/>
-            <wp:docPr id="1" name="02-01a_open_contacts.png" descr="02-01a_open_contacts.png" title="02-01a_open_contacts.png"/>
+            <wp:effectExtent l="0" t="0" r="0" b="0"/>
+            <wp:docPr id="1560164933" name="02-01a_open_contacts.png" descr="02-01a_open_contacts.png" title="02-01a_open_contacts.png"/>
             <wp:cNvGraphicFramePr>
               <a:graphicFrameLocks xmlns:a="http://schemas.openxmlformats.org/drawingml/2006/main" noChangeAspect="1"/>
             </wp:cNvGraphicFramePr>
@@ -1433,13 +1514,13 @@
               <a:graphicData uri="http://schemas.openxmlformats.org/drawingml/2006/picture">
                 <pic:pic xmlns:pic="http://schemas.openxmlformats.org/drawingml/2006/picture">
                   <pic:nvPicPr>
-                    <pic:cNvPr id="0" name="" descr=""/>
+                    <pic:cNvPr id="0" name=""/>
                     <pic:cNvPicPr>
                       <a:picLocks noChangeAspect="1" noChangeArrowheads="1"/>
                     </pic:cNvPicPr>
                   </pic:nvPicPr>
                   <pic:blipFill>
-                    <a:blip r:embed="rId11" cstate="none"/>
+                    <a:blip r:embed="rId9"/>
                     <a:srcRect/>
                     <a:stretch>
                       <a:fillRect/>
@@ -1468,68 +1549,84 @@
       </w:pPr>
       <w:r>
         <w:rPr>
-          <w:rFonts w:ascii="Arial" w:cs="Arial" w:eastAsia="Arial" w:hAnsi="Arial"/>
           <w:i/>
           <w:iCs/>
           <w:color w:val="5A5A5A"/>
           <w:sz w:val="17"/>
           <w:szCs w:val="17"/>
         </w:rPr>
-        <w:t xml:space="preserve">Figure 2.1 - The Contacts app on the Odoo home screen.</w:t>
-      </w:r>
-    </w:p>
-    <w:p>
-      <w:pPr>
-        <w:spacing w:after="60" w:before="140"/>
-      </w:pPr>
-      <w:r>
-        <w:rPr>
-          <w:rFonts w:ascii="Arial" w:cs="Arial" w:eastAsia="Arial" w:hAnsi="Arial"/>
+        <w:t>Figure 2.1 - The Contacts app on the Odoo home screen.</w:t>
+      </w:r>
+    </w:p>
+    <w:p>
+      <w:pPr>
+        <w:spacing w:before="140" w:after="60"/>
+      </w:pPr>
+      <w:r>
+        <w:rPr>
           <w:b/>
           <w:bCs/>
           <w:color w:val="002880"/>
           <w:sz w:val="22"/>
           <w:szCs w:val="22"/>
         </w:rPr>
-        <w:t xml:space="preserve">Step 2  </w:t>
-      </w:r>
-      <w:r>
-        <w:rPr>
-          <w:rFonts w:ascii="Arial" w:cs="Arial" w:eastAsia="Arial" w:hAnsi="Arial"/>
+        <w:t xml:space="preserve">Step </w:t>
+      </w:r>
+      <w:proofErr w:type="gramStart"/>
+      <w:r>
+        <w:rPr>
+          <w:b/>
+          <w:bCs/>
+          <w:color w:val="002880"/>
+          <w:sz w:val="22"/>
+          <w:szCs w:val="22"/>
+        </w:rPr>
+        <w:t xml:space="preserve">2  </w:t>
+      </w:r>
+      <w:r>
+        <w:rPr>
           <w:b/>
           <w:bCs/>
           <w:color w:val="001B57"/>
           <w:sz w:val="22"/>
           <w:szCs w:val="22"/>
         </w:rPr>
-        <w:t xml:space="preserve">· Open the client you want to set up</w:t>
-      </w:r>
-    </w:p>
-    <w:p>
-      <w:pPr>
-        <w:spacing w:after="120" w:line="268"/>
-      </w:pPr>
-      <w:r>
-        <w:rPr>
-          <w:rFonts w:ascii="Arial" w:cs="Arial" w:eastAsia="Arial" w:hAnsi="Arial"/>
-          <w:color w:val="1E1E1E"/>
-          <w:sz w:val="21"/>
-          <w:szCs w:val="21"/>
-        </w:rPr>
-        <w:t xml:space="preserve">Search for the client by name, then click their card to open it.</w:t>
-      </w:r>
-    </w:p>
-    <w:p>
-      <w:pPr>
-        <w:spacing w:after="40" w:before="40"/>
+        <w:t>·</w:t>
+      </w:r>
+      <w:proofErr w:type="gramEnd"/>
+      <w:r>
+        <w:rPr>
+          <w:b/>
+          <w:bCs/>
+          <w:color w:val="001B57"/>
+          <w:sz w:val="22"/>
+          <w:szCs w:val="22"/>
+        </w:rPr>
+        <w:t xml:space="preserve"> Open the client you want to set up</w:t>
+      </w:r>
+    </w:p>
+    <w:p>
+      <w:pPr>
+        <w:spacing w:after="120" w:line="268" w:lineRule="auto"/>
+      </w:pPr>
+      <w:r>
+        <w:t>Search for the client by name, then click their card to open it.</w:t>
+      </w:r>
+    </w:p>
+    <w:p>
+      <w:pPr>
+        <w:spacing w:before="40" w:after="40"/>
         <w:jc w:val="center"/>
       </w:pPr>
       <w:r>
+        <w:rPr>
+          <w:noProof/>
+        </w:rPr>
         <w:drawing>
-          <wp:inline distT="0" distB="0" distL="0" distR="0">
+          <wp:inline distT="0" distB="0" distL="0" distR="0" wp14:anchorId="248F1113" wp14:editId="1F8EC48B">
             <wp:extent cx="5676900" cy="1181100"/>
-            <wp:effectExtent t="0" r="0" b="0" l="0"/>
-            <wp:docPr id="1" name="02-01b_pick_client.png" descr="02-01b_pick_client.png" title="02-01b_pick_client.png"/>
+            <wp:effectExtent l="0" t="0" r="0" b="0"/>
+            <wp:docPr id="321713457" name="02-01b_pick_client.png" descr="02-01b_pick_client.png" title="02-01b_pick_client.png"/>
             <wp:cNvGraphicFramePr>
               <a:graphicFrameLocks xmlns:a="http://schemas.openxmlformats.org/drawingml/2006/main" noChangeAspect="1"/>
             </wp:cNvGraphicFramePr>
@@ -1537,13 +1634,13 @@
               <a:graphicData uri="http://schemas.openxmlformats.org/drawingml/2006/picture">
                 <pic:pic xmlns:pic="http://schemas.openxmlformats.org/drawingml/2006/picture">
                   <pic:nvPicPr>
-                    <pic:cNvPr id="0" name="" descr=""/>
+                    <pic:cNvPr id="0" name=""/>
                     <pic:cNvPicPr>
                       <a:picLocks noChangeAspect="1" noChangeArrowheads="1"/>
                     </pic:cNvPicPr>
                   </pic:nvPicPr>
                   <pic:blipFill>
-                    <a:blip r:embed="rId12" cstate="none"/>
+                    <a:blip r:embed="rId10"/>
                     <a:srcRect/>
                     <a:stretch>
                       <a:fillRect/>
@@ -1572,79 +1669,98 @@
       </w:pPr>
       <w:r>
         <w:rPr>
-          <w:rFonts w:ascii="Arial" w:cs="Arial" w:eastAsia="Arial" w:hAnsi="Arial"/>
           <w:i/>
           <w:iCs/>
           <w:color w:val="5A5A5A"/>
           <w:sz w:val="17"/>
           <w:szCs w:val="17"/>
         </w:rPr>
-        <w:t xml:space="preserve">Figure 2.2 - Search for the client in the Contacts list.</w:t>
+        <w:t>Figure 2.2 - Search for the client in the Contacts list.</w:t>
       </w:r>
     </w:p>
     <w:p>
       <w:pPr>
         <w:pStyle w:val="Heading2"/>
       </w:pPr>
-      <w:r>
-        <w:rPr>
-          <w:rFonts w:ascii="Arial" w:cs="Arial" w:eastAsia="Arial" w:hAnsi="Arial"/>
-        </w:rPr>
-        <w:t xml:space="preserve">2.2  Open the VIFEL Configuration tab</w:t>
-      </w:r>
-    </w:p>
-    <w:p>
-      <w:pPr>
-        <w:spacing w:after="60" w:before="140"/>
-      </w:pPr>
-      <w:r>
-        <w:rPr>
-          <w:rFonts w:ascii="Arial" w:cs="Arial" w:eastAsia="Arial" w:hAnsi="Arial"/>
+      <w:proofErr w:type="gramStart"/>
+      <w:r>
+        <w:t>2.2  Open</w:t>
+      </w:r>
+      <w:proofErr w:type="gramEnd"/>
+      <w:r>
+        <w:t xml:space="preserve"> the VIFEL Configuration tab</w:t>
+      </w:r>
+    </w:p>
+    <w:p>
+      <w:pPr>
+        <w:spacing w:before="140" w:after="60"/>
+      </w:pPr>
+      <w:r>
+        <w:rPr>
           <w:b/>
           <w:bCs/>
           <w:color w:val="002880"/>
           <w:sz w:val="22"/>
           <w:szCs w:val="22"/>
         </w:rPr>
-        <w:t xml:space="preserve">Step 3  </w:t>
-      </w:r>
-      <w:r>
-        <w:rPr>
-          <w:rFonts w:ascii="Arial" w:cs="Arial" w:eastAsia="Arial" w:hAnsi="Arial"/>
+        <w:t xml:space="preserve">Step </w:t>
+      </w:r>
+      <w:proofErr w:type="gramStart"/>
+      <w:r>
+        <w:rPr>
+          <w:b/>
+          <w:bCs/>
+          <w:color w:val="002880"/>
+          <w:sz w:val="22"/>
+          <w:szCs w:val="22"/>
+        </w:rPr>
+        <w:t xml:space="preserve">3  </w:t>
+      </w:r>
+      <w:r>
+        <w:rPr>
           <w:b/>
           <w:bCs/>
           <w:color w:val="001B57"/>
           <w:sz w:val="22"/>
           <w:szCs w:val="22"/>
         </w:rPr>
-        <w:t xml:space="preserve">· Go to VIFEL Configuration</w:t>
-      </w:r>
-    </w:p>
-    <w:p>
-      <w:pPr>
-        <w:spacing w:after="120" w:line="268"/>
-      </w:pPr>
-      <w:r>
-        <w:rPr>
-          <w:rFonts w:ascii="Arial" w:cs="Arial" w:eastAsia="Arial" w:hAnsi="Arial"/>
-          <w:color w:val="1E1E1E"/>
-          <w:sz w:val="21"/>
-          <w:szCs w:val="21"/>
-        </w:rPr>
-        <w:t xml:space="preserve">On the client form, scroll down to the row of tabs and click VIFEL Configuration. All merge settings live on this tab.</w:t>
-      </w:r>
-    </w:p>
-    <w:p>
-      <w:pPr>
-        <w:spacing w:after="40" w:before="40"/>
+        <w:t>·</w:t>
+      </w:r>
+      <w:proofErr w:type="gramEnd"/>
+      <w:r>
+        <w:rPr>
+          <w:b/>
+          <w:bCs/>
+          <w:color w:val="001B57"/>
+          <w:sz w:val="22"/>
+          <w:szCs w:val="22"/>
+        </w:rPr>
+        <w:t xml:space="preserve"> Go to VIFEL Configuration</w:t>
+      </w:r>
+    </w:p>
+    <w:p>
+      <w:pPr>
+        <w:spacing w:after="120" w:line="268" w:lineRule="auto"/>
+      </w:pPr>
+      <w:r>
+        <w:t>On the client form, scroll down to the row of tabs and click VIFEL Configuration. All merge settings live on this tab.</w:t>
+      </w:r>
+    </w:p>
+    <w:p>
+      <w:pPr>
+        <w:spacing w:before="40" w:after="40"/>
         <w:jc w:val="center"/>
       </w:pPr>
       <w:r>
+        <w:rPr>
+          <w:noProof/>
+        </w:rPr>
+        <w:lastRenderedPageBreak/>
         <w:drawing>
-          <wp:inline distT="0" distB="0" distL="0" distR="0">
+          <wp:inline distT="0" distB="0" distL="0" distR="0" wp14:anchorId="4316DCA4" wp14:editId="5F1B58BE">
             <wp:extent cx="5676900" cy="1447800"/>
-            <wp:effectExtent t="0" r="0" b="0" l="0"/>
-            <wp:docPr id="1" name="02-02_config_tab.png" descr="02-02_config_tab.png" title="02-02_config_tab.png"/>
+            <wp:effectExtent l="0" t="0" r="0" b="0"/>
+            <wp:docPr id="683756794" name="02-02_config_tab.png" descr="02-02_config_tab.png" title="02-02_config_tab.png"/>
             <wp:cNvGraphicFramePr>
               <a:graphicFrameLocks xmlns:a="http://schemas.openxmlformats.org/drawingml/2006/main" noChangeAspect="1"/>
             </wp:cNvGraphicFramePr>
@@ -1652,13 +1768,13 @@
               <a:graphicData uri="http://schemas.openxmlformats.org/drawingml/2006/picture">
                 <pic:pic xmlns:pic="http://schemas.openxmlformats.org/drawingml/2006/picture">
                   <pic:nvPicPr>
-                    <pic:cNvPr id="0" name="" descr=""/>
+                    <pic:cNvPr id="0" name=""/>
                     <pic:cNvPicPr>
                       <a:picLocks noChangeAspect="1" noChangeArrowheads="1"/>
                     </pic:cNvPicPr>
                   </pic:nvPicPr>
                   <pic:blipFill>
-                    <a:blip r:embed="rId13" cstate="none"/>
+                    <a:blip r:embed="rId11"/>
                     <a:srcRect/>
                     <a:stretch>
                       <a:fillRect/>
@@ -1687,79 +1803,97 @@
       </w:pPr>
       <w:r>
         <w:rPr>
-          <w:rFonts w:ascii="Arial" w:cs="Arial" w:eastAsia="Arial" w:hAnsi="Arial"/>
           <w:i/>
           <w:iCs/>
           <w:color w:val="5A5A5A"/>
           <w:sz w:val="17"/>
           <w:szCs w:val="17"/>
         </w:rPr>
-        <w:t xml:space="preserve">Figure 2.3 - The VIFEL Configuration tab on the client form.</w:t>
+        <w:t>Figure 2.3 - The VIFEL Configuration tab on the client form.</w:t>
       </w:r>
     </w:p>
     <w:p>
       <w:pPr>
         <w:pStyle w:val="Heading2"/>
       </w:pPr>
-      <w:r>
-        <w:rPr>
-          <w:rFonts w:ascii="Arial" w:cs="Arial" w:eastAsia="Arial" w:hAnsi="Arial"/>
-        </w:rPr>
-        <w:t xml:space="preserve">2.3  Turn on merging</w:t>
-      </w:r>
-    </w:p>
-    <w:p>
-      <w:pPr>
-        <w:spacing w:after="60" w:before="140"/>
-      </w:pPr>
-      <w:r>
-        <w:rPr>
-          <w:rFonts w:ascii="Arial" w:cs="Arial" w:eastAsia="Arial" w:hAnsi="Arial"/>
+      <w:proofErr w:type="gramStart"/>
+      <w:r>
+        <w:t>2.3  Turn</w:t>
+      </w:r>
+      <w:proofErr w:type="gramEnd"/>
+      <w:r>
+        <w:t xml:space="preserve"> on merging</w:t>
+      </w:r>
+    </w:p>
+    <w:p>
+      <w:pPr>
+        <w:spacing w:before="140" w:after="60"/>
+      </w:pPr>
+      <w:r>
+        <w:rPr>
           <w:b/>
           <w:bCs/>
           <w:color w:val="002880"/>
           <w:sz w:val="22"/>
           <w:szCs w:val="22"/>
         </w:rPr>
-        <w:t xml:space="preserve">Step 4  </w:t>
-      </w:r>
-      <w:r>
-        <w:rPr>
-          <w:rFonts w:ascii="Arial" w:cs="Arial" w:eastAsia="Arial" w:hAnsi="Arial"/>
+        <w:t xml:space="preserve">Step </w:t>
+      </w:r>
+      <w:proofErr w:type="gramStart"/>
+      <w:r>
+        <w:rPr>
+          <w:b/>
+          <w:bCs/>
+          <w:color w:val="002880"/>
+          <w:sz w:val="22"/>
+          <w:szCs w:val="22"/>
+        </w:rPr>
+        <w:t xml:space="preserve">4  </w:t>
+      </w:r>
+      <w:r>
+        <w:rPr>
           <w:b/>
           <w:bCs/>
           <w:color w:val="001B57"/>
           <w:sz w:val="22"/>
           <w:szCs w:val="22"/>
         </w:rPr>
-        <w:t xml:space="preserve">· Tick Can Merge Pallets</w:t>
-      </w:r>
-    </w:p>
-    <w:p>
-      <w:pPr>
-        <w:spacing w:after="120" w:line="268"/>
-      </w:pPr>
-      <w:r>
-        <w:rPr>
-          <w:rFonts w:ascii="Arial" w:cs="Arial" w:eastAsia="Arial" w:hAnsi="Arial"/>
-          <w:color w:val="1E1E1E"/>
-          <w:sz w:val="21"/>
-          <w:szCs w:val="21"/>
-        </w:rPr>
-        <w:t xml:space="preserve">Under PALLET MERGING, tick Can Merge Pallets. A new section, HOW THIS CLIENT MERGES, appears below - that is where you choose the merge style.</w:t>
-      </w:r>
-    </w:p>
-    <w:p>
-      <w:pPr>
-        <w:spacing w:after="40" w:before="40"/>
+        <w:t>·</w:t>
+      </w:r>
+      <w:proofErr w:type="gramEnd"/>
+      <w:r>
+        <w:rPr>
+          <w:b/>
+          <w:bCs/>
+          <w:color w:val="001B57"/>
+          <w:sz w:val="22"/>
+          <w:szCs w:val="22"/>
+        </w:rPr>
+        <w:t xml:space="preserve"> Tick Can Merge Pallets</w:t>
+      </w:r>
+    </w:p>
+    <w:p>
+      <w:pPr>
+        <w:spacing w:after="120" w:line="268" w:lineRule="auto"/>
+      </w:pPr>
+      <w:r>
+        <w:t>Under PALLET MERGING, tick Can Merge Pallets. A new section, HOW THIS CLIENT MERGES, appears below - that is where you choose the merge style.</w:t>
+      </w:r>
+    </w:p>
+    <w:p>
+      <w:pPr>
+        <w:spacing w:before="40" w:after="40"/>
         <w:jc w:val="center"/>
       </w:pPr>
       <w:r>
+        <w:rPr>
+          <w:noProof/>
+        </w:rPr>
         <w:drawing>
-          <wp:inline distT="0" distB="0" distL="0" distR="0">
+          <wp:inline distT="0" distB="0" distL="0" distR="0" wp14:anchorId="372850B5" wp14:editId="20AD07DF">
             <wp:extent cx="5676900" cy="2143125"/>
-            <wp:effectExtent t="0" r="0" b="0" l="0"/>
-            <wp:docPr id="1" name="02-03_can_merge.png" descr="02-03_can_merge.png" title="02-03_can_merge.png"/>
+            <wp:effectExtent l="0" t="0" r="0" b="0"/>
+            <wp:docPr id="1617910984" name="02-03_can_merge.png" descr="02-03_can_merge.png" title="02-03_can_merge.png"/>
             <wp:cNvGraphicFramePr>
               <a:graphicFrameLocks xmlns:a="http://schemas.openxmlformats.org/drawingml/2006/main" noChangeAspect="1"/>
             </wp:cNvGraphicFramePr>
@@ -1767,13 +1901,13 @@
               <a:graphicData uri="http://schemas.openxmlformats.org/drawingml/2006/picture">
                 <pic:pic xmlns:pic="http://schemas.openxmlformats.org/drawingml/2006/picture">
                   <pic:nvPicPr>
-                    <pic:cNvPr id="0" name="" descr=""/>
+                    <pic:cNvPr id="0" name=""/>
                     <pic:cNvPicPr>
                       <a:picLocks noChangeAspect="1" noChangeArrowheads="1"/>
                     </pic:cNvPicPr>
                   </pic:nvPicPr>
                   <pic:blipFill>
-                    <a:blip r:embed="rId14" cstate="none"/>
+                    <a:blip r:embed="rId12"/>
                     <a:srcRect/>
                     <a:stretch>
                       <a:fillRect/>
@@ -1802,150 +1936,206 @@
       </w:pPr>
       <w:r>
         <w:rPr>
-          <w:rFonts w:ascii="Arial" w:cs="Arial" w:eastAsia="Arial" w:hAnsi="Arial"/>
           <w:i/>
           <w:iCs/>
           <w:color w:val="5A5A5A"/>
           <w:sz w:val="17"/>
           <w:szCs w:val="17"/>
         </w:rPr>
-        <w:t xml:space="preserve">Figure 2.4 - Turning on Can Merge Pallets reveals the merge options.</w:t>
+        <w:t>Figure 2.4 - Turning on Can Merge Pallets reveals the merge options.</w:t>
       </w:r>
     </w:p>
     <w:p>
       <w:pPr>
         <w:pStyle w:val="Heading2"/>
       </w:pPr>
-      <w:r>
-        <w:rPr>
-          <w:rFonts w:ascii="Arial" w:cs="Arial" w:eastAsia="Arial" w:hAnsi="Arial"/>
-        </w:rPr>
-        <w:t xml:space="preserve">2.4  Choose how the client merges</w:t>
-      </w:r>
-    </w:p>
-    <w:p>
-      <w:pPr>
-        <w:spacing w:after="120" w:line="268"/>
-      </w:pPr>
-      <w:r>
-        <w:rPr>
-          <w:rFonts w:ascii="Arial" w:cs="Arial" w:eastAsia="Arial" w:hAnsi="Arial"/>
-          <w:color w:val="1E1E1E"/>
-          <w:sz w:val="21"/>
-          <w:szCs w:val="21"/>
-        </w:rPr>
-        <w:t xml:space="preserve">There are two merge styles. The Multiple Pallet Support switch decides which one this client uses - follow Option A or Option B, not both.</w:t>
-      </w:r>
-    </w:p>
-    <w:p>
-      <w:pPr>
-        <w:spacing w:after="60" w:before="120"/>
-      </w:pPr>
-      <w:r>
-        <w:rPr>
-          <w:rFonts w:ascii="Arial" w:cs="Arial" w:eastAsia="Arial" w:hAnsi="Arial"/>
+      <w:proofErr w:type="gramStart"/>
+      <w:r>
+        <w:t>2.4  Choose</w:t>
+      </w:r>
+      <w:proofErr w:type="gramEnd"/>
+      <w:r>
+        <w:t xml:space="preserve"> how the client merges</w:t>
+      </w:r>
+    </w:p>
+    <w:p>
+      <w:pPr>
+        <w:spacing w:after="120" w:line="268" w:lineRule="auto"/>
+      </w:pPr>
+      <w:r>
+        <w:t xml:space="preserve">There are two </w:t>
+      </w:r>
+      <w:proofErr w:type="gramStart"/>
+      <w:r>
+        <w:t>merge</w:t>
+      </w:r>
+      <w:proofErr w:type="gramEnd"/>
+      <w:r>
+        <w:t xml:space="preserve"> styles. The Multiple Special Pallet Support switch decides which one this client uses - follow Option A or Option B, not both.</w:t>
+      </w:r>
+    </w:p>
+    <w:p>
+      <w:pPr>
+        <w:spacing w:before="120" w:after="60"/>
+      </w:pPr>
+      <w:r>
+        <w:rPr>
           <w:b/>
           <w:bCs/>
           <w:color w:val="002880"/>
           <w:sz w:val="22"/>
           <w:szCs w:val="22"/>
         </w:rPr>
-        <w:t xml:space="preserve">Option A - Fixed Merge Pallet  (switch OFF)</w:t>
-      </w:r>
-    </w:p>
-    <w:p>
-      <w:pPr>
-        <w:spacing w:after="120" w:line="268"/>
-      </w:pPr>
-      <w:r>
-        <w:rPr>
-          <w:rFonts w:ascii="Arial" w:cs="Arial" w:eastAsia="Arial" w:hAnsi="Arial"/>
-          <w:color w:val="1E1E1E"/>
-          <w:sz w:val="21"/>
-          <w:szCs w:val="21"/>
-        </w:rPr>
-        <w:t xml:space="preserve">Leave Multiple Pallet Support unticked. Every merge for this client goes onto one dedicated pallet.</w:t>
-      </w:r>
-    </w:p>
-    <w:p>
-      <w:pPr>
-        <w:spacing w:after="60" w:before="140"/>
-      </w:pPr>
-      <w:r>
-        <w:rPr>
-          <w:rFonts w:ascii="Arial" w:cs="Arial" w:eastAsia="Arial" w:hAnsi="Arial"/>
+        <w:t xml:space="preserve">Option A - Fixed Merge Pallet and PSI </w:t>
+      </w:r>
+      <w:proofErr w:type="gramStart"/>
+      <w:r>
+        <w:rPr>
           <w:b/>
           <w:bCs/>
           <w:color w:val="002880"/>
           <w:sz w:val="22"/>
           <w:szCs w:val="22"/>
         </w:rPr>
-        <w:t xml:space="preserve">Step 5  </w:t>
-      </w:r>
-      <w:r>
-        <w:rPr>
-          <w:rFonts w:ascii="Arial" w:cs="Arial" w:eastAsia="Arial" w:hAnsi="Arial"/>
+        <w:t>Support  (</w:t>
+      </w:r>
+      <w:proofErr w:type="gramEnd"/>
+      <w:r>
+        <w:rPr>
+          <w:b/>
+          <w:bCs/>
+          <w:color w:val="002880"/>
+          <w:sz w:val="22"/>
+          <w:szCs w:val="22"/>
+        </w:rPr>
+        <w:t>switch OFF)</w:t>
+      </w:r>
+    </w:p>
+    <w:p>
+      <w:pPr>
+        <w:spacing w:after="120" w:line="268" w:lineRule="auto"/>
+      </w:pPr>
+      <w:r>
+        <w:t>Leave Multiple Special Pallet Support unticked. Every merge for this client is offered the client's dedicated Fixed pallets - now one OR MORE, each with its own PSI.</w:t>
+      </w:r>
+    </w:p>
+    <w:p>
+      <w:pPr>
+        <w:spacing w:before="140" w:after="60"/>
+      </w:pPr>
+      <w:r>
+        <w:rPr>
+          <w:b/>
+          <w:bCs/>
+          <w:color w:val="002880"/>
+          <w:sz w:val="22"/>
+          <w:szCs w:val="22"/>
+        </w:rPr>
+        <w:t xml:space="preserve">Step </w:t>
+      </w:r>
+      <w:proofErr w:type="gramStart"/>
+      <w:r>
+        <w:rPr>
+          <w:b/>
+          <w:bCs/>
+          <w:color w:val="002880"/>
+          <w:sz w:val="22"/>
+          <w:szCs w:val="22"/>
+        </w:rPr>
+        <w:t xml:space="preserve">5  </w:t>
+      </w:r>
+      <w:r>
+        <w:rPr>
           <w:b/>
           <w:bCs/>
           <w:color w:val="001B57"/>
           <w:sz w:val="22"/>
           <w:szCs w:val="22"/>
         </w:rPr>
-        <w:t xml:space="preserve">· Leave Multiple Pallet Support OFF</w:t>
-      </w:r>
-    </w:p>
-    <w:p>
-      <w:pPr>
-        <w:spacing w:after="60" w:before="140"/>
-      </w:pPr>
-      <w:r>
-        <w:rPr>
-          <w:rFonts w:ascii="Arial" w:cs="Arial" w:eastAsia="Arial" w:hAnsi="Arial"/>
+        <w:t>·</w:t>
+      </w:r>
+      <w:proofErr w:type="gramEnd"/>
+      <w:r>
+        <w:rPr>
+          <w:b/>
+          <w:bCs/>
+          <w:color w:val="001B57"/>
+          <w:sz w:val="22"/>
+          <w:szCs w:val="22"/>
+        </w:rPr>
+        <w:t xml:space="preserve"> Leave Multiple Special Pallet Support OFF</w:t>
+      </w:r>
+    </w:p>
+    <w:p>
+      <w:pPr>
+        <w:spacing w:before="140" w:after="60"/>
+      </w:pPr>
+      <w:r>
+        <w:rPr>
           <w:b/>
           <w:bCs/>
           <w:color w:val="002880"/>
           <w:sz w:val="22"/>
           <w:szCs w:val="22"/>
         </w:rPr>
-        <w:t xml:space="preserve">Step 6  </w:t>
-      </w:r>
-      <w:r>
-        <w:rPr>
-          <w:rFonts w:ascii="Arial" w:cs="Arial" w:eastAsia="Arial" w:hAnsi="Arial"/>
+        <w:t xml:space="preserve">Step </w:t>
+      </w:r>
+      <w:proofErr w:type="gramStart"/>
+      <w:r>
+        <w:rPr>
+          <w:b/>
+          <w:bCs/>
+          <w:color w:val="002880"/>
+          <w:sz w:val="22"/>
+          <w:szCs w:val="22"/>
+        </w:rPr>
+        <w:t xml:space="preserve">6  </w:t>
+      </w:r>
+      <w:r>
+        <w:rPr>
           <w:b/>
           <w:bCs/>
           <w:color w:val="001B57"/>
           <w:sz w:val="22"/>
           <w:szCs w:val="22"/>
         </w:rPr>
-        <w:t xml:space="preserve">· Enter the Fixed Merge Pallet and Fixed Merge PSI</w:t>
-      </w:r>
-    </w:p>
-    <w:p>
-      <w:pPr>
-        <w:spacing w:after="120" w:line="268"/>
-      </w:pPr>
-      <w:r>
-        <w:rPr>
-          <w:rFonts w:ascii="Arial" w:cs="Arial" w:eastAsia="Arial" w:hAnsi="Arial"/>
-          <w:color w:val="1E1E1E"/>
-          <w:sz w:val="21"/>
-          <w:szCs w:val="21"/>
-        </w:rPr>
-        <w:t xml:space="preserve">Type the client's dedicated pallet number in Fixed Merge Pallet, and its series in Fixed Merge PSI.</w:t>
-      </w:r>
-    </w:p>
-    <w:p>
-      <w:pPr>
-        <w:spacing w:after="40" w:before="40"/>
+        <w:t>·</w:t>
+      </w:r>
+      <w:proofErr w:type="gramEnd"/>
+      <w:r>
+        <w:rPr>
+          <w:b/>
+          <w:bCs/>
+          <w:color w:val="001B57"/>
+          <w:sz w:val="22"/>
+          <w:szCs w:val="22"/>
+        </w:rPr>
+        <w:t xml:space="preserve"> Add the Fixed Merge Pallets and their PSIs</w:t>
+      </w:r>
+    </w:p>
+    <w:p>
+      <w:pPr>
+        <w:spacing w:after="120" w:line="268" w:lineRule="auto"/>
+      </w:pPr>
+      <w:r>
+        <w:t>In the Fixed Merge Pallet and PSI Support table, click Add a line for each dedicated pallet: choose the pallet under Fixed Merge Pallet and type its series under Fixed Merge PSI. Add as many pallets as the client needs. A pallet must be empty and free (no stock, not reserved, not already a merge pallet) when you pin it, and each Fixed Merge PSI must be unique.</w:t>
+      </w:r>
+    </w:p>
+    <w:p>
+      <w:pPr>
+        <w:spacing w:before="40" w:after="40"/>
         <w:jc w:val="center"/>
       </w:pPr>
       <w:r>
+        <w:rPr>
+          <w:noProof/>
+        </w:rPr>
+        <w:lastRenderedPageBreak/>
         <w:drawing>
-          <wp:inline distT="0" distB="0" distL="0" distR="0">
-            <wp:extent cx="5676900" cy="1171575"/>
-            <wp:effectExtent t="0" r="0" b="0" l="0"/>
-            <wp:docPr id="1" name="02-05_fixed_mode.png" descr="02-05_fixed_mode.png" title="02-05_fixed_mode.png"/>
+          <wp:inline distT="0" distB="0" distL="0" distR="0" wp14:anchorId="2913C0DE" wp14:editId="75DAC9BB">
+            <wp:extent cx="5676900" cy="1228725"/>
+            <wp:effectExtent l="0" t="0" r="0" b="0"/>
+            <wp:docPr id="1652625648" name="02-05_fixed_mode.png" descr="02-05_fixed_mode.png" title="02-05_fixed_mode.png"/>
             <wp:cNvGraphicFramePr>
               <a:graphicFrameLocks xmlns:a="http://schemas.openxmlformats.org/drawingml/2006/main" noChangeAspect="1"/>
             </wp:cNvGraphicFramePr>
@@ -1953,13 +2143,13 @@
               <a:graphicData uri="http://schemas.openxmlformats.org/drawingml/2006/picture">
                 <pic:pic xmlns:pic="http://schemas.openxmlformats.org/drawingml/2006/picture">
                   <pic:nvPicPr>
-                    <pic:cNvPr id="0" name="" descr=""/>
+                    <pic:cNvPr id="0" name=""/>
                     <pic:cNvPicPr>
                       <a:picLocks noChangeAspect="1" noChangeArrowheads="1"/>
                     </pic:cNvPicPr>
                   </pic:nvPicPr>
                   <pic:blipFill>
-                    <a:blip r:embed="rId15" cstate="none"/>
+                    <a:blip r:embed="rId13"/>
                     <a:srcRect/>
                     <a:stretch>
                       <a:fillRect/>
@@ -1968,7 +2158,7 @@
                   <pic:spPr bwMode="auto">
                     <a:xfrm>
                       <a:off x="0" y="0"/>
-                      <a:ext cx="5676900" cy="1171575"/>
+                      <a:ext cx="5676900" cy="1228725"/>
                     </a:xfrm>
                     <a:prstGeom prst="rect">
                       <a:avLst/>
@@ -1988,125 +2178,176 @@
       </w:pPr>
       <w:r>
         <w:rPr>
-          <w:rFonts w:ascii="Arial" w:cs="Arial" w:eastAsia="Arial" w:hAnsi="Arial"/>
           <w:i/>
           <w:iCs/>
           <w:color w:val="5A5A5A"/>
           <w:sz w:val="17"/>
           <w:szCs w:val="17"/>
         </w:rPr>
-        <w:t xml:space="preserve">Figure 2.5 - Fixed mode: one dedicated pallet and its PSI.</w:t>
-      </w:r>
-    </w:p>
-    <w:p>
-      <w:pPr>
-        <w:spacing w:after="60" w:before="160"/>
-      </w:pPr>
-      <w:r>
-        <w:rPr>
-          <w:rFonts w:ascii="Arial" w:cs="Arial" w:eastAsia="Arial" w:hAnsi="Arial"/>
+        <w:t>Figure 2.5 - Fixed Merge Pallet and PSI Support: one or more dedicated pallets, each with its own PSI.</w:t>
+      </w:r>
+    </w:p>
+    <w:p>
+      <w:pPr>
+        <w:spacing w:before="160" w:after="60"/>
+      </w:pPr>
+      <w:r>
+        <w:rPr>
           <w:b/>
           <w:bCs/>
           <w:color w:val="002880"/>
           <w:sz w:val="22"/>
           <w:szCs w:val="22"/>
         </w:rPr>
-        <w:t xml:space="preserve">Option B - Multiple Special Pallets  (switch ON)</w:t>
-      </w:r>
-    </w:p>
-    <w:p>
-      <w:pPr>
-        <w:spacing w:after="120" w:line="268"/>
-      </w:pPr>
-      <w:r>
-        <w:rPr>
-          <w:rFonts w:ascii="Arial" w:cs="Arial" w:eastAsia="Arial" w:hAnsi="Arial"/>
-          <w:color w:val="1E1E1E"/>
-          <w:sz w:val="21"/>
-          <w:szCs w:val="21"/>
-        </w:rPr>
-        <w:t xml:space="preserve">Tick Multiple Pallet Support. The client's special pallet types appear in the Pallet Types table, each with its own prefix and running number (for example MDGM, SDMG, TDMG, BOC).</w:t>
-      </w:r>
-    </w:p>
-    <w:p>
-      <w:pPr>
-        <w:spacing w:after="60" w:before="140"/>
-      </w:pPr>
-      <w:r>
-        <w:rPr>
-          <w:rFonts w:ascii="Arial" w:cs="Arial" w:eastAsia="Arial" w:hAnsi="Arial"/>
+        <w:t xml:space="preserve">Option B - Multiple Special Pallet </w:t>
+      </w:r>
+      <w:proofErr w:type="gramStart"/>
+      <w:r>
+        <w:rPr>
           <w:b/>
           <w:bCs/>
           <w:color w:val="002880"/>
           <w:sz w:val="22"/>
           <w:szCs w:val="22"/>
         </w:rPr>
-        <w:t xml:space="preserve">Step 5  </w:t>
-      </w:r>
-      <w:r>
-        <w:rPr>
-          <w:rFonts w:ascii="Arial" w:cs="Arial" w:eastAsia="Arial" w:hAnsi="Arial"/>
+        <w:t>Support  (</w:t>
+      </w:r>
+      <w:proofErr w:type="gramEnd"/>
+      <w:r>
+        <w:rPr>
+          <w:b/>
+          <w:bCs/>
+          <w:color w:val="002880"/>
+          <w:sz w:val="22"/>
+          <w:szCs w:val="22"/>
+        </w:rPr>
+        <w:t>switch ON)</w:t>
+      </w:r>
+    </w:p>
+    <w:p>
+      <w:pPr>
+        <w:spacing w:after="120" w:line="268" w:lineRule="auto"/>
+      </w:pPr>
+      <w:r>
+        <w:t>Tick Multiple Special Pallet Support. The client's special pallet types appear in the Pallet Types table, each with its own prefix and running number (for example MDGM, SDMG, TDMG, BOC).</w:t>
+      </w:r>
+    </w:p>
+    <w:p>
+      <w:pPr>
+        <w:spacing w:before="140" w:after="60"/>
+      </w:pPr>
+      <w:r>
+        <w:rPr>
+          <w:b/>
+          <w:bCs/>
+          <w:color w:val="002880"/>
+          <w:sz w:val="22"/>
+          <w:szCs w:val="22"/>
+        </w:rPr>
+        <w:t xml:space="preserve">Step </w:t>
+      </w:r>
+      <w:proofErr w:type="gramStart"/>
+      <w:r>
+        <w:rPr>
+          <w:b/>
+          <w:bCs/>
+          <w:color w:val="002880"/>
+          <w:sz w:val="22"/>
+          <w:szCs w:val="22"/>
+        </w:rPr>
+        <w:t xml:space="preserve">5  </w:t>
+      </w:r>
+      <w:r>
+        <w:rPr>
           <w:b/>
           <w:bCs/>
           <w:color w:val="001B57"/>
           <w:sz w:val="22"/>
           <w:szCs w:val="22"/>
         </w:rPr>
-        <w:t xml:space="preserve">· Tick Multiple Pallet Support</w:t>
-      </w:r>
-    </w:p>
-    <w:p>
-      <w:pPr>
-        <w:spacing w:after="60" w:before="140"/>
-      </w:pPr>
-      <w:r>
-        <w:rPr>
-          <w:rFonts w:ascii="Arial" w:cs="Arial" w:eastAsia="Arial" w:hAnsi="Arial"/>
+        <w:t>·</w:t>
+      </w:r>
+      <w:proofErr w:type="gramEnd"/>
+      <w:r>
+        <w:rPr>
+          <w:b/>
+          <w:bCs/>
+          <w:color w:val="001B57"/>
+          <w:sz w:val="22"/>
+          <w:szCs w:val="22"/>
+        </w:rPr>
+        <w:t xml:space="preserve"> Tick Multiple Special Pallet Support</w:t>
+      </w:r>
+    </w:p>
+    <w:p>
+      <w:pPr>
+        <w:spacing w:before="140" w:after="60"/>
+      </w:pPr>
+      <w:r>
+        <w:rPr>
           <w:b/>
           <w:bCs/>
           <w:color w:val="002880"/>
           <w:sz w:val="22"/>
           <w:szCs w:val="22"/>
         </w:rPr>
-        <w:t xml:space="preserve">Step 6  </w:t>
-      </w:r>
-      <w:r>
-        <w:rPr>
-          <w:rFonts w:ascii="Arial" w:cs="Arial" w:eastAsia="Arial" w:hAnsi="Arial"/>
+        <w:t xml:space="preserve">Step </w:t>
+      </w:r>
+      <w:proofErr w:type="gramStart"/>
+      <w:r>
+        <w:rPr>
+          <w:b/>
+          <w:bCs/>
+          <w:color w:val="002880"/>
+          <w:sz w:val="22"/>
+          <w:szCs w:val="22"/>
+        </w:rPr>
+        <w:t xml:space="preserve">6  </w:t>
+      </w:r>
+      <w:r>
+        <w:rPr>
           <w:b/>
           <w:bCs/>
           <w:color w:val="001B57"/>
           <w:sz w:val="22"/>
           <w:szCs w:val="22"/>
         </w:rPr>
-        <w:t xml:space="preserve">· Review the Pallet Types</w:t>
-      </w:r>
-    </w:p>
-    <w:p>
-      <w:pPr>
-        <w:spacing w:after="120" w:line="268"/>
-      </w:pPr>
-      <w:r>
-        <w:rPr>
-          <w:rFonts w:ascii="Arial" w:cs="Arial" w:eastAsia="Arial" w:hAnsi="Arial"/>
-          <w:color w:val="1E1E1E"/>
-          <w:sz w:val="21"/>
-          <w:szCs w:val="21"/>
-        </w:rPr>
-        <w:t xml:space="preserve">The standard types are created automatically. You normally do not need to change them.</w:t>
-      </w:r>
-    </w:p>
-    <w:p>
-      <w:pPr>
-        <w:spacing w:after="40" w:before="40"/>
+        <w:t>·</w:t>
+      </w:r>
+      <w:proofErr w:type="gramEnd"/>
+      <w:r>
+        <w:rPr>
+          <w:b/>
+          <w:bCs/>
+          <w:color w:val="001B57"/>
+          <w:sz w:val="22"/>
+          <w:szCs w:val="22"/>
+        </w:rPr>
+        <w:t xml:space="preserve"> Review the Pallet Types</w:t>
+      </w:r>
+    </w:p>
+    <w:p>
+      <w:pPr>
+        <w:spacing w:after="120" w:line="268" w:lineRule="auto"/>
+      </w:pPr>
+      <w:r>
+        <w:t>The standard types are created automatically. You normally do not need to change them.</w:t>
+      </w:r>
+    </w:p>
+    <w:p>
+      <w:pPr>
+        <w:spacing w:before="40" w:after="40"/>
         <w:jc w:val="center"/>
       </w:pPr>
       <w:r>
+        <w:rPr>
+          <w:noProof/>
+        </w:rPr>
         <w:drawing>
-          <wp:inline distT="0" distB="0" distL="0" distR="0">
+          <wp:inline distT="0" distB="0" distL="0" distR="0" wp14:anchorId="6579F6E7" wp14:editId="1301F262">
             <wp:extent cx="5676900" cy="2533650"/>
-            <wp:effectExtent t="0" r="0" b="0" l="0"/>
-            <wp:docPr id="1" name="02-06_multiple_mode.png" descr="02-06_multiple_mode.png" title="02-06_multiple_mode.png"/>
+            <wp:effectExtent l="0" t="0" r="0" b="0"/>
+            <wp:docPr id="1716426732" name="02-06_multiple_mode.png" descr="02-06_multiple_mode.png" title="02-06_multiple_mode.png"/>
             <wp:cNvGraphicFramePr>
               <a:graphicFrameLocks xmlns:a="http://schemas.openxmlformats.org/drawingml/2006/main" noChangeAspect="1"/>
             </wp:cNvGraphicFramePr>
@@ -2114,13 +2355,13 @@
               <a:graphicData uri="http://schemas.openxmlformats.org/drawingml/2006/picture">
                 <pic:pic xmlns:pic="http://schemas.openxmlformats.org/drawingml/2006/picture">
                   <pic:nvPicPr>
-                    <pic:cNvPr id="0" name="" descr=""/>
+                    <pic:cNvPr id="0" name=""/>
                     <pic:cNvPicPr>
                       <a:picLocks noChangeAspect="1" noChangeArrowheads="1"/>
                     </pic:cNvPicPr>
                   </pic:nvPicPr>
                   <pic:blipFill>
-                    <a:blip r:embed="rId16" cstate="none"/>
+                    <a:blip r:embed="rId14"/>
                     <a:srcRect/>
                     <a:stretch>
                       <a:fillRect/>
@@ -2149,68 +2390,122 @@
       </w:pPr>
       <w:r>
         <w:rPr>
-          <w:rFonts w:ascii="Arial" w:cs="Arial" w:eastAsia="Arial" w:hAnsi="Arial"/>
           <w:i/>
           <w:iCs/>
           <w:color w:val="5A5A5A"/>
           <w:sz w:val="17"/>
           <w:szCs w:val="17"/>
         </w:rPr>
-        <w:t xml:space="preserve">Figure 2.6 - Multiple mode: the client's special pallet types.</w:t>
-      </w:r>
-    </w:p>
-    <w:p>
-      <w:pPr>
-        <w:spacing w:after="60" w:before="140"/>
-      </w:pPr>
-      <w:r>
-        <w:rPr>
-          <w:rFonts w:ascii="Arial" w:cs="Arial" w:eastAsia="Arial" w:hAnsi="Arial"/>
+        <w:t>Figure 2.6 - Multiple mode: the client's special pallet types.</w:t>
+      </w:r>
+    </w:p>
+    <w:p>
+      <w:pPr>
+        <w:spacing w:before="140" w:after="60"/>
+      </w:pPr>
+    </w:p>
+    <w:p>
+      <w:pPr>
+        <w:pStyle w:val="Heading2"/>
+      </w:pPr>
+      <w:r>
+        <w:t xml:space="preserve">2.5  Document options (Lot No. / </w:t>
+      </w:r>
+      <w:proofErr w:type="gramStart"/>
+      <w:r>
+        <w:t>Batch # /</w:t>
+      </w:r>
+      <w:proofErr w:type="gramEnd"/>
+      <w:r>
+        <w:t xml:space="preserve"> </w:t>
+      </w:r>
+      <w:proofErr w:type="spellStart"/>
+      <w:r>
+        <w:t>Prodcode</w:t>
+      </w:r>
+      <w:proofErr w:type="spellEnd"/>
+      <w:r>
+        <w:t>)</w:t>
+      </w:r>
+    </w:p>
+    <w:p>
+      <w:pPr>
+        <w:spacing w:before="140" w:after="60"/>
+      </w:pPr>
+      <w:r>
+        <w:rPr>
           <w:b/>
           <w:bCs/>
           <w:color w:val="002880"/>
           <w:sz w:val="22"/>
           <w:szCs w:val="22"/>
         </w:rPr>
-        <w:t xml:space="preserve">Step 7  </w:t>
-      </w:r>
-      <w:r>
-        <w:rPr>
-          <w:rFonts w:ascii="Arial" w:cs="Arial" w:eastAsia="Arial" w:hAnsi="Arial"/>
+        <w:t xml:space="preserve">Step </w:t>
+      </w:r>
+      <w:proofErr w:type="gramStart"/>
+      <w:r>
+        <w:rPr>
+          <w:b/>
+          <w:bCs/>
+          <w:color w:val="002880"/>
+          <w:sz w:val="22"/>
+          <w:szCs w:val="22"/>
+        </w:rPr>
+        <w:t xml:space="preserve">8  </w:t>
+      </w:r>
+      <w:r>
+        <w:rPr>
           <w:b/>
           <w:bCs/>
           <w:color w:val="001B57"/>
           <w:sz w:val="22"/>
           <w:szCs w:val="22"/>
         </w:rPr>
-        <w:t xml:space="preserve">· Optional - Include Regular Pallets</w:t>
-      </w:r>
-    </w:p>
-    <w:p>
-      <w:pPr>
-        <w:spacing w:after="120" w:line="268"/>
-      </w:pPr>
-      <w:r>
-        <w:rPr>
-          <w:rFonts w:ascii="Arial" w:cs="Arial" w:eastAsia="Arial" w:hAnsi="Arial"/>
-          <w:color w:val="1E1E1E"/>
-          <w:sz w:val="21"/>
-          <w:szCs w:val="21"/>
-        </w:rPr>
-        <w:t xml:space="preserve">Tick Include Regular Pallets only if this client may also merge onto ordinary stock pallets, not just their special ones.</w:t>
-      </w:r>
-    </w:p>
-    <w:p>
-      <w:pPr>
-        <w:spacing w:after="40" w:before="40"/>
+        <w:t>·</w:t>
+      </w:r>
+      <w:proofErr w:type="gramEnd"/>
+      <w:r>
+        <w:rPr>
+          <w:b/>
+          <w:bCs/>
+          <w:color w:val="001B57"/>
+          <w:sz w:val="22"/>
+          <w:szCs w:val="22"/>
+        </w:rPr>
+        <w:t xml:space="preserve"> Set the DOCUMENTS options</w:t>
+      </w:r>
+    </w:p>
+    <w:p>
+      <w:pPr>
+        <w:spacing w:after="120" w:line="268" w:lineRule="auto"/>
+      </w:pPr>
+      <w:r>
+        <w:t xml:space="preserve">Under DOCUMENTS, tick Show Lot No. and Show Batch # / </w:t>
+      </w:r>
+      <w:proofErr w:type="spellStart"/>
+      <w:r>
+        <w:t>Prodcode</w:t>
+      </w:r>
+      <w:proofErr w:type="spellEnd"/>
+      <w:r>
+        <w:t xml:space="preserve"> if this client tracks them. These control the fields you will encode during receiving (covered in Chapter 3).</w:t>
+      </w:r>
+    </w:p>
+    <w:p>
+      <w:pPr>
+        <w:spacing w:before="40" w:after="40"/>
         <w:jc w:val="center"/>
       </w:pPr>
       <w:r>
+        <w:rPr>
+          <w:noProof/>
+        </w:rPr>
+        <w:lastRenderedPageBreak/>
         <w:drawing>
-          <wp:inline distT="0" distB="0" distL="0" distR="0">
-            <wp:extent cx="5676900" cy="1352550"/>
-            <wp:effectExtent t="0" r="0" b="0" l="0"/>
-            <wp:docPr id="1" name="02-07_include_regular.png" descr="02-07_include_regular.png" title="02-07_include_regular.png"/>
+          <wp:inline distT="0" distB="0" distL="0" distR="0" wp14:anchorId="56FBA5D8" wp14:editId="0F163F31">
+            <wp:extent cx="5486400" cy="2286000"/>
+            <wp:effectExtent l="0" t="0" r="0" b="0"/>
+            <wp:docPr id="2047726313" name="02-08a_documents.png" descr="02-08a_documents.png" title="02-08a_documents.png"/>
             <wp:cNvGraphicFramePr>
               <a:graphicFrameLocks xmlns:a="http://schemas.openxmlformats.org/drawingml/2006/main" noChangeAspect="1"/>
             </wp:cNvGraphicFramePr>
@@ -2218,128 +2513,13 @@
               <a:graphicData uri="http://schemas.openxmlformats.org/drawingml/2006/picture">
                 <pic:pic xmlns:pic="http://schemas.openxmlformats.org/drawingml/2006/picture">
                   <pic:nvPicPr>
-                    <pic:cNvPr id="0" name="" descr=""/>
+                    <pic:cNvPr id="0" name=""/>
                     <pic:cNvPicPr>
                       <a:picLocks noChangeAspect="1" noChangeArrowheads="1"/>
                     </pic:cNvPicPr>
                   </pic:nvPicPr>
                   <pic:blipFill>
-                    <a:blip r:embed="rId17" cstate="none"/>
-                    <a:srcRect/>
-                    <a:stretch>
-                      <a:fillRect/>
-                    </a:stretch>
-                  </pic:blipFill>
-                  <pic:spPr bwMode="auto">
-                    <a:xfrm>
-                      <a:off x="0" y="0"/>
-                      <a:ext cx="5676900" cy="1352550"/>
-                    </a:xfrm>
-                    <a:prstGeom prst="rect">
-                      <a:avLst/>
-                    </a:prstGeom>
-                  </pic:spPr>
-                </pic:pic>
-              </a:graphicData>
-            </a:graphic>
-          </wp:inline>
-        </w:drawing>
-      </w:r>
-    </w:p>
-    <w:p>
-      <w:pPr>
-        <w:spacing w:after="180"/>
-        <w:jc w:val="center"/>
-      </w:pPr>
-      <w:r>
-        <w:rPr>
-          <w:rFonts w:ascii="Arial" w:cs="Arial" w:eastAsia="Arial" w:hAnsi="Arial"/>
-          <w:i/>
-          <w:iCs/>
-          <w:color w:val="5A5A5A"/>
-          <w:sz w:val="17"/>
-          <w:szCs w:val="17"/>
-        </w:rPr>
-        <w:t xml:space="preserve">Figure 2.7 - Include Regular Pallets (optional).</w:t>
-      </w:r>
-    </w:p>
-    <w:p>
-      <w:pPr>
-        <w:pStyle w:val="Heading2"/>
-      </w:pPr>
-      <w:r>
-        <w:rPr>
-          <w:rFonts w:ascii="Arial" w:cs="Arial" w:eastAsia="Arial" w:hAnsi="Arial"/>
-        </w:rPr>
-        <w:t xml:space="preserve">2.5  Document options (Lot No. / Batch # / Prodcode)</w:t>
-      </w:r>
-    </w:p>
-    <w:p>
-      <w:pPr>
-        <w:spacing w:after="60" w:before="140"/>
-      </w:pPr>
-      <w:r>
-        <w:rPr>
-          <w:rFonts w:ascii="Arial" w:cs="Arial" w:eastAsia="Arial" w:hAnsi="Arial"/>
-          <w:b/>
-          <w:bCs/>
-          <w:color w:val="002880"/>
-          <w:sz w:val="22"/>
-          <w:szCs w:val="22"/>
-        </w:rPr>
-        <w:t xml:space="preserve">Step 8  </w:t>
-      </w:r>
-      <w:r>
-        <w:rPr>
-          <w:rFonts w:ascii="Arial" w:cs="Arial" w:eastAsia="Arial" w:hAnsi="Arial"/>
-          <w:b/>
-          <w:bCs/>
-          <w:color w:val="001B57"/>
-          <w:sz w:val="22"/>
-          <w:szCs w:val="22"/>
-        </w:rPr>
-        <w:t xml:space="preserve">· Set the DOCUMENTS options</w:t>
-      </w:r>
-    </w:p>
-    <w:p>
-      <w:pPr>
-        <w:spacing w:after="120" w:line="268"/>
-      </w:pPr>
-      <w:r>
-        <w:rPr>
-          <w:rFonts w:ascii="Arial" w:cs="Arial" w:eastAsia="Arial" w:hAnsi="Arial"/>
-          <w:color w:val="1E1E1E"/>
-          <w:sz w:val="21"/>
-          <w:szCs w:val="21"/>
-        </w:rPr>
-        <w:t xml:space="preserve">Under DOCUMENTS, tick Show Lot No. and Show Batch # / Prodcode if this client tracks them. These control the fields you will encode during receiving (covered in Chapter 3).</w:t>
-      </w:r>
-    </w:p>
-    <w:p>
-      <w:pPr>
-        <w:spacing w:after="40" w:before="40"/>
-        <w:jc w:val="center"/>
-      </w:pPr>
-      <w:r>
-        <w:drawing>
-          <wp:inline distT="0" distB="0" distL="0" distR="0">
-            <wp:extent cx="5486400" cy="2286000"/>
-            <wp:effectExtent t="0" r="0" b="0" l="0"/>
-            <wp:docPr id="1" name="02-08a_documents.png" descr="02-08a_documents.png" title="02-08a_documents.png"/>
-            <wp:cNvGraphicFramePr>
-              <a:graphicFrameLocks xmlns:a="http://schemas.openxmlformats.org/drawingml/2006/main" noChangeAspect="1"/>
-            </wp:cNvGraphicFramePr>
-            <a:graphic xmlns:a="http://schemas.openxmlformats.org/drawingml/2006/main">
-              <a:graphicData uri="http://schemas.openxmlformats.org/drawingml/2006/picture">
-                <pic:pic xmlns:pic="http://schemas.openxmlformats.org/drawingml/2006/picture">
-                  <pic:nvPicPr>
-                    <pic:cNvPr id="0" name="" descr=""/>
-                    <pic:cNvPicPr>
-                      <a:picLocks noChangeAspect="1" noChangeArrowheads="1"/>
-                    </pic:cNvPicPr>
-                  </pic:nvPicPr>
-                  <pic:blipFill>
-                    <a:blip r:embed="rId18" cstate="none"/>
+                    <a:blip r:embed="rId15"/>
                     <a:srcRect/>
                     <a:stretch>
                       <a:fillRect/>
@@ -2368,79 +2548,94 @@
       </w:pPr>
       <w:r>
         <w:rPr>
-          <w:rFonts w:ascii="Arial" w:cs="Arial" w:eastAsia="Arial" w:hAnsi="Arial"/>
           <w:i/>
           <w:iCs/>
           <w:color w:val="5A5A5A"/>
           <w:sz w:val="17"/>
           <w:szCs w:val="17"/>
         </w:rPr>
-        <w:t xml:space="preserve">Figure 2.8 - Document tracking options for the client.</w:t>
+        <w:t>Figure 2.8 - Document tracking options for the client.</w:t>
       </w:r>
     </w:p>
     <w:p>
       <w:pPr>
         <w:pStyle w:val="Heading2"/>
       </w:pPr>
-      <w:r>
-        <w:rPr>
-          <w:rFonts w:ascii="Arial" w:cs="Arial" w:eastAsia="Arial" w:hAnsi="Arial"/>
-        </w:rPr>
-        <w:t xml:space="preserve">2.6  Save</w:t>
-      </w:r>
-    </w:p>
-    <w:p>
-      <w:pPr>
-        <w:spacing w:after="60" w:before="140"/>
-      </w:pPr>
-      <w:r>
-        <w:rPr>
-          <w:rFonts w:ascii="Arial" w:cs="Arial" w:eastAsia="Arial" w:hAnsi="Arial"/>
+      <w:proofErr w:type="gramStart"/>
+      <w:r>
+        <w:t>2.6  Save</w:t>
+      </w:r>
+      <w:proofErr w:type="gramEnd"/>
+    </w:p>
+    <w:p>
+      <w:pPr>
+        <w:spacing w:before="140" w:after="60"/>
+      </w:pPr>
+      <w:r>
+        <w:rPr>
           <w:b/>
           <w:bCs/>
           <w:color w:val="002880"/>
           <w:sz w:val="22"/>
           <w:szCs w:val="22"/>
         </w:rPr>
-        <w:t xml:space="preserve">Step 9  </w:t>
-      </w:r>
-      <w:r>
-        <w:rPr>
-          <w:rFonts w:ascii="Arial" w:cs="Arial" w:eastAsia="Arial" w:hAnsi="Arial"/>
+        <w:t xml:space="preserve">Step </w:t>
+      </w:r>
+      <w:proofErr w:type="gramStart"/>
+      <w:r>
+        <w:rPr>
+          <w:b/>
+          <w:bCs/>
+          <w:color w:val="002880"/>
+          <w:sz w:val="22"/>
+          <w:szCs w:val="22"/>
+        </w:rPr>
+        <w:t xml:space="preserve">9  </w:t>
+      </w:r>
+      <w:r>
+        <w:rPr>
           <w:b/>
           <w:bCs/>
           <w:color w:val="001B57"/>
           <w:sz w:val="22"/>
           <w:szCs w:val="22"/>
         </w:rPr>
-        <w:t xml:space="preserve">· Save the client</w:t>
-      </w:r>
-    </w:p>
-    <w:p>
-      <w:pPr>
-        <w:spacing w:after="120" w:line="268"/>
-      </w:pPr>
-      <w:r>
-        <w:rPr>
-          <w:rFonts w:ascii="Arial" w:cs="Arial" w:eastAsia="Arial" w:hAnsi="Arial"/>
-          <w:color w:val="1E1E1E"/>
-          <w:sz w:val="21"/>
-          <w:szCs w:val="21"/>
-        </w:rPr>
-        <w:t xml:space="preserve">Click the save (cloud) icon at the top of the form. The client is now ready to use merging.</w:t>
-      </w:r>
-    </w:p>
-    <w:p>
-      <w:pPr>
-        <w:spacing w:after="40" w:before="40"/>
+        <w:t>·</w:t>
+      </w:r>
+      <w:proofErr w:type="gramEnd"/>
+      <w:r>
+        <w:rPr>
+          <w:b/>
+          <w:bCs/>
+          <w:color w:val="001B57"/>
+          <w:sz w:val="22"/>
+          <w:szCs w:val="22"/>
+        </w:rPr>
+        <w:t xml:space="preserve"> Save the client</w:t>
+      </w:r>
+    </w:p>
+    <w:p>
+      <w:pPr>
+        <w:spacing w:after="120" w:line="268" w:lineRule="auto"/>
+      </w:pPr>
+      <w:r>
+        <w:t>Click the save (cloud) icon at the top of the form. The client is now ready to use merging.</w:t>
+      </w:r>
+    </w:p>
+    <w:p>
+      <w:pPr>
+        <w:spacing w:before="40" w:after="40"/>
         <w:jc w:val="center"/>
       </w:pPr>
       <w:r>
+        <w:rPr>
+          <w:noProof/>
+        </w:rPr>
         <w:drawing>
-          <wp:inline distT="0" distB="0" distL="0" distR="0">
+          <wp:inline distT="0" distB="0" distL="0" distR="0" wp14:anchorId="6382E79B" wp14:editId="2FFC16FA">
             <wp:extent cx="5676900" cy="828675"/>
-            <wp:effectExtent t="0" r="0" b="0" l="0"/>
-            <wp:docPr id="1" name="02-08b_save.png" descr="02-08b_save.png" title="02-08b_save.png"/>
+            <wp:effectExtent l="0" t="0" r="0" b="0"/>
+            <wp:docPr id="1437788661" name="02-08b_save.png" descr="02-08b_save.png" title="02-08b_save.png"/>
             <wp:cNvGraphicFramePr>
               <a:graphicFrameLocks xmlns:a="http://schemas.openxmlformats.org/drawingml/2006/main" noChangeAspect="1"/>
             </wp:cNvGraphicFramePr>
@@ -2448,13 +2643,13 @@
               <a:graphicData uri="http://schemas.openxmlformats.org/drawingml/2006/picture">
                 <pic:pic xmlns:pic="http://schemas.openxmlformats.org/drawingml/2006/picture">
                   <pic:nvPicPr>
-                    <pic:cNvPr id="0" name="" descr=""/>
+                    <pic:cNvPr id="0" name=""/>
                     <pic:cNvPicPr>
                       <a:picLocks noChangeAspect="1" noChangeArrowheads="1"/>
                     </pic:cNvPicPr>
                   </pic:nvPicPr>
                   <pic:blipFill>
-                    <a:blip r:embed="rId19" cstate="none"/>
+                    <a:blip r:embed="rId16"/>
                     <a:srcRect/>
                     <a:stretch>
                       <a:fillRect/>
@@ -2483,58 +2678,62 @@
       </w:pPr>
       <w:r>
         <w:rPr>
-          <w:rFonts w:ascii="Arial" w:cs="Arial" w:eastAsia="Arial" w:hAnsi="Arial"/>
           <w:i/>
           <w:iCs/>
           <w:color w:val="5A5A5A"/>
           <w:sz w:val="17"/>
           <w:szCs w:val="17"/>
         </w:rPr>
-        <w:t xml:space="preserve">Figure 2.9 - Save the client with the cloud icon.</w:t>
+        <w:t>Figure 2.9 - Save the client with the cloud icon.</w:t>
       </w:r>
     </w:p>
     <w:p>
       <w:pPr>
         <w:spacing w:after="60"/>
       </w:pPr>
-      <w:r>
-        <w:rPr>
-          <w:rFonts w:ascii="Arial" w:cs="Arial" w:eastAsia="Arial" w:hAnsi="Arial"/>
-        </w:rPr>
-        <w:t xml:space="preserve"/>
-      </w:r>
     </w:p>
     <w:tbl>
       <w:tblPr>
-        <w:tblW w:type="dxa" w:w="9360"/>
+        <w:tblW w:w="9360" w:type="dxa"/>
         <w:tblBorders>
-          <w:top w:val="single" w:color="auto" w:sz="4"/>
-          <w:left w:val="single" w:color="auto" w:sz="4"/>
-          <w:bottom w:val="single" w:color="auto" w:sz="4"/>
-          <w:right w:val="single" w:color="auto" w:sz="4"/>
-          <w:insideH w:val="single" w:color="auto" w:sz="4"/>
-          <w:insideV w:val="single" w:color="auto" w:sz="4"/>
+          <w:top w:val="single" w:sz="4" w:space="0" w:color="auto"/>
+          <w:left w:val="single" w:sz="4" w:space="0" w:color="auto"/>
+          <w:bottom w:val="single" w:sz="4" w:space="0" w:color="auto"/>
+          <w:right w:val="single" w:sz="4" w:space="0" w:color="auto"/>
+          <w:insideH w:val="single" w:sz="4" w:space="0" w:color="auto"/>
+          <w:insideV w:val="single" w:sz="4" w:space="0" w:color="auto"/>
         </w:tblBorders>
+        <w:tblCellMar>
+          <w:left w:w="10" w:type="dxa"/>
+          <w:right w:w="10" w:type="dxa"/>
+        </w:tblCellMar>
+        <w:tblLook w:val="04A0" w:firstRow="1" w:lastRow="0" w:firstColumn="1" w:lastColumn="0" w:noHBand="0" w:noVBand="1"/>
       </w:tblPr>
       <w:tblGrid>
         <w:gridCol w:w="9360"/>
       </w:tblGrid>
       <w:tr>
+        <w:tblPrEx>
+          <w:tblCellMar>
+            <w:top w:w="0" w:type="dxa"/>
+            <w:bottom w:w="0" w:type="dxa"/>
+          </w:tblCellMar>
+        </w:tblPrEx>
         <w:tc>
           <w:tcPr>
-            <w:tcW w:type="dxa" w:w="9360"/>
+            <w:tcW w:w="9360" w:type="dxa"/>
             <w:tcBorders>
-              <w:top w:val="single" w:color="002880" w:sz="14"/>
-              <w:left w:val="single" w:color="C9CFE4" w:sz="1"/>
-              <w:bottom w:val="single" w:color="C9CFE4" w:sz="1"/>
-              <w:right w:val="single" w:color="C9CFE4" w:sz="1"/>
+              <w:top w:val="single" w:sz="14" w:space="0" w:color="002880"/>
+              <w:left w:val="single" w:sz="1" w:space="0" w:color="C9CFE4"/>
+              <w:bottom w:val="single" w:sz="1" w:space="0" w:color="C9CFE4"/>
+              <w:right w:val="single" w:sz="1" w:space="0" w:color="C9CFE4"/>
             </w:tcBorders>
-            <w:shd w:fill="EEF1FA" w:val="clear"/>
+            <w:shd w:val="clear" w:color="auto" w:fill="EEF1FA"/>
             <w:tcMar>
-              <w:top w:type="dxa" w:w="140"/>
-              <w:left w:type="dxa" w:w="200"/>
-              <w:bottom w:type="dxa" w:w="140"/>
-              <w:right w:type="dxa" w:w="200"/>
+              <w:top w:w="140" w:type="dxa"/>
+              <w:left w:w="200" w:type="dxa"/>
+              <w:bottom w:w="140" w:type="dxa"/>
+              <w:right w:w="200" w:type="dxa"/>
             </w:tcMar>
           </w:tcPr>
           <w:p>
@@ -2543,7 +2742,6 @@
             </w:pPr>
             <w:r>
               <w:rPr>
-                <w:rFonts w:ascii="Arial" w:cs="Arial" w:eastAsia="Arial" w:hAnsi="Arial"/>
                 <w:b/>
                 <w:bCs/>
                 <w:caps/>
@@ -2551,7 +2749,7 @@
                 <w:sz w:val="20"/>
                 <w:szCs w:val="20"/>
               </w:rPr>
-              <w:t xml:space="preserve">What's next</w:t>
+              <w:t>What's next</w:t>
             </w:r>
           </w:p>
           <w:p>
@@ -2561,16 +2759,39 @@
                 <w:ilvl w:val="0"/>
                 <w:numId w:val="2"/>
               </w:numPr>
-              <w:spacing w:after="50" w:line="252"/>
+              <w:spacing w:after="50" w:line="252" w:lineRule="auto"/>
             </w:pPr>
             <w:r>
               <w:rPr>
-                <w:rFonts w:ascii="Arial" w:cs="Arial" w:eastAsia="Arial" w:hAnsi="Arial"/>
-                <w:color w:val="1E1E1E"/>
                 <w:sz w:val="20"/>
                 <w:szCs w:val="20"/>
               </w:rPr>
-              <w:t xml:space="preserve">Chapter 3 - Encoding Lot No. &amp; Batch # (→ Prodcode).</w:t>
+              <w:t xml:space="preserve">Chapter 3 - Encoding Lot No. &amp; </w:t>
+            </w:r>
+            <w:proofErr w:type="gramStart"/>
+            <w:r>
+              <w:rPr>
+                <w:sz w:val="20"/>
+                <w:szCs w:val="20"/>
+              </w:rPr>
+              <w:t xml:space="preserve">Batch # (→ </w:t>
+            </w:r>
+            <w:proofErr w:type="spellStart"/>
+            <w:proofErr w:type="gramEnd"/>
+            <w:r>
+              <w:rPr>
+                <w:sz w:val="20"/>
+                <w:szCs w:val="20"/>
+              </w:rPr>
+              <w:t>Prodcode</w:t>
+            </w:r>
+            <w:proofErr w:type="spellEnd"/>
+            <w:r>
+              <w:rPr>
+                <w:sz w:val="20"/>
+                <w:szCs w:val="20"/>
+              </w:rPr>
+              <w:t>).</w:t>
             </w:r>
           </w:p>
         </w:tc>
@@ -2586,57 +2807,81 @@
         <w:pStyle w:val="Heading1"/>
       </w:pPr>
       <w:r>
-        <w:rPr>
-          <w:rFonts w:ascii="Arial" w:cs="Arial" w:eastAsia="Arial" w:hAnsi="Arial"/>
-        </w:rPr>
-        <w:t xml:space="preserve">Chapter 3 · Encoding Lot No. &amp; Batch # (→ Prodcode)</w:t>
-      </w:r>
-    </w:p>
-    <w:p>
-      <w:pPr>
-        <w:spacing w:after="120" w:line="268"/>
-      </w:pPr>
-      <w:r>
-        <w:rPr>
-          <w:rFonts w:ascii="Arial" w:cs="Arial" w:eastAsia="Arial" w:hAnsi="Arial"/>
-          <w:color w:val="1E1E1E"/>
-          <w:sz w:val="21"/>
-          <w:szCs w:val="21"/>
-        </w:rPr>
-        <w:t xml:space="preserve">Some clients track a Lot No. and a Batch # on every pallet they receive. You type these while encoding the Receiving Report; when the receipt is validated, the system automatically builds a Prodcode from them and keeps it with the stock. This chapter shows the whole flow.</w:t>
+        <w:lastRenderedPageBreak/>
+        <w:t xml:space="preserve">Chapter 3 · Encoding Lot No. &amp; </w:t>
+      </w:r>
+      <w:proofErr w:type="gramStart"/>
+      <w:r>
+        <w:t xml:space="preserve">Batch # (→ </w:t>
+      </w:r>
+      <w:proofErr w:type="spellStart"/>
+      <w:proofErr w:type="gramEnd"/>
+      <w:r>
+        <w:t>Prodcode</w:t>
+      </w:r>
+      <w:proofErr w:type="spellEnd"/>
+      <w:r>
+        <w:t>)</w:t>
+      </w:r>
+    </w:p>
+    <w:p>
+      <w:pPr>
+        <w:spacing w:after="120" w:line="268" w:lineRule="auto"/>
+      </w:pPr>
+      <w:r>
+        <w:t xml:space="preserve">Some clients track a Lot No. and a Batch # on every pallet they receive. You type these while encoding the Receiving Report; when the receipt is validated, the system automatically builds a </w:t>
+      </w:r>
+      <w:proofErr w:type="spellStart"/>
+      <w:r>
+        <w:t>Prodcode</w:t>
+      </w:r>
+      <w:proofErr w:type="spellEnd"/>
+      <w:r>
+        <w:t xml:space="preserve"> from them and keeps it with the stock. This chapter shows the whole flow.</w:t>
       </w:r>
     </w:p>
     <w:tbl>
       <w:tblPr>
-        <w:tblW w:type="dxa" w:w="9360"/>
+        <w:tblW w:w="9360" w:type="dxa"/>
         <w:tblBorders>
-          <w:top w:val="single" w:color="auto" w:sz="4"/>
-          <w:left w:val="single" w:color="auto" w:sz="4"/>
-          <w:bottom w:val="single" w:color="auto" w:sz="4"/>
-          <w:right w:val="single" w:color="auto" w:sz="4"/>
-          <w:insideH w:val="single" w:color="auto" w:sz="4"/>
-          <w:insideV w:val="single" w:color="auto" w:sz="4"/>
+          <w:top w:val="single" w:sz="4" w:space="0" w:color="auto"/>
+          <w:left w:val="single" w:sz="4" w:space="0" w:color="auto"/>
+          <w:bottom w:val="single" w:sz="4" w:space="0" w:color="auto"/>
+          <w:right w:val="single" w:sz="4" w:space="0" w:color="auto"/>
+          <w:insideH w:val="single" w:sz="4" w:space="0" w:color="auto"/>
+          <w:insideV w:val="single" w:sz="4" w:space="0" w:color="auto"/>
         </w:tblBorders>
+        <w:tblCellMar>
+          <w:left w:w="10" w:type="dxa"/>
+          <w:right w:w="10" w:type="dxa"/>
+        </w:tblCellMar>
+        <w:tblLook w:val="04A0" w:firstRow="1" w:lastRow="0" w:firstColumn="1" w:lastColumn="0" w:noHBand="0" w:noVBand="1"/>
       </w:tblPr>
       <w:tblGrid>
         <w:gridCol w:w="9360"/>
       </w:tblGrid>
       <w:tr>
+        <w:tblPrEx>
+          <w:tblCellMar>
+            <w:top w:w="0" w:type="dxa"/>
+            <w:bottom w:w="0" w:type="dxa"/>
+          </w:tblCellMar>
+        </w:tblPrEx>
         <w:tc>
           <w:tcPr>
-            <w:tcW w:type="dxa" w:w="9360"/>
+            <w:tcW w:w="9360" w:type="dxa"/>
             <w:tcBorders>
-              <w:top w:val="single" w:color="002880" w:sz="14"/>
-              <w:left w:val="single" w:color="C9CFE4" w:sz="1"/>
-              <w:bottom w:val="single" w:color="C9CFE4" w:sz="1"/>
-              <w:right w:val="single" w:color="C9CFE4" w:sz="1"/>
+              <w:top w:val="single" w:sz="14" w:space="0" w:color="002880"/>
+              <w:left w:val="single" w:sz="1" w:space="0" w:color="C9CFE4"/>
+              <w:bottom w:val="single" w:sz="1" w:space="0" w:color="C9CFE4"/>
+              <w:right w:val="single" w:sz="1" w:space="0" w:color="C9CFE4"/>
             </w:tcBorders>
-            <w:shd w:fill="EEF1FA" w:val="clear"/>
+            <w:shd w:val="clear" w:color="auto" w:fill="EEF1FA"/>
             <w:tcMar>
-              <w:top w:type="dxa" w:w="140"/>
-              <w:left w:type="dxa" w:w="200"/>
-              <w:bottom w:type="dxa" w:w="140"/>
-              <w:right w:type="dxa" w:w="200"/>
+              <w:top w:w="140" w:type="dxa"/>
+              <w:left w:w="200" w:type="dxa"/>
+              <w:bottom w:w="140" w:type="dxa"/>
+              <w:right w:w="200" w:type="dxa"/>
             </w:tcMar>
           </w:tcPr>
           <w:p>
@@ -2645,7 +2890,6 @@
             </w:pPr>
             <w:r>
               <w:rPr>
-                <w:rFonts w:ascii="Arial" w:cs="Arial" w:eastAsia="Arial" w:hAnsi="Arial"/>
                 <w:b/>
                 <w:bCs/>
                 <w:caps/>
@@ -2653,7 +2897,7 @@
                 <w:sz w:val="20"/>
                 <w:szCs w:val="20"/>
               </w:rPr>
-              <w:t xml:space="preserve">Who does this · before you start</w:t>
+              <w:t>Who does this · before you start</w:t>
             </w:r>
           </w:p>
           <w:p>
@@ -2663,16 +2907,14 @@
                 <w:ilvl w:val="0"/>
                 <w:numId w:val="2"/>
               </w:numPr>
-              <w:spacing w:after="50" w:line="252"/>
+              <w:spacing w:after="50" w:line="252" w:lineRule="auto"/>
             </w:pPr>
             <w:r>
               <w:rPr>
-                <w:rFonts w:ascii="Arial" w:cs="Arial" w:eastAsia="Arial" w:hAnsi="Arial"/>
-                <w:color w:val="1E1E1E"/>
                 <w:sz w:val="20"/>
                 <w:szCs w:val="20"/>
               </w:rPr>
-              <w:t xml:space="preserve">Responsible role: encoding receipts (RR) and withdrawals (WR) is done by Documentation Staff. Client configuration (Chapter 2) is the Inventory Supervisor's task.</w:t>
+              <w:t>Responsible role: encoding receipts (RR) and withdrawals (WR) is done by Documentation Staff. Client configuration (Chapter 2) is the Inventory Supervisor's task.</w:t>
             </w:r>
           </w:p>
           <w:p>
@@ -2682,16 +2924,46 @@
                 <w:ilvl w:val="0"/>
                 <w:numId w:val="2"/>
               </w:numPr>
-              <w:spacing w:after="50" w:line="252"/>
+              <w:spacing w:after="50" w:line="252" w:lineRule="auto"/>
             </w:pPr>
             <w:r>
               <w:rPr>
-                <w:rFonts w:ascii="Arial" w:cs="Arial" w:eastAsia="Arial" w:hAnsi="Arial"/>
-                <w:color w:val="1E1E1E"/>
                 <w:sz w:val="20"/>
                 <w:szCs w:val="20"/>
               </w:rPr>
-              <w:t xml:space="preserve">The client must have Show Lot No. and Show Batch # / Prodcode switched on - set once by the Inventory Supervisor in the client's VIFEL Configuration (Chapter 2).</w:t>
+              <w:t xml:space="preserve">The client must have </w:t>
+            </w:r>
+            <w:proofErr w:type="spellStart"/>
+            <w:r>
+              <w:rPr>
+                <w:sz w:val="20"/>
+                <w:szCs w:val="20"/>
+              </w:rPr>
+              <w:t>Show</w:t>
+            </w:r>
+            <w:proofErr w:type="spellEnd"/>
+            <w:r>
+              <w:rPr>
+                <w:sz w:val="20"/>
+                <w:szCs w:val="20"/>
+              </w:rPr>
+              <w:t xml:space="preserve"> Lot No. and Show Batch # / </w:t>
+            </w:r>
+            <w:proofErr w:type="spellStart"/>
+            <w:r>
+              <w:rPr>
+                <w:sz w:val="20"/>
+                <w:szCs w:val="20"/>
+              </w:rPr>
+              <w:t>Prodcode</w:t>
+            </w:r>
+            <w:proofErr w:type="spellEnd"/>
+            <w:r>
+              <w:rPr>
+                <w:sz w:val="20"/>
+                <w:szCs w:val="20"/>
+              </w:rPr>
+              <w:t xml:space="preserve"> switched on - set once by the Inventory Supervisor in the client's VIFEL Configuration (Chapter 2).</w:t>
             </w:r>
           </w:p>
         </w:tc>
@@ -2699,15 +2971,18 @@
     </w:tbl>
     <w:p>
       <w:pPr>
-        <w:spacing w:after="40" w:before="40"/>
+        <w:spacing w:before="40" w:after="40"/>
         <w:jc w:val="center"/>
       </w:pPr>
       <w:r>
+        <w:rPr>
+          <w:noProof/>
+        </w:rPr>
         <w:drawing>
-          <wp:inline distT="0" distB="0" distL="0" distR="0">
+          <wp:inline distT="0" distB="0" distL="0" distR="0" wp14:anchorId="750A3D59" wp14:editId="24E078F1">
             <wp:extent cx="3429000" cy="1428750"/>
-            <wp:effectExtent t="0" r="0" b="0" l="0"/>
-            <wp:docPr id="1" name="02-08a_documents_ctx.png" descr="02-08a_documents_ctx.png" title="02-08a_documents_ctx.png"/>
+            <wp:effectExtent l="0" t="0" r="0" b="0"/>
+            <wp:docPr id="2037854684" name="02-08a_documents_ctx.png" descr="02-08a_documents_ctx.png" title="02-08a_documents_ctx.png"/>
             <wp:cNvGraphicFramePr>
               <a:graphicFrameLocks xmlns:a="http://schemas.openxmlformats.org/drawingml/2006/main" noChangeAspect="1"/>
             </wp:cNvGraphicFramePr>
@@ -2715,13 +2990,13 @@
               <a:graphicData uri="http://schemas.openxmlformats.org/drawingml/2006/picture">
                 <pic:pic xmlns:pic="http://schemas.openxmlformats.org/drawingml/2006/picture">
                   <pic:nvPicPr>
-                    <pic:cNvPr id="0" name="" descr=""/>
+                    <pic:cNvPr id="0" name=""/>
                     <pic:cNvPicPr>
                       <a:picLocks noChangeAspect="1" noChangeArrowheads="1"/>
                     </pic:cNvPicPr>
                   </pic:nvPicPr>
                   <pic:blipFill>
-                    <a:blip r:embed="rId20" cstate="none"/>
+                    <a:blip r:embed="rId17"/>
                     <a:srcRect/>
                     <a:stretch>
                       <a:fillRect/>
@@ -2750,104 +3025,118 @@
       </w:pPr>
       <w:r>
         <w:rPr>
-          <w:rFonts w:ascii="Arial" w:cs="Arial" w:eastAsia="Arial" w:hAnsi="Arial"/>
           <w:i/>
           <w:iCs/>
           <w:color w:val="5A5A5A"/>
           <w:sz w:val="17"/>
           <w:szCs w:val="17"/>
         </w:rPr>
-        <w:t xml:space="preserve">Reminder - the client's Lot No. / Batch # options, set in Chapter 2.</w:t>
+        <w:t>Reminder - the client's Lot No. / Batch # options, set in Chapter 2.</w:t>
       </w:r>
     </w:p>
     <w:p>
       <w:pPr>
         <w:pStyle w:val="Heading2"/>
       </w:pPr>
-      <w:r>
-        <w:rPr>
-          <w:rFonts w:ascii="Arial" w:cs="Arial" w:eastAsia="Arial" w:hAnsi="Arial"/>
-        </w:rPr>
-        <w:t xml:space="preserve">3.1  Before you start</w:t>
-      </w:r>
-    </w:p>
-    <w:p>
-      <w:pPr>
-        <w:spacing w:after="120" w:line="268"/>
-      </w:pPr>
-      <w:r>
-        <w:rPr>
-          <w:rFonts w:ascii="Arial" w:cs="Arial" w:eastAsia="Arial" w:hAnsi="Arial"/>
-          <w:color w:val="1E1E1E"/>
-          <w:sz w:val="21"/>
-          <w:szCs w:val="21"/>
-        </w:rPr>
-        <w:t xml:space="preserve">Make sure the receipt is for a client that has Lot No. / Batch # enabled. If it is not, ask your Inventory Supervisor to switch it on (see Chapter 2).</w:t>
+      <w:proofErr w:type="gramStart"/>
+      <w:r>
+        <w:t>3.1  Before</w:t>
+      </w:r>
+      <w:proofErr w:type="gramEnd"/>
+      <w:r>
+        <w:t xml:space="preserve"> you start</w:t>
+      </w:r>
+    </w:p>
+    <w:p>
+      <w:pPr>
+        <w:spacing w:after="120" w:line="268" w:lineRule="auto"/>
+      </w:pPr>
+      <w:r>
+        <w:t>Make sure the receipt is for a client that has Lot No. / Batch # enabled. If it is not, ask your Inventory Supervisor to switch it on (see Chapter 2).</w:t>
       </w:r>
     </w:p>
     <w:p>
       <w:pPr>
         <w:pStyle w:val="Heading2"/>
       </w:pPr>
-      <w:r>
-        <w:rPr>
-          <w:rFonts w:ascii="Arial" w:cs="Arial" w:eastAsia="Arial" w:hAnsi="Arial"/>
-        </w:rPr>
-        <w:t xml:space="preserve">3.2  Open a new Receiving Report</w:t>
-      </w:r>
-    </w:p>
-    <w:p>
-      <w:pPr>
-        <w:spacing w:after="60" w:before="140"/>
-      </w:pPr>
-      <w:r>
-        <w:rPr>
-          <w:rFonts w:ascii="Arial" w:cs="Arial" w:eastAsia="Arial" w:hAnsi="Arial"/>
+      <w:proofErr w:type="gramStart"/>
+      <w:r>
+        <w:t>3.2  Open</w:t>
+      </w:r>
+      <w:proofErr w:type="gramEnd"/>
+      <w:r>
+        <w:t xml:space="preserve"> a new Receiving Report</w:t>
+      </w:r>
+    </w:p>
+    <w:p>
+      <w:pPr>
+        <w:spacing w:before="140" w:after="60"/>
+      </w:pPr>
+      <w:r>
+        <w:rPr>
           <w:b/>
           <w:bCs/>
           <w:color w:val="002880"/>
           <w:sz w:val="22"/>
           <w:szCs w:val="22"/>
         </w:rPr>
-        <w:t xml:space="preserve">Step 1  </w:t>
-      </w:r>
-      <w:r>
-        <w:rPr>
-          <w:rFonts w:ascii="Arial" w:cs="Arial" w:eastAsia="Arial" w:hAnsi="Arial"/>
+        <w:t xml:space="preserve">Step </w:t>
+      </w:r>
+      <w:proofErr w:type="gramStart"/>
+      <w:r>
+        <w:rPr>
+          <w:b/>
+          <w:bCs/>
+          <w:color w:val="002880"/>
+          <w:sz w:val="22"/>
+          <w:szCs w:val="22"/>
+        </w:rPr>
+        <w:t xml:space="preserve">1  </w:t>
+      </w:r>
+      <w:r>
+        <w:rPr>
           <w:b/>
           <w:bCs/>
           <w:color w:val="001B57"/>
           <w:sz w:val="22"/>
           <w:szCs w:val="22"/>
         </w:rPr>
-        <w:t xml:space="preserve">· Open Inventory</w:t>
-      </w:r>
-    </w:p>
-    <w:p>
-      <w:pPr>
-        <w:spacing w:after="120" w:line="268"/>
-      </w:pPr>
-      <w:r>
-        <w:rPr>
-          <w:rFonts w:ascii="Arial" w:cs="Arial" w:eastAsia="Arial" w:hAnsi="Arial"/>
-          <w:color w:val="1E1E1E"/>
-          <w:sz w:val="21"/>
-          <w:szCs w:val="21"/>
-        </w:rPr>
-        <w:t xml:space="preserve">From the Odoo home screen, click Inventory.</w:t>
-      </w:r>
-    </w:p>
-    <w:p>
-      <w:pPr>
-        <w:spacing w:after="40" w:before="40"/>
+        <w:t>·</w:t>
+      </w:r>
+      <w:proofErr w:type="gramEnd"/>
+      <w:r>
+        <w:rPr>
+          <w:b/>
+          <w:bCs/>
+          <w:color w:val="001B57"/>
+          <w:sz w:val="22"/>
+          <w:szCs w:val="22"/>
+        </w:rPr>
+        <w:t xml:space="preserve"> Open Inventory</w:t>
+      </w:r>
+    </w:p>
+    <w:p>
+      <w:pPr>
+        <w:spacing w:after="120" w:line="268" w:lineRule="auto"/>
+      </w:pPr>
+      <w:r>
+        <w:t>From the Odoo home screen, click Inventory.</w:t>
+      </w:r>
+    </w:p>
+    <w:p>
+      <w:pPr>
+        <w:spacing w:before="40" w:after="40"/>
         <w:jc w:val="center"/>
       </w:pPr>
       <w:r>
+        <w:rPr>
+          <w:noProof/>
+        </w:rPr>
         <w:drawing>
-          <wp:inline distT="0" distB="0" distL="0" distR="0">
+          <wp:inline distT="0" distB="0" distL="0" distR="0" wp14:anchorId="528C87E5" wp14:editId="74464DEE">
             <wp:extent cx="5676900" cy="2343150"/>
-            <wp:effectExtent t="0" r="0" b="0" l="0"/>
-            <wp:docPr id="1" name="03-00a_open_inventory.png" descr="03-00a_open_inventory.png" title="03-00a_open_inventory.png"/>
+            <wp:effectExtent l="0" t="0" r="0" b="0"/>
+            <wp:docPr id="732081625" name="03-00a_open_inventory.png" descr="03-00a_open_inventory.png" title="03-00a_open_inventory.png"/>
             <wp:cNvGraphicFramePr>
               <a:graphicFrameLocks xmlns:a="http://schemas.openxmlformats.org/drawingml/2006/main" noChangeAspect="1"/>
             </wp:cNvGraphicFramePr>
@@ -2855,13 +3144,13 @@
               <a:graphicData uri="http://schemas.openxmlformats.org/drawingml/2006/picture">
                 <pic:pic xmlns:pic="http://schemas.openxmlformats.org/drawingml/2006/picture">
                   <pic:nvPicPr>
-                    <pic:cNvPr id="0" name="" descr=""/>
+                    <pic:cNvPr id="0" name=""/>
                     <pic:cNvPicPr>
                       <a:picLocks noChangeAspect="1" noChangeArrowheads="1"/>
                     </pic:cNvPicPr>
                   </pic:nvPicPr>
                   <pic:blipFill>
-                    <a:blip r:embed="rId21" cstate="none"/>
+                    <a:blip r:embed="rId18"/>
                     <a:srcRect/>
                     <a:stretch>
                       <a:fillRect/>
@@ -2890,68 +3179,85 @@
       </w:pPr>
       <w:r>
         <w:rPr>
-          <w:rFonts w:ascii="Arial" w:cs="Arial" w:eastAsia="Arial" w:hAnsi="Arial"/>
           <w:i/>
           <w:iCs/>
           <w:color w:val="5A5A5A"/>
           <w:sz w:val="17"/>
           <w:szCs w:val="17"/>
         </w:rPr>
-        <w:t xml:space="preserve">Figure 3.1 - The Inventory app.</w:t>
-      </w:r>
-    </w:p>
-    <w:p>
-      <w:pPr>
-        <w:spacing w:after="60" w:before="140"/>
-      </w:pPr>
-      <w:r>
-        <w:rPr>
-          <w:rFonts w:ascii="Arial" w:cs="Arial" w:eastAsia="Arial" w:hAnsi="Arial"/>
+        <w:t>Figure 3.1 - The Inventory app.</w:t>
+      </w:r>
+    </w:p>
+    <w:p>
+      <w:pPr>
+        <w:spacing w:before="140" w:after="60"/>
+      </w:pPr>
+      <w:r>
+        <w:rPr>
           <w:b/>
           <w:bCs/>
           <w:color w:val="002880"/>
           <w:sz w:val="22"/>
           <w:szCs w:val="22"/>
         </w:rPr>
-        <w:t xml:space="preserve">Step 2  </w:t>
-      </w:r>
-      <w:r>
-        <w:rPr>
-          <w:rFonts w:ascii="Arial" w:cs="Arial" w:eastAsia="Arial" w:hAnsi="Arial"/>
+        <w:t xml:space="preserve">Step </w:t>
+      </w:r>
+      <w:proofErr w:type="gramStart"/>
+      <w:r>
+        <w:rPr>
+          <w:b/>
+          <w:bCs/>
+          <w:color w:val="002880"/>
+          <w:sz w:val="22"/>
+          <w:szCs w:val="22"/>
+        </w:rPr>
+        <w:t xml:space="preserve">2  </w:t>
+      </w:r>
+      <w:r>
+        <w:rPr>
           <w:b/>
           <w:bCs/>
           <w:color w:val="001B57"/>
           <w:sz w:val="22"/>
           <w:szCs w:val="22"/>
         </w:rPr>
-        <w:t xml:space="preserve">· Open RECEIVING</w:t>
-      </w:r>
-    </w:p>
-    <w:p>
-      <w:pPr>
-        <w:spacing w:after="120" w:line="268"/>
-      </w:pPr>
-      <w:r>
-        <w:rPr>
-          <w:rFonts w:ascii="Arial" w:cs="Arial" w:eastAsia="Arial" w:hAnsi="Arial"/>
-          <w:color w:val="1E1E1E"/>
-          <w:sz w:val="21"/>
-          <w:szCs w:val="21"/>
-        </w:rPr>
-        <w:t xml:space="preserve">On the Inventory Overview, click the RECEIVING operation type.</w:t>
-      </w:r>
-    </w:p>
-    <w:p>
-      <w:pPr>
-        <w:spacing w:after="40" w:before="40"/>
+        <w:t>·</w:t>
+      </w:r>
+      <w:proofErr w:type="gramEnd"/>
+      <w:r>
+        <w:rPr>
+          <w:b/>
+          <w:bCs/>
+          <w:color w:val="001B57"/>
+          <w:sz w:val="22"/>
+          <w:szCs w:val="22"/>
+        </w:rPr>
+        <w:t xml:space="preserve"> Open RECEIVING</w:t>
+      </w:r>
+    </w:p>
+    <w:p>
+      <w:pPr>
+        <w:spacing w:after="120" w:line="268" w:lineRule="auto"/>
+      </w:pPr>
+      <w:r>
+        <w:t>On the Inventory Overview, click the RECEIVING operation type.</w:t>
+      </w:r>
+    </w:p>
+    <w:p>
+      <w:pPr>
+        <w:spacing w:before="40" w:after="40"/>
         <w:jc w:val="center"/>
       </w:pPr>
       <w:r>
+        <w:rPr>
+          <w:noProof/>
+        </w:rPr>
+        <w:lastRenderedPageBreak/>
         <w:drawing>
-          <wp:inline distT="0" distB="0" distL="0" distR="0">
+          <wp:inline distT="0" distB="0" distL="0" distR="0" wp14:anchorId="48289953" wp14:editId="588ED45A">
             <wp:extent cx="4476750" cy="1895475"/>
-            <wp:effectExtent t="0" r="0" b="0" l="0"/>
-            <wp:docPr id="1" name="03-00b_receiving.png" descr="03-00b_receiving.png" title="03-00b_receiving.png"/>
+            <wp:effectExtent l="0" t="0" r="0" b="0"/>
+            <wp:docPr id="1420382689" name="03-00b_receiving.png" descr="03-00b_receiving.png" title="03-00b_receiving.png"/>
             <wp:cNvGraphicFramePr>
               <a:graphicFrameLocks xmlns:a="http://schemas.openxmlformats.org/drawingml/2006/main" noChangeAspect="1"/>
             </wp:cNvGraphicFramePr>
@@ -2959,13 +3265,13 @@
               <a:graphicData uri="http://schemas.openxmlformats.org/drawingml/2006/picture">
                 <pic:pic xmlns:pic="http://schemas.openxmlformats.org/drawingml/2006/picture">
                   <pic:nvPicPr>
-                    <pic:cNvPr id="0" name="" descr=""/>
+                    <pic:cNvPr id="0" name=""/>
                     <pic:cNvPicPr>
                       <a:picLocks noChangeAspect="1" noChangeArrowheads="1"/>
                     </pic:cNvPicPr>
                   </pic:nvPicPr>
                   <pic:blipFill>
-                    <a:blip r:embed="rId22" cstate="none"/>
+                    <a:blip r:embed="rId19"/>
                     <a:srcRect/>
                     <a:stretch>
                       <a:fillRect/>
@@ -2994,68 +3300,84 @@
       </w:pPr>
       <w:r>
         <w:rPr>
-          <w:rFonts w:ascii="Arial" w:cs="Arial" w:eastAsia="Arial" w:hAnsi="Arial"/>
           <w:i/>
           <w:iCs/>
           <w:color w:val="5A5A5A"/>
           <w:sz w:val="17"/>
           <w:szCs w:val="17"/>
         </w:rPr>
-        <w:t xml:space="preserve">Figure 3.2 - The RECEIVING operations card.</w:t>
-      </w:r>
-    </w:p>
-    <w:p>
-      <w:pPr>
-        <w:spacing w:after="60" w:before="140"/>
-      </w:pPr>
-      <w:r>
-        <w:rPr>
-          <w:rFonts w:ascii="Arial" w:cs="Arial" w:eastAsia="Arial" w:hAnsi="Arial"/>
+        <w:t>Figure 3.2 - The RECEIVING operations card.</w:t>
+      </w:r>
+    </w:p>
+    <w:p>
+      <w:pPr>
+        <w:spacing w:before="140" w:after="60"/>
+      </w:pPr>
+      <w:r>
+        <w:rPr>
           <w:b/>
           <w:bCs/>
           <w:color w:val="002880"/>
           <w:sz w:val="22"/>
           <w:szCs w:val="22"/>
         </w:rPr>
-        <w:t xml:space="preserve">Step 3  </w:t>
-      </w:r>
-      <w:r>
-        <w:rPr>
-          <w:rFonts w:ascii="Arial" w:cs="Arial" w:eastAsia="Arial" w:hAnsi="Arial"/>
+        <w:t xml:space="preserve">Step </w:t>
+      </w:r>
+      <w:proofErr w:type="gramStart"/>
+      <w:r>
+        <w:rPr>
+          <w:b/>
+          <w:bCs/>
+          <w:color w:val="002880"/>
+          <w:sz w:val="22"/>
+          <w:szCs w:val="22"/>
+        </w:rPr>
+        <w:t xml:space="preserve">3  </w:t>
+      </w:r>
+      <w:r>
+        <w:rPr>
           <w:b/>
           <w:bCs/>
           <w:color w:val="001B57"/>
           <w:sz w:val="22"/>
           <w:szCs w:val="22"/>
         </w:rPr>
-        <w:t xml:space="preserve">· Create a new receipt</w:t>
-      </w:r>
-    </w:p>
-    <w:p>
-      <w:pPr>
-        <w:spacing w:after="120" w:line="268"/>
-      </w:pPr>
-      <w:r>
-        <w:rPr>
-          <w:rFonts w:ascii="Arial" w:cs="Arial" w:eastAsia="Arial" w:hAnsi="Arial"/>
-          <w:color w:val="1E1E1E"/>
-          <w:sz w:val="21"/>
-          <w:szCs w:val="21"/>
-        </w:rPr>
-        <w:t xml:space="preserve">Click New to start a new Receiving Report.</w:t>
-      </w:r>
-    </w:p>
-    <w:p>
-      <w:pPr>
-        <w:spacing w:after="40" w:before="40"/>
+        <w:t>·</w:t>
+      </w:r>
+      <w:proofErr w:type="gramEnd"/>
+      <w:r>
+        <w:rPr>
+          <w:b/>
+          <w:bCs/>
+          <w:color w:val="001B57"/>
+          <w:sz w:val="22"/>
+          <w:szCs w:val="22"/>
+        </w:rPr>
+        <w:t xml:space="preserve"> Create a new receipt</w:t>
+      </w:r>
+    </w:p>
+    <w:p>
+      <w:pPr>
+        <w:spacing w:after="120" w:line="268" w:lineRule="auto"/>
+      </w:pPr>
+      <w:r>
+        <w:t>Click New to start a new Receiving Report.</w:t>
+      </w:r>
+    </w:p>
+    <w:p>
+      <w:pPr>
+        <w:spacing w:before="40" w:after="40"/>
         <w:jc w:val="center"/>
       </w:pPr>
       <w:r>
+        <w:rPr>
+          <w:noProof/>
+        </w:rPr>
         <w:drawing>
-          <wp:inline distT="0" distB="0" distL="0" distR="0">
+          <wp:inline distT="0" distB="0" distL="0" distR="0" wp14:anchorId="7A755A4E" wp14:editId="03166BD5">
             <wp:extent cx="5676900" cy="1495425"/>
-            <wp:effectExtent t="0" r="0" b="0" l="0"/>
-            <wp:docPr id="1" name="03-00c_new_rr.png" descr="03-00c_new_rr.png" title="03-00c_new_rr.png"/>
+            <wp:effectExtent l="0" t="0" r="0" b="0"/>
+            <wp:docPr id="457296627" name="03-00c_new_rr.png" descr="03-00c_new_rr.png" title="03-00c_new_rr.png"/>
             <wp:cNvGraphicFramePr>
               <a:graphicFrameLocks xmlns:a="http://schemas.openxmlformats.org/drawingml/2006/main" noChangeAspect="1"/>
             </wp:cNvGraphicFramePr>
@@ -3063,13 +3385,13 @@
               <a:graphicData uri="http://schemas.openxmlformats.org/drawingml/2006/picture">
                 <pic:pic xmlns:pic="http://schemas.openxmlformats.org/drawingml/2006/picture">
                   <pic:nvPicPr>
-                    <pic:cNvPr id="0" name="" descr=""/>
+                    <pic:cNvPr id="0" name=""/>
                     <pic:cNvPicPr>
                       <a:picLocks noChangeAspect="1" noChangeArrowheads="1"/>
                     </pic:cNvPicPr>
                   </pic:nvPicPr>
                   <pic:blipFill>
-                    <a:blip r:embed="rId23" cstate="none"/>
+                    <a:blip r:embed="rId20"/>
                     <a:srcRect/>
                     <a:stretch>
                       <a:fillRect/>
@@ -3098,68 +3420,84 @@
       </w:pPr>
       <w:r>
         <w:rPr>
-          <w:rFonts w:ascii="Arial" w:cs="Arial" w:eastAsia="Arial" w:hAnsi="Arial"/>
           <w:i/>
           <w:iCs/>
           <w:color w:val="5A5A5A"/>
           <w:sz w:val="17"/>
           <w:szCs w:val="17"/>
         </w:rPr>
-        <w:t xml:space="preserve">Figure 3.3 - Start a new Receiving Report.</w:t>
-      </w:r>
-    </w:p>
-    <w:p>
-      <w:pPr>
-        <w:spacing w:after="60" w:before="140"/>
-      </w:pPr>
-      <w:r>
-        <w:rPr>
-          <w:rFonts w:ascii="Arial" w:cs="Arial" w:eastAsia="Arial" w:hAnsi="Arial"/>
+        <w:t>Figure 3.3 - Start a new Receiving Report.</w:t>
+      </w:r>
+    </w:p>
+    <w:p>
+      <w:pPr>
+        <w:spacing w:before="140" w:after="60"/>
+      </w:pPr>
+      <w:r>
+        <w:rPr>
           <w:b/>
           <w:bCs/>
           <w:color w:val="002880"/>
           <w:sz w:val="22"/>
           <w:szCs w:val="22"/>
         </w:rPr>
-        <w:t xml:space="preserve">Step 4  </w:t>
-      </w:r>
-      <w:r>
-        <w:rPr>
-          <w:rFonts w:ascii="Arial" w:cs="Arial" w:eastAsia="Arial" w:hAnsi="Arial"/>
+        <w:t xml:space="preserve">Step </w:t>
+      </w:r>
+      <w:proofErr w:type="gramStart"/>
+      <w:r>
+        <w:rPr>
+          <w:b/>
+          <w:bCs/>
+          <w:color w:val="002880"/>
+          <w:sz w:val="22"/>
+          <w:szCs w:val="22"/>
+        </w:rPr>
+        <w:t xml:space="preserve">4  </w:t>
+      </w:r>
+      <w:r>
+        <w:rPr>
           <w:b/>
           <w:bCs/>
           <w:color w:val="001B57"/>
           <w:sz w:val="22"/>
           <w:szCs w:val="22"/>
         </w:rPr>
-        <w:t xml:space="preserve">· Select the client and encode as usual</w:t>
-      </w:r>
-    </w:p>
-    <w:p>
-      <w:pPr>
-        <w:spacing w:after="120" w:line="268"/>
-      </w:pPr>
-      <w:r>
-        <w:rPr>
-          <w:rFonts w:ascii="Arial" w:cs="Arial" w:eastAsia="Arial" w:hAnsi="Arial"/>
-          <w:color w:val="1E1E1E"/>
-          <w:sz w:val="21"/>
-          <w:szCs w:val="21"/>
-        </w:rPr>
-        <w:t xml:space="preserve">Choose the client in the Customer field, then fill in the Receiving Report as you normally would. Follow the on-screen “Steps to Begin” note - set the Destination Location and remember to save (Alt + S).</w:t>
-      </w:r>
-    </w:p>
-    <w:p>
-      <w:pPr>
-        <w:spacing w:after="40" w:before="40"/>
+        <w:t>·</w:t>
+      </w:r>
+      <w:proofErr w:type="gramEnd"/>
+      <w:r>
+        <w:rPr>
+          <w:b/>
+          <w:bCs/>
+          <w:color w:val="001B57"/>
+          <w:sz w:val="22"/>
+          <w:szCs w:val="22"/>
+        </w:rPr>
+        <w:t xml:space="preserve"> Select the client and encode as usual</w:t>
+      </w:r>
+    </w:p>
+    <w:p>
+      <w:pPr>
+        <w:spacing w:after="120" w:line="268" w:lineRule="auto"/>
+      </w:pPr>
+      <w:r>
+        <w:t>Choose the client in the Customer field, then fill in the Receiving Report as you normally would. Follow the on-screen “Steps to Begin” note - set the Destination Location and remember to save (Alt + S).</w:t>
+      </w:r>
+    </w:p>
+    <w:p>
+      <w:pPr>
+        <w:spacing w:before="40" w:after="40"/>
         <w:jc w:val="center"/>
       </w:pPr>
       <w:r>
+        <w:rPr>
+          <w:noProof/>
+        </w:rPr>
         <w:drawing>
-          <wp:inline distT="0" distB="0" distL="0" distR="0">
+          <wp:inline distT="0" distB="0" distL="0" distR="0" wp14:anchorId="0E3389D9" wp14:editId="6A3BF78A">
             <wp:extent cx="5676900" cy="2305050"/>
-            <wp:effectExtent t="0" r="0" b="0" l="0"/>
-            <wp:docPr id="1" name="03-00d_select_client.png" descr="03-00d_select_client.png" title="03-00d_select_client.png"/>
+            <wp:effectExtent l="0" t="0" r="0" b="0"/>
+            <wp:docPr id="262257969" name="03-00d_select_client.png" descr="03-00d_select_client.png" title="03-00d_select_client.png"/>
             <wp:cNvGraphicFramePr>
               <a:graphicFrameLocks xmlns:a="http://schemas.openxmlformats.org/drawingml/2006/main" noChangeAspect="1"/>
             </wp:cNvGraphicFramePr>
@@ -3167,13 +3505,13 @@
               <a:graphicData uri="http://schemas.openxmlformats.org/drawingml/2006/picture">
                 <pic:pic xmlns:pic="http://schemas.openxmlformats.org/drawingml/2006/picture">
                   <pic:nvPicPr>
-                    <pic:cNvPr id="0" name="" descr=""/>
+                    <pic:cNvPr id="0" name=""/>
                     <pic:cNvPicPr>
                       <a:picLocks noChangeAspect="1" noChangeArrowheads="1"/>
                     </pic:cNvPicPr>
                   </pic:nvPicPr>
                   <pic:blipFill>
-                    <a:blip r:embed="rId24" cstate="none"/>
+                    <a:blip r:embed="rId21"/>
                     <a:srcRect/>
                     <a:stretch>
                       <a:fillRect/>
@@ -3202,109 +3540,137 @@
       </w:pPr>
       <w:r>
         <w:rPr>
-          <w:rFonts w:ascii="Arial" w:cs="Arial" w:eastAsia="Arial" w:hAnsi="Arial"/>
           <w:i/>
           <w:iCs/>
           <w:color w:val="5A5A5A"/>
           <w:sz w:val="17"/>
           <w:szCs w:val="17"/>
         </w:rPr>
-        <w:t xml:space="preserve">Figure 3.4 - Select the client, then encode the receipt as usual.</w:t>
+        <w:t>Figure 3.4 - Select the client, then encode the receipt as usual.</w:t>
       </w:r>
     </w:p>
     <w:p>
       <w:pPr>
         <w:pStyle w:val="Heading2"/>
       </w:pPr>
-      <w:r>
-        <w:rPr>
-          <w:rFonts w:ascii="Arial" w:cs="Arial" w:eastAsia="Arial" w:hAnsi="Arial"/>
-        </w:rPr>
-        <w:t xml:space="preserve">3.3  Enter Lot No. &amp; Batch #</w:t>
-      </w:r>
-    </w:p>
-    <w:p>
-      <w:pPr>
-        <w:spacing w:after="120" w:line="268"/>
-      </w:pPr>
-      <w:r>
-        <w:rPr>
-          <w:rFonts w:ascii="Arial" w:cs="Arial" w:eastAsia="Arial" w:hAnsi="Arial"/>
-          <w:color w:val="1E1E1E"/>
-          <w:sz w:val="21"/>
-          <w:szCs w:val="21"/>
-        </w:rPr>
-        <w:t xml:space="preserve">You can enter Lot No. and Batch # in either of two places - use whichever you prefer. Both write to the same lines.</w:t>
-      </w:r>
-    </w:p>
-    <w:p>
-      <w:pPr>
-        <w:spacing w:after="60" w:before="120"/>
-      </w:pPr>
-      <w:r>
-        <w:rPr>
-          <w:rFonts w:ascii="Arial" w:cs="Arial" w:eastAsia="Arial" w:hAnsi="Arial"/>
+      <w:proofErr w:type="gramStart"/>
+      <w:r>
+        <w:t>3.3  Enter</w:t>
+      </w:r>
+      <w:proofErr w:type="gramEnd"/>
+      <w:r>
+        <w:t xml:space="preserve"> Lot No. &amp; Batch #</w:t>
+      </w:r>
+    </w:p>
+    <w:p>
+      <w:pPr>
+        <w:spacing w:after="120" w:line="268" w:lineRule="auto"/>
+      </w:pPr>
+      <w:r>
+        <w:t xml:space="preserve">You can enter Lot No. and Batch # in either of two places - use whichever you prefer. Both </w:t>
+      </w:r>
+      <w:proofErr w:type="gramStart"/>
+      <w:r>
+        <w:t>write to</w:t>
+      </w:r>
+      <w:proofErr w:type="gramEnd"/>
+      <w:r>
+        <w:t xml:space="preserve"> the same lines.</w:t>
+      </w:r>
+    </w:p>
+    <w:p>
+      <w:pPr>
+        <w:spacing w:before="120" w:after="60"/>
+      </w:pPr>
+      <w:r>
+        <w:rPr>
           <w:b/>
           <w:bCs/>
           <w:color w:val="002880"/>
           <w:sz w:val="22"/>
           <w:szCs w:val="22"/>
         </w:rPr>
-        <w:t xml:space="preserve">Option A - in the Pallet Breakdown</w:t>
-      </w:r>
-    </w:p>
-    <w:p>
-      <w:pPr>
-        <w:spacing w:after="60" w:before="140"/>
-      </w:pPr>
-      <w:r>
-        <w:rPr>
-          <w:rFonts w:ascii="Arial" w:cs="Arial" w:eastAsia="Arial" w:hAnsi="Arial"/>
+        <w:lastRenderedPageBreak/>
+        <w:t>Option A - in the Pallet Breakdown</w:t>
+      </w:r>
+    </w:p>
+    <w:p>
+      <w:pPr>
+        <w:spacing w:before="140" w:after="60"/>
+      </w:pPr>
+      <w:r>
+        <w:rPr>
           <w:b/>
           <w:bCs/>
           <w:color w:val="002880"/>
           <w:sz w:val="22"/>
           <w:szCs w:val="22"/>
         </w:rPr>
-        <w:t xml:space="preserve">Step 5  </w:t>
-      </w:r>
-      <w:r>
-        <w:rPr>
-          <w:rFonts w:ascii="Arial" w:cs="Arial" w:eastAsia="Arial" w:hAnsi="Arial"/>
+        <w:t xml:space="preserve">Step </w:t>
+      </w:r>
+      <w:proofErr w:type="gramStart"/>
+      <w:r>
+        <w:rPr>
+          <w:b/>
+          <w:bCs/>
+          <w:color w:val="002880"/>
+          <w:sz w:val="22"/>
+          <w:szCs w:val="22"/>
+        </w:rPr>
+        <w:t xml:space="preserve">5  </w:t>
+      </w:r>
+      <w:r>
+        <w:rPr>
           <w:b/>
           <w:bCs/>
           <w:color w:val="001B57"/>
           <w:sz w:val="22"/>
           <w:szCs w:val="22"/>
         </w:rPr>
-        <w:t xml:space="preserve">· Type Lot No. and Batch # on each line</w:t>
-      </w:r>
-    </w:p>
-    <w:p>
-      <w:pPr>
-        <w:spacing w:after="120" w:line="268"/>
-      </w:pPr>
-      <w:r>
-        <w:rPr>
-          <w:rFonts w:ascii="Arial" w:cs="Arial" w:eastAsia="Arial" w:hAnsi="Arial"/>
-          <w:color w:val="1E1E1E"/>
-          <w:sz w:val="21"/>
-          <w:szCs w:val="21"/>
-        </w:rPr>
-        <w:t xml:space="preserve">In the Detailed Operations (Pallet Breakdown) grid, fill the Lot No. and Batch # columns for each pallet line.</w:t>
-      </w:r>
-    </w:p>
-    <w:p>
-      <w:pPr>
-        <w:spacing w:after="40" w:before="40"/>
+        <w:t>·</w:t>
+      </w:r>
+      <w:proofErr w:type="gramEnd"/>
+      <w:r>
+        <w:rPr>
+          <w:b/>
+          <w:bCs/>
+          <w:color w:val="001B57"/>
+          <w:sz w:val="22"/>
+          <w:szCs w:val="22"/>
+        </w:rPr>
+        <w:t xml:space="preserve"> Type Lot No. and Batch # on each line</w:t>
+      </w:r>
+    </w:p>
+    <w:p>
+      <w:pPr>
+        <w:spacing w:after="120" w:line="268" w:lineRule="auto"/>
+      </w:pPr>
+      <w:r>
+        <w:t xml:space="preserve">In the Detailed Operations (Pallet Breakdown) grid, </w:t>
+      </w:r>
+      <w:proofErr w:type="gramStart"/>
+      <w:r>
+        <w:t>fill</w:t>
+      </w:r>
+      <w:proofErr w:type="gramEnd"/>
+      <w:r>
+        <w:t xml:space="preserve"> the Lot No. and Batch # columns for each pallet line.</w:t>
+      </w:r>
+    </w:p>
+    <w:p>
+      <w:pPr>
+        <w:spacing w:before="40" w:after="40"/>
         <w:jc w:val="center"/>
       </w:pPr>
       <w:r>
+        <w:rPr>
+          <w:noProof/>
+        </w:rPr>
         <w:drawing>
-          <wp:inline distT="0" distB="0" distL="0" distR="0">
+          <wp:inline distT="0" distB="0" distL="0" distR="0" wp14:anchorId="19945256" wp14:editId="6A27619D">
             <wp:extent cx="5676900" cy="1428750"/>
-            <wp:effectExtent t="0" r="0" b="0" l="0"/>
-            <wp:docPr id="1" name="03-02_lot_batch_breakdown.png" descr="03-02_lot_batch_breakdown.png" title="03-02_lot_batch_breakdown.png"/>
+            <wp:effectExtent l="0" t="0" r="0" b="0"/>
+            <wp:docPr id="1643746468" name="03-02_lot_batch_breakdown.png" descr="03-02_lot_batch_breakdown.png" title="03-02_lot_batch_breakdown.png"/>
             <wp:cNvGraphicFramePr>
               <a:graphicFrameLocks xmlns:a="http://schemas.openxmlformats.org/drawingml/2006/main" noChangeAspect="1"/>
             </wp:cNvGraphicFramePr>
@@ -3312,13 +3678,13 @@
               <a:graphicData uri="http://schemas.openxmlformats.org/drawingml/2006/picture">
                 <pic:pic xmlns:pic="http://schemas.openxmlformats.org/drawingml/2006/picture">
                   <pic:nvPicPr>
-                    <pic:cNvPr id="0" name="" descr=""/>
+                    <pic:cNvPr id="0" name=""/>
                     <pic:cNvPicPr>
                       <a:picLocks noChangeAspect="1" noChangeArrowheads="1"/>
                     </pic:cNvPicPr>
                   </pic:nvPicPr>
                   <pic:blipFill>
-                    <a:blip r:embed="rId25" cstate="none"/>
+                    <a:blip r:embed="rId22"/>
                     <a:srcRect/>
                     <a:stretch>
                       <a:fillRect/>
@@ -3347,84 +3713,107 @@
       </w:pPr>
       <w:r>
         <w:rPr>
-          <w:rFonts w:ascii="Arial" w:cs="Arial" w:eastAsia="Arial" w:hAnsi="Arial"/>
           <w:i/>
           <w:iCs/>
           <w:color w:val="5A5A5A"/>
           <w:sz w:val="17"/>
           <w:szCs w:val="17"/>
         </w:rPr>
-        <w:t xml:space="preserve">Figure 3.5 - Lot No. and Batch # columns in the Pallet Breakdown.</w:t>
-      </w:r>
-    </w:p>
-    <w:p>
-      <w:pPr>
-        <w:spacing w:after="60" w:before="160"/>
-      </w:pPr>
-      <w:r>
-        <w:rPr>
-          <w:rFonts w:ascii="Arial" w:cs="Arial" w:eastAsia="Arial" w:hAnsi="Arial"/>
+        <w:t>Figure 3.5 - Lot No. and Batch # columns in the Pallet Breakdown.</w:t>
+      </w:r>
+    </w:p>
+    <w:p>
+      <w:pPr>
+        <w:spacing w:before="160" w:after="60"/>
+      </w:pPr>
+      <w:r>
+        <w:rPr>
           <w:b/>
           <w:bCs/>
           <w:color w:val="002880"/>
           <w:sz w:val="22"/>
           <w:szCs w:val="22"/>
         </w:rPr>
-        <w:t xml:space="preserve">Option B - in the Magic Wizard</w:t>
-      </w:r>
-    </w:p>
-    <w:p>
-      <w:pPr>
-        <w:spacing w:after="60" w:before="140"/>
-      </w:pPr>
-      <w:r>
-        <w:rPr>
-          <w:rFonts w:ascii="Arial" w:cs="Arial" w:eastAsia="Arial" w:hAnsi="Arial"/>
+        <w:t>Option B - in the Magic Wizard</w:t>
+      </w:r>
+    </w:p>
+    <w:p>
+      <w:pPr>
+        <w:spacing w:before="140" w:after="60"/>
+      </w:pPr>
+      <w:r>
+        <w:rPr>
           <w:b/>
           <w:bCs/>
           <w:color w:val="002880"/>
           <w:sz w:val="22"/>
           <w:szCs w:val="22"/>
         </w:rPr>
-        <w:t xml:space="preserve">Step 6  </w:t>
-      </w:r>
-      <w:r>
-        <w:rPr>
-          <w:rFonts w:ascii="Arial" w:cs="Arial" w:eastAsia="Arial" w:hAnsi="Arial"/>
+        <w:t xml:space="preserve">Step </w:t>
+      </w:r>
+      <w:proofErr w:type="gramStart"/>
+      <w:r>
+        <w:rPr>
+          <w:b/>
+          <w:bCs/>
+          <w:color w:val="002880"/>
+          <w:sz w:val="22"/>
+          <w:szCs w:val="22"/>
+        </w:rPr>
+        <w:t xml:space="preserve">6  </w:t>
+      </w:r>
+      <w:r>
+        <w:rPr>
           <w:b/>
           <w:bCs/>
           <w:color w:val="001B57"/>
           <w:sz w:val="22"/>
           <w:szCs w:val="22"/>
         </w:rPr>
-        <w:t xml:space="preserve">· Enter them in the Magic Wizard</w:t>
-      </w:r>
-    </w:p>
-    <w:p>
-      <w:pPr>
-        <w:spacing w:after="120" w:line="268"/>
-      </w:pPr>
-      <w:r>
-        <w:rPr>
-          <w:rFonts w:ascii="Arial" w:cs="Arial" w:eastAsia="Arial" w:hAnsi="Arial"/>
-          <w:color w:val="1E1E1E"/>
-          <w:sz w:val="21"/>
-          <w:szCs w:val="21"/>
-        </w:rPr>
-        <w:t xml:space="preserve">Click Magic Wizard to open Fast Encode RR Lines, then fill the Lot No. and Batch # columns there. Click Confirm when done.</w:t>
-      </w:r>
-    </w:p>
-    <w:p>
-      <w:pPr>
-        <w:spacing w:after="40" w:before="40"/>
+        <w:t>·</w:t>
+      </w:r>
+      <w:proofErr w:type="gramEnd"/>
+      <w:r>
+        <w:rPr>
+          <w:b/>
+          <w:bCs/>
+          <w:color w:val="001B57"/>
+          <w:sz w:val="22"/>
+          <w:szCs w:val="22"/>
+        </w:rPr>
+        <w:t xml:space="preserve"> Enter them in the Magic Wizard</w:t>
+      </w:r>
+    </w:p>
+    <w:p>
+      <w:pPr>
+        <w:spacing w:after="120" w:line="268" w:lineRule="auto"/>
+      </w:pPr>
+      <w:r>
+        <w:t xml:space="preserve">Click Magic Wizard to open Fast Encode RR Lines, then </w:t>
+      </w:r>
+      <w:proofErr w:type="gramStart"/>
+      <w:r>
+        <w:t>fill</w:t>
+      </w:r>
+      <w:proofErr w:type="gramEnd"/>
+      <w:r>
+        <w:t xml:space="preserve"> the Lot No. and Batch # columns there. Click Confirm when done.</w:t>
+      </w:r>
+    </w:p>
+    <w:p>
+      <w:pPr>
+        <w:spacing w:before="40" w:after="40"/>
         <w:jc w:val="center"/>
       </w:pPr>
       <w:r>
+        <w:rPr>
+          <w:noProof/>
+        </w:rPr>
         <w:drawing>
-          <wp:inline distT="0" distB="0" distL="0" distR="0">
+          <wp:inline distT="0" distB="0" distL="0" distR="0" wp14:anchorId="03D8C2F8" wp14:editId="2DBC4C08">
             <wp:extent cx="5676900" cy="2219325"/>
-            <wp:effectExtent t="0" r="0" b="0" l="0"/>
-            <wp:docPr id="1" name="03-04_magic_wizard.png" descr="03-04_magic_wizard.png" title="03-04_magic_wizard.png"/>
+            <wp:effectExtent l="0" t="0" r="0" b="0"/>
+            <wp:docPr id="1549012001" name="03-04_magic_wizard.png" descr="03-04_magic_wizard.png" title="03-04_magic_wizard.png"/>
             <wp:cNvGraphicFramePr>
               <a:graphicFrameLocks xmlns:a="http://schemas.openxmlformats.org/drawingml/2006/main" noChangeAspect="1"/>
             </wp:cNvGraphicFramePr>
@@ -3432,13 +3821,13 @@
               <a:graphicData uri="http://schemas.openxmlformats.org/drawingml/2006/picture">
                 <pic:pic xmlns:pic="http://schemas.openxmlformats.org/drawingml/2006/picture">
                   <pic:nvPicPr>
-                    <pic:cNvPr id="0" name="" descr=""/>
+                    <pic:cNvPr id="0" name=""/>
                     <pic:cNvPicPr>
                       <a:picLocks noChangeAspect="1" noChangeArrowheads="1"/>
                     </pic:cNvPicPr>
                   </pic:nvPicPr>
                   <pic:blipFill>
-                    <a:blip r:embed="rId26" cstate="none"/>
+                    <a:blip r:embed="rId23"/>
                     <a:srcRect/>
                     <a:stretch>
                       <a:fillRect/>
@@ -3467,79 +3856,105 @@
       </w:pPr>
       <w:r>
         <w:rPr>
-          <w:rFonts w:ascii="Arial" w:cs="Arial" w:eastAsia="Arial" w:hAnsi="Arial"/>
           <w:i/>
           <w:iCs/>
           <w:color w:val="5A5A5A"/>
           <w:sz w:val="17"/>
           <w:szCs w:val="17"/>
         </w:rPr>
-        <w:t xml:space="preserve">Figure 3.6 - Lot No. and Batch # in the Magic Wizard.</w:t>
+        <w:t>Figure 3.6 - Lot No. and Batch # in the Magic Wizard.</w:t>
       </w:r>
     </w:p>
     <w:p>
       <w:pPr>
         <w:pStyle w:val="Heading2"/>
       </w:pPr>
-      <w:r>
-        <w:rPr>
-          <w:rFonts w:ascii="Arial" w:cs="Arial" w:eastAsia="Arial" w:hAnsi="Arial"/>
-        </w:rPr>
-        <w:t xml:space="preserve">3.4  Validate - the Prodcode is generated</w:t>
-      </w:r>
-    </w:p>
-    <w:p>
-      <w:pPr>
-        <w:spacing w:after="60" w:before="140"/>
-      </w:pPr>
-      <w:r>
-        <w:rPr>
-          <w:rFonts w:ascii="Arial" w:cs="Arial" w:eastAsia="Arial" w:hAnsi="Arial"/>
+      <w:proofErr w:type="gramStart"/>
+      <w:r>
+        <w:t>3.4  Validate</w:t>
+      </w:r>
+      <w:proofErr w:type="gramEnd"/>
+      <w:r>
+        <w:t xml:space="preserve"> - the </w:t>
+      </w:r>
+      <w:proofErr w:type="spellStart"/>
+      <w:r>
+        <w:t>Prodcode</w:t>
+      </w:r>
+      <w:proofErr w:type="spellEnd"/>
+      <w:r>
+        <w:t xml:space="preserve"> is generated</w:t>
+      </w:r>
+    </w:p>
+    <w:p>
+      <w:pPr>
+        <w:spacing w:before="140" w:after="60"/>
+      </w:pPr>
+      <w:r>
+        <w:rPr>
           <w:b/>
           <w:bCs/>
           <w:color w:val="002880"/>
           <w:sz w:val="22"/>
           <w:szCs w:val="22"/>
         </w:rPr>
-        <w:t xml:space="preserve">Step 7  </w:t>
-      </w:r>
-      <w:r>
-        <w:rPr>
-          <w:rFonts w:ascii="Arial" w:cs="Arial" w:eastAsia="Arial" w:hAnsi="Arial"/>
+        <w:t xml:space="preserve">Step </w:t>
+      </w:r>
+      <w:proofErr w:type="gramStart"/>
+      <w:r>
+        <w:rPr>
+          <w:b/>
+          <w:bCs/>
+          <w:color w:val="002880"/>
+          <w:sz w:val="22"/>
+          <w:szCs w:val="22"/>
+        </w:rPr>
+        <w:t xml:space="preserve">7  </w:t>
+      </w:r>
+      <w:r>
+        <w:rPr>
           <w:b/>
           <w:bCs/>
           <w:color w:val="001B57"/>
           <w:sz w:val="22"/>
           <w:szCs w:val="22"/>
         </w:rPr>
-        <w:t xml:space="preserve">· Validate the receipt</w:t>
-      </w:r>
-    </w:p>
-    <w:p>
-      <w:pPr>
-        <w:spacing w:after="120" w:line="268"/>
-      </w:pPr>
-      <w:r>
-        <w:rPr>
-          <w:rFonts w:ascii="Arial" w:cs="Arial" w:eastAsia="Arial" w:hAnsi="Arial"/>
-          <w:color w:val="1E1E1E"/>
-          <w:sz w:val="21"/>
-          <w:szCs w:val="21"/>
-        </w:rPr>
-        <w:t xml:space="preserve">Finish and validate the Receiving Report. Once it reaches Done, the stock is created.</w:t>
-      </w:r>
-    </w:p>
-    <w:p>
-      <w:pPr>
-        <w:spacing w:after="40" w:before="40"/>
+        <w:t>·</w:t>
+      </w:r>
+      <w:proofErr w:type="gramEnd"/>
+      <w:r>
+        <w:rPr>
+          <w:b/>
+          <w:bCs/>
+          <w:color w:val="001B57"/>
+          <w:sz w:val="22"/>
+          <w:szCs w:val="22"/>
+        </w:rPr>
+        <w:t xml:space="preserve"> Validate the receipt</w:t>
+      </w:r>
+    </w:p>
+    <w:p>
+      <w:pPr>
+        <w:spacing w:after="120" w:line="268" w:lineRule="auto"/>
+      </w:pPr>
+      <w:r>
+        <w:t>Finish and validate the Receiving Report. Once it reaches Done, the stock is created.</w:t>
+      </w:r>
+    </w:p>
+    <w:p>
+      <w:pPr>
+        <w:spacing w:before="40" w:after="40"/>
         <w:jc w:val="center"/>
       </w:pPr>
       <w:r>
+        <w:rPr>
+          <w:noProof/>
+        </w:rPr>
         <w:drawing>
-          <wp:inline distT="0" distB="0" distL="0" distR="0">
+          <wp:inline distT="0" distB="0" distL="0" distR="0" wp14:anchorId="2BBDA1A1" wp14:editId="24EE6559">
             <wp:extent cx="5676900" cy="962025"/>
-            <wp:effectExtent t="0" r="0" b="0" l="0"/>
-            <wp:docPr id="1" name="03-06_validate_done.png" descr="03-06_validate_done.png" title="03-06_validate_done.png"/>
+            <wp:effectExtent l="0" t="0" r="0" b="0"/>
+            <wp:docPr id="1713418143" name="03-06_validate_done.png" descr="03-06_validate_done.png" title="03-06_validate_done.png"/>
             <wp:cNvGraphicFramePr>
               <a:graphicFrameLocks xmlns:a="http://schemas.openxmlformats.org/drawingml/2006/main" noChangeAspect="1"/>
             </wp:cNvGraphicFramePr>
@@ -3547,13 +3962,13 @@
               <a:graphicData uri="http://schemas.openxmlformats.org/drawingml/2006/picture">
                 <pic:pic xmlns:pic="http://schemas.openxmlformats.org/drawingml/2006/picture">
                   <pic:nvPicPr>
-                    <pic:cNvPr id="0" name="" descr=""/>
+                    <pic:cNvPr id="0" name=""/>
                     <pic:cNvPicPr>
                       <a:picLocks noChangeAspect="1" noChangeArrowheads="1"/>
                     </pic:cNvPicPr>
                   </pic:nvPicPr>
                   <pic:blipFill>
-                    <a:blip r:embed="rId27" cstate="none"/>
+                    <a:blip r:embed="rId24"/>
                     <a:srcRect/>
                     <a:stretch>
                       <a:fillRect/>
@@ -3582,68 +3997,105 @@
       </w:pPr>
       <w:r>
         <w:rPr>
-          <w:rFonts w:ascii="Arial" w:cs="Arial" w:eastAsia="Arial" w:hAnsi="Arial"/>
           <w:i/>
           <w:iCs/>
           <w:color w:val="5A5A5A"/>
           <w:sz w:val="17"/>
           <w:szCs w:val="17"/>
         </w:rPr>
-        <w:t xml:space="preserve">Figure 3.7 - The receipt validated (Done); the stock is created.</w:t>
-      </w:r>
-    </w:p>
-    <w:p>
-      <w:pPr>
-        <w:spacing w:after="60" w:before="140"/>
-      </w:pPr>
-      <w:r>
-        <w:rPr>
-          <w:rFonts w:ascii="Arial" w:cs="Arial" w:eastAsia="Arial" w:hAnsi="Arial"/>
+        <w:t>Figure 3.7 - The receipt validated (Done); the stock is created.</w:t>
+      </w:r>
+    </w:p>
+    <w:p>
+      <w:pPr>
+        <w:spacing w:before="140" w:after="60"/>
+      </w:pPr>
+      <w:r>
+        <w:rPr>
           <w:b/>
           <w:bCs/>
           <w:color w:val="002880"/>
           <w:sz w:val="22"/>
           <w:szCs w:val="22"/>
         </w:rPr>
-        <w:t xml:space="preserve">Step 8  </w:t>
-      </w:r>
-      <w:r>
-        <w:rPr>
-          <w:rFonts w:ascii="Arial" w:cs="Arial" w:eastAsia="Arial" w:hAnsi="Arial"/>
+        <w:t xml:space="preserve">Step </w:t>
+      </w:r>
+      <w:proofErr w:type="gramStart"/>
+      <w:r>
+        <w:rPr>
+          <w:b/>
+          <w:bCs/>
+          <w:color w:val="002880"/>
+          <w:sz w:val="22"/>
+          <w:szCs w:val="22"/>
+        </w:rPr>
+        <w:t xml:space="preserve">8  </w:t>
+      </w:r>
+      <w:r>
+        <w:rPr>
           <w:b/>
           <w:bCs/>
           <w:color w:val="001B57"/>
           <w:sz w:val="22"/>
           <w:szCs w:val="22"/>
         </w:rPr>
-        <w:t xml:space="preserve">· Open Location Related Stocks to see the Prodcode</w:t>
-      </w:r>
-    </w:p>
-    <w:p>
-      <w:pPr>
-        <w:spacing w:after="120" w:line="268"/>
-      </w:pPr>
-      <w:r>
-        <w:rPr>
-          <w:rFonts w:ascii="Arial" w:cs="Arial" w:eastAsia="Arial" w:hAnsi="Arial"/>
-          <w:color w:val="1E1E1E"/>
-          <w:sz w:val="21"/>
-          <w:szCs w:val="21"/>
-        </w:rPr>
-        <w:t xml:space="preserve">Click Location Related Stocks on the receipt. Each stored pallet now carries its Prodcode, built automatically from the Expiration Date and the Batch #, followed by a fixed letter M - for example 01JAN2027 + 25 + M.</w:t>
-      </w:r>
-    </w:p>
-    <w:p>
-      <w:pPr>
-        <w:spacing w:after="40" w:before="40"/>
+        <w:t>·</w:t>
+      </w:r>
+      <w:proofErr w:type="gramEnd"/>
+      <w:r>
+        <w:rPr>
+          <w:b/>
+          <w:bCs/>
+          <w:color w:val="001B57"/>
+          <w:sz w:val="22"/>
+          <w:szCs w:val="22"/>
+        </w:rPr>
+        <w:t xml:space="preserve"> Open Location Related Stocks to see the </w:t>
+      </w:r>
+      <w:proofErr w:type="spellStart"/>
+      <w:r>
+        <w:rPr>
+          <w:b/>
+          <w:bCs/>
+          <w:color w:val="001B57"/>
+          <w:sz w:val="22"/>
+          <w:szCs w:val="22"/>
+        </w:rPr>
+        <w:t>Prodcode</w:t>
+      </w:r>
+      <w:proofErr w:type="spellEnd"/>
+    </w:p>
+    <w:p>
+      <w:pPr>
+        <w:spacing w:after="120" w:line="268" w:lineRule="auto"/>
+      </w:pPr>
+      <w:r>
+        <w:lastRenderedPageBreak/>
+        <w:t xml:space="preserve">Click Location Related Stocks on the receipt. Each stored pallet now carries its </w:t>
+      </w:r>
+      <w:proofErr w:type="spellStart"/>
+      <w:r>
+        <w:t>Prodcode</w:t>
+      </w:r>
+      <w:proofErr w:type="spellEnd"/>
+      <w:r>
+        <w:t>, built automatically from the Expiration Date and the Batch #, followed by a fixed letter M - for example 01JAN2027 + 25 + M.</w:t>
+      </w:r>
+    </w:p>
+    <w:p>
+      <w:pPr>
+        <w:spacing w:before="40" w:after="40"/>
         <w:jc w:val="center"/>
       </w:pPr>
       <w:r>
+        <w:rPr>
+          <w:noProof/>
+        </w:rPr>
         <w:drawing>
-          <wp:inline distT="0" distB="0" distL="0" distR="0">
+          <wp:inline distT="0" distB="0" distL="0" distR="0" wp14:anchorId="68B2C239" wp14:editId="2CD1FC12">
             <wp:extent cx="5676900" cy="2057400"/>
-            <wp:effectExtent t="0" r="0" b="0" l="0"/>
-            <wp:docPr id="1" name="03-06b_quant_prodcode.png" descr="03-06b_quant_prodcode.png" title="03-06b_quant_prodcode.png"/>
+            <wp:effectExtent l="0" t="0" r="0" b="0"/>
+            <wp:docPr id="562064726" name="03-06b_quant_prodcode.png" descr="03-06b_quant_prodcode.png" title="03-06b_quant_prodcode.png"/>
             <wp:cNvGraphicFramePr>
               <a:graphicFrameLocks xmlns:a="http://schemas.openxmlformats.org/drawingml/2006/main" noChangeAspect="1"/>
             </wp:cNvGraphicFramePr>
@@ -3651,13 +4103,13 @@
               <a:graphicData uri="http://schemas.openxmlformats.org/drawingml/2006/picture">
                 <pic:pic xmlns:pic="http://schemas.openxmlformats.org/drawingml/2006/picture">
                   <pic:nvPicPr>
-                    <pic:cNvPr id="0" name="" descr=""/>
+                    <pic:cNvPr id="0" name=""/>
                     <pic:cNvPicPr>
                       <a:picLocks noChangeAspect="1" noChangeArrowheads="1"/>
                     </pic:cNvPicPr>
                   </pic:nvPicPr>
                   <pic:blipFill>
-                    <a:blip r:embed="rId28" cstate="none"/>
+                    <a:blip r:embed="rId25"/>
                     <a:srcRect/>
                     <a:stretch>
                       <a:fillRect/>
@@ -3686,68 +4138,136 @@
       </w:pPr>
       <w:r>
         <w:rPr>
-          <w:rFonts w:ascii="Arial" w:cs="Arial" w:eastAsia="Arial" w:hAnsi="Arial"/>
           <w:i/>
           <w:iCs/>
           <w:color w:val="5A5A5A"/>
           <w:sz w:val="17"/>
           <w:szCs w:val="17"/>
         </w:rPr>
-        <w:t xml:space="preserve">Figure 3.8 - The Prodcode stored on each pallet (Location Related Stocks).</w:t>
-      </w:r>
-    </w:p>
-    <w:p>
-      <w:pPr>
-        <w:spacing w:after="120" w:line="268"/>
-      </w:pPr>
-      <w:r>
-        <w:rPr>
-          <w:rFonts w:ascii="Arial" w:cs="Arial" w:eastAsia="Arial" w:hAnsi="Arial"/>
-          <w:color w:val="1E1E1E"/>
-          <w:sz w:val="21"/>
-          <w:szCs w:val="21"/>
-        </w:rPr>
-        <w:t xml:space="preserve">The Prodcode stays with the stock and is also shown, read-only, on the withdrawal's Pallet Breakdown.</w:t>
-      </w:r>
-    </w:p>
-    <w:p>
-      <w:pPr>
-        <w:spacing w:after="60" w:before="140"/>
-      </w:pPr>
-      <w:r>
-        <w:rPr>
-          <w:rFonts w:ascii="Arial" w:cs="Arial" w:eastAsia="Arial" w:hAnsi="Arial"/>
+        <w:t xml:space="preserve">Figure 3.8 - The </w:t>
+      </w:r>
+      <w:proofErr w:type="spellStart"/>
+      <w:r>
+        <w:rPr>
+          <w:i/>
+          <w:iCs/>
+          <w:color w:val="5A5A5A"/>
+          <w:sz w:val="17"/>
+          <w:szCs w:val="17"/>
+        </w:rPr>
+        <w:t>Prodcode</w:t>
+      </w:r>
+      <w:proofErr w:type="spellEnd"/>
+      <w:r>
+        <w:rPr>
+          <w:i/>
+          <w:iCs/>
+          <w:color w:val="5A5A5A"/>
+          <w:sz w:val="17"/>
+          <w:szCs w:val="17"/>
+        </w:rPr>
+        <w:t xml:space="preserve"> stored on each pallet (Location Related Stocks).</w:t>
+      </w:r>
+    </w:p>
+    <w:p>
+      <w:pPr>
+        <w:spacing w:after="120" w:line="268" w:lineRule="auto"/>
+      </w:pPr>
+      <w:r>
+        <w:t xml:space="preserve">The </w:t>
+      </w:r>
+      <w:proofErr w:type="spellStart"/>
+      <w:r>
+        <w:t>Prodcode</w:t>
+      </w:r>
+      <w:proofErr w:type="spellEnd"/>
+      <w:r>
+        <w:t xml:space="preserve"> stays with the stock and is also shown, read-only, on the withdrawal's Pallet Breakdown.</w:t>
+      </w:r>
+    </w:p>
+    <w:p>
+      <w:pPr>
+        <w:spacing w:before="140" w:after="60"/>
+      </w:pPr>
+      <w:r>
+        <w:rPr>
           <w:b/>
           <w:bCs/>
           <w:color w:val="002880"/>
           <w:sz w:val="22"/>
           <w:szCs w:val="22"/>
         </w:rPr>
-        <w:t xml:space="preserve">Step 9  </w:t>
-      </w:r>
-      <w:r>
-        <w:rPr>
-          <w:rFonts w:ascii="Arial" w:cs="Arial" w:eastAsia="Arial" w:hAnsi="Arial"/>
+        <w:t xml:space="preserve">Step </w:t>
+      </w:r>
+      <w:proofErr w:type="gramStart"/>
+      <w:r>
+        <w:rPr>
+          <w:b/>
+          <w:bCs/>
+          <w:color w:val="002880"/>
+          <w:sz w:val="22"/>
+          <w:szCs w:val="22"/>
+        </w:rPr>
+        <w:t xml:space="preserve">9  </w:t>
+      </w:r>
+      <w:r>
+        <w:rPr>
           <w:b/>
           <w:bCs/>
           <w:color w:val="001B57"/>
           <w:sz w:val="22"/>
           <w:szCs w:val="22"/>
         </w:rPr>
-        <w:t xml:space="preserve">· See the Prodcode on a withdrawal</w:t>
-      </w:r>
-    </w:p>
-    <w:p>
-      <w:pPr>
-        <w:spacing w:after="40" w:before="40"/>
+        <w:t>·</w:t>
+      </w:r>
+      <w:proofErr w:type="gramEnd"/>
+      <w:r>
+        <w:rPr>
+          <w:b/>
+          <w:bCs/>
+          <w:color w:val="001B57"/>
+          <w:sz w:val="22"/>
+          <w:szCs w:val="22"/>
+        </w:rPr>
+        <w:t xml:space="preserve"> See the </w:t>
+      </w:r>
+      <w:proofErr w:type="spellStart"/>
+      <w:r>
+        <w:rPr>
+          <w:b/>
+          <w:bCs/>
+          <w:color w:val="001B57"/>
+          <w:sz w:val="22"/>
+          <w:szCs w:val="22"/>
+        </w:rPr>
+        <w:t>Prodcode</w:t>
+      </w:r>
+      <w:proofErr w:type="spellEnd"/>
+      <w:r>
+        <w:rPr>
+          <w:b/>
+          <w:bCs/>
+          <w:color w:val="001B57"/>
+          <w:sz w:val="22"/>
+          <w:szCs w:val="22"/>
+        </w:rPr>
+        <w:t xml:space="preserve"> on a withdrawal</w:t>
+      </w:r>
+    </w:p>
+    <w:p>
+      <w:pPr>
+        <w:spacing w:before="40" w:after="40"/>
         <w:jc w:val="center"/>
       </w:pPr>
       <w:r>
+        <w:rPr>
+          <w:noProof/>
+        </w:rPr>
         <w:drawing>
-          <wp:inline distT="0" distB="0" distL="0" distR="0">
+          <wp:inline distT="0" distB="0" distL="0" distR="0" wp14:anchorId="0EBFFF95" wp14:editId="76BC9DB7">
             <wp:extent cx="5676900" cy="1152525"/>
-            <wp:effectExtent t="0" r="0" b="0" l="0"/>
-            <wp:docPr id="1" name="03-07_prodcode_wr.png" descr="03-07_prodcode_wr.png" title="03-07_prodcode_wr.png"/>
+            <wp:effectExtent l="0" t="0" r="0" b="0"/>
+            <wp:docPr id="1923038088" name="03-07_prodcode_wr.png" descr="03-07_prodcode_wr.png" title="03-07_prodcode_wr.png"/>
             <wp:cNvGraphicFramePr>
               <a:graphicFrameLocks xmlns:a="http://schemas.openxmlformats.org/drawingml/2006/main" noChangeAspect="1"/>
             </wp:cNvGraphicFramePr>
@@ -3755,13 +4275,13 @@
               <a:graphicData uri="http://schemas.openxmlformats.org/drawingml/2006/picture">
                 <pic:pic xmlns:pic="http://schemas.openxmlformats.org/drawingml/2006/picture">
                   <pic:nvPicPr>
-                    <pic:cNvPr id="0" name="" descr=""/>
+                    <pic:cNvPr id="0" name=""/>
                     <pic:cNvPicPr>
                       <a:picLocks noChangeAspect="1" noChangeArrowheads="1"/>
                     </pic:cNvPicPr>
                   </pic:nvPicPr>
                   <pic:blipFill>
-                    <a:blip r:embed="rId29" cstate="none"/>
+                    <a:blip r:embed="rId26"/>
                     <a:srcRect/>
                     <a:stretch>
                       <a:fillRect/>
@@ -3790,58 +4310,84 @@
       </w:pPr>
       <w:r>
         <w:rPr>
-          <w:rFonts w:ascii="Arial" w:cs="Arial" w:eastAsia="Arial" w:hAnsi="Arial"/>
           <w:i/>
           <w:iCs/>
           <w:color w:val="5A5A5A"/>
           <w:sz w:val="17"/>
           <w:szCs w:val="17"/>
         </w:rPr>
-        <w:t xml:space="preserve">Figure 3.9 - The Prodcode (read-only) on a later withdrawal.</w:t>
+        <w:t xml:space="preserve">Figure 3.9 - The </w:t>
+      </w:r>
+      <w:proofErr w:type="spellStart"/>
+      <w:r>
+        <w:rPr>
+          <w:i/>
+          <w:iCs/>
+          <w:color w:val="5A5A5A"/>
+          <w:sz w:val="17"/>
+          <w:szCs w:val="17"/>
+        </w:rPr>
+        <w:t>Prodcode</w:t>
+      </w:r>
+      <w:proofErr w:type="spellEnd"/>
+      <w:r>
+        <w:rPr>
+          <w:i/>
+          <w:iCs/>
+          <w:color w:val="5A5A5A"/>
+          <w:sz w:val="17"/>
+          <w:szCs w:val="17"/>
+        </w:rPr>
+        <w:t xml:space="preserve"> (read-only) on a later withdrawal.</w:t>
       </w:r>
     </w:p>
     <w:p>
       <w:pPr>
         <w:spacing w:after="60"/>
       </w:pPr>
-      <w:r>
-        <w:rPr>
-          <w:rFonts w:ascii="Arial" w:cs="Arial" w:eastAsia="Arial" w:hAnsi="Arial"/>
-        </w:rPr>
-        <w:t xml:space="preserve"/>
-      </w:r>
     </w:p>
     <w:tbl>
       <w:tblPr>
-        <w:tblW w:type="dxa" w:w="9360"/>
+        <w:tblW w:w="9360" w:type="dxa"/>
         <w:tblBorders>
-          <w:top w:val="single" w:color="auto" w:sz="4"/>
-          <w:left w:val="single" w:color="auto" w:sz="4"/>
-          <w:bottom w:val="single" w:color="auto" w:sz="4"/>
-          <w:right w:val="single" w:color="auto" w:sz="4"/>
-          <w:insideH w:val="single" w:color="auto" w:sz="4"/>
-          <w:insideV w:val="single" w:color="auto" w:sz="4"/>
+          <w:top w:val="single" w:sz="4" w:space="0" w:color="auto"/>
+          <w:left w:val="single" w:sz="4" w:space="0" w:color="auto"/>
+          <w:bottom w:val="single" w:sz="4" w:space="0" w:color="auto"/>
+          <w:right w:val="single" w:sz="4" w:space="0" w:color="auto"/>
+          <w:insideH w:val="single" w:sz="4" w:space="0" w:color="auto"/>
+          <w:insideV w:val="single" w:sz="4" w:space="0" w:color="auto"/>
         </w:tblBorders>
+        <w:tblCellMar>
+          <w:left w:w="10" w:type="dxa"/>
+          <w:right w:w="10" w:type="dxa"/>
+        </w:tblCellMar>
+        <w:tblLook w:val="04A0" w:firstRow="1" w:lastRow="0" w:firstColumn="1" w:lastColumn="0" w:noHBand="0" w:noVBand="1"/>
       </w:tblPr>
       <w:tblGrid>
         <w:gridCol w:w="9360"/>
       </w:tblGrid>
       <w:tr>
+        <w:tblPrEx>
+          <w:tblCellMar>
+            <w:top w:w="0" w:type="dxa"/>
+            <w:bottom w:w="0" w:type="dxa"/>
+          </w:tblCellMar>
+        </w:tblPrEx>
         <w:tc>
           <w:tcPr>
-            <w:tcW w:type="dxa" w:w="9360"/>
+            <w:tcW w:w="9360" w:type="dxa"/>
             <w:tcBorders>
-              <w:top w:val="single" w:color="002880" w:sz="14"/>
-              <w:left w:val="single" w:color="C9CFE4" w:sz="1"/>
-              <w:bottom w:val="single" w:color="C9CFE4" w:sz="1"/>
-              <w:right w:val="single" w:color="C9CFE4" w:sz="1"/>
+              <w:top w:val="single" w:sz="14" w:space="0" w:color="002880"/>
+              <w:left w:val="single" w:sz="1" w:space="0" w:color="C9CFE4"/>
+              <w:bottom w:val="single" w:sz="1" w:space="0" w:color="C9CFE4"/>
+              <w:right w:val="single" w:sz="1" w:space="0" w:color="C9CFE4"/>
             </w:tcBorders>
-            <w:shd w:fill="EEF1FA" w:val="clear"/>
+            <w:shd w:val="clear" w:color="auto" w:fill="EEF1FA"/>
             <w:tcMar>
-              <w:top w:type="dxa" w:w="140"/>
-              <w:left w:type="dxa" w:w="200"/>
-              <w:bottom w:type="dxa" w:w="140"/>
-              <w:right w:type="dxa" w:w="200"/>
+              <w:top w:w="140" w:type="dxa"/>
+              <w:left w:w="200" w:type="dxa"/>
+              <w:bottom w:w="140" w:type="dxa"/>
+              <w:right w:w="200" w:type="dxa"/>
             </w:tcMar>
           </w:tcPr>
           <w:p>
@@ -3850,7 +4396,6 @@
             </w:pPr>
             <w:r>
               <w:rPr>
-                <w:rFonts w:ascii="Arial" w:cs="Arial" w:eastAsia="Arial" w:hAnsi="Arial"/>
                 <w:b/>
                 <w:bCs/>
                 <w:caps/>
@@ -3858,7 +4403,7 @@
                 <w:sz w:val="20"/>
                 <w:szCs w:val="20"/>
               </w:rPr>
-              <w:t xml:space="preserve">What's next</w:t>
+              <w:t>What's next</w:t>
             </w:r>
           </w:p>
           <w:p>
@@ -3868,16 +4413,14 @@
                 <w:ilvl w:val="0"/>
                 <w:numId w:val="2"/>
               </w:numPr>
-              <w:spacing w:after="50" w:line="252"/>
+              <w:spacing w:after="50" w:line="252" w:lineRule="auto"/>
             </w:pPr>
             <w:r>
               <w:rPr>
-                <w:rFonts w:ascii="Arial" w:cs="Arial" w:eastAsia="Arial" w:hAnsi="Arial"/>
-                <w:color w:val="1E1E1E"/>
                 <w:sz w:val="20"/>
                 <w:szCs w:val="20"/>
               </w:rPr>
-              <w:t xml:space="preserve">Chapter 4 - Receiving &amp; Merge (Fixed and Multiple).</w:t>
+              <w:t>Chapter 4 - Receiving &amp; Merge (Fixed and Multiple).</w:t>
             </w:r>
           </w:p>
         </w:tc>
@@ -3893,57 +4436,68 @@
         <w:pStyle w:val="Heading1"/>
       </w:pPr>
       <w:r>
-        <w:rPr>
-          <w:rFonts w:ascii="Arial" w:cs="Arial" w:eastAsia="Arial" w:hAnsi="Arial"/>
-        </w:rPr>
-        <w:t xml:space="preserve">Chapter 4 · Receiving &amp; Merge</w:t>
-      </w:r>
-    </w:p>
-    <w:p>
-      <w:pPr>
-        <w:spacing w:after="120" w:line="268"/>
-      </w:pPr>
-      <w:r>
-        <w:rPr>
-          <w:rFonts w:ascii="Arial" w:cs="Arial" w:eastAsia="Arial" w:hAnsi="Arial"/>
-          <w:color w:val="1E1E1E"/>
-          <w:sz w:val="21"/>
-          <w:szCs w:val="21"/>
-        </w:rPr>
-        <w:t xml:space="preserve">During receiving you can merge a pallet line onto another pallet, so several products or batches share one physical pallet. How the merge behaves depends on the client's setup (Chapter 2): a Fixed client uses one dedicated pallet; a Multiple client has several special pallets. Either way the merge starts the same, and any merge can be reversed with Un-merge.</w:t>
+        <w:lastRenderedPageBreak/>
+        <w:t>Chapter 4 · Receiving &amp; Merge</w:t>
+      </w:r>
+    </w:p>
+    <w:p>
+      <w:pPr>
+        <w:spacing w:after="120" w:line="268" w:lineRule="auto"/>
+      </w:pPr>
+      <w:r>
+        <w:t xml:space="preserve">During </w:t>
+      </w:r>
+      <w:proofErr w:type="gramStart"/>
+      <w:r>
+        <w:t>receiving</w:t>
+      </w:r>
+      <w:proofErr w:type="gramEnd"/>
+      <w:r>
+        <w:t xml:space="preserve"> you can merge a pallet line onto another pallet, so several products or batches share one physical pallet. How the merge behaves depends on the client's setup (Chapter 2): a Fixed client uses one dedicated pallet; a Multiple client has several special pallets. Either way the merge starts the same, and any merge can be reversed with Un-merge.</w:t>
       </w:r>
     </w:p>
     <w:tbl>
       <w:tblPr>
-        <w:tblW w:type="dxa" w:w="9360"/>
+        <w:tblW w:w="9360" w:type="dxa"/>
         <w:tblBorders>
-          <w:top w:val="single" w:color="auto" w:sz="4"/>
-          <w:left w:val="single" w:color="auto" w:sz="4"/>
-          <w:bottom w:val="single" w:color="auto" w:sz="4"/>
-          <w:right w:val="single" w:color="auto" w:sz="4"/>
-          <w:insideH w:val="single" w:color="auto" w:sz="4"/>
-          <w:insideV w:val="single" w:color="auto" w:sz="4"/>
+          <w:top w:val="single" w:sz="4" w:space="0" w:color="auto"/>
+          <w:left w:val="single" w:sz="4" w:space="0" w:color="auto"/>
+          <w:bottom w:val="single" w:sz="4" w:space="0" w:color="auto"/>
+          <w:right w:val="single" w:sz="4" w:space="0" w:color="auto"/>
+          <w:insideH w:val="single" w:sz="4" w:space="0" w:color="auto"/>
+          <w:insideV w:val="single" w:sz="4" w:space="0" w:color="auto"/>
         </w:tblBorders>
+        <w:tblCellMar>
+          <w:left w:w="10" w:type="dxa"/>
+          <w:right w:w="10" w:type="dxa"/>
+        </w:tblCellMar>
+        <w:tblLook w:val="04A0" w:firstRow="1" w:lastRow="0" w:firstColumn="1" w:lastColumn="0" w:noHBand="0" w:noVBand="1"/>
       </w:tblPr>
       <w:tblGrid>
         <w:gridCol w:w="9360"/>
       </w:tblGrid>
       <w:tr>
+        <w:tblPrEx>
+          <w:tblCellMar>
+            <w:top w:w="0" w:type="dxa"/>
+            <w:bottom w:w="0" w:type="dxa"/>
+          </w:tblCellMar>
+        </w:tblPrEx>
         <w:tc>
           <w:tcPr>
-            <w:tcW w:type="dxa" w:w="9360"/>
+            <w:tcW w:w="9360" w:type="dxa"/>
             <w:tcBorders>
-              <w:top w:val="single" w:color="002880" w:sz="14"/>
-              <w:left w:val="single" w:color="C9CFE4" w:sz="1"/>
-              <w:bottom w:val="single" w:color="C9CFE4" w:sz="1"/>
-              <w:right w:val="single" w:color="C9CFE4" w:sz="1"/>
+              <w:top w:val="single" w:sz="14" w:space="0" w:color="002880"/>
+              <w:left w:val="single" w:sz="1" w:space="0" w:color="C9CFE4"/>
+              <w:bottom w:val="single" w:sz="1" w:space="0" w:color="C9CFE4"/>
+              <w:right w:val="single" w:sz="1" w:space="0" w:color="C9CFE4"/>
             </w:tcBorders>
-            <w:shd w:fill="EEF1FA" w:val="clear"/>
+            <w:shd w:val="clear" w:color="auto" w:fill="EEF1FA"/>
             <w:tcMar>
-              <w:top w:type="dxa" w:w="140"/>
-              <w:left w:type="dxa" w:w="200"/>
-              <w:bottom w:type="dxa" w:w="140"/>
-              <w:right w:type="dxa" w:w="200"/>
+              <w:top w:w="140" w:type="dxa"/>
+              <w:left w:w="200" w:type="dxa"/>
+              <w:bottom w:w="140" w:type="dxa"/>
+              <w:right w:w="200" w:type="dxa"/>
             </w:tcMar>
           </w:tcPr>
           <w:p>
@@ -3952,7 +4506,6 @@
             </w:pPr>
             <w:r>
               <w:rPr>
-                <w:rFonts w:ascii="Arial" w:cs="Arial" w:eastAsia="Arial" w:hAnsi="Arial"/>
                 <w:b/>
                 <w:bCs/>
                 <w:caps/>
@@ -3960,7 +4513,7 @@
                 <w:sz w:val="20"/>
                 <w:szCs w:val="20"/>
               </w:rPr>
-              <w:t xml:space="preserve">Who does this · before you start</w:t>
+              <w:t>Who does this · before you start</w:t>
             </w:r>
           </w:p>
           <w:p>
@@ -3970,16 +4523,14 @@
                 <w:ilvl w:val="0"/>
                 <w:numId w:val="2"/>
               </w:numPr>
-              <w:spacing w:after="50" w:line="252"/>
+              <w:spacing w:after="50" w:line="252" w:lineRule="auto"/>
             </w:pPr>
             <w:r>
               <w:rPr>
-                <w:rFonts w:ascii="Arial" w:cs="Arial" w:eastAsia="Arial" w:hAnsi="Arial"/>
-                <w:color w:val="1E1E1E"/>
                 <w:sz w:val="20"/>
                 <w:szCs w:val="20"/>
               </w:rPr>
-              <w:t xml:space="preserve">Responsible role: Documentation Staff merge pallets while encoding the receipt.</w:t>
+              <w:t>Responsible role: Documentation Staff merge pallets while encoding the receipt.</w:t>
             </w:r>
           </w:p>
           <w:p>
@@ -3989,16 +4540,14 @@
                 <w:ilvl w:val="0"/>
                 <w:numId w:val="2"/>
               </w:numPr>
-              <w:spacing w:after="50" w:line="252"/>
+              <w:spacing w:after="50" w:line="252" w:lineRule="auto"/>
             </w:pPr>
             <w:r>
               <w:rPr>
-                <w:rFonts w:ascii="Arial" w:cs="Arial" w:eastAsia="Arial" w:hAnsi="Arial"/>
-                <w:color w:val="1E1E1E"/>
                 <w:sz w:val="20"/>
                 <w:szCs w:val="20"/>
               </w:rPr>
-              <w:t xml:space="preserve">The client must have Can Merge Pallets switched on (set by the Inventory Supervisor - Chapter 2).</w:t>
+              <w:t>The client must have Can Merge Pallets switched on (set by the Inventory Supervisor - Chapter 2).</w:t>
             </w:r>
           </w:p>
           <w:p>
@@ -4008,16 +4557,14 @@
                 <w:ilvl w:val="0"/>
                 <w:numId w:val="2"/>
               </w:numPr>
-              <w:spacing w:after="50" w:line="252"/>
+              <w:spacing w:after="50" w:line="252" w:lineRule="auto"/>
             </w:pPr>
             <w:r>
               <w:rPr>
-                <w:rFonts w:ascii="Arial" w:cs="Arial" w:eastAsia="Arial" w:hAnsi="Arial"/>
-                <w:color w:val="1E1E1E"/>
                 <w:sz w:val="20"/>
                 <w:szCs w:val="20"/>
               </w:rPr>
-              <w:t xml:space="preserve">Merging onto a pallet that already holds stock does not add to the pallet count (+0). The first stock on an empty pallet, or a brand-new special pallet, counts as one received pallet (+1).</w:t>
+              <w:t>Merging onto a pallet that already holds stock does not add to the pallet count (+0). The first stock on an empty pallet, or a brand-new special pallet, counts as one received pallet (+1).</w:t>
             </w:r>
           </w:p>
         </w:tc>
@@ -4027,65 +4574,92 @@
       <w:pPr>
         <w:pStyle w:val="Heading2"/>
       </w:pPr>
-      <w:r>
-        <w:rPr>
-          <w:rFonts w:ascii="Arial" w:cs="Arial" w:eastAsia="Arial" w:hAnsi="Arial"/>
-        </w:rPr>
-        <w:t xml:space="preserve">4.1  Start a merge</w:t>
-      </w:r>
-    </w:p>
-    <w:p>
-      <w:pPr>
-        <w:spacing w:after="120" w:line="268"/>
-      </w:pPr>
-      <w:r>
-        <w:rPr>
-          <w:rFonts w:ascii="Arial" w:cs="Arial" w:eastAsia="Arial" w:hAnsi="Arial"/>
-          <w:color w:val="1E1E1E"/>
-          <w:sz w:val="21"/>
-          <w:szCs w:val="21"/>
-        </w:rPr>
-        <w:t xml:space="preserve">The merge starts the same way for every client. On the receipt's Pallet Breakdown, find the line you want to merge and click Merge Pallet.</w:t>
-      </w:r>
-    </w:p>
-    <w:p>
-      <w:pPr>
-        <w:spacing w:after="60" w:before="140"/>
-      </w:pPr>
-      <w:r>
-        <w:rPr>
-          <w:rFonts w:ascii="Arial" w:cs="Arial" w:eastAsia="Arial" w:hAnsi="Arial"/>
+      <w:proofErr w:type="gramStart"/>
+      <w:r>
+        <w:t>4.1  Start</w:t>
+      </w:r>
+      <w:proofErr w:type="gramEnd"/>
+      <w:r>
+        <w:t xml:space="preserve"> a merge</w:t>
+      </w:r>
+    </w:p>
+    <w:p>
+      <w:pPr>
+        <w:spacing w:after="120" w:line="268" w:lineRule="auto"/>
+      </w:pPr>
+      <w:r>
+        <w:t xml:space="preserve">The merge starts the same way for every client. On the receipt's Pallet Breakdown, find the line you want to </w:t>
+      </w:r>
+      <w:proofErr w:type="gramStart"/>
+      <w:r>
+        <w:t>merge</w:t>
+      </w:r>
+      <w:proofErr w:type="gramEnd"/>
+      <w:r>
+        <w:t xml:space="preserve"> and click Merge Pallet.</w:t>
+      </w:r>
+    </w:p>
+    <w:p>
+      <w:pPr>
+        <w:spacing w:before="140" w:after="60"/>
+      </w:pPr>
+      <w:r>
+        <w:rPr>
           <w:b/>
           <w:bCs/>
           <w:color w:val="002880"/>
           <w:sz w:val="22"/>
           <w:szCs w:val="22"/>
         </w:rPr>
-        <w:t xml:space="preserve">Step 1  </w:t>
-      </w:r>
-      <w:r>
-        <w:rPr>
-          <w:rFonts w:ascii="Arial" w:cs="Arial" w:eastAsia="Arial" w:hAnsi="Arial"/>
+        <w:t xml:space="preserve">Step </w:t>
+      </w:r>
+      <w:proofErr w:type="gramStart"/>
+      <w:r>
+        <w:rPr>
+          <w:b/>
+          <w:bCs/>
+          <w:color w:val="002880"/>
+          <w:sz w:val="22"/>
+          <w:szCs w:val="22"/>
+        </w:rPr>
+        <w:t xml:space="preserve">1  </w:t>
+      </w:r>
+      <w:r>
+        <w:rPr>
           <w:b/>
           <w:bCs/>
           <w:color w:val="001B57"/>
           <w:sz w:val="22"/>
           <w:szCs w:val="22"/>
         </w:rPr>
-        <w:t xml:space="preserve">· Click Merge Pallet on the line</w:t>
-      </w:r>
-    </w:p>
-    <w:p>
-      <w:pPr>
-        <w:spacing w:after="40" w:before="40"/>
+        <w:t>·</w:t>
+      </w:r>
+      <w:proofErr w:type="gramEnd"/>
+      <w:r>
+        <w:rPr>
+          <w:b/>
+          <w:bCs/>
+          <w:color w:val="001B57"/>
+          <w:sz w:val="22"/>
+          <w:szCs w:val="22"/>
+        </w:rPr>
+        <w:t xml:space="preserve"> Click Merge Pallet on the line</w:t>
+      </w:r>
+    </w:p>
+    <w:p>
+      <w:pPr>
+        <w:spacing w:before="40" w:after="40"/>
         <w:jc w:val="center"/>
       </w:pPr>
       <w:r>
+        <w:rPr>
+          <w:noProof/>
+        </w:rPr>
         <w:drawing>
-          <wp:inline distT="0" distB="0" distL="0" distR="0">
+          <wp:inline distT="0" distB="0" distL="0" distR="0" wp14:anchorId="3CFB643A" wp14:editId="1340CA88">
             <wp:extent cx="5676900" cy="1209675"/>
-            <wp:effectExtent t="0" r="0" b="0" l="0"/>
-            <wp:docPr id="1" name="04-01_merge_button.png" descr="04-01_merge_button.png" title="04-01_merge_button.png"/>
+            <wp:effectExtent l="0" t="0" r="0" b="0"/>
+            <wp:docPr id="437839478" name="04-01_merge_button.png" descr="04-01_merge_button.png" title="04-01_merge_button.png"/>
             <wp:cNvGraphicFramePr>
               <a:graphicFrameLocks xmlns:a="http://schemas.openxmlformats.org/drawingml/2006/main" noChangeAspect="1"/>
             </wp:cNvGraphicFramePr>
@@ -4093,13 +4667,13 @@
               <a:graphicData uri="http://schemas.openxmlformats.org/drawingml/2006/picture">
                 <pic:pic xmlns:pic="http://schemas.openxmlformats.org/drawingml/2006/picture">
                   <pic:nvPicPr>
-                    <pic:cNvPr id="0" name="" descr=""/>
+                    <pic:cNvPr id="0" name=""/>
                     <pic:cNvPicPr>
                       <a:picLocks noChangeAspect="1" noChangeArrowheads="1"/>
                     </pic:cNvPicPr>
                   </pic:nvPicPr>
                   <pic:blipFill>
-                    <a:blip r:embed="rId30" cstate="none"/>
+                    <a:blip r:embed="rId27"/>
                     <a:srcRect/>
                     <a:stretch>
                       <a:fillRect/>
@@ -4128,68 +4702,84 @@
       </w:pPr>
       <w:r>
         <w:rPr>
-          <w:rFonts w:ascii="Arial" w:cs="Arial" w:eastAsia="Arial" w:hAnsi="Arial"/>
           <w:i/>
           <w:iCs/>
           <w:color w:val="5A5A5A"/>
           <w:sz w:val="17"/>
           <w:szCs w:val="17"/>
         </w:rPr>
-        <w:t xml:space="preserve">Figure 4.1 - The Merge Pallet button on a receipt line.</w:t>
-      </w:r>
-    </w:p>
-    <w:p>
-      <w:pPr>
-        <w:spacing w:after="60" w:before="140"/>
-      </w:pPr>
-      <w:r>
-        <w:rPr>
-          <w:rFonts w:ascii="Arial" w:cs="Arial" w:eastAsia="Arial" w:hAnsi="Arial"/>
+        <w:t>Figure 4.1 - The Merge Pallet button on a receipt line.</w:t>
+      </w:r>
+    </w:p>
+    <w:p>
+      <w:pPr>
+        <w:spacing w:before="140" w:after="60"/>
+      </w:pPr>
+      <w:r>
+        <w:rPr>
           <w:b/>
           <w:bCs/>
           <w:color w:val="002880"/>
           <w:sz w:val="22"/>
           <w:szCs w:val="22"/>
         </w:rPr>
-        <w:t xml:space="preserve">Step 2  </w:t>
-      </w:r>
-      <w:r>
-        <w:rPr>
-          <w:rFonts w:ascii="Arial" w:cs="Arial" w:eastAsia="Arial" w:hAnsi="Arial"/>
+        <w:t xml:space="preserve">Step </w:t>
+      </w:r>
+      <w:proofErr w:type="gramStart"/>
+      <w:r>
+        <w:rPr>
+          <w:b/>
+          <w:bCs/>
+          <w:color w:val="002880"/>
+          <w:sz w:val="22"/>
+          <w:szCs w:val="22"/>
+        </w:rPr>
+        <w:t xml:space="preserve">2  </w:t>
+      </w:r>
+      <w:r>
+        <w:rPr>
           <w:b/>
           <w:bCs/>
           <w:color w:val="001B57"/>
           <w:sz w:val="22"/>
           <w:szCs w:val="22"/>
         </w:rPr>
-        <w:t xml:space="preserve">· Or start it from the Magic Wizard</w:t>
-      </w:r>
-    </w:p>
-    <w:p>
-      <w:pPr>
-        <w:spacing w:after="120" w:line="268"/>
-      </w:pPr>
-      <w:r>
-        <w:rPr>
-          <w:rFonts w:ascii="Arial" w:cs="Arial" w:eastAsia="Arial" w:hAnsi="Arial"/>
-          <w:color w:val="1E1E1E"/>
-          <w:sz w:val="21"/>
-          <w:szCs w:val="21"/>
-        </w:rPr>
-        <w:t xml:space="preserve">You can also open the Magic Wizard and click Merge on the line - it opens the same dialog.</w:t>
-      </w:r>
-    </w:p>
-    <w:p>
-      <w:pPr>
-        <w:spacing w:after="40" w:before="40"/>
+        <w:t>·</w:t>
+      </w:r>
+      <w:proofErr w:type="gramEnd"/>
+      <w:r>
+        <w:rPr>
+          <w:b/>
+          <w:bCs/>
+          <w:color w:val="001B57"/>
+          <w:sz w:val="22"/>
+          <w:szCs w:val="22"/>
+        </w:rPr>
+        <w:t xml:space="preserve"> Or start it from the Magic Wizard</w:t>
+      </w:r>
+    </w:p>
+    <w:p>
+      <w:pPr>
+        <w:spacing w:after="120" w:line="268" w:lineRule="auto"/>
+      </w:pPr>
+      <w:r>
+        <w:t>You can also open the Magic Wizard and click Merge on the line - it opens the same dialog.</w:t>
+      </w:r>
+    </w:p>
+    <w:p>
+      <w:pPr>
+        <w:spacing w:before="40" w:after="40"/>
         <w:jc w:val="center"/>
       </w:pPr>
       <w:r>
+        <w:rPr>
+          <w:noProof/>
+        </w:rPr>
         <w:drawing>
-          <wp:inline distT="0" distB="0" distL="0" distR="0">
+          <wp:inline distT="0" distB="0" distL="0" distR="0" wp14:anchorId="37A6857E" wp14:editId="0A5C148F">
             <wp:extent cx="5676900" cy="1885950"/>
-            <wp:effectExtent t="0" r="0" b="0" l="0"/>
-            <wp:docPr id="1" name="04-03_magic_merge.png" descr="04-03_magic_merge.png" title="04-03_magic_merge.png"/>
+            <wp:effectExtent l="0" t="0" r="0" b="0"/>
+            <wp:docPr id="1509334269" name="04-03_magic_merge.png" descr="04-03_magic_merge.png" title="04-03_magic_merge.png"/>
             <wp:cNvGraphicFramePr>
               <a:graphicFrameLocks xmlns:a="http://schemas.openxmlformats.org/drawingml/2006/main" noChangeAspect="1"/>
             </wp:cNvGraphicFramePr>
@@ -4197,13 +4787,13 @@
               <a:graphicData uri="http://schemas.openxmlformats.org/drawingml/2006/picture">
                 <pic:pic xmlns:pic="http://schemas.openxmlformats.org/drawingml/2006/picture">
                   <pic:nvPicPr>
-                    <pic:cNvPr id="0" name="" descr=""/>
+                    <pic:cNvPr id="0" name=""/>
                     <pic:cNvPicPr>
                       <a:picLocks noChangeAspect="1" noChangeArrowheads="1"/>
                     </pic:cNvPicPr>
                   </pic:nvPicPr>
                   <pic:blipFill>
-                    <a:blip r:embed="rId31" cstate="none"/>
+                    <a:blip r:embed="rId28"/>
                     <a:srcRect/>
                     <a:stretch>
                       <a:fillRect/>
@@ -4232,93 +4822,150 @@
       </w:pPr>
       <w:r>
         <w:rPr>
-          <w:rFonts w:ascii="Arial" w:cs="Arial" w:eastAsia="Arial" w:hAnsi="Arial"/>
           <w:i/>
           <w:iCs/>
           <w:color w:val="5A5A5A"/>
           <w:sz w:val="17"/>
           <w:szCs w:val="17"/>
         </w:rPr>
-        <w:t xml:space="preserve">Figure 4.2 - Starting a merge from the Magic Wizard.</w:t>
+        <w:t xml:space="preserve">Figure 4.2 - Starting a merge </w:t>
+      </w:r>
+      <w:proofErr w:type="gramStart"/>
+      <w:r>
+        <w:rPr>
+          <w:i/>
+          <w:iCs/>
+          <w:color w:val="5A5A5A"/>
+          <w:sz w:val="17"/>
+          <w:szCs w:val="17"/>
+        </w:rPr>
+        <w:t>from</w:t>
+      </w:r>
+      <w:proofErr w:type="gramEnd"/>
+      <w:r>
+        <w:rPr>
+          <w:i/>
+          <w:iCs/>
+          <w:color w:val="5A5A5A"/>
+          <w:sz w:val="17"/>
+          <w:szCs w:val="17"/>
+        </w:rPr>
+        <w:t xml:space="preserve"> </w:t>
+      </w:r>
+      <w:proofErr w:type="gramStart"/>
+      <w:r>
+        <w:rPr>
+          <w:i/>
+          <w:iCs/>
+          <w:color w:val="5A5A5A"/>
+          <w:sz w:val="17"/>
+          <w:szCs w:val="17"/>
+        </w:rPr>
+        <w:t>the Magic</w:t>
+      </w:r>
+      <w:proofErr w:type="gramEnd"/>
+      <w:r>
+        <w:rPr>
+          <w:i/>
+          <w:iCs/>
+          <w:color w:val="5A5A5A"/>
+          <w:sz w:val="17"/>
+          <w:szCs w:val="17"/>
+        </w:rPr>
+        <w:t xml:space="preserve"> Wizard.</w:t>
       </w:r>
     </w:p>
     <w:p>
       <w:pPr>
         <w:pStyle w:val="Heading2"/>
       </w:pPr>
-      <w:r>
-        <w:rPr>
-          <w:rFonts w:ascii="Arial" w:cs="Arial" w:eastAsia="Arial" w:hAnsi="Arial"/>
-        </w:rPr>
-        <w:t xml:space="preserve">4.2  Merge Type 1 - Fixed Merge Pallet</w:t>
-      </w:r>
-    </w:p>
-    <w:p>
-      <w:pPr>
-        <w:spacing w:after="120" w:line="268"/>
-      </w:pPr>
-      <w:r>
-        <w:rPr>
-          <w:rFonts w:ascii="Arial" w:cs="Arial" w:eastAsia="Arial" w:hAnsi="Arial"/>
-          <w:color w:val="1E1E1E"/>
-          <w:sz w:val="21"/>
-          <w:szCs w:val="21"/>
-        </w:rPr>
-        <w:t xml:space="preserve">For a Fixed client, the dialog already has the client's one dedicated pallet set to Merge Here - you just confirm.</w:t>
-      </w:r>
-    </w:p>
-    <w:p>
-      <w:pPr>
-        <w:spacing w:after="60" w:before="140"/>
-      </w:pPr>
-      <w:r>
-        <w:rPr>
-          <w:rFonts w:ascii="Arial" w:cs="Arial" w:eastAsia="Arial" w:hAnsi="Arial"/>
+      <w:proofErr w:type="gramStart"/>
+      <w:r>
+        <w:t>4.2  Merge</w:t>
+      </w:r>
+      <w:proofErr w:type="gramEnd"/>
+      <w:r>
+        <w:t xml:space="preserve"> Type 1 - Fixed Merge Pallet</w:t>
+      </w:r>
+    </w:p>
+    <w:p>
+      <w:pPr>
+        <w:spacing w:after="120" w:line="268" w:lineRule="auto"/>
+      </w:pPr>
+      <w:r>
+        <w:t>For a Fixed client, the dialog offers the client's dedicated Fixed pallet(s). If there is only one, it is already set to Merge Here; if the client has several, pick the one you want.</w:t>
+      </w:r>
+    </w:p>
+    <w:p>
+      <w:pPr>
+        <w:spacing w:before="140" w:after="60"/>
+      </w:pPr>
+      <w:r>
+        <w:rPr>
           <w:b/>
           <w:bCs/>
           <w:color w:val="002880"/>
           <w:sz w:val="22"/>
           <w:szCs w:val="22"/>
         </w:rPr>
-        <w:t xml:space="preserve">Step 3  </w:t>
-      </w:r>
-      <w:r>
-        <w:rPr>
-          <w:rFonts w:ascii="Arial" w:cs="Arial" w:eastAsia="Arial" w:hAnsi="Arial"/>
+        <w:lastRenderedPageBreak/>
+        <w:t xml:space="preserve">Step </w:t>
+      </w:r>
+      <w:proofErr w:type="gramStart"/>
+      <w:r>
+        <w:rPr>
+          <w:b/>
+          <w:bCs/>
+          <w:color w:val="002880"/>
+          <w:sz w:val="22"/>
+          <w:szCs w:val="22"/>
+        </w:rPr>
+        <w:t xml:space="preserve">3  </w:t>
+      </w:r>
+      <w:r>
+        <w:rPr>
           <w:b/>
           <w:bCs/>
           <w:color w:val="001B57"/>
           <w:sz w:val="22"/>
           <w:szCs w:val="22"/>
         </w:rPr>
-        <w:t xml:space="preserve">· Review and Confirm</w:t>
-      </w:r>
-    </w:p>
-    <w:p>
-      <w:pPr>
-        <w:spacing w:after="120" w:line="268"/>
-      </w:pPr>
-      <w:r>
-        <w:rPr>
-          <w:rFonts w:ascii="Arial" w:cs="Arial" w:eastAsia="Arial" w:hAnsi="Arial"/>
-          <w:color w:val="1E1E1E"/>
-          <w:sz w:val="21"/>
-          <w:szCs w:val="21"/>
-        </w:rPr>
-        <w:t xml:space="preserve">Check that Merge Here is on for the fixed pallet, then click Confirm. If the pallet is still empty, this first line counts as one received pallet; later lines merging onto it (once it holds stock) do not.</w:t>
-      </w:r>
-    </w:p>
-    <w:p>
-      <w:pPr>
-        <w:spacing w:after="40" w:before="40"/>
+        <w:t>·</w:t>
+      </w:r>
+      <w:proofErr w:type="gramEnd"/>
+      <w:r>
+        <w:rPr>
+          <w:b/>
+          <w:bCs/>
+          <w:color w:val="001B57"/>
+          <w:sz w:val="22"/>
+          <w:szCs w:val="22"/>
+        </w:rPr>
+        <w:t xml:space="preserve"> Review and Confirm</w:t>
+      </w:r>
+    </w:p>
+    <w:p>
+      <w:pPr>
+        <w:spacing w:after="120" w:line="268" w:lineRule="auto"/>
+      </w:pPr>
+      <w:r>
+        <w:t>Make sure Merge Here is on for the fixed pallet you want (only one at a time), then click Confirm. If that pallet is still empty, this first line counts as one received pallet; later lines merging onto it (once it holds stock) do not.</w:t>
+      </w:r>
+    </w:p>
+    <w:p>
+      <w:pPr>
+        <w:spacing w:before="40" w:after="40"/>
         <w:jc w:val="center"/>
       </w:pPr>
       <w:r>
+        <w:rPr>
+          <w:noProof/>
+        </w:rPr>
         <w:drawing>
-          <wp:inline distT="0" distB="0" distL="0" distR="0">
+          <wp:inline distT="0" distB="0" distL="0" distR="0" wp14:anchorId="098D6701" wp14:editId="10B5358F">
             <wp:extent cx="5676900" cy="2019300"/>
-            <wp:effectExtent t="0" r="0" b="0" l="0"/>
-            <wp:docPr id="1" name="04A-01_fixed_dialog.png" descr="04A-01_fixed_dialog.png" title="04A-01_fixed_dialog.png"/>
+            <wp:effectExtent l="0" t="0" r="0" b="0"/>
+            <wp:docPr id="284460358" name="04A-01_fixed_dialog.png" descr="04A-01_fixed_dialog.png" title="04A-01_fixed_dialog.png"/>
             <wp:cNvGraphicFramePr>
               <a:graphicFrameLocks xmlns:a="http://schemas.openxmlformats.org/drawingml/2006/main" noChangeAspect="1"/>
             </wp:cNvGraphicFramePr>
@@ -4326,13 +4973,13 @@
               <a:graphicData uri="http://schemas.openxmlformats.org/drawingml/2006/picture">
                 <pic:pic xmlns:pic="http://schemas.openxmlformats.org/drawingml/2006/picture">
                   <pic:nvPicPr>
-                    <pic:cNvPr id="0" name="" descr=""/>
+                    <pic:cNvPr id="0" name=""/>
                     <pic:cNvPicPr>
                       <a:picLocks noChangeAspect="1" noChangeArrowheads="1"/>
                     </pic:cNvPicPr>
                   </pic:nvPicPr>
                   <pic:blipFill>
-                    <a:blip r:embed="rId32" cstate="none"/>
+                    <a:blip r:embed="rId29"/>
                     <a:srcRect/>
                     <a:stretch>
                       <a:fillRect/>
@@ -4361,68 +5008,84 @@
       </w:pPr>
       <w:r>
         <w:rPr>
-          <w:rFonts w:ascii="Arial" w:cs="Arial" w:eastAsia="Arial" w:hAnsi="Arial"/>
           <w:i/>
           <w:iCs/>
           <w:color w:val="5A5A5A"/>
           <w:sz w:val="17"/>
           <w:szCs w:val="17"/>
         </w:rPr>
-        <w:t xml:space="preserve">Figure 4.3 - Fixed mode: the dedicated pallet is pre-selected.</w:t>
-      </w:r>
-    </w:p>
-    <w:p>
-      <w:pPr>
-        <w:spacing w:after="60" w:before="140"/>
-      </w:pPr>
-      <w:r>
-        <w:rPr>
-          <w:rFonts w:ascii="Arial" w:cs="Arial" w:eastAsia="Arial" w:hAnsi="Arial"/>
+        <w:t>Figure 4.3 - Fixed mode: the dedicated pallet is pre-selected.</w:t>
+      </w:r>
+    </w:p>
+    <w:p>
+      <w:pPr>
+        <w:spacing w:before="140" w:after="60"/>
+      </w:pPr>
+      <w:r>
+        <w:rPr>
           <w:b/>
           <w:bCs/>
           <w:color w:val="002880"/>
           <w:sz w:val="22"/>
           <w:szCs w:val="22"/>
         </w:rPr>
-        <w:t xml:space="preserve">Step 4  </w:t>
-      </w:r>
-      <w:r>
-        <w:rPr>
-          <w:rFonts w:ascii="Arial" w:cs="Arial" w:eastAsia="Arial" w:hAnsi="Arial"/>
+        <w:t xml:space="preserve">Step </w:t>
+      </w:r>
+      <w:proofErr w:type="gramStart"/>
+      <w:r>
+        <w:rPr>
+          <w:b/>
+          <w:bCs/>
+          <w:color w:val="002880"/>
+          <w:sz w:val="22"/>
+          <w:szCs w:val="22"/>
+        </w:rPr>
+        <w:t xml:space="preserve">4  </w:t>
+      </w:r>
+      <w:r>
+        <w:rPr>
           <w:b/>
           <w:bCs/>
           <w:color w:val="001B57"/>
           <w:sz w:val="22"/>
           <w:szCs w:val="22"/>
         </w:rPr>
-        <w:t xml:space="preserve">· The line is now merged</w:t>
-      </w:r>
-    </w:p>
-    <w:p>
-      <w:pPr>
-        <w:spacing w:after="120" w:line="268"/>
-      </w:pPr>
-      <w:r>
-        <w:rPr>
-          <w:rFonts w:ascii="Arial" w:cs="Arial" w:eastAsia="Arial" w:hAnsi="Arial"/>
-          <w:color w:val="1E1E1E"/>
-          <w:sz w:val="21"/>
-          <w:szCs w:val="21"/>
-        </w:rPr>
-        <w:t xml:space="preserve">The line adopts the fixed pallet's series and now shows Un-merge.</w:t>
-      </w:r>
-    </w:p>
-    <w:p>
-      <w:pPr>
-        <w:spacing w:after="40" w:before="40"/>
+        <w:t>·</w:t>
+      </w:r>
+      <w:proofErr w:type="gramEnd"/>
+      <w:r>
+        <w:rPr>
+          <w:b/>
+          <w:bCs/>
+          <w:color w:val="001B57"/>
+          <w:sz w:val="22"/>
+          <w:szCs w:val="22"/>
+        </w:rPr>
+        <w:t xml:space="preserve"> The line is now merged</w:t>
+      </w:r>
+    </w:p>
+    <w:p>
+      <w:pPr>
+        <w:spacing w:after="120" w:line="268" w:lineRule="auto"/>
+      </w:pPr>
+      <w:r>
+        <w:t>The line adopts the fixed pallet's series and now shows Un-merge.</w:t>
+      </w:r>
+    </w:p>
+    <w:p>
+      <w:pPr>
+        <w:spacing w:before="40" w:after="40"/>
         <w:jc w:val="center"/>
       </w:pPr>
       <w:r>
+        <w:rPr>
+          <w:noProof/>
+        </w:rPr>
         <w:drawing>
-          <wp:inline distT="0" distB="0" distL="0" distR="0">
+          <wp:inline distT="0" distB="0" distL="0" distR="0" wp14:anchorId="12D4582A" wp14:editId="7746F2FC">
             <wp:extent cx="5676900" cy="2143125"/>
-            <wp:effectExtent t="0" r="0" b="0" l="0"/>
-            <wp:docPr id="1" name="04A-03_fixed_result.png" descr="04A-03_fixed_result.png" title="04A-03_fixed_result.png"/>
+            <wp:effectExtent l="0" t="0" r="0" b="0"/>
+            <wp:docPr id="782573806" name="04A-03_fixed_result.png" descr="04A-03_fixed_result.png" title="04A-03_fixed_result.png"/>
             <wp:cNvGraphicFramePr>
               <a:graphicFrameLocks xmlns:a="http://schemas.openxmlformats.org/drawingml/2006/main" noChangeAspect="1"/>
             </wp:cNvGraphicFramePr>
@@ -4430,13 +5093,13 @@
               <a:graphicData uri="http://schemas.openxmlformats.org/drawingml/2006/picture">
                 <pic:pic xmlns:pic="http://schemas.openxmlformats.org/drawingml/2006/picture">
                   <pic:nvPicPr>
-                    <pic:cNvPr id="0" name="" descr=""/>
+                    <pic:cNvPr id="0" name=""/>
                     <pic:cNvPicPr>
                       <a:picLocks noChangeAspect="1" noChangeArrowheads="1"/>
                     </pic:cNvPicPr>
                   </pic:nvPicPr>
                   <pic:blipFill>
-                    <a:blip r:embed="rId33" cstate="none"/>
+                    <a:blip r:embed="rId30"/>
                     <a:srcRect/>
                     <a:stretch>
                       <a:fillRect/>
@@ -4465,52 +5128,50 @@
       </w:pPr>
       <w:r>
         <w:rPr>
-          <w:rFonts w:ascii="Arial" w:cs="Arial" w:eastAsia="Arial" w:hAnsi="Arial"/>
           <w:i/>
           <w:iCs/>
           <w:color w:val="5A5A5A"/>
           <w:sz w:val="17"/>
           <w:szCs w:val="17"/>
         </w:rPr>
-        <w:t xml:space="preserve">Figure 4.4 - The merged line on the fixed pallet (WM-32423 / 00001 B).</w:t>
+        <w:t>Figure 4.4 - The merged line on the fixed pallet (WM-32423 / 00001 B).</w:t>
       </w:r>
     </w:p>
     <w:p>
       <w:pPr>
         <w:pStyle w:val="Heading2"/>
       </w:pPr>
-      <w:r>
-        <w:rPr>
-          <w:rFonts w:ascii="Arial" w:cs="Arial" w:eastAsia="Arial" w:hAnsi="Arial"/>
-        </w:rPr>
-        <w:t xml:space="preserve">4.3  Merge Type 2 - Multiple Special Pallets</w:t>
-      </w:r>
-    </w:p>
-    <w:p>
-      <w:pPr>
-        <w:spacing w:after="120" w:line="268"/>
-      </w:pPr>
-      <w:r>
-        <w:rPr>
-          <w:rFonts w:ascii="Arial" w:cs="Arial" w:eastAsia="Arial" w:hAnsi="Arial"/>
-          <w:color w:val="1E1E1E"/>
-          <w:sz w:val="21"/>
-          <w:szCs w:val="21"/>
-        </w:rPr>
-        <w:t xml:space="preserve">For a Multiple client, click Merge Pallet on the line the same way - but the dialog now offers two choices: merge onto a pallet already stocked, or start a new special pallet.</w:t>
-      </w:r>
-    </w:p>
-    <w:p>
-      <w:pPr>
-        <w:spacing w:after="40" w:before="40"/>
+      <w:proofErr w:type="gramStart"/>
+      <w:r>
+        <w:t>4.3  Merge</w:t>
+      </w:r>
+      <w:proofErr w:type="gramEnd"/>
+      <w:r>
+        <w:t xml:space="preserve"> Type 2 - Multiple Special Pallets</w:t>
+      </w:r>
+    </w:p>
+    <w:p>
+      <w:pPr>
+        <w:spacing w:after="120" w:line="268" w:lineRule="auto"/>
+      </w:pPr>
+      <w:r>
+        <w:t>For a Multiple client, click Merge Pallet on the line the same way - but the dialog now offers two choices: merge onto a pallet already stocked, or start a new special pallet.</w:t>
+      </w:r>
+    </w:p>
+    <w:p>
+      <w:pPr>
+        <w:spacing w:before="40" w:after="40"/>
         <w:jc w:val="center"/>
       </w:pPr>
       <w:r>
+        <w:rPr>
+          <w:noProof/>
+        </w:rPr>
         <w:drawing>
-          <wp:inline distT="0" distB="0" distL="0" distR="0">
+          <wp:inline distT="0" distB="0" distL="0" distR="0" wp14:anchorId="77E4A26F" wp14:editId="193863F4">
             <wp:extent cx="4762500" cy="990600"/>
-            <wp:effectExtent t="0" r="0" b="0" l="0"/>
-            <wp:docPr id="1" name="04B-01_multiple_lines.png" descr="04B-01_multiple_lines.png" title="04B-01_multiple_lines.png"/>
+            <wp:effectExtent l="0" t="0" r="0" b="0"/>
+            <wp:docPr id="1286729749" name="04B-01_multiple_lines.png" descr="04B-01_multiple_lines.png" title="04B-01_multiple_lines.png"/>
             <wp:cNvGraphicFramePr>
               <a:graphicFrameLocks xmlns:a="http://schemas.openxmlformats.org/drawingml/2006/main" noChangeAspect="1"/>
             </wp:cNvGraphicFramePr>
@@ -4518,13 +5179,13 @@
               <a:graphicData uri="http://schemas.openxmlformats.org/drawingml/2006/picture">
                 <pic:pic xmlns:pic="http://schemas.openxmlformats.org/drawingml/2006/picture">
                   <pic:nvPicPr>
-                    <pic:cNvPr id="0" name="" descr=""/>
+                    <pic:cNvPr id="0" name=""/>
                     <pic:cNvPicPr>
                       <a:picLocks noChangeAspect="1" noChangeArrowheads="1"/>
                     </pic:cNvPicPr>
                   </pic:nvPicPr>
                   <pic:blipFill>
-                    <a:blip r:embed="rId34" cstate="none"/>
+                    <a:blip r:embed="rId31"/>
                     <a:srcRect/>
                     <a:stretch>
                       <a:fillRect/>
@@ -4553,84 +5214,108 @@
       </w:pPr>
       <w:r>
         <w:rPr>
-          <w:rFonts w:ascii="Arial" w:cs="Arial" w:eastAsia="Arial" w:hAnsi="Arial"/>
           <w:i/>
           <w:iCs/>
           <w:color w:val="5A5A5A"/>
           <w:sz w:val="17"/>
           <w:szCs w:val="17"/>
         </w:rPr>
-        <w:t xml:space="preserve">Figure 4.5 - A Multiple client's receipt; start the same way with Merge Pallet.</w:t>
-      </w:r>
-    </w:p>
-    <w:p>
-      <w:pPr>
-        <w:spacing w:after="60" w:before="120"/>
-      </w:pPr>
-      <w:r>
-        <w:rPr>
-          <w:rFonts w:ascii="Arial" w:cs="Arial" w:eastAsia="Arial" w:hAnsi="Arial"/>
+        <w:t>Figure 4.5 - A Multiple client's receipt; start the same way with Merge Pallet.</w:t>
+      </w:r>
+    </w:p>
+    <w:p>
+      <w:pPr>
+        <w:spacing w:before="120" w:after="60"/>
+      </w:pPr>
+      <w:r>
+        <w:rPr>
           <w:b/>
           <w:bCs/>
           <w:color w:val="002880"/>
           <w:sz w:val="22"/>
           <w:szCs w:val="22"/>
         </w:rPr>
-        <w:t xml:space="preserve">Option A - Merge onto a pallet already stocked</w:t>
-      </w:r>
-    </w:p>
-    <w:p>
-      <w:pPr>
-        <w:spacing w:after="60" w:before="140"/>
-      </w:pPr>
-      <w:r>
-        <w:rPr>
-          <w:rFonts w:ascii="Arial" w:cs="Arial" w:eastAsia="Arial" w:hAnsi="Arial"/>
+        <w:t>Option A - Merge onto a pallet already stocked</w:t>
+      </w:r>
+    </w:p>
+    <w:p>
+      <w:pPr>
+        <w:spacing w:before="140" w:after="60"/>
+      </w:pPr>
+      <w:r>
+        <w:rPr>
           <w:b/>
           <w:bCs/>
           <w:color w:val="002880"/>
           <w:sz w:val="22"/>
           <w:szCs w:val="22"/>
         </w:rPr>
-        <w:t xml:space="preserve">Step 5  </w:t>
-      </w:r>
-      <w:r>
-        <w:rPr>
-          <w:rFonts w:ascii="Arial" w:cs="Arial" w:eastAsia="Arial" w:hAnsi="Arial"/>
+        <w:t xml:space="preserve">Step </w:t>
+      </w:r>
+      <w:proofErr w:type="gramStart"/>
+      <w:r>
+        <w:rPr>
+          <w:b/>
+          <w:bCs/>
+          <w:color w:val="002880"/>
+          <w:sz w:val="22"/>
+          <w:szCs w:val="22"/>
+        </w:rPr>
+        <w:t xml:space="preserve">5  </w:t>
+      </w:r>
+      <w:r>
+        <w:rPr>
           <w:b/>
           <w:bCs/>
           <w:color w:val="001B57"/>
           <w:sz w:val="22"/>
           <w:szCs w:val="22"/>
         </w:rPr>
-        <w:t xml:space="preserve">· Pick the pallet to merge onto</w:t>
-      </w:r>
-    </w:p>
-    <w:p>
-      <w:pPr>
-        <w:spacing w:after="120" w:line="268"/>
-      </w:pPr>
-      <w:r>
-        <w:rPr>
-          <w:rFonts w:ascii="Arial" w:cs="Arial" w:eastAsia="Arial" w:hAnsi="Arial"/>
-          <w:color w:val="1E1E1E"/>
-          <w:sz w:val="21"/>
-          <w:szCs w:val="21"/>
-        </w:rPr>
-        <w:t xml:space="preserve">Choose Merge onto a pallet already stocked. The client's special pallets currently in storage are listed. Turn on Merge Here for the one you want - its current contents appear under On the selected pallet - then click Confirm.</w:t>
-      </w:r>
-    </w:p>
-    <w:p>
-      <w:pPr>
-        <w:spacing w:after="40" w:before="40"/>
+        <w:t>·</w:t>
+      </w:r>
+      <w:proofErr w:type="gramEnd"/>
+      <w:r>
+        <w:rPr>
+          <w:b/>
+          <w:bCs/>
+          <w:color w:val="001B57"/>
+          <w:sz w:val="22"/>
+          <w:szCs w:val="22"/>
+        </w:rPr>
+        <w:t xml:space="preserve"> Pick the pallet to merge onto</w:t>
+      </w:r>
+    </w:p>
+    <w:p>
+      <w:pPr>
+        <w:spacing w:after="120" w:line="268" w:lineRule="auto"/>
+      </w:pPr>
+      <w:r>
+        <w:lastRenderedPageBreak/>
+        <w:t xml:space="preserve">Choose Merge onto a pallet already stocked. The client's special pallets currently in storage are listed. Turn on Merge Here for the one you want - its current contents appear under </w:t>
+      </w:r>
+      <w:proofErr w:type="gramStart"/>
+      <w:r>
+        <w:t>On</w:t>
+      </w:r>
+      <w:proofErr w:type="gramEnd"/>
+      <w:r>
+        <w:t xml:space="preserve"> the selected pallet - then click Confirm.</w:t>
+      </w:r>
+    </w:p>
+    <w:p>
+      <w:pPr>
+        <w:spacing w:before="40" w:after="40"/>
         <w:jc w:val="center"/>
       </w:pPr>
       <w:r>
+        <w:rPr>
+          <w:noProof/>
+        </w:rPr>
         <w:drawing>
-          <wp:inline distT="0" distB="0" distL="0" distR="0">
+          <wp:inline distT="0" distB="0" distL="0" distR="0" wp14:anchorId="235F4336" wp14:editId="18A2319B">
             <wp:extent cx="5676900" cy="2190750"/>
-            <wp:effectExtent t="0" r="0" b="0" l="0"/>
-            <wp:docPr id="1" name="04B-02_merge_existing.png" descr="04B-02_merge_existing.png" title="04B-02_merge_existing.png"/>
+            <wp:effectExtent l="0" t="0" r="0" b="0"/>
+            <wp:docPr id="723624405" name="04B-02_merge_existing.png" descr="04B-02_merge_existing.png" title="04B-02_merge_existing.png"/>
             <wp:cNvGraphicFramePr>
               <a:graphicFrameLocks xmlns:a="http://schemas.openxmlformats.org/drawingml/2006/main" noChangeAspect="1"/>
             </wp:cNvGraphicFramePr>
@@ -4638,13 +5323,13 @@
               <a:graphicData uri="http://schemas.openxmlformats.org/drawingml/2006/picture">
                 <pic:pic xmlns:pic="http://schemas.openxmlformats.org/drawingml/2006/picture">
                   <pic:nvPicPr>
-                    <pic:cNvPr id="0" name="" descr=""/>
+                    <pic:cNvPr id="0" name=""/>
                     <pic:cNvPicPr>
                       <a:picLocks noChangeAspect="1" noChangeArrowheads="1"/>
                     </pic:cNvPicPr>
                   </pic:nvPicPr>
                   <pic:blipFill>
-                    <a:blip r:embed="rId35" cstate="none"/>
+                    <a:blip r:embed="rId32"/>
                     <a:srcRect/>
                     <a:stretch>
                       <a:fillRect/>
@@ -4673,84 +5358,129 @@
       </w:pPr>
       <w:r>
         <w:rPr>
-          <w:rFonts w:ascii="Arial" w:cs="Arial" w:eastAsia="Arial" w:hAnsi="Arial"/>
           <w:i/>
           <w:iCs/>
           <w:color w:val="5A5A5A"/>
           <w:sz w:val="17"/>
           <w:szCs w:val="17"/>
         </w:rPr>
-        <w:t xml:space="preserve">Figure 4.6 - Choosing an existing special pallet to merge onto.</w:t>
-      </w:r>
-    </w:p>
-    <w:p>
-      <w:pPr>
-        <w:spacing w:after="60" w:before="160"/>
-      </w:pPr>
-      <w:r>
-        <w:rPr>
-          <w:rFonts w:ascii="Arial" w:cs="Arial" w:eastAsia="Arial" w:hAnsi="Arial"/>
+        <w:t>Figure 4.6 - Choosing an existing special pallet to merge onto.</w:t>
+      </w:r>
+    </w:p>
+    <w:p>
+      <w:pPr>
+        <w:spacing w:before="160" w:after="60"/>
+      </w:pPr>
+      <w:r>
+        <w:rPr>
           <w:b/>
           <w:bCs/>
           <w:color w:val="002880"/>
           <w:sz w:val="22"/>
           <w:szCs w:val="22"/>
         </w:rPr>
-        <w:t xml:space="preserve">Option B - Start a NEW special pallet</w:t>
-      </w:r>
-    </w:p>
-    <w:p>
-      <w:pPr>
-        <w:spacing w:after="60" w:before="140"/>
-      </w:pPr>
-      <w:r>
-        <w:rPr>
-          <w:rFonts w:ascii="Arial" w:cs="Arial" w:eastAsia="Arial" w:hAnsi="Arial"/>
+        <w:t xml:space="preserve">Option B - Start a </w:t>
+      </w:r>
+      <w:proofErr w:type="gramStart"/>
+      <w:r>
+        <w:rPr>
           <w:b/>
           <w:bCs/>
           <w:color w:val="002880"/>
           <w:sz w:val="22"/>
           <w:szCs w:val="22"/>
         </w:rPr>
-        <w:t xml:space="preserve">Step 6  </w:t>
-      </w:r>
-      <w:r>
-        <w:rPr>
-          <w:rFonts w:ascii="Arial" w:cs="Arial" w:eastAsia="Arial" w:hAnsi="Arial"/>
+        <w:t>NEW special</w:t>
+      </w:r>
+      <w:proofErr w:type="gramEnd"/>
+      <w:r>
+        <w:rPr>
+          <w:b/>
+          <w:bCs/>
+          <w:color w:val="002880"/>
+          <w:sz w:val="22"/>
+          <w:szCs w:val="22"/>
+        </w:rPr>
+        <w:t xml:space="preserve"> pallet</w:t>
+      </w:r>
+    </w:p>
+    <w:p>
+      <w:pPr>
+        <w:spacing w:before="140" w:after="60"/>
+      </w:pPr>
+      <w:r>
+        <w:rPr>
+          <w:b/>
+          <w:bCs/>
+          <w:color w:val="002880"/>
+          <w:sz w:val="22"/>
+          <w:szCs w:val="22"/>
+        </w:rPr>
+        <w:t xml:space="preserve">Step </w:t>
+      </w:r>
+      <w:proofErr w:type="gramStart"/>
+      <w:r>
+        <w:rPr>
+          <w:b/>
+          <w:bCs/>
+          <w:color w:val="002880"/>
+          <w:sz w:val="22"/>
+          <w:szCs w:val="22"/>
+        </w:rPr>
+        <w:t xml:space="preserve">6  </w:t>
+      </w:r>
+      <w:r>
+        <w:rPr>
           <w:b/>
           <w:bCs/>
           <w:color w:val="001B57"/>
           <w:sz w:val="22"/>
           <w:szCs w:val="22"/>
         </w:rPr>
-        <w:t xml:space="preserve">· Fill the three details</w:t>
-      </w:r>
-    </w:p>
-    <w:p>
-      <w:pPr>
-        <w:spacing w:after="120" w:line="268"/>
-      </w:pPr>
-      <w:r>
-        <w:rPr>
-          <w:rFonts w:ascii="Arial" w:cs="Arial" w:eastAsia="Arial" w:hAnsi="Arial"/>
-          <w:color w:val="1E1E1E"/>
-          <w:sz w:val="21"/>
-          <w:szCs w:val="21"/>
-        </w:rPr>
-        <w:t xml:space="preserve">Choose Start a NEW special pallet, then fill all three: PSI Type, New Empty Pallet, and New Location. Click Confirm - the pallet is created and assigned to the line. A new special pallet counts as one received pallet (+1).</w:t>
-      </w:r>
-    </w:p>
-    <w:p>
-      <w:pPr>
-        <w:spacing w:after="40" w:before="40"/>
+        <w:t>·</w:t>
+      </w:r>
+      <w:proofErr w:type="gramEnd"/>
+      <w:r>
+        <w:rPr>
+          <w:b/>
+          <w:bCs/>
+          <w:color w:val="001B57"/>
+          <w:sz w:val="22"/>
+          <w:szCs w:val="22"/>
+        </w:rPr>
+        <w:t xml:space="preserve"> Fill the three details</w:t>
+      </w:r>
+    </w:p>
+    <w:p>
+      <w:pPr>
+        <w:spacing w:after="120" w:line="268" w:lineRule="auto"/>
+      </w:pPr>
+      <w:r>
+        <w:t xml:space="preserve">Choose Start a NEW special pallet, then </w:t>
+      </w:r>
+      <w:proofErr w:type="gramStart"/>
+      <w:r>
+        <w:t>fill</w:t>
+      </w:r>
+      <w:proofErr w:type="gramEnd"/>
+      <w:r>
+        <w:t xml:space="preserve"> all three: PSI Type, New Empty Pallet, and New Location. Click Confirm - the pallet is created and assigned to the line. A new special pallet counts as one received pallet (+1).</w:t>
+      </w:r>
+    </w:p>
+    <w:p>
+      <w:pPr>
+        <w:spacing w:before="40" w:after="40"/>
         <w:jc w:val="center"/>
       </w:pPr>
       <w:r>
+        <w:rPr>
+          <w:noProof/>
+        </w:rPr>
         <w:drawing>
-          <wp:inline distT="0" distB="0" distL="0" distR="0">
+          <wp:inline distT="0" distB="0" distL="0" distR="0" wp14:anchorId="2155C99F" wp14:editId="7324A915">
             <wp:extent cx="4953000" cy="1838325"/>
-            <wp:effectExtent t="0" r="0" b="0" l="0"/>
-            <wp:docPr id="1" name="04B-04_new_special.png" descr="04B-04_new_special.png" title="04B-04_new_special.png"/>
+            <wp:effectExtent l="0" t="0" r="0" b="0"/>
+            <wp:docPr id="1902103292" name="04B-04_new_special.png" descr="04B-04_new_special.png" title="04B-04_new_special.png"/>
             <wp:cNvGraphicFramePr>
               <a:graphicFrameLocks xmlns:a="http://schemas.openxmlformats.org/drawingml/2006/main" noChangeAspect="1"/>
             </wp:cNvGraphicFramePr>
@@ -4758,13 +5488,13 @@
               <a:graphicData uri="http://schemas.openxmlformats.org/drawingml/2006/picture">
                 <pic:pic xmlns:pic="http://schemas.openxmlformats.org/drawingml/2006/picture">
                   <pic:nvPicPr>
-                    <pic:cNvPr id="0" name="" descr=""/>
+                    <pic:cNvPr id="0" name=""/>
                     <pic:cNvPicPr>
                       <a:picLocks noChangeAspect="1" noChangeArrowheads="1"/>
                     </pic:cNvPicPr>
                   </pic:nvPicPr>
                   <pic:blipFill>
-                    <a:blip r:embed="rId36" cstate="none"/>
+                    <a:blip r:embed="rId33"/>
                     <a:srcRect/>
                     <a:stretch>
                       <a:fillRect/>
@@ -4793,68 +5523,84 @@
       </w:pPr>
       <w:r>
         <w:rPr>
-          <w:rFonts w:ascii="Arial" w:cs="Arial" w:eastAsia="Arial" w:hAnsi="Arial"/>
           <w:i/>
           <w:iCs/>
           <w:color w:val="5A5A5A"/>
           <w:sz w:val="17"/>
           <w:szCs w:val="17"/>
         </w:rPr>
-        <w:t xml:space="preserve">Figure 4.7 - Starting a new special pallet.</w:t>
-      </w:r>
-    </w:p>
-    <w:p>
-      <w:pPr>
-        <w:spacing w:after="60" w:before="140"/>
-      </w:pPr>
-      <w:r>
-        <w:rPr>
-          <w:rFonts w:ascii="Arial" w:cs="Arial" w:eastAsia="Arial" w:hAnsi="Arial"/>
+        <w:t>Figure 4.7 - Starting a new special pallet.</w:t>
+      </w:r>
+    </w:p>
+    <w:p>
+      <w:pPr>
+        <w:spacing w:before="140" w:after="60"/>
+      </w:pPr>
+      <w:r>
+        <w:rPr>
           <w:b/>
           <w:bCs/>
           <w:color w:val="002880"/>
           <w:sz w:val="22"/>
           <w:szCs w:val="22"/>
         </w:rPr>
-        <w:t xml:space="preserve">Step 7  </w:t>
-      </w:r>
-      <w:r>
-        <w:rPr>
-          <w:rFonts w:ascii="Arial" w:cs="Arial" w:eastAsia="Arial" w:hAnsi="Arial"/>
+        <w:t xml:space="preserve">Step </w:t>
+      </w:r>
+      <w:proofErr w:type="gramStart"/>
+      <w:r>
+        <w:rPr>
+          <w:b/>
+          <w:bCs/>
+          <w:color w:val="002880"/>
+          <w:sz w:val="22"/>
+          <w:szCs w:val="22"/>
+        </w:rPr>
+        <w:t xml:space="preserve">7  </w:t>
+      </w:r>
+      <w:r>
+        <w:rPr>
           <w:b/>
           <w:bCs/>
           <w:color w:val="001B57"/>
           <w:sz w:val="22"/>
           <w:szCs w:val="22"/>
         </w:rPr>
-        <w:t xml:space="preserve">· Confirmation</w:t>
-      </w:r>
-    </w:p>
-    <w:p>
-      <w:pPr>
-        <w:spacing w:after="120" w:line="268"/>
-      </w:pPr>
-      <w:r>
-        <w:rPr>
-          <w:rFonts w:ascii="Arial" w:cs="Arial" w:eastAsia="Arial" w:hAnsi="Arial"/>
-          <w:color w:val="1E1E1E"/>
-          <w:sz w:val="21"/>
-          <w:szCs w:val="21"/>
-        </w:rPr>
-        <w:t xml:space="preserve">A notification confirms the new pallet, and the line now shows Un-merge on it.</w:t>
-      </w:r>
-    </w:p>
-    <w:p>
-      <w:pPr>
-        <w:spacing w:after="40" w:before="40"/>
+        <w:t>·</w:t>
+      </w:r>
+      <w:proofErr w:type="gramEnd"/>
+      <w:r>
+        <w:rPr>
+          <w:b/>
+          <w:bCs/>
+          <w:color w:val="001B57"/>
+          <w:sz w:val="22"/>
+          <w:szCs w:val="22"/>
+        </w:rPr>
+        <w:t xml:space="preserve"> Confirmation</w:t>
+      </w:r>
+    </w:p>
+    <w:p>
+      <w:pPr>
+        <w:spacing w:after="120" w:line="268" w:lineRule="auto"/>
+      </w:pPr>
+      <w:r>
+        <w:t>A notification confirms the new pallet, and the line now shows Un-merge on it.</w:t>
+      </w:r>
+    </w:p>
+    <w:p>
+      <w:pPr>
+        <w:spacing w:before="40" w:after="40"/>
         <w:jc w:val="center"/>
       </w:pPr>
       <w:r>
+        <w:rPr>
+          <w:noProof/>
+        </w:rPr>
         <w:drawing>
-          <wp:inline distT="0" distB="0" distL="0" distR="0">
+          <wp:inline distT="0" distB="0" distL="0" distR="0" wp14:anchorId="6077800A" wp14:editId="6377F1BF">
             <wp:extent cx="5676900" cy="1695450"/>
-            <wp:effectExtent t="0" r="0" b="0" l="0"/>
-            <wp:docPr id="1" name="04B-05_result.png" descr="04B-05_result.png" title="04B-05_result.png"/>
+            <wp:effectExtent l="0" t="0" r="0" b="0"/>
+            <wp:docPr id="583873461" name="04B-05_result.png" descr="04B-05_result.png" title="04B-05_result.png"/>
             <wp:cNvGraphicFramePr>
               <a:graphicFrameLocks xmlns:a="http://schemas.openxmlformats.org/drawingml/2006/main" noChangeAspect="1"/>
             </wp:cNvGraphicFramePr>
@@ -4862,13 +5608,13 @@
               <a:graphicData uri="http://schemas.openxmlformats.org/drawingml/2006/picture">
                 <pic:pic xmlns:pic="http://schemas.openxmlformats.org/drawingml/2006/picture">
                   <pic:nvPicPr>
-                    <pic:cNvPr id="0" name="" descr=""/>
+                    <pic:cNvPr id="0" name=""/>
                     <pic:cNvPicPr>
                       <a:picLocks noChangeAspect="1" noChangeArrowheads="1"/>
                     </pic:cNvPicPr>
                   </pic:nvPicPr>
                   <pic:blipFill>
-                    <a:blip r:embed="rId37" cstate="none"/>
+                    <a:blip r:embed="rId34"/>
                     <a:srcRect/>
                     <a:stretch>
                       <a:fillRect/>
@@ -4897,79 +5643,98 @@
       </w:pPr>
       <w:r>
         <w:rPr>
-          <w:rFonts w:ascii="Arial" w:cs="Arial" w:eastAsia="Arial" w:hAnsi="Arial"/>
           <w:i/>
           <w:iCs/>
           <w:color w:val="5A5A5A"/>
           <w:sz w:val="17"/>
           <w:szCs w:val="17"/>
         </w:rPr>
-        <w:t xml:space="preserve">Figure 4.8 - The new special pallet created and assigned to the line.</w:t>
+        <w:lastRenderedPageBreak/>
+        <w:t>Figure 4.8 - The new special pallet created and assigned to the line.</w:t>
       </w:r>
     </w:p>
     <w:p>
       <w:pPr>
         <w:pStyle w:val="Heading2"/>
       </w:pPr>
-      <w:r>
-        <w:rPr>
-          <w:rFonts w:ascii="Arial" w:cs="Arial" w:eastAsia="Arial" w:hAnsi="Arial"/>
-        </w:rPr>
-        <w:t xml:space="preserve">4.4  Un-merge</w:t>
-      </w:r>
-    </w:p>
-    <w:p>
-      <w:pPr>
-        <w:spacing w:after="120" w:line="268"/>
-      </w:pPr>
-      <w:r>
-        <w:rPr>
-          <w:rFonts w:ascii="Arial" w:cs="Arial" w:eastAsia="Arial" w:hAnsi="Arial"/>
-          <w:color w:val="1E1E1E"/>
-          <w:sz w:val="21"/>
-          <w:szCs w:val="21"/>
-        </w:rPr>
-        <w:t xml:space="preserve">Any merged line can be reversed. Click Un-merge on the line - its original Pallet Series comes back, and the pallet count self-corrects.</w:t>
-      </w:r>
-    </w:p>
-    <w:p>
-      <w:pPr>
-        <w:spacing w:after="60" w:before="140"/>
-      </w:pPr>
-      <w:r>
-        <w:rPr>
-          <w:rFonts w:ascii="Arial" w:cs="Arial" w:eastAsia="Arial" w:hAnsi="Arial"/>
+      <w:proofErr w:type="gramStart"/>
+      <w:r>
+        <w:t>4.4  Un</w:t>
+      </w:r>
+      <w:proofErr w:type="gramEnd"/>
+      <w:r>
+        <w:t>-merge</w:t>
+      </w:r>
+    </w:p>
+    <w:p>
+      <w:pPr>
+        <w:spacing w:after="120" w:line="268" w:lineRule="auto"/>
+      </w:pPr>
+      <w:r>
+        <w:t>Any merged line can be reversed. Click Un-merge on the line - its original Pallet Series comes back, and the pallet count self-corrects.</w:t>
+      </w:r>
+    </w:p>
+    <w:p>
+      <w:pPr>
+        <w:spacing w:before="140" w:after="60"/>
+      </w:pPr>
+      <w:r>
+        <w:rPr>
           <w:b/>
           <w:bCs/>
           <w:color w:val="002880"/>
           <w:sz w:val="22"/>
           <w:szCs w:val="22"/>
         </w:rPr>
-        <w:t xml:space="preserve">Step 8  </w:t>
-      </w:r>
-      <w:r>
-        <w:rPr>
-          <w:rFonts w:ascii="Arial" w:cs="Arial" w:eastAsia="Arial" w:hAnsi="Arial"/>
+        <w:t xml:space="preserve">Step </w:t>
+      </w:r>
+      <w:proofErr w:type="gramStart"/>
+      <w:r>
+        <w:rPr>
+          <w:b/>
+          <w:bCs/>
+          <w:color w:val="002880"/>
+          <w:sz w:val="22"/>
+          <w:szCs w:val="22"/>
+        </w:rPr>
+        <w:t xml:space="preserve">8  </w:t>
+      </w:r>
+      <w:r>
+        <w:rPr>
           <w:b/>
           <w:bCs/>
           <w:color w:val="001B57"/>
           <w:sz w:val="22"/>
           <w:szCs w:val="22"/>
         </w:rPr>
-        <w:t xml:space="preserve">· Click Un-merge</w:t>
-      </w:r>
-    </w:p>
-    <w:p>
-      <w:pPr>
-        <w:spacing w:after="40" w:before="40"/>
+        <w:t>·</w:t>
+      </w:r>
+      <w:proofErr w:type="gramEnd"/>
+      <w:r>
+        <w:rPr>
+          <w:b/>
+          <w:bCs/>
+          <w:color w:val="001B57"/>
+          <w:sz w:val="22"/>
+          <w:szCs w:val="22"/>
+        </w:rPr>
+        <w:t xml:space="preserve"> Click Un-merge</w:t>
+      </w:r>
+    </w:p>
+    <w:p>
+      <w:pPr>
+        <w:spacing w:before="40" w:after="40"/>
         <w:jc w:val="center"/>
       </w:pPr>
       <w:r>
+        <w:rPr>
+          <w:noProof/>
+        </w:rPr>
         <w:drawing>
-          <wp:inline distT="0" distB="0" distL="0" distR="0">
+          <wp:inline distT="0" distB="0" distL="0" distR="0" wp14:anchorId="0B821EBB" wp14:editId="19E1A675">
             <wp:extent cx="3429000" cy="876300"/>
-            <wp:effectExtent t="0" r="0" b="0" l="0"/>
-            <wp:docPr id="1" name="04C_unmerge.png" descr="04C_unmerge.png" title="04C_unmerge.png"/>
+            <wp:effectExtent l="0" t="0" r="0" b="0"/>
+            <wp:docPr id="1975447001" name="04C_unmerge.png" descr="04C_unmerge.png" title="04C_unmerge.png"/>
             <wp:cNvGraphicFramePr>
               <a:graphicFrameLocks xmlns:a="http://schemas.openxmlformats.org/drawingml/2006/main" noChangeAspect="1"/>
             </wp:cNvGraphicFramePr>
@@ -4977,13 +5742,13 @@
               <a:graphicData uri="http://schemas.openxmlformats.org/drawingml/2006/picture">
                 <pic:pic xmlns:pic="http://schemas.openxmlformats.org/drawingml/2006/picture">
                   <pic:nvPicPr>
-                    <pic:cNvPr id="0" name="" descr=""/>
+                    <pic:cNvPr id="0" name=""/>
                     <pic:cNvPicPr>
                       <a:picLocks noChangeAspect="1" noChangeArrowheads="1"/>
                     </pic:cNvPicPr>
                   </pic:nvPicPr>
                   <pic:blipFill>
-                    <a:blip r:embed="rId38" cstate="none"/>
+                    <a:blip r:embed="rId35"/>
                     <a:srcRect/>
                     <a:stretch>
                       <a:fillRect/>
@@ -5012,58 +5777,62 @@
       </w:pPr>
       <w:r>
         <w:rPr>
-          <w:rFonts w:ascii="Arial" w:cs="Arial" w:eastAsia="Arial" w:hAnsi="Arial"/>
           <w:i/>
           <w:iCs/>
           <w:color w:val="5A5A5A"/>
           <w:sz w:val="17"/>
           <w:szCs w:val="17"/>
         </w:rPr>
-        <w:t xml:space="preserve">Figure 4.9 - Un-merge returns the line's original pallet.</w:t>
+        <w:t>Figure 4.9 - Un-merge returns the line's original pallet.</w:t>
       </w:r>
     </w:p>
     <w:p>
       <w:pPr>
         <w:spacing w:after="60"/>
       </w:pPr>
-      <w:r>
-        <w:rPr>
-          <w:rFonts w:ascii="Arial" w:cs="Arial" w:eastAsia="Arial" w:hAnsi="Arial"/>
-        </w:rPr>
-        <w:t xml:space="preserve"/>
-      </w:r>
     </w:p>
     <w:tbl>
       <w:tblPr>
-        <w:tblW w:type="dxa" w:w="9360"/>
+        <w:tblW w:w="9360" w:type="dxa"/>
         <w:tblBorders>
-          <w:top w:val="single" w:color="auto" w:sz="4"/>
-          <w:left w:val="single" w:color="auto" w:sz="4"/>
-          <w:bottom w:val="single" w:color="auto" w:sz="4"/>
-          <w:right w:val="single" w:color="auto" w:sz="4"/>
-          <w:insideH w:val="single" w:color="auto" w:sz="4"/>
-          <w:insideV w:val="single" w:color="auto" w:sz="4"/>
+          <w:top w:val="single" w:sz="4" w:space="0" w:color="auto"/>
+          <w:left w:val="single" w:sz="4" w:space="0" w:color="auto"/>
+          <w:bottom w:val="single" w:sz="4" w:space="0" w:color="auto"/>
+          <w:right w:val="single" w:sz="4" w:space="0" w:color="auto"/>
+          <w:insideH w:val="single" w:sz="4" w:space="0" w:color="auto"/>
+          <w:insideV w:val="single" w:sz="4" w:space="0" w:color="auto"/>
         </w:tblBorders>
+        <w:tblCellMar>
+          <w:left w:w="10" w:type="dxa"/>
+          <w:right w:w="10" w:type="dxa"/>
+        </w:tblCellMar>
+        <w:tblLook w:val="04A0" w:firstRow="1" w:lastRow="0" w:firstColumn="1" w:lastColumn="0" w:noHBand="0" w:noVBand="1"/>
       </w:tblPr>
       <w:tblGrid>
         <w:gridCol w:w="9360"/>
       </w:tblGrid>
       <w:tr>
+        <w:tblPrEx>
+          <w:tblCellMar>
+            <w:top w:w="0" w:type="dxa"/>
+            <w:bottom w:w="0" w:type="dxa"/>
+          </w:tblCellMar>
+        </w:tblPrEx>
         <w:tc>
           <w:tcPr>
-            <w:tcW w:type="dxa" w:w="9360"/>
+            <w:tcW w:w="9360" w:type="dxa"/>
             <w:tcBorders>
-              <w:top w:val="single" w:color="002880" w:sz="14"/>
-              <w:left w:val="single" w:color="C9CFE4" w:sz="1"/>
-              <w:bottom w:val="single" w:color="C9CFE4" w:sz="1"/>
-              <w:right w:val="single" w:color="C9CFE4" w:sz="1"/>
+              <w:top w:val="single" w:sz="14" w:space="0" w:color="002880"/>
+              <w:left w:val="single" w:sz="1" w:space="0" w:color="C9CFE4"/>
+              <w:bottom w:val="single" w:sz="1" w:space="0" w:color="C9CFE4"/>
+              <w:right w:val="single" w:sz="1" w:space="0" w:color="C9CFE4"/>
             </w:tcBorders>
-            <w:shd w:fill="EEF1FA" w:val="clear"/>
+            <w:shd w:val="clear" w:color="auto" w:fill="EEF1FA"/>
             <w:tcMar>
-              <w:top w:type="dxa" w:w="140"/>
-              <w:left w:type="dxa" w:w="200"/>
-              <w:bottom w:type="dxa" w:w="140"/>
-              <w:right w:type="dxa" w:w="200"/>
+              <w:top w:w="140" w:type="dxa"/>
+              <w:left w:w="200" w:type="dxa"/>
+              <w:bottom w:w="140" w:type="dxa"/>
+              <w:right w:w="200" w:type="dxa"/>
             </w:tcMar>
           </w:tcPr>
           <w:p>
@@ -5072,7 +5841,6 @@
             </w:pPr>
             <w:r>
               <w:rPr>
-                <w:rFonts w:ascii="Arial" w:cs="Arial" w:eastAsia="Arial" w:hAnsi="Arial"/>
                 <w:b/>
                 <w:bCs/>
                 <w:caps/>
@@ -5080,7 +5848,7 @@
                 <w:sz w:val="20"/>
                 <w:szCs w:val="20"/>
               </w:rPr>
-              <w:t xml:space="preserve">What's next</w:t>
+              <w:t>What's next</w:t>
             </w:r>
           </w:p>
           <w:p>
@@ -5090,16 +5858,14 @@
                 <w:ilvl w:val="0"/>
                 <w:numId w:val="2"/>
               </w:numPr>
-              <w:spacing w:after="50" w:line="252"/>
+              <w:spacing w:after="50" w:line="252" w:lineRule="auto"/>
             </w:pPr>
             <w:r>
               <w:rPr>
-                <w:rFonts w:ascii="Arial" w:cs="Arial" w:eastAsia="Arial" w:hAnsi="Arial"/>
-                <w:color w:val="1E1E1E"/>
                 <w:sz w:val="20"/>
                 <w:szCs w:val="20"/>
               </w:rPr>
-              <w:t xml:space="preserve">Chapter 5 - Withdrawal &amp; Pallet Counting.</w:t>
+              <w:t>Chapter 5 - Withdrawal &amp; Pallet Counting.</w:t>
             </w:r>
           </w:p>
         </w:tc>
@@ -5115,57 +5881,68 @@
         <w:pStyle w:val="Heading1"/>
       </w:pPr>
       <w:r>
-        <w:rPr>
-          <w:rFonts w:ascii="Arial" w:cs="Arial" w:eastAsia="Arial" w:hAnsi="Arial"/>
-        </w:rPr>
-        <w:t xml:space="preserve">Chapter 5 · Withdrawal &amp; Pallet Counting</w:t>
-      </w:r>
-    </w:p>
-    <w:p>
-      <w:pPr>
-        <w:spacing w:after="120" w:line="268"/>
-      </w:pPr>
-      <w:r>
-        <w:rPr>
-          <w:rFonts w:ascii="Arial" w:cs="Arial" w:eastAsia="Arial" w:hAnsi="Arial"/>
-          <w:color w:val="1E1E1E"/>
-          <w:sz w:val="21"/>
-          <w:szCs w:val="21"/>
-        </w:rPr>
-        <w:t xml:space="preserve">Withdrawing merged stock is done exactly like any other withdrawal - the merge feature adds no extra steps here. What is worth knowing is how a merge pallet is counted on your printouts, and that the Lot No., Batch #, and Prodcode stay visible when you withdraw.</w:t>
+        <w:lastRenderedPageBreak/>
+        <w:t>Chapter 5 · Withdrawal &amp; Pallet Counting</w:t>
+      </w:r>
+    </w:p>
+    <w:p>
+      <w:pPr>
+        <w:spacing w:after="120" w:line="268" w:lineRule="auto"/>
+      </w:pPr>
+      <w:r>
+        <w:t xml:space="preserve">Withdrawing merged stock is done exactly like any other withdrawal - the merge feature adds no extra steps here. What is worth knowing is how a merge pallet is counted on your printouts, and that the Lot No., Batch #, and </w:t>
+      </w:r>
+      <w:proofErr w:type="spellStart"/>
+      <w:r>
+        <w:t>Prodcode</w:t>
+      </w:r>
+      <w:proofErr w:type="spellEnd"/>
+      <w:r>
+        <w:t xml:space="preserve"> stay visible when you withdraw.</w:t>
       </w:r>
     </w:p>
     <w:tbl>
       <w:tblPr>
-        <w:tblW w:type="dxa" w:w="9360"/>
+        <w:tblW w:w="9360" w:type="dxa"/>
         <w:tblBorders>
-          <w:top w:val="single" w:color="auto" w:sz="4"/>
-          <w:left w:val="single" w:color="auto" w:sz="4"/>
-          <w:bottom w:val="single" w:color="auto" w:sz="4"/>
-          <w:right w:val="single" w:color="auto" w:sz="4"/>
-          <w:insideH w:val="single" w:color="auto" w:sz="4"/>
-          <w:insideV w:val="single" w:color="auto" w:sz="4"/>
+          <w:top w:val="single" w:sz="4" w:space="0" w:color="auto"/>
+          <w:left w:val="single" w:sz="4" w:space="0" w:color="auto"/>
+          <w:bottom w:val="single" w:sz="4" w:space="0" w:color="auto"/>
+          <w:right w:val="single" w:sz="4" w:space="0" w:color="auto"/>
+          <w:insideH w:val="single" w:sz="4" w:space="0" w:color="auto"/>
+          <w:insideV w:val="single" w:sz="4" w:space="0" w:color="auto"/>
         </w:tblBorders>
+        <w:tblCellMar>
+          <w:left w:w="10" w:type="dxa"/>
+          <w:right w:w="10" w:type="dxa"/>
+        </w:tblCellMar>
+        <w:tblLook w:val="04A0" w:firstRow="1" w:lastRow="0" w:firstColumn="1" w:lastColumn="0" w:noHBand="0" w:noVBand="1"/>
       </w:tblPr>
       <w:tblGrid>
         <w:gridCol w:w="9360"/>
       </w:tblGrid>
       <w:tr>
+        <w:tblPrEx>
+          <w:tblCellMar>
+            <w:top w:w="0" w:type="dxa"/>
+            <w:bottom w:w="0" w:type="dxa"/>
+          </w:tblCellMar>
+        </w:tblPrEx>
         <w:tc>
           <w:tcPr>
-            <w:tcW w:type="dxa" w:w="9360"/>
+            <w:tcW w:w="9360" w:type="dxa"/>
             <w:tcBorders>
-              <w:top w:val="single" w:color="002880" w:sz="14"/>
-              <w:left w:val="single" w:color="C9CFE4" w:sz="1"/>
-              <w:bottom w:val="single" w:color="C9CFE4" w:sz="1"/>
-              <w:right w:val="single" w:color="C9CFE4" w:sz="1"/>
+              <w:top w:val="single" w:sz="14" w:space="0" w:color="002880"/>
+              <w:left w:val="single" w:sz="1" w:space="0" w:color="C9CFE4"/>
+              <w:bottom w:val="single" w:sz="1" w:space="0" w:color="C9CFE4"/>
+              <w:right w:val="single" w:sz="1" w:space="0" w:color="C9CFE4"/>
             </w:tcBorders>
-            <w:shd w:fill="EEF1FA" w:val="clear"/>
+            <w:shd w:val="clear" w:color="auto" w:fill="EEF1FA"/>
             <w:tcMar>
-              <w:top w:type="dxa" w:w="140"/>
-              <w:left w:type="dxa" w:w="200"/>
-              <w:bottom w:type="dxa" w:w="140"/>
-              <w:right w:type="dxa" w:w="200"/>
+              <w:top w:w="140" w:type="dxa"/>
+              <w:left w:w="200" w:type="dxa"/>
+              <w:bottom w:w="140" w:type="dxa"/>
+              <w:right w:w="200" w:type="dxa"/>
             </w:tcMar>
           </w:tcPr>
           <w:p>
@@ -5174,7 +5951,6 @@
             </w:pPr>
             <w:r>
               <w:rPr>
-                <w:rFonts w:ascii="Arial" w:cs="Arial" w:eastAsia="Arial" w:hAnsi="Arial"/>
                 <w:b/>
                 <w:bCs/>
                 <w:caps/>
@@ -5182,7 +5958,7 @@
                 <w:sz w:val="20"/>
                 <w:szCs w:val="20"/>
               </w:rPr>
-              <w:t xml:space="preserve">Who does this</w:t>
+              <w:t>Who does this</w:t>
             </w:r>
           </w:p>
           <w:p>
@@ -5192,16 +5968,14 @@
                 <w:ilvl w:val="0"/>
                 <w:numId w:val="2"/>
               </w:numPr>
-              <w:spacing w:after="50" w:line="252"/>
+              <w:spacing w:after="50" w:line="252" w:lineRule="auto"/>
             </w:pPr>
             <w:r>
               <w:rPr>
-                <w:rFonts w:ascii="Arial" w:cs="Arial" w:eastAsia="Arial" w:hAnsi="Arial"/>
-                <w:color w:val="1E1E1E"/>
                 <w:sz w:val="20"/>
                 <w:szCs w:val="20"/>
               </w:rPr>
-              <w:t xml:space="preserve">Responsible role: Documentation Staff encode withdrawals (WR) - the same as any withdrawal.</w:t>
+              <w:t>Responsible role: Documentation Staff encode withdrawals (WR) - the same as any withdrawal.</w:t>
             </w:r>
           </w:p>
         </w:tc>
@@ -5211,435 +5985,463 @@
       <w:pPr>
         <w:pStyle w:val="Heading2"/>
       </w:pPr>
-      <w:r>
-        <w:rPr>
-          <w:rFonts w:ascii="Arial" w:cs="Arial" w:eastAsia="Arial" w:hAnsi="Arial"/>
-        </w:rPr>
-        <w:t xml:space="preserve">5.1  How pallets are counted</w:t>
-      </w:r>
-    </w:p>
-    <w:p>
-      <w:pPr>
-        <w:spacing w:after="120" w:line="268"/>
-      </w:pPr>
-      <w:r>
-        <w:rPr>
-          <w:rFonts w:ascii="Arial" w:cs="Arial" w:eastAsia="Arial" w:hAnsi="Arial"/>
-          <w:color w:val="1E1E1E"/>
-          <w:sz w:val="21"/>
-          <w:szCs w:val="21"/>
-        </w:rPr>
-        <w:t xml:space="preserve">One physical pallet is always counted once. This table shows how each scenario is counted on the receiving and withdrawal printouts.</w:t>
+      <w:proofErr w:type="gramStart"/>
+      <w:r>
+        <w:t>5.1  How</w:t>
+      </w:r>
+      <w:proofErr w:type="gramEnd"/>
+      <w:r>
+        <w:t xml:space="preserve"> pallets are counted</w:t>
+      </w:r>
+    </w:p>
+    <w:p>
+      <w:pPr>
+        <w:spacing w:after="120" w:line="268" w:lineRule="auto"/>
+      </w:pPr>
+      <w:r>
+        <w:t>One physical pallet is always counted once. This table shows how each scenario is counted on the receiving and withdrawal printouts.</w:t>
       </w:r>
     </w:p>
     <w:p>
       <w:pPr>
         <w:spacing w:after="40"/>
       </w:pPr>
-      <w:r>
-        <w:rPr>
-          <w:rFonts w:ascii="Arial" w:cs="Arial" w:eastAsia="Arial" w:hAnsi="Arial"/>
-        </w:rPr>
-        <w:t xml:space="preserve"/>
-      </w:r>
     </w:p>
     <w:tbl>
       <w:tblPr>
-        <w:tblW w:type="dxa" w:w="9360"/>
+        <w:tblW w:w="9360" w:type="dxa"/>
         <w:tblBorders>
-          <w:top w:val="single" w:color="auto" w:sz="4"/>
-          <w:left w:val="single" w:color="auto" w:sz="4"/>
-          <w:bottom w:val="single" w:color="auto" w:sz="4"/>
-          <w:right w:val="single" w:color="auto" w:sz="4"/>
-          <w:insideH w:val="single" w:color="auto" w:sz="4"/>
-          <w:insideV w:val="single" w:color="auto" w:sz="4"/>
+          <w:top w:val="single" w:sz="4" w:space="0" w:color="auto"/>
+          <w:left w:val="single" w:sz="4" w:space="0" w:color="auto"/>
+          <w:bottom w:val="single" w:sz="4" w:space="0" w:color="auto"/>
+          <w:right w:val="single" w:sz="4" w:space="0" w:color="auto"/>
+          <w:insideH w:val="single" w:sz="4" w:space="0" w:color="auto"/>
+          <w:insideV w:val="single" w:sz="4" w:space="0" w:color="auto"/>
         </w:tblBorders>
+        <w:tblCellMar>
+          <w:left w:w="10" w:type="dxa"/>
+          <w:right w:w="10" w:type="dxa"/>
+        </w:tblCellMar>
+        <w:tblLook w:val="04A0" w:firstRow="1" w:lastRow="0" w:firstColumn="1" w:lastColumn="0" w:noHBand="0" w:noVBand="1"/>
       </w:tblPr>
       <w:tblGrid>
         <w:gridCol w:w="6760"/>
         <w:gridCol w:w="2600"/>
       </w:tblGrid>
       <w:tr>
+        <w:tblPrEx>
+          <w:tblCellMar>
+            <w:top w:w="0" w:type="dxa"/>
+            <w:bottom w:w="0" w:type="dxa"/>
+          </w:tblCellMar>
+        </w:tblPrEx>
         <w:trPr>
           <w:tblHeader/>
         </w:trPr>
         <w:tc>
           <w:tcPr>
-            <w:tcW w:type="dxa" w:w="6760"/>
+            <w:tcW w:w="6760" w:type="dxa"/>
             <w:tcBorders>
-              <w:top w:val="single" w:color="C9CFE4" w:sz="1"/>
-              <w:left w:val="single" w:color="C9CFE4" w:sz="1"/>
-              <w:bottom w:val="single" w:color="C9CFE4" w:sz="1"/>
-              <w:right w:val="single" w:color="C9CFE4" w:sz="1"/>
+              <w:top w:val="single" w:sz="1" w:space="0" w:color="C9CFE4"/>
+              <w:left w:val="single" w:sz="1" w:space="0" w:color="C9CFE4"/>
+              <w:bottom w:val="single" w:sz="1" w:space="0" w:color="C9CFE4"/>
+              <w:right w:val="single" w:sz="1" w:space="0" w:color="C9CFE4"/>
             </w:tcBorders>
-            <w:shd w:fill="E9ECF7" w:val="clear"/>
+            <w:shd w:val="clear" w:color="auto" w:fill="E9ECF7"/>
             <w:tcMar>
-              <w:top w:type="dxa" w:w="80"/>
-              <w:left w:type="dxa" w:w="130"/>
-              <w:bottom w:type="dxa" w:w="80"/>
-              <w:right w:type="dxa" w:w="130"/>
+              <w:top w:w="80" w:type="dxa"/>
+              <w:left w:w="130" w:type="dxa"/>
+              <w:bottom w:w="80" w:type="dxa"/>
+              <w:right w:w="130" w:type="dxa"/>
             </w:tcMar>
             <w:vAlign w:val="center"/>
           </w:tcPr>
           <w:p>
             <w:pPr>
-              <w:spacing w:after="0" w:line="252"/>
-              <w:jc w:val="left"/>
+              <w:spacing w:line="252" w:lineRule="auto"/>
             </w:pPr>
             <w:r>
               <w:rPr>
-                <w:rFonts w:ascii="Arial" w:cs="Arial" w:eastAsia="Arial" w:hAnsi="Arial"/>
                 <w:b/>
                 <w:bCs/>
                 <w:color w:val="002880"/>
                 <w:sz w:val="20"/>
                 <w:szCs w:val="20"/>
               </w:rPr>
-              <w:t xml:space="preserve">Scenario</w:t>
+              <w:t>Scenario</w:t>
             </w:r>
           </w:p>
         </w:tc>
         <w:tc>
           <w:tcPr>
-            <w:tcW w:type="dxa" w:w="2600"/>
+            <w:tcW w:w="2600" w:type="dxa"/>
             <w:tcBorders>
-              <w:top w:val="single" w:color="C9CFE4" w:sz="1"/>
-              <w:left w:val="single" w:color="C9CFE4" w:sz="1"/>
-              <w:bottom w:val="single" w:color="C9CFE4" w:sz="1"/>
-              <w:right w:val="single" w:color="C9CFE4" w:sz="1"/>
+              <w:top w:val="single" w:sz="1" w:space="0" w:color="C9CFE4"/>
+              <w:left w:val="single" w:sz="1" w:space="0" w:color="C9CFE4"/>
+              <w:bottom w:val="single" w:sz="1" w:space="0" w:color="C9CFE4"/>
+              <w:right w:val="single" w:sz="1" w:space="0" w:color="C9CFE4"/>
             </w:tcBorders>
-            <w:shd w:fill="E9ECF7" w:val="clear"/>
+            <w:shd w:val="clear" w:color="auto" w:fill="E9ECF7"/>
             <w:tcMar>
-              <w:top w:type="dxa" w:w="80"/>
-              <w:left w:type="dxa" w:w="130"/>
-              <w:bottom w:type="dxa" w:w="80"/>
-              <w:right w:type="dxa" w:w="130"/>
+              <w:top w:w="80" w:type="dxa"/>
+              <w:left w:w="130" w:type="dxa"/>
+              <w:bottom w:w="80" w:type="dxa"/>
+              <w:right w:w="130" w:type="dxa"/>
             </w:tcMar>
             <w:vAlign w:val="center"/>
           </w:tcPr>
           <w:p>
             <w:pPr>
-              <w:spacing w:after="0" w:line="252"/>
+              <w:spacing w:line="252" w:lineRule="auto"/>
               <w:jc w:val="center"/>
             </w:pPr>
             <w:r>
               <w:rPr>
-                <w:rFonts w:ascii="Arial" w:cs="Arial" w:eastAsia="Arial" w:hAnsi="Arial"/>
                 <w:b/>
                 <w:bCs/>
                 <w:color w:val="002880"/>
                 <w:sz w:val="20"/>
                 <w:szCs w:val="20"/>
               </w:rPr>
-              <w:t xml:space="preserve">Counts as</w:t>
+              <w:t>Counts as</w:t>
             </w:r>
           </w:p>
         </w:tc>
       </w:tr>
       <w:tr>
-        <w:trPr>
-          <w:tblHeader w:val="false"/>
-        </w:trPr>
+        <w:tblPrEx>
+          <w:tblCellMar>
+            <w:top w:w="0" w:type="dxa"/>
+            <w:bottom w:w="0" w:type="dxa"/>
+          </w:tblCellMar>
+        </w:tblPrEx>
         <w:tc>
           <w:tcPr>
-            <w:tcW w:type="dxa" w:w="6760"/>
+            <w:tcW w:w="6760" w:type="dxa"/>
             <w:tcBorders>
-              <w:top w:val="single" w:color="C9CFE4" w:sz="1"/>
-              <w:left w:val="single" w:color="C9CFE4" w:sz="1"/>
-              <w:bottom w:val="single" w:color="C9CFE4" w:sz="1"/>
-              <w:right w:val="single" w:color="C9CFE4" w:sz="1"/>
+              <w:top w:val="single" w:sz="1" w:space="0" w:color="C9CFE4"/>
+              <w:left w:val="single" w:sz="1" w:space="0" w:color="C9CFE4"/>
+              <w:bottom w:val="single" w:sz="1" w:space="0" w:color="C9CFE4"/>
+              <w:right w:val="single" w:sz="1" w:space="0" w:color="C9CFE4"/>
             </w:tcBorders>
-            <w:shd w:fill="FFFFFF" w:val="clear"/>
+            <w:shd w:val="clear" w:color="auto" w:fill="FFFFFF"/>
             <w:tcMar>
-              <w:top w:type="dxa" w:w="80"/>
-              <w:left w:type="dxa" w:w="130"/>
-              <w:bottom w:type="dxa" w:w="80"/>
-              <w:right w:type="dxa" w:w="130"/>
+              <w:top w:w="80" w:type="dxa"/>
+              <w:left w:w="130" w:type="dxa"/>
+              <w:bottom w:w="80" w:type="dxa"/>
+              <w:right w:w="130" w:type="dxa"/>
             </w:tcMar>
             <w:vAlign w:val="center"/>
           </w:tcPr>
           <w:p>
             <w:pPr>
-              <w:spacing w:after="0" w:line="252"/>
-              <w:jc w:val="left"/>
+              <w:spacing w:line="252" w:lineRule="auto"/>
             </w:pPr>
             <w:r>
               <w:rPr>
-                <w:rFonts w:ascii="Arial" w:cs="Arial" w:eastAsia="Arial" w:hAnsi="Arial"/>
-                <w:b w:val="false"/>
-                <w:bCs w:val="false"/>
-                <w:color w:val="1E1E1E"/>
                 <w:sz w:val="20"/>
                 <w:szCs w:val="20"/>
               </w:rPr>
-              <w:t xml:space="preserve">Receiving - merge onto a pallet that already holds stock</w:t>
+              <w:t>Receiving - merge onto a pallet that already holds stock</w:t>
             </w:r>
           </w:p>
         </w:tc>
         <w:tc>
           <w:tcPr>
-            <w:tcW w:type="dxa" w:w="2600"/>
+            <w:tcW w:w="2600" w:type="dxa"/>
             <w:tcBorders>
-              <w:top w:val="single" w:color="C9CFE4" w:sz="1"/>
-              <w:left w:val="single" w:color="C9CFE4" w:sz="1"/>
-              <w:bottom w:val="single" w:color="C9CFE4" w:sz="1"/>
-              <w:right w:val="single" w:color="C9CFE4" w:sz="1"/>
+              <w:top w:val="single" w:sz="1" w:space="0" w:color="C9CFE4"/>
+              <w:left w:val="single" w:sz="1" w:space="0" w:color="C9CFE4"/>
+              <w:bottom w:val="single" w:sz="1" w:space="0" w:color="C9CFE4"/>
+              <w:right w:val="single" w:sz="1" w:space="0" w:color="C9CFE4"/>
             </w:tcBorders>
-            <w:shd w:fill="FFFFFF" w:val="clear"/>
+            <w:shd w:val="clear" w:color="auto" w:fill="FFFFFF"/>
             <w:tcMar>
-              <w:top w:type="dxa" w:w="80"/>
-              <w:left w:type="dxa" w:w="130"/>
-              <w:bottom w:type="dxa" w:w="80"/>
-              <w:right w:type="dxa" w:w="130"/>
+              <w:top w:w="80" w:type="dxa"/>
+              <w:left w:w="130" w:type="dxa"/>
+              <w:bottom w:w="80" w:type="dxa"/>
+              <w:right w:w="130" w:type="dxa"/>
             </w:tcMar>
             <w:vAlign w:val="center"/>
           </w:tcPr>
           <w:p>
             <w:pPr>
-              <w:spacing w:after="0" w:line="252"/>
+              <w:spacing w:line="252" w:lineRule="auto"/>
               <w:jc w:val="center"/>
             </w:pPr>
             <w:r>
               <w:rPr>
-                <w:rFonts w:ascii="Arial" w:cs="Arial" w:eastAsia="Arial" w:hAnsi="Arial"/>
                 <w:b/>
                 <w:bCs/>
                 <w:color w:val="002880"/>
                 <w:sz w:val="20"/>
                 <w:szCs w:val="20"/>
               </w:rPr>
-              <w:t xml:space="preserve">+0  (no new pallet)</w:t>
+              <w:t>+</w:t>
             </w:r>
-          </w:p>
-        </w:tc>
-      </w:tr>
-      <w:tr>
-        <w:trPr>
-          <w:tblHeader w:val="false"/>
-        </w:trPr>
-        <w:tc>
-          <w:tcPr>
-            <w:tcW w:type="dxa" w:w="6760"/>
-            <w:tcBorders>
-              <w:top w:val="single" w:color="C9CFE4" w:sz="1"/>
-              <w:left w:val="single" w:color="C9CFE4" w:sz="1"/>
-              <w:bottom w:val="single" w:color="C9CFE4" w:sz="1"/>
-              <w:right w:val="single" w:color="C9CFE4" w:sz="1"/>
-            </w:tcBorders>
-            <w:shd w:fill="F5F7FC" w:val="clear"/>
-            <w:tcMar>
-              <w:top w:type="dxa" w:w="80"/>
-              <w:left w:type="dxa" w:w="130"/>
-              <w:bottom w:type="dxa" w:w="80"/>
-              <w:right w:type="dxa" w:w="130"/>
-            </w:tcMar>
-            <w:vAlign w:val="center"/>
-          </w:tcPr>
-          <w:p>
-            <w:pPr>
-              <w:spacing w:after="0" w:line="252"/>
-              <w:jc w:val="left"/>
-            </w:pPr>
+            <w:proofErr w:type="gramStart"/>
             <w:r>
               <w:rPr>
-                <w:rFonts w:ascii="Arial" w:cs="Arial" w:eastAsia="Arial" w:hAnsi="Arial"/>
-                <w:b w:val="false"/>
-                <w:bCs w:val="false"/>
-                <w:color w:val="1E1E1E"/>
-                <w:sz w:val="20"/>
-                <w:szCs w:val="20"/>
-              </w:rPr>
-              <w:t xml:space="preserve">Receiving - first stock on an empty pallet, or a new special pallet</w:t>
-            </w:r>
-          </w:p>
-        </w:tc>
-        <w:tc>
-          <w:tcPr>
-            <w:tcW w:type="dxa" w:w="2600"/>
-            <w:tcBorders>
-              <w:top w:val="single" w:color="C9CFE4" w:sz="1"/>
-              <w:left w:val="single" w:color="C9CFE4" w:sz="1"/>
-              <w:bottom w:val="single" w:color="C9CFE4" w:sz="1"/>
-              <w:right w:val="single" w:color="C9CFE4" w:sz="1"/>
-            </w:tcBorders>
-            <w:shd w:fill="F5F7FC" w:val="clear"/>
-            <w:tcMar>
-              <w:top w:type="dxa" w:w="80"/>
-              <w:left w:type="dxa" w:w="130"/>
-              <w:bottom w:type="dxa" w:w="80"/>
-              <w:right w:type="dxa" w:w="130"/>
-            </w:tcMar>
-            <w:vAlign w:val="center"/>
-          </w:tcPr>
-          <w:p>
-            <w:pPr>
-              <w:spacing w:after="0" w:line="252"/>
-              <w:jc w:val="center"/>
-            </w:pPr>
-            <w:r>
-              <w:rPr>
-                <w:rFonts w:ascii="Arial" w:cs="Arial" w:eastAsia="Arial" w:hAnsi="Arial"/>
-                <w:b/>
-                <w:bCs/>
-                <w:color w:val="1E1E1E"/>
-                <w:sz w:val="20"/>
-                <w:szCs w:val="20"/>
-              </w:rPr>
-              <w:t xml:space="preserve">+1</w:t>
-            </w:r>
-          </w:p>
-        </w:tc>
-      </w:tr>
-      <w:tr>
-        <w:trPr>
-          <w:tblHeader w:val="false"/>
-        </w:trPr>
-        <w:tc>
-          <w:tcPr>
-            <w:tcW w:type="dxa" w:w="6760"/>
-            <w:tcBorders>
-              <w:top w:val="single" w:color="C9CFE4" w:sz="1"/>
-              <w:left w:val="single" w:color="C9CFE4" w:sz="1"/>
-              <w:bottom w:val="single" w:color="C9CFE4" w:sz="1"/>
-              <w:right w:val="single" w:color="C9CFE4" w:sz="1"/>
-            </w:tcBorders>
-            <w:shd w:fill="FFFFFF" w:val="clear"/>
-            <w:tcMar>
-              <w:top w:type="dxa" w:w="80"/>
-              <w:left w:type="dxa" w:w="130"/>
-              <w:bottom w:type="dxa" w:w="80"/>
-              <w:right w:type="dxa" w:w="130"/>
-            </w:tcMar>
-            <w:vAlign w:val="center"/>
-          </w:tcPr>
-          <w:p>
-            <w:pPr>
-              <w:spacing w:after="0" w:line="252"/>
-              <w:jc w:val="left"/>
-            </w:pPr>
-            <w:r>
-              <w:rPr>
-                <w:rFonts w:ascii="Arial" w:cs="Arial" w:eastAsia="Arial" w:hAnsi="Arial"/>
-                <w:b w:val="false"/>
-                <w:bCs w:val="false"/>
-                <w:color w:val="1E1E1E"/>
-                <w:sz w:val="20"/>
-                <w:szCs w:val="20"/>
-              </w:rPr>
-              <w:t xml:space="preserve">Withdrawal - partial (stock still left on the pallet)</w:t>
-            </w:r>
-          </w:p>
-        </w:tc>
-        <w:tc>
-          <w:tcPr>
-            <w:tcW w:type="dxa" w:w="2600"/>
-            <w:tcBorders>
-              <w:top w:val="single" w:color="C9CFE4" w:sz="1"/>
-              <w:left w:val="single" w:color="C9CFE4" w:sz="1"/>
-              <w:bottom w:val="single" w:color="C9CFE4" w:sz="1"/>
-              <w:right w:val="single" w:color="C9CFE4" w:sz="1"/>
-            </w:tcBorders>
-            <w:shd w:fill="FFFFFF" w:val="clear"/>
-            <w:tcMar>
-              <w:top w:type="dxa" w:w="80"/>
-              <w:left w:type="dxa" w:w="130"/>
-              <w:bottom w:type="dxa" w:w="80"/>
-              <w:right w:type="dxa" w:w="130"/>
-            </w:tcMar>
-            <w:vAlign w:val="center"/>
-          </w:tcPr>
-          <w:p>
-            <w:pPr>
-              <w:spacing w:after="0" w:line="252"/>
-              <w:jc w:val="center"/>
-            </w:pPr>
-            <w:r>
-              <w:rPr>
-                <w:rFonts w:ascii="Arial" w:cs="Arial" w:eastAsia="Arial" w:hAnsi="Arial"/>
                 <w:b/>
                 <w:bCs/>
                 <w:color w:val="002880"/>
                 <w:sz w:val="20"/>
                 <w:szCs w:val="20"/>
               </w:rPr>
-              <w:t xml:space="preserve">−0  (pallet stays)</w:t>
+              <w:t>0  (</w:t>
+            </w:r>
+            <w:proofErr w:type="gramEnd"/>
+            <w:r>
+              <w:rPr>
+                <w:b/>
+                <w:bCs/>
+                <w:color w:val="002880"/>
+                <w:sz w:val="20"/>
+                <w:szCs w:val="20"/>
+              </w:rPr>
+              <w:t>no new pallet)</w:t>
             </w:r>
           </w:p>
         </w:tc>
       </w:tr>
       <w:tr>
-        <w:trPr>
-          <w:tblHeader w:val="false"/>
-        </w:trPr>
+        <w:tblPrEx>
+          <w:tblCellMar>
+            <w:top w:w="0" w:type="dxa"/>
+            <w:bottom w:w="0" w:type="dxa"/>
+          </w:tblCellMar>
+        </w:tblPrEx>
         <w:tc>
           <w:tcPr>
-            <w:tcW w:type="dxa" w:w="6760"/>
+            <w:tcW w:w="6760" w:type="dxa"/>
             <w:tcBorders>
-              <w:top w:val="single" w:color="C9CFE4" w:sz="1"/>
-              <w:left w:val="single" w:color="C9CFE4" w:sz="1"/>
-              <w:bottom w:val="single" w:color="C9CFE4" w:sz="1"/>
-              <w:right w:val="single" w:color="C9CFE4" w:sz="1"/>
+              <w:top w:val="single" w:sz="1" w:space="0" w:color="C9CFE4"/>
+              <w:left w:val="single" w:sz="1" w:space="0" w:color="C9CFE4"/>
+              <w:bottom w:val="single" w:sz="1" w:space="0" w:color="C9CFE4"/>
+              <w:right w:val="single" w:sz="1" w:space="0" w:color="C9CFE4"/>
             </w:tcBorders>
-            <w:shd w:fill="F5F7FC" w:val="clear"/>
+            <w:shd w:val="clear" w:color="auto" w:fill="F5F7FC"/>
             <w:tcMar>
-              <w:top w:type="dxa" w:w="80"/>
-              <w:left w:type="dxa" w:w="130"/>
-              <w:bottom w:type="dxa" w:w="80"/>
-              <w:right w:type="dxa" w:w="130"/>
+              <w:top w:w="80" w:type="dxa"/>
+              <w:left w:w="130" w:type="dxa"/>
+              <w:bottom w:w="80" w:type="dxa"/>
+              <w:right w:w="130" w:type="dxa"/>
             </w:tcMar>
             <w:vAlign w:val="center"/>
           </w:tcPr>
           <w:p>
             <w:pPr>
-              <w:spacing w:after="0" w:line="252"/>
-              <w:jc w:val="left"/>
+              <w:spacing w:line="252" w:lineRule="auto"/>
             </w:pPr>
             <w:r>
               <w:rPr>
-                <w:rFonts w:ascii="Arial" w:cs="Arial" w:eastAsia="Arial" w:hAnsi="Arial"/>
-                <w:b w:val="false"/>
-                <w:bCs w:val="false"/>
-                <w:color w:val="1E1E1E"/>
                 <w:sz w:val="20"/>
                 <w:szCs w:val="20"/>
               </w:rPr>
-              <w:t xml:space="preserve">Withdrawal - full (pallet emptied)</w:t>
+              <w:t>Receiving - first stock on an empty pallet, or a new special pallet</w:t>
             </w:r>
           </w:p>
         </w:tc>
         <w:tc>
           <w:tcPr>
-            <w:tcW w:type="dxa" w:w="2600"/>
+            <w:tcW w:w="2600" w:type="dxa"/>
             <w:tcBorders>
-              <w:top w:val="single" w:color="C9CFE4" w:sz="1"/>
-              <w:left w:val="single" w:color="C9CFE4" w:sz="1"/>
-              <w:bottom w:val="single" w:color="C9CFE4" w:sz="1"/>
-              <w:right w:val="single" w:color="C9CFE4" w:sz="1"/>
+              <w:top w:val="single" w:sz="1" w:space="0" w:color="C9CFE4"/>
+              <w:left w:val="single" w:sz="1" w:space="0" w:color="C9CFE4"/>
+              <w:bottom w:val="single" w:sz="1" w:space="0" w:color="C9CFE4"/>
+              <w:right w:val="single" w:sz="1" w:space="0" w:color="C9CFE4"/>
             </w:tcBorders>
-            <w:shd w:fill="F5F7FC" w:val="clear"/>
+            <w:shd w:val="clear" w:color="auto" w:fill="F5F7FC"/>
             <w:tcMar>
-              <w:top w:type="dxa" w:w="80"/>
-              <w:left w:type="dxa" w:w="130"/>
-              <w:bottom w:type="dxa" w:w="80"/>
-              <w:right w:type="dxa" w:w="130"/>
+              <w:top w:w="80" w:type="dxa"/>
+              <w:left w:w="130" w:type="dxa"/>
+              <w:bottom w:w="80" w:type="dxa"/>
+              <w:right w:w="130" w:type="dxa"/>
             </w:tcMar>
             <w:vAlign w:val="center"/>
           </w:tcPr>
           <w:p>
             <w:pPr>
-              <w:spacing w:after="0" w:line="252"/>
+              <w:spacing w:line="252" w:lineRule="auto"/>
               <w:jc w:val="center"/>
             </w:pPr>
             <w:r>
               <w:rPr>
-                <w:rFonts w:ascii="Arial" w:cs="Arial" w:eastAsia="Arial" w:hAnsi="Arial"/>
                 <w:b/>
                 <w:bCs/>
-                <w:color w:val="1E1E1E"/>
                 <w:sz w:val="20"/>
                 <w:szCs w:val="20"/>
               </w:rPr>
-              <w:t xml:space="preserve">−1</w:t>
+              <w:t>+1</w:t>
+            </w:r>
+          </w:p>
+        </w:tc>
+      </w:tr>
+      <w:tr>
+        <w:tblPrEx>
+          <w:tblCellMar>
+            <w:top w:w="0" w:type="dxa"/>
+            <w:bottom w:w="0" w:type="dxa"/>
+          </w:tblCellMar>
+        </w:tblPrEx>
+        <w:tc>
+          <w:tcPr>
+            <w:tcW w:w="6760" w:type="dxa"/>
+            <w:tcBorders>
+              <w:top w:val="single" w:sz="1" w:space="0" w:color="C9CFE4"/>
+              <w:left w:val="single" w:sz="1" w:space="0" w:color="C9CFE4"/>
+              <w:bottom w:val="single" w:sz="1" w:space="0" w:color="C9CFE4"/>
+              <w:right w:val="single" w:sz="1" w:space="0" w:color="C9CFE4"/>
+            </w:tcBorders>
+            <w:shd w:val="clear" w:color="auto" w:fill="FFFFFF"/>
+            <w:tcMar>
+              <w:top w:w="80" w:type="dxa"/>
+              <w:left w:w="130" w:type="dxa"/>
+              <w:bottom w:w="80" w:type="dxa"/>
+              <w:right w:w="130" w:type="dxa"/>
+            </w:tcMar>
+            <w:vAlign w:val="center"/>
+          </w:tcPr>
+          <w:p>
+            <w:pPr>
+              <w:spacing w:line="252" w:lineRule="auto"/>
+            </w:pPr>
+            <w:r>
+              <w:rPr>
+                <w:sz w:val="20"/>
+                <w:szCs w:val="20"/>
+              </w:rPr>
+              <w:t>Withdrawal - partial (stock still left on the pallet)</w:t>
+            </w:r>
+          </w:p>
+        </w:tc>
+        <w:tc>
+          <w:tcPr>
+            <w:tcW w:w="2600" w:type="dxa"/>
+            <w:tcBorders>
+              <w:top w:val="single" w:sz="1" w:space="0" w:color="C9CFE4"/>
+              <w:left w:val="single" w:sz="1" w:space="0" w:color="C9CFE4"/>
+              <w:bottom w:val="single" w:sz="1" w:space="0" w:color="C9CFE4"/>
+              <w:right w:val="single" w:sz="1" w:space="0" w:color="C9CFE4"/>
+            </w:tcBorders>
+            <w:shd w:val="clear" w:color="auto" w:fill="FFFFFF"/>
+            <w:tcMar>
+              <w:top w:w="80" w:type="dxa"/>
+              <w:left w:w="130" w:type="dxa"/>
+              <w:bottom w:w="80" w:type="dxa"/>
+              <w:right w:w="130" w:type="dxa"/>
+            </w:tcMar>
+            <w:vAlign w:val="center"/>
+          </w:tcPr>
+          <w:p>
+            <w:pPr>
+              <w:spacing w:line="252" w:lineRule="auto"/>
+              <w:jc w:val="center"/>
+            </w:pPr>
+            <w:r>
+              <w:rPr>
+                <w:b/>
+                <w:bCs/>
+                <w:color w:val="002880"/>
+                <w:sz w:val="20"/>
+                <w:szCs w:val="20"/>
+              </w:rPr>
+              <w:t>−</w:t>
+            </w:r>
+            <w:proofErr w:type="gramStart"/>
+            <w:r>
+              <w:rPr>
+                <w:b/>
+                <w:bCs/>
+                <w:color w:val="002880"/>
+                <w:sz w:val="20"/>
+                <w:szCs w:val="20"/>
+              </w:rPr>
+              <w:t>0  (</w:t>
+            </w:r>
+            <w:proofErr w:type="gramEnd"/>
+            <w:r>
+              <w:rPr>
+                <w:b/>
+                <w:bCs/>
+                <w:color w:val="002880"/>
+                <w:sz w:val="20"/>
+                <w:szCs w:val="20"/>
+              </w:rPr>
+              <w:t>pallet stays)</w:t>
+            </w:r>
+          </w:p>
+        </w:tc>
+      </w:tr>
+      <w:tr>
+        <w:tblPrEx>
+          <w:tblCellMar>
+            <w:top w:w="0" w:type="dxa"/>
+            <w:bottom w:w="0" w:type="dxa"/>
+          </w:tblCellMar>
+        </w:tblPrEx>
+        <w:tc>
+          <w:tcPr>
+            <w:tcW w:w="6760" w:type="dxa"/>
+            <w:tcBorders>
+              <w:top w:val="single" w:sz="1" w:space="0" w:color="C9CFE4"/>
+              <w:left w:val="single" w:sz="1" w:space="0" w:color="C9CFE4"/>
+              <w:bottom w:val="single" w:sz="1" w:space="0" w:color="C9CFE4"/>
+              <w:right w:val="single" w:sz="1" w:space="0" w:color="C9CFE4"/>
+            </w:tcBorders>
+            <w:shd w:val="clear" w:color="auto" w:fill="F5F7FC"/>
+            <w:tcMar>
+              <w:top w:w="80" w:type="dxa"/>
+              <w:left w:w="130" w:type="dxa"/>
+              <w:bottom w:w="80" w:type="dxa"/>
+              <w:right w:w="130" w:type="dxa"/>
+            </w:tcMar>
+            <w:vAlign w:val="center"/>
+          </w:tcPr>
+          <w:p>
+            <w:pPr>
+              <w:spacing w:line="252" w:lineRule="auto"/>
+            </w:pPr>
+            <w:r>
+              <w:rPr>
+                <w:sz w:val="20"/>
+                <w:szCs w:val="20"/>
+              </w:rPr>
+              <w:t>Withdrawal - full (pallet emptied)</w:t>
+            </w:r>
+          </w:p>
+        </w:tc>
+        <w:tc>
+          <w:tcPr>
+            <w:tcW w:w="2600" w:type="dxa"/>
+            <w:tcBorders>
+              <w:top w:val="single" w:sz="1" w:space="0" w:color="C9CFE4"/>
+              <w:left w:val="single" w:sz="1" w:space="0" w:color="C9CFE4"/>
+              <w:bottom w:val="single" w:sz="1" w:space="0" w:color="C9CFE4"/>
+              <w:right w:val="single" w:sz="1" w:space="0" w:color="C9CFE4"/>
+            </w:tcBorders>
+            <w:shd w:val="clear" w:color="auto" w:fill="F5F7FC"/>
+            <w:tcMar>
+              <w:top w:w="80" w:type="dxa"/>
+              <w:left w:w="130" w:type="dxa"/>
+              <w:bottom w:w="80" w:type="dxa"/>
+              <w:right w:w="130" w:type="dxa"/>
+            </w:tcMar>
+            <w:vAlign w:val="center"/>
+          </w:tcPr>
+          <w:p>
+            <w:pPr>
+              <w:spacing w:line="252" w:lineRule="auto"/>
+              <w:jc w:val="center"/>
+            </w:pPr>
+            <w:r>
+              <w:rPr>
+                <w:b/>
+                <w:bCs/>
+                <w:sz w:val="20"/>
+                <w:szCs w:val="20"/>
+              </w:rPr>
+              <w:t>−1</w:t>
             </w:r>
           </w:p>
         </w:tc>
@@ -5649,63 +6451,82 @@
       <w:pPr>
         <w:spacing w:after="80"/>
       </w:pPr>
-      <w:r>
-        <w:rPr>
-          <w:rFonts w:ascii="Arial" w:cs="Arial" w:eastAsia="Arial" w:hAnsi="Arial"/>
-        </w:rPr>
-        <w:t xml:space="preserve"/>
-      </w:r>
-    </w:p>
-    <w:p>
-      <w:pPr>
-        <w:spacing w:after="120" w:line="268"/>
-      </w:pPr>
-      <w:r>
-        <w:rPr>
-          <w:rFonts w:ascii="Arial" w:cs="Arial" w:eastAsia="Arial" w:hAnsi="Arial"/>
-          <w:color w:val="1E1E1E"/>
-          <w:sz w:val="21"/>
-          <w:szCs w:val="21"/>
-        </w:rPr>
-        <w:t xml:space="preserve">If a shared pallet is split across several trucks, it is counted on the withdrawal that empties it - not on the first truck that draws from it.</w:t>
+    </w:p>
+    <w:p>
+      <w:pPr>
+        <w:spacing w:after="120" w:line="268" w:lineRule="auto"/>
+      </w:pPr>
+      <w:r>
+        <w:t>If a shared pallet is split across several trucks, it is counted on the withdrawal that empties it - not on the first truck that draws from it.</w:t>
       </w:r>
     </w:p>
     <w:p>
       <w:pPr>
         <w:pStyle w:val="Heading2"/>
       </w:pPr>
-      <w:r>
-        <w:rPr>
-          <w:rFonts w:ascii="Arial" w:cs="Arial" w:eastAsia="Arial" w:hAnsi="Arial"/>
-        </w:rPr>
-        <w:t xml:space="preserve">5.2  Lot No., Batch # &amp; Prodcode on the withdrawal</w:t>
-      </w:r>
-    </w:p>
-    <w:p>
-      <w:pPr>
-        <w:spacing w:after="120" w:line="268"/>
-      </w:pPr>
-      <w:r>
-        <w:rPr>
-          <w:rFonts w:ascii="Arial" w:cs="Arial" w:eastAsia="Arial" w:hAnsi="Arial"/>
-          <w:color w:val="1E1E1E"/>
-          <w:sz w:val="21"/>
-          <w:szCs w:val="21"/>
-        </w:rPr>
-        <w:t xml:space="preserve">When you withdraw, the Lot No. and the stored Prodcode (which already includes the Batch #) are shown, read-only, on the withdrawal's Pallet Breakdown, so the same identifiers follow the stock all the way out.</w:t>
-      </w:r>
-    </w:p>
-    <w:p>
-      <w:pPr>
-        <w:spacing w:after="40" w:before="40"/>
+      <w:proofErr w:type="gramStart"/>
+      <w:r>
+        <w:t>5.2  Lot</w:t>
+      </w:r>
+      <w:proofErr w:type="gramEnd"/>
+      <w:r>
+        <w:t xml:space="preserve"> No., Batch # &amp; </w:t>
+      </w:r>
+      <w:proofErr w:type="spellStart"/>
+      <w:r>
+        <w:t>Prodcode</w:t>
+      </w:r>
+      <w:proofErr w:type="spellEnd"/>
+      <w:r>
+        <w:t xml:space="preserve"> on the withdrawal</w:t>
+      </w:r>
+    </w:p>
+    <w:p>
+      <w:pPr>
+        <w:spacing w:after="120" w:line="268" w:lineRule="auto"/>
+      </w:pPr>
+      <w:r>
+        <w:t xml:space="preserve">When you withdraw, </w:t>
+      </w:r>
+      <w:proofErr w:type="gramStart"/>
+      <w:r>
+        <w:t>the Lot</w:t>
+      </w:r>
+      <w:proofErr w:type="gramEnd"/>
+      <w:r>
+        <w:t xml:space="preserve"> No. and the stored </w:t>
+      </w:r>
+      <w:proofErr w:type="spellStart"/>
+      <w:r>
+        <w:t>Prodcode</w:t>
+      </w:r>
+      <w:proofErr w:type="spellEnd"/>
+      <w:r>
+        <w:t xml:space="preserve"> (which already includes the </w:t>
+      </w:r>
+      <w:proofErr w:type="gramStart"/>
+      <w:r>
+        <w:t>Batch #)</w:t>
+      </w:r>
+      <w:proofErr w:type="gramEnd"/>
+      <w:r>
+        <w:t xml:space="preserve"> are shown, read-only, on the withdrawal's Pallet Breakdown, so the same identifiers follow the stock all the way out.</w:t>
+      </w:r>
+    </w:p>
+    <w:p>
+      <w:pPr>
+        <w:spacing w:before="40" w:after="40"/>
         <w:jc w:val="center"/>
       </w:pPr>
       <w:r>
+        <w:rPr>
+          <w:noProof/>
+        </w:rPr>
         <w:drawing>
-          <wp:inline distT="0" distB="0" distL="0" distR="0">
+          <wp:inline distT="0" distB="0" distL="0" distR="0" wp14:anchorId="00BB84AA" wp14:editId="34DD1D0A">
             <wp:extent cx="5676900" cy="1152525"/>
-            <wp:effectExtent t="0" r="0" b="0" l="0"/>
-            <wp:docPr id="1" name="05_wr_readonly.png" descr="05_wr_readonly.png" title="05_wr_readonly.png"/>
+            <wp:effectExtent l="0" t="0" r="0" b="0"/>
+            <wp:docPr id="1602834124" name="05_wr_readonly.png" descr="05_wr_readonly.png" title="05_wr_readonly.png"/>
             <wp:cNvGraphicFramePr>
               <a:graphicFrameLocks xmlns:a="http://schemas.openxmlformats.org/drawingml/2006/main" noChangeAspect="1"/>
             </wp:cNvGraphicFramePr>
@@ -5713,13 +6534,13 @@
               <a:graphicData uri="http://schemas.openxmlformats.org/drawingml/2006/picture">
                 <pic:pic xmlns:pic="http://schemas.openxmlformats.org/drawingml/2006/picture">
                   <pic:nvPicPr>
-                    <pic:cNvPr id="0" name="" descr=""/>
+                    <pic:cNvPr id="0" name=""/>
                     <pic:cNvPicPr>
                       <a:picLocks noChangeAspect="1" noChangeArrowheads="1"/>
                     </pic:cNvPicPr>
                   </pic:nvPicPr>
                   <pic:blipFill>
-                    <a:blip r:embed="rId39" cstate="none"/>
+                    <a:blip r:embed="rId36"/>
                     <a:srcRect/>
                     <a:stretch>
                       <a:fillRect/>
@@ -5748,58 +6569,84 @@
       </w:pPr>
       <w:r>
         <w:rPr>
-          <w:rFonts w:ascii="Arial" w:cs="Arial" w:eastAsia="Arial" w:hAnsi="Arial"/>
           <w:i/>
           <w:iCs/>
           <w:color w:val="5A5A5A"/>
           <w:sz w:val="17"/>
           <w:szCs w:val="17"/>
         </w:rPr>
-        <w:t xml:space="preserve">Figure 5.1 - Lot No. and Prodcode shown (read-only) on a withdrawal.</w:t>
+        <w:t xml:space="preserve">Figure 5.1 - Lot No. and </w:t>
+      </w:r>
+      <w:proofErr w:type="spellStart"/>
+      <w:r>
+        <w:rPr>
+          <w:i/>
+          <w:iCs/>
+          <w:color w:val="5A5A5A"/>
+          <w:sz w:val="17"/>
+          <w:szCs w:val="17"/>
+        </w:rPr>
+        <w:t>Prodcode</w:t>
+      </w:r>
+      <w:proofErr w:type="spellEnd"/>
+      <w:r>
+        <w:rPr>
+          <w:i/>
+          <w:iCs/>
+          <w:color w:val="5A5A5A"/>
+          <w:sz w:val="17"/>
+          <w:szCs w:val="17"/>
+        </w:rPr>
+        <w:t xml:space="preserve"> shown (read-only) on a withdrawal.</w:t>
       </w:r>
     </w:p>
     <w:p>
       <w:pPr>
         <w:spacing w:after="60"/>
       </w:pPr>
-      <w:r>
-        <w:rPr>
-          <w:rFonts w:ascii="Arial" w:cs="Arial" w:eastAsia="Arial" w:hAnsi="Arial"/>
-        </w:rPr>
-        <w:t xml:space="preserve"/>
-      </w:r>
     </w:p>
     <w:tbl>
       <w:tblPr>
-        <w:tblW w:type="dxa" w:w="9360"/>
+        <w:tblW w:w="9360" w:type="dxa"/>
         <w:tblBorders>
-          <w:top w:val="single" w:color="auto" w:sz="4"/>
-          <w:left w:val="single" w:color="auto" w:sz="4"/>
-          <w:bottom w:val="single" w:color="auto" w:sz="4"/>
-          <w:right w:val="single" w:color="auto" w:sz="4"/>
-          <w:insideH w:val="single" w:color="auto" w:sz="4"/>
-          <w:insideV w:val="single" w:color="auto" w:sz="4"/>
+          <w:top w:val="single" w:sz="4" w:space="0" w:color="auto"/>
+          <w:left w:val="single" w:sz="4" w:space="0" w:color="auto"/>
+          <w:bottom w:val="single" w:sz="4" w:space="0" w:color="auto"/>
+          <w:right w:val="single" w:sz="4" w:space="0" w:color="auto"/>
+          <w:insideH w:val="single" w:sz="4" w:space="0" w:color="auto"/>
+          <w:insideV w:val="single" w:sz="4" w:space="0" w:color="auto"/>
         </w:tblBorders>
+        <w:tblCellMar>
+          <w:left w:w="10" w:type="dxa"/>
+          <w:right w:w="10" w:type="dxa"/>
+        </w:tblCellMar>
+        <w:tblLook w:val="04A0" w:firstRow="1" w:lastRow="0" w:firstColumn="1" w:lastColumn="0" w:noHBand="0" w:noVBand="1"/>
       </w:tblPr>
       <w:tblGrid>
         <w:gridCol w:w="9360"/>
       </w:tblGrid>
       <w:tr>
+        <w:tblPrEx>
+          <w:tblCellMar>
+            <w:top w:w="0" w:type="dxa"/>
+            <w:bottom w:w="0" w:type="dxa"/>
+          </w:tblCellMar>
+        </w:tblPrEx>
         <w:tc>
           <w:tcPr>
-            <w:tcW w:type="dxa" w:w="9360"/>
+            <w:tcW w:w="9360" w:type="dxa"/>
             <w:tcBorders>
-              <w:top w:val="single" w:color="002880" w:sz="14"/>
-              <w:left w:val="single" w:color="C9CFE4" w:sz="1"/>
-              <w:bottom w:val="single" w:color="C9CFE4" w:sz="1"/>
-              <w:right w:val="single" w:color="C9CFE4" w:sz="1"/>
+              <w:top w:val="single" w:sz="14" w:space="0" w:color="002880"/>
+              <w:left w:val="single" w:sz="1" w:space="0" w:color="C9CFE4"/>
+              <w:bottom w:val="single" w:sz="1" w:space="0" w:color="C9CFE4"/>
+              <w:right w:val="single" w:sz="1" w:space="0" w:color="C9CFE4"/>
             </w:tcBorders>
-            <w:shd w:fill="EEF1FA" w:val="clear"/>
+            <w:shd w:val="clear" w:color="auto" w:fill="EEF1FA"/>
             <w:tcMar>
-              <w:top w:type="dxa" w:w="140"/>
-              <w:left w:type="dxa" w:w="200"/>
-              <w:bottom w:type="dxa" w:w="140"/>
-              <w:right w:type="dxa" w:w="200"/>
+              <w:top w:w="140" w:type="dxa"/>
+              <w:left w:w="200" w:type="dxa"/>
+              <w:bottom w:w="140" w:type="dxa"/>
+              <w:right w:w="200" w:type="dxa"/>
             </w:tcMar>
           </w:tcPr>
           <w:p>
@@ -5808,7 +6655,6 @@
             </w:pPr>
             <w:r>
               <w:rPr>
-                <w:rFonts w:ascii="Arial" w:cs="Arial" w:eastAsia="Arial" w:hAnsi="Arial"/>
                 <w:b/>
                 <w:bCs/>
                 <w:caps/>
@@ -5816,7 +6662,7 @@
                 <w:sz w:val="20"/>
                 <w:szCs w:val="20"/>
               </w:rPr>
-              <w:t xml:space="preserve">That's the whole flow</w:t>
+              <w:t>That's the whole flow</w:t>
             </w:r>
           </w:p>
           <w:p>
@@ -5826,16 +6672,14 @@
                 <w:ilvl w:val="0"/>
                 <w:numId w:val="2"/>
               </w:numPr>
-              <w:spacing w:after="50" w:line="252"/>
+              <w:spacing w:after="50" w:line="252" w:lineRule="auto"/>
             </w:pPr>
             <w:r>
               <w:rPr>
-                <w:rFonts w:ascii="Arial" w:cs="Arial" w:eastAsia="Arial" w:hAnsi="Arial"/>
-                <w:color w:val="1E1E1E"/>
                 <w:sz w:val="20"/>
                 <w:szCs w:val="20"/>
               </w:rPr>
-              <w:t xml:space="preserve">Client Configuration → Lot / Batch encoding → Merge on receiving → Withdrawal &amp; counting.</w:t>
+              <w:t>Client Configuration → Lot / Batch encoding → Merge on receiving → Withdrawal &amp; counting.</w:t>
             </w:r>
           </w:p>
           <w:p>
@@ -5845,50 +6689,37 @@
                 <w:ilvl w:val="0"/>
                 <w:numId w:val="2"/>
               </w:numPr>
-              <w:spacing w:after="50" w:line="252"/>
+              <w:spacing w:after="50" w:line="252" w:lineRule="auto"/>
             </w:pPr>
             <w:r>
               <w:rPr>
-                <w:rFonts w:ascii="Arial" w:cs="Arial" w:eastAsia="Arial" w:hAnsi="Arial"/>
-                <w:color w:val="1E1E1E"/>
                 <w:sz w:val="20"/>
                 <w:szCs w:val="20"/>
               </w:rPr>
-              <w:t xml:space="preserve">One physical pallet, counted once - from receiving all the way to withdrawal.</w:t>
+              <w:t>One physical pallet, counted once - from receiving all the way to withdrawal.</w:t>
             </w:r>
           </w:p>
         </w:tc>
       </w:tr>
     </w:tbl>
+    <w:p/>
     <w:sectPr>
-      <w:headerReference w:type="default" r:id="rId7"/>
-      <w:footerReference w:type="default" r:id="rId8"/>
-      <w:pgSz w:w="12240" w:h="15840" w:orient="portrait"/>
+      <w:headerReference w:type="default" r:id="rId37"/>
+      <w:footerReference w:type="default" r:id="rId38"/>
+      <w:pgSz w:w="12240" w:h="15840"/>
       <w:pgMar w:top="1440" w:right="1440" w:bottom="1260" w:left="1440" w:header="708" w:footer="708" w:gutter="0"/>
       <w:pgNumType w:start="1"/>
+      <w:cols w:space="720"/>
       <w:docGrid w:linePitch="360"/>
     </w:sectPr>
   </w:body>
 </w:document>
 </file>
 
-<file path=word/comments.xml><?xml version="1.0" encoding="utf-8"?>
-<w:comments xmlns:cx="http://schemas.microsoft.com/office/drawing/2014/chartex" xmlns:cx1="http://schemas.microsoft.com/office/drawing/2015/9/8/chartex" xmlns:cx2="http://schemas.microsoft.com/office/drawing/2015/10/21/chartex" xmlns:cx3="http://schemas.microsoft.com/office/drawing/2016/5/9/chartex" xmlns:cx4="http://schemas.microsoft.com/office/drawing/2016/5/10/chartex" xmlns:cx5="http://schemas.microsoft.com/office/drawing/2016/5/11/chartex" xmlns:cx6="http://schemas.microsoft.com/office/drawing/2016/5/12/chartex" xmlns:cx7="http://schemas.microsoft.com/office/drawing/2016/5/13/chartex" xmlns:cx8="http://schemas.microsoft.com/office/drawing/2016/5/14/chartex" xmlns:mc="http://schemas.openxmlformats.org/markup-compatibility/2006" xmlns:aink="http://schemas.microsoft.com/office/drawing/2016/ink" xmlns:am3d="http://schemas.microsoft.com/office/drawing/2017/model3d" xmlns:o="urn:schemas-microsoft-com:office:office" xmlns:r="http://schemas.openxmlformats.org/officeDocument/2006/relationships" xmlns:m="http://schemas.openxmlformats.org/officeDocument/2006/math" xmlns:v="urn:schemas-microsoft-com:vml" xmlns:wp14="http://schemas.microsoft.com/office/word/2010/wordprocessingDrawing" xmlns:wp="http://schemas.openxmlformats.org/drawingml/2006/wordprocessingDrawing" xmlns:w10="urn:schemas-microsoft-com:office:word" xmlns:w="http://schemas.openxmlformats.org/wordprocessingml/2006/main" xmlns:w14="http://schemas.microsoft.com/office/word/2010/wordml" xmlns:w15="http://schemas.microsoft.com/office/word/2012/wordml" xmlns:w16cex="http://schemas.microsoft.com/office/word/2018/wordml/cex" xmlns:w16cid="http://schemas.microsoft.com/office/word/2016/wordml/cid" xmlns:w16="http://schemas.microsoft.com/office/word/2018/wordml" xmlns:w16sdtdh="http://schemas.microsoft.com/office/word/2020/wordml/sdtdatahash" xmlns:w16se="http://schemas.microsoft.com/office/word/2015/wordml/symex" xmlns:wpg="http://schemas.microsoft.com/office/word/2010/wordprocessingGroup" xmlns:wpi="http://schemas.microsoft.com/office/word/2010/wordprocessingInk" xmlns:wne="http://schemas.microsoft.com/office/word/2006/wordml" xmlns:wps="http://schemas.microsoft.com/office/word/2010/wordprocessingShape"/>
-</file>
-
 <file path=word/endnotes.xml><?xml version="1.0" encoding="utf-8"?>
-<w:endnotes xmlns:wpc="http://schemas.microsoft.com/office/word/2010/wordprocessingCanvas" xmlns:mc="http://schemas.openxmlformats.org/markup-compatibility/2006" xmlns:o="urn:schemas-microsoft-com:office:office" xmlns:r="http://schemas.openxmlformats.org/officeDocument/2006/relationships" xmlns:m="http://schemas.openxmlformats.org/officeDocument/2006/math" xmlns:v="urn:schemas-microsoft-com:vml" xmlns:wp14="http://schemas.microsoft.com/office/word/2010/wordprocessingDrawing" xmlns:wp="http://schemas.openxmlformats.org/drawingml/2006/wordprocessingDrawing" xmlns:w10="urn:schemas-microsoft-com:office:word" xmlns:w="http://schemas.openxmlformats.org/wordprocessingml/2006/main" xmlns:w14="http://schemas.microsoft.com/office/word/2010/wordml" xmlns:w15="http://schemas.microsoft.com/office/word/2012/wordml" xmlns:wpg="http://schemas.microsoft.com/office/word/2010/wordprocessingGroup" xmlns:wpi="http://schemas.microsoft.com/office/word/2010/wordprocessingInk" xmlns:wne="http://schemas.microsoft.com/office/word/2006/wordml" xmlns:wps="http://schemas.microsoft.com/office/word/2010/wordprocessingShape" mc:Ignorable="w14 w15 wp14">
+<w:endnotes xmlns:wpc="http://schemas.microsoft.com/office/word/2010/wordprocessingCanvas" xmlns:cx="http://schemas.microsoft.com/office/drawing/2014/chartex" xmlns:cx1="http://schemas.microsoft.com/office/drawing/2015/9/8/chartex" xmlns:cx2="http://schemas.microsoft.com/office/drawing/2015/10/21/chartex" xmlns:cx3="http://schemas.microsoft.com/office/drawing/2016/5/9/chartex" xmlns:cx4="http://schemas.microsoft.com/office/drawing/2016/5/10/chartex" xmlns:cx5="http://schemas.microsoft.com/office/drawing/2016/5/11/chartex" xmlns:cx6="http://schemas.microsoft.com/office/drawing/2016/5/12/chartex" xmlns:cx7="http://schemas.microsoft.com/office/drawing/2016/5/13/chartex" xmlns:cx8="http://schemas.microsoft.com/office/drawing/2016/5/14/chartex" xmlns:mc="http://schemas.openxmlformats.org/markup-compatibility/2006" xmlns:aink="http://schemas.microsoft.com/office/drawing/2016/ink" xmlns:am3d="http://schemas.microsoft.com/office/drawing/2017/model3d" xmlns:o="urn:schemas-microsoft-com:office:office" xmlns:oel="http://schemas.microsoft.com/office/2019/extlst" xmlns:r="http://schemas.openxmlformats.org/officeDocument/2006/relationships" xmlns:m="http://schemas.openxmlformats.org/officeDocument/2006/math" xmlns:v="urn:schemas-microsoft-com:vml" xmlns:wp14="http://schemas.microsoft.com/office/word/2010/wordprocessingDrawing" xmlns:wp="http://schemas.openxmlformats.org/drawingml/2006/wordprocessingDrawing" xmlns:w10="urn:schemas-microsoft-com:office:word" xmlns:w="http://schemas.openxmlformats.org/wordprocessingml/2006/main" xmlns:w14="http://schemas.microsoft.com/office/word/2010/wordml" xmlns:w15="http://schemas.microsoft.com/office/word/2012/wordml" xmlns:w16cei="http://schemas.microsoft.com/office/word/2026/wordml/cei" xmlns:w16cex="http://schemas.microsoft.com/office/word/2018/wordml/cex" xmlns:w16cid="http://schemas.microsoft.com/office/word/2016/wordml/cid" xmlns:w16="http://schemas.microsoft.com/office/word/2018/wordml" xmlns:w16du="http://schemas.microsoft.com/office/word/2023/wordml/word16du" xmlns:w16sdtdh="http://schemas.microsoft.com/office/word/2020/wordml/sdtdatahash" xmlns:w16sdtfl="http://schemas.microsoft.com/office/word/2024/wordml/sdtformatlock" xmlns:w16se="http://schemas.microsoft.com/office/word/2015/wordml/symex" xmlns:wpg="http://schemas.microsoft.com/office/word/2010/wordprocessingGroup" xmlns:wpi="http://schemas.microsoft.com/office/word/2010/wordprocessingInk" xmlns:wne="http://schemas.microsoft.com/office/word/2006/wordml" xmlns:wps="http://schemas.microsoft.com/office/word/2010/wordprocessingShape" mc:Ignorable="w14 w15 w16se w16cid w16 w16cex w16sdtdh w16sdtfl w16du wp14">
   <w:endnote w:type="separator" w:id="-1">
     <w:p>
-      <w:pPr>
-        <w:spacing w:after="0" w:line="240" w:lineRule="auto"/>
-      </w:pPr>
-      <w:r>
-        <w:rPr>
-          <w:rStyle w:val="EndnoteReference"/>
-        </w:rPr>
-        <w:endnoteRef/>
-      </w:r>
       <w:r>
         <w:separator/>
       </w:r>
@@ -5896,15 +6727,6 @@
   </w:endnote>
   <w:endnote w:type="continuationSeparator" w:id="0">
     <w:p>
-      <w:pPr>
-        <w:spacing w:after="0" w:line="240" w:lineRule="auto"/>
-      </w:pPr>
-      <w:r>
-        <w:rPr>
-          <w:rStyle w:val="EndnoteReference"/>
-        </w:rPr>
-        <w:endnoteRef/>
-      </w:r>
       <w:r>
         <w:continuationSeparator/>
       </w:r>
@@ -5914,11 +6736,11 @@
 </file>
 
 <file path=word/footer1.xml><?xml version="1.0" encoding="utf-8"?>
-<w:ftr xmlns:wpc="http://schemas.microsoft.com/office/word/2010/wordprocessingCanvas" xmlns:mc="http://schemas.openxmlformats.org/markup-compatibility/2006" xmlns:o="urn:schemas-microsoft-com:office:office" xmlns:r="http://schemas.openxmlformats.org/officeDocument/2006/relationships" xmlns:m="http://schemas.openxmlformats.org/officeDocument/2006/math" xmlns:v="urn:schemas-microsoft-com:vml" xmlns:wp14="http://schemas.microsoft.com/office/word/2010/wordprocessingDrawing" xmlns:wp="http://schemas.openxmlformats.org/drawingml/2006/wordprocessingDrawing" xmlns:w10="urn:schemas-microsoft-com:office:word" xmlns:w="http://schemas.openxmlformats.org/wordprocessingml/2006/main" xmlns:w14="http://schemas.microsoft.com/office/word/2010/wordml" xmlns:w15="http://schemas.microsoft.com/office/word/2012/wordml" xmlns:wpg="http://schemas.microsoft.com/office/word/2010/wordprocessingGroup" xmlns:wpi="http://schemas.microsoft.com/office/word/2010/wordprocessingInk" xmlns:wne="http://schemas.microsoft.com/office/word/2006/wordml" xmlns:wps="http://schemas.microsoft.com/office/word/2010/wordprocessingShape">
+<w:ftr xmlns:wpc="http://schemas.microsoft.com/office/word/2010/wordprocessingCanvas" xmlns:cx="http://schemas.microsoft.com/office/drawing/2014/chartex" xmlns:cx1="http://schemas.microsoft.com/office/drawing/2015/9/8/chartex" xmlns:cx2="http://schemas.microsoft.com/office/drawing/2015/10/21/chartex" xmlns:cx3="http://schemas.microsoft.com/office/drawing/2016/5/9/chartex" xmlns:cx4="http://schemas.microsoft.com/office/drawing/2016/5/10/chartex" xmlns:cx5="http://schemas.microsoft.com/office/drawing/2016/5/11/chartex" xmlns:cx6="http://schemas.microsoft.com/office/drawing/2016/5/12/chartex" xmlns:cx7="http://schemas.microsoft.com/office/drawing/2016/5/13/chartex" xmlns:cx8="http://schemas.microsoft.com/office/drawing/2016/5/14/chartex" xmlns:mc="http://schemas.openxmlformats.org/markup-compatibility/2006" xmlns:aink="http://schemas.microsoft.com/office/drawing/2016/ink" xmlns:am3d="http://schemas.microsoft.com/office/drawing/2017/model3d" xmlns:o="urn:schemas-microsoft-com:office:office" xmlns:oel="http://schemas.microsoft.com/office/2019/extlst" xmlns:r="http://schemas.openxmlformats.org/officeDocument/2006/relationships" xmlns:m="http://schemas.openxmlformats.org/officeDocument/2006/math" xmlns:v="urn:schemas-microsoft-com:vml" xmlns:wp14="http://schemas.microsoft.com/office/word/2010/wordprocessingDrawing" xmlns:wp="http://schemas.openxmlformats.org/drawingml/2006/wordprocessingDrawing" xmlns:w10="urn:schemas-microsoft-com:office:word" xmlns:w="http://schemas.openxmlformats.org/wordprocessingml/2006/main" xmlns:w14="http://schemas.microsoft.com/office/word/2010/wordml" xmlns:w15="http://schemas.microsoft.com/office/word/2012/wordml" xmlns:w16cei="http://schemas.microsoft.com/office/word/2026/wordml/cei" xmlns:w16cex="http://schemas.microsoft.com/office/word/2018/wordml/cex" xmlns:w16cid="http://schemas.microsoft.com/office/word/2016/wordml/cid" xmlns:w16="http://schemas.microsoft.com/office/word/2018/wordml" xmlns:w16du="http://schemas.microsoft.com/office/word/2023/wordml/word16du" xmlns:w16sdtdh="http://schemas.microsoft.com/office/word/2020/wordml/sdtdatahash" xmlns:w16sdtfl="http://schemas.microsoft.com/office/word/2024/wordml/sdtformatlock" xmlns:w16se="http://schemas.microsoft.com/office/word/2015/wordml/symex" xmlns:wpg="http://schemas.microsoft.com/office/word/2010/wordprocessingGroup" xmlns:wpi="http://schemas.microsoft.com/office/word/2010/wordprocessingInk" xmlns:wne="http://schemas.microsoft.com/office/word/2006/wordml" xmlns:wps="http://schemas.microsoft.com/office/word/2010/wordprocessingShape" mc:Ignorable="w14 w15 w16se w16cid w16 w16cex w16sdtdh w16sdtfl w16du wp14">
   <w:p>
     <w:pPr>
       <w:pBdr>
-        <w:top w:val="single" w:color="002880" w:sz="6" w:space="4"/>
+        <w:top w:val="single" w:sz="6" w:space="4" w:color="002880"/>
       </w:pBdr>
       <w:tabs>
         <w:tab w:val="right" w:pos="9360"/>
@@ -5927,32 +6749,60 @@
     </w:pPr>
     <w:r>
       <w:rPr>
-        <w:rFonts w:ascii="Arial" w:cs="Arial" w:eastAsia="Arial" w:hAnsi="Arial"/>
         <w:color w:val="5A5A5A"/>
         <w:sz w:val="15"/>
         <w:szCs w:val="15"/>
       </w:rPr>
-      <w:t xml:space="preserve">© 2026 Elyon Solutions International Inc.</w:t>
+      <w:t>© 2026 Elyon Solutions International Inc.</w:t>
     </w:r>
     <w:r>
       <w:rPr>
-        <w:rFonts w:ascii="Arial" w:cs="Arial" w:eastAsia="Arial" w:hAnsi="Arial"/>
         <w:color w:val="5A5A5A"/>
         <w:sz w:val="15"/>
         <w:szCs w:val="15"/>
       </w:rPr>
-      <w:t xml:space="preserve">	Page </w:t>
+      <w:tab/>
+      <w:t xml:space="preserve">Page </w:t>
     </w:r>
     <w:r>
       <w:rPr>
-        <w:rFonts w:ascii="Arial" w:cs="Arial" w:eastAsia="Arial" w:hAnsi="Arial"/>
         <w:color w:val="5A5A5A"/>
         <w:sz w:val="15"/>
         <w:szCs w:val="15"/>
       </w:rPr>
       <w:fldChar w:fldCharType="begin"/>
-      <w:instrText xml:space="preserve">PAGE</w:instrText>
+    </w:r>
+    <w:r>
+      <w:rPr>
+        <w:color w:val="5A5A5A"/>
+        <w:sz w:val="15"/>
+        <w:szCs w:val="15"/>
+      </w:rPr>
+      <w:instrText>PAGE</w:instrText>
+    </w:r>
+    <w:r>
+      <w:rPr>
+        <w:color w:val="5A5A5A"/>
+        <w:sz w:val="15"/>
+        <w:szCs w:val="15"/>
+      </w:rPr>
       <w:fldChar w:fldCharType="separate"/>
+    </w:r>
+    <w:r>
+      <w:rPr>
+        <w:noProof/>
+        <w:color w:val="5A5A5A"/>
+        <w:sz w:val="15"/>
+        <w:szCs w:val="15"/>
+      </w:rPr>
+      <w:t>1</w:t>
+    </w:r>
+    <w:r>
+      <w:rPr>
+        <w:color w:val="5A5A5A"/>
+        <w:sz w:val="15"/>
+        <w:szCs w:val="15"/>
+      </w:rPr>
       <w:fldChar w:fldCharType="end"/>
     </w:r>
   </w:p>
@@ -5960,18 +6810,9 @@
 </file>
 
 <file path=word/footnotes.xml><?xml version="1.0" encoding="utf-8"?>
-<w:footnotes xmlns:wpc="http://schemas.microsoft.com/office/word/2010/wordprocessingCanvas" xmlns:mc="http://schemas.openxmlformats.org/markup-compatibility/2006" xmlns:o="urn:schemas-microsoft-com:office:office" xmlns:r="http://schemas.openxmlformats.org/officeDocument/2006/relationships" xmlns:m="http://schemas.openxmlformats.org/officeDocument/2006/math" xmlns:v="urn:schemas-microsoft-com:vml" xmlns:wp14="http://schemas.microsoft.com/office/word/2010/wordprocessingDrawing" xmlns:wp="http://schemas.openxmlformats.org/drawingml/2006/wordprocessingDrawing" xmlns:w10="urn:schemas-microsoft-com:office:word" xmlns:w="http://schemas.openxmlformats.org/wordprocessingml/2006/main" xmlns:w14="http://schemas.microsoft.com/office/word/2010/wordml" xmlns:w15="http://schemas.microsoft.com/office/word/2012/wordml" xmlns:wpg="http://schemas.microsoft.com/office/word/2010/wordprocessingGroup" xmlns:wpi="http://schemas.microsoft.com/office/word/2010/wordprocessingInk" xmlns:wne="http://schemas.microsoft.com/office/word/2006/wordml" xmlns:wps="http://schemas.microsoft.com/office/word/2010/wordprocessingShape" mc:Ignorable="w14 w15 wp14">
+<w:footnotes xmlns:wpc="http://schemas.microsoft.com/office/word/2010/wordprocessingCanvas" xmlns:cx="http://schemas.microsoft.com/office/drawing/2014/chartex" xmlns:cx1="http://schemas.microsoft.com/office/drawing/2015/9/8/chartex" xmlns:cx2="http://schemas.microsoft.com/office/drawing/2015/10/21/chartex" xmlns:cx3="http://schemas.microsoft.com/office/drawing/2016/5/9/chartex" xmlns:cx4="http://schemas.microsoft.com/office/drawing/2016/5/10/chartex" xmlns:cx5="http://schemas.microsoft.com/office/drawing/2016/5/11/chartex" xmlns:cx6="http://schemas.microsoft.com/office/drawing/2016/5/12/chartex" xmlns:cx7="http://schemas.microsoft.com/office/drawing/2016/5/13/chartex" xmlns:cx8="http://schemas.microsoft.com/office/drawing/2016/5/14/chartex" xmlns:mc="http://schemas.openxmlformats.org/markup-compatibility/2006" xmlns:aink="http://schemas.microsoft.com/office/drawing/2016/ink" xmlns:am3d="http://schemas.microsoft.com/office/drawing/2017/model3d" xmlns:o="urn:schemas-microsoft-com:office:office" xmlns:oel="http://schemas.microsoft.com/office/2019/extlst" xmlns:r="http://schemas.openxmlformats.org/officeDocument/2006/relationships" xmlns:m="http://schemas.openxmlformats.org/officeDocument/2006/math" xmlns:v="urn:schemas-microsoft-com:vml" xmlns:wp14="http://schemas.microsoft.com/office/word/2010/wordprocessingDrawing" xmlns:wp="http://schemas.openxmlformats.org/drawingml/2006/wordprocessingDrawing" xmlns:w10="urn:schemas-microsoft-com:office:word" xmlns:w="http://schemas.openxmlformats.org/wordprocessingml/2006/main" xmlns:w14="http://schemas.microsoft.com/office/word/2010/wordml" xmlns:w15="http://schemas.microsoft.com/office/word/2012/wordml" xmlns:w16cei="http://schemas.microsoft.com/office/word/2026/wordml/cei" xmlns:w16cex="http://schemas.microsoft.com/office/word/2018/wordml/cex" xmlns:w16cid="http://schemas.microsoft.com/office/word/2016/wordml/cid" xmlns:w16="http://schemas.microsoft.com/office/word/2018/wordml" xmlns:w16du="http://schemas.microsoft.com/office/word/2023/wordml/word16du" xmlns:w16sdtdh="http://schemas.microsoft.com/office/word/2020/wordml/sdtdatahash" xmlns:w16sdtfl="http://schemas.microsoft.com/office/word/2024/wordml/sdtformatlock" xmlns:w16se="http://schemas.microsoft.com/office/word/2015/wordml/symex" xmlns:wpg="http://schemas.microsoft.com/office/word/2010/wordprocessingGroup" xmlns:wpi="http://schemas.microsoft.com/office/word/2010/wordprocessingInk" xmlns:wne="http://schemas.microsoft.com/office/word/2006/wordml" xmlns:wps="http://schemas.microsoft.com/office/word/2010/wordprocessingShape" mc:Ignorable="w14 w15 w16se w16cid w16 w16cex w16sdtdh w16sdtfl w16du wp14">
   <w:footnote w:type="separator" w:id="-1">
     <w:p>
-      <w:pPr>
-        <w:spacing w:after="0" w:line="240" w:lineRule="auto"/>
-      </w:pPr>
-      <w:r>
-        <w:rPr>
-          <w:rStyle w:val="FootnoteReference"/>
-        </w:rPr>
-        <w:footnoteRef/>
-      </w:r>
       <w:r>
         <w:separator/>
       </w:r>
@@ -5979,15 +6820,6 @@
   </w:footnote>
   <w:footnote w:type="continuationSeparator" w:id="0">
     <w:p>
-      <w:pPr>
-        <w:spacing w:after="0" w:line="240" w:lineRule="auto"/>
-      </w:pPr>
-      <w:r>
-        <w:rPr>
-          <w:rStyle w:val="FootnoteReference"/>
-        </w:rPr>
-        <w:footnoteRef/>
-      </w:r>
       <w:r>
         <w:continuationSeparator/>
       </w:r>
@@ -5997,11 +6829,11 @@
 </file>
 
 <file path=word/header1.xml><?xml version="1.0" encoding="utf-8"?>
-<w:hdr xmlns:wpc="http://schemas.microsoft.com/office/word/2010/wordprocessingCanvas" xmlns:mc="http://schemas.openxmlformats.org/markup-compatibility/2006" xmlns:o="urn:schemas-microsoft-com:office:office" xmlns:r="http://schemas.openxmlformats.org/officeDocument/2006/relationships" xmlns:m="http://schemas.openxmlformats.org/officeDocument/2006/math" xmlns:v="urn:schemas-microsoft-com:vml" xmlns:wp14="http://schemas.microsoft.com/office/word/2010/wordprocessingDrawing" xmlns:wp="http://schemas.openxmlformats.org/drawingml/2006/wordprocessingDrawing" xmlns:w10="urn:schemas-microsoft-com:office:word" xmlns:w="http://schemas.openxmlformats.org/wordprocessingml/2006/main" xmlns:w14="http://schemas.microsoft.com/office/word/2010/wordml" xmlns:w15="http://schemas.microsoft.com/office/word/2012/wordml" xmlns:wpg="http://schemas.microsoft.com/office/word/2010/wordprocessingGroup" xmlns:wpi="http://schemas.microsoft.com/office/word/2010/wordprocessingInk" xmlns:wne="http://schemas.microsoft.com/office/word/2006/wordml" xmlns:wps="http://schemas.microsoft.com/office/word/2010/wordprocessingShape" xmlns:cx="http://schemas.microsoft.com/office/drawing/2014/chartex" xmlns:cx1="http://schemas.microsoft.com/office/drawing/2015/9/8/chartex" xmlns:cx2="http://schemas.microsoft.com/office/drawing/2015/10/21/chartex" xmlns:cx3="http://schemas.microsoft.com/office/drawing/2016/5/9/chartex" xmlns:cx4="http://schemas.microsoft.com/office/drawing/2016/5/10/chartex" xmlns:cx5="http://schemas.microsoft.com/office/drawing/2016/5/11/chartex" xmlns:cx6="http://schemas.microsoft.com/office/drawing/2016/5/12/chartex" xmlns:cx7="http://schemas.microsoft.com/office/drawing/2016/5/13/chartex" xmlns:cx8="http://schemas.microsoft.com/office/drawing/2016/5/14/chartex" xmlns:w16cid="http://schemas.microsoft.com/office/word/2016/wordml/cid" xmlns:w16se="http://schemas.microsoft.com/office/word/2015/wordml/symex">
+<w:hdr xmlns:wpc="http://schemas.microsoft.com/office/word/2010/wordprocessingCanvas" xmlns:cx="http://schemas.microsoft.com/office/drawing/2014/chartex" xmlns:cx1="http://schemas.microsoft.com/office/drawing/2015/9/8/chartex" xmlns:cx2="http://schemas.microsoft.com/office/drawing/2015/10/21/chartex" xmlns:cx3="http://schemas.microsoft.com/office/drawing/2016/5/9/chartex" xmlns:cx4="http://schemas.microsoft.com/office/drawing/2016/5/10/chartex" xmlns:cx5="http://schemas.microsoft.com/office/drawing/2016/5/11/chartex" xmlns:cx6="http://schemas.microsoft.com/office/drawing/2016/5/12/chartex" xmlns:cx7="http://schemas.microsoft.com/office/drawing/2016/5/13/chartex" xmlns:cx8="http://schemas.microsoft.com/office/drawing/2016/5/14/chartex" xmlns:mc="http://schemas.openxmlformats.org/markup-compatibility/2006" xmlns:aink="http://schemas.microsoft.com/office/drawing/2016/ink" xmlns:am3d="http://schemas.microsoft.com/office/drawing/2017/model3d" xmlns:o="urn:schemas-microsoft-com:office:office" xmlns:oel="http://schemas.microsoft.com/office/2019/extlst" xmlns:r="http://schemas.openxmlformats.org/officeDocument/2006/relationships" xmlns:m="http://schemas.openxmlformats.org/officeDocument/2006/math" xmlns:v="urn:schemas-microsoft-com:vml" xmlns:wp14="http://schemas.microsoft.com/office/word/2010/wordprocessingDrawing" xmlns:wp="http://schemas.openxmlformats.org/drawingml/2006/wordprocessingDrawing" xmlns:w10="urn:schemas-microsoft-com:office:word" xmlns:w="http://schemas.openxmlformats.org/wordprocessingml/2006/main" xmlns:w14="http://schemas.microsoft.com/office/word/2010/wordml" xmlns:w15="http://schemas.microsoft.com/office/word/2012/wordml" xmlns:w16cei="http://schemas.microsoft.com/office/word/2026/wordml/cei" xmlns:w16cex="http://schemas.microsoft.com/office/word/2018/wordml/cex" xmlns:w16cid="http://schemas.microsoft.com/office/word/2016/wordml/cid" xmlns:w16="http://schemas.microsoft.com/office/word/2018/wordml" xmlns:w16du="http://schemas.microsoft.com/office/word/2023/wordml/word16du" xmlns:w16sdtdh="http://schemas.microsoft.com/office/word/2020/wordml/sdtdatahash" xmlns:w16sdtfl="http://schemas.microsoft.com/office/word/2024/wordml/sdtformatlock" xmlns:w16se="http://schemas.microsoft.com/office/word/2015/wordml/symex" xmlns:wpg="http://schemas.microsoft.com/office/word/2010/wordprocessingGroup" xmlns:wpi="http://schemas.microsoft.com/office/word/2010/wordprocessingInk" xmlns:wne="http://schemas.microsoft.com/office/word/2006/wordml" xmlns:wps="http://schemas.microsoft.com/office/word/2010/wordprocessingShape" mc:Ignorable="w14 w15 w16se w16cid w16 w16cex w16sdtdh w16sdtfl w16du wp14">
   <w:p>
     <w:pPr>
       <w:pBdr>
-        <w:bottom w:val="single" w:color="002880" w:sz="6" w:space="4"/>
+        <w:bottom w:val="single" w:sz="6" w:space="4" w:color="002880"/>
       </w:pBdr>
       <w:tabs>
         <w:tab w:val="right" w:pos="9360"/>
@@ -6010,33 +6842,44 @@
     </w:pPr>
     <w:r>
       <w:rPr>
-        <w:rFonts w:ascii="Arial" w:cs="Arial" w:eastAsia="Arial" w:hAnsi="Arial"/>
         <w:b/>
         <w:bCs/>
         <w:color w:val="002880"/>
         <w:sz w:val="16"/>
         <w:szCs w:val="16"/>
       </w:rPr>
-      <w:t xml:space="preserve">Merge Pallet - User Manual</w:t>
+      <w:t>Merge Pallet - User Manual</w:t>
     </w:r>
     <w:r>
       <w:rPr>
-        <w:rFonts w:ascii="Arial" w:cs="Arial" w:eastAsia="Arial" w:hAnsi="Arial"/>
         <w:color w:val="5A5A5A"/>
         <w:sz w:val="16"/>
         <w:szCs w:val="16"/>
       </w:rPr>
-      <w:t xml:space="preserve">	Elyon Solutions × Vifel</w:t>
+      <w:tab/>
+      <w:t xml:space="preserve">Elyon Solutions × </w:t>
     </w:r>
+    <w:proofErr w:type="spellStart"/>
+    <w:r>
+      <w:rPr>
+        <w:color w:val="5A5A5A"/>
+        <w:sz w:val="16"/>
+        <w:szCs w:val="16"/>
+      </w:rPr>
+      <w:t>Vifel</w:t>
+    </w:r>
+    <w:proofErr w:type="spellEnd"/>
   </w:p>
 </w:hdr>
 </file>
 
 <file path=word/numbering.xml><?xml version="1.0" encoding="utf-8"?>
-<w:numbering xmlns:wpc="http://schemas.microsoft.com/office/word/2010/wordprocessingCanvas" xmlns:mc="http://schemas.openxmlformats.org/markup-compatibility/2006" xmlns:o="urn:schemas-microsoft-com:office:office" xmlns:r="http://schemas.openxmlformats.org/officeDocument/2006/relationships" xmlns:m="http://schemas.openxmlformats.org/officeDocument/2006/math" xmlns:v="urn:schemas-microsoft-com:vml" xmlns:wp14="http://schemas.microsoft.com/office/word/2010/wordprocessingDrawing" xmlns:wp="http://schemas.openxmlformats.org/drawingml/2006/wordprocessingDrawing" xmlns:w10="urn:schemas-microsoft-com:office:word" xmlns:w="http://schemas.openxmlformats.org/wordprocessingml/2006/main" xmlns:w14="http://schemas.microsoft.com/office/word/2010/wordml" xmlns:w15="http://schemas.microsoft.com/office/word/2012/wordml" xmlns:wpg="http://schemas.microsoft.com/office/word/2010/wordprocessingGroup" xmlns:wpi="http://schemas.microsoft.com/office/word/2010/wordprocessingInk" xmlns:wne="http://schemas.microsoft.com/office/word/2006/wordml" xmlns:wps="http://schemas.microsoft.com/office/word/2010/wordprocessingShape" mc:Ignorable="w14 w15 wp14">
-  <w:abstractNum w:abstractNumId="1" w15:restartNumberingAfterBreak="0">
+<w:numbering xmlns:wpc="http://schemas.microsoft.com/office/word/2010/wordprocessingCanvas" xmlns:cx="http://schemas.microsoft.com/office/drawing/2014/chartex" xmlns:cx1="http://schemas.microsoft.com/office/drawing/2015/9/8/chartex" xmlns:cx2="http://schemas.microsoft.com/office/drawing/2015/10/21/chartex" xmlns:cx3="http://schemas.microsoft.com/office/drawing/2016/5/9/chartex" xmlns:cx4="http://schemas.microsoft.com/office/drawing/2016/5/10/chartex" xmlns:cx5="http://schemas.microsoft.com/office/drawing/2016/5/11/chartex" xmlns:cx6="http://schemas.microsoft.com/office/drawing/2016/5/12/chartex" xmlns:cx7="http://schemas.microsoft.com/office/drawing/2016/5/13/chartex" xmlns:cx8="http://schemas.microsoft.com/office/drawing/2016/5/14/chartex" xmlns:mc="http://schemas.openxmlformats.org/markup-compatibility/2006" xmlns:aink="http://schemas.microsoft.com/office/drawing/2016/ink" xmlns:am3d="http://schemas.microsoft.com/office/drawing/2017/model3d" xmlns:o="urn:schemas-microsoft-com:office:office" xmlns:oel="http://schemas.microsoft.com/office/2019/extlst" xmlns:r="http://schemas.openxmlformats.org/officeDocument/2006/relationships" xmlns:m="http://schemas.openxmlformats.org/officeDocument/2006/math" xmlns:v="urn:schemas-microsoft-com:vml" xmlns:wp14="http://schemas.microsoft.com/office/word/2010/wordprocessingDrawing" xmlns:wp="http://schemas.openxmlformats.org/drawingml/2006/wordprocessingDrawing" xmlns:w10="urn:schemas-microsoft-com:office:word" xmlns:w="http://schemas.openxmlformats.org/wordprocessingml/2006/main" xmlns:w14="http://schemas.microsoft.com/office/word/2010/wordml" xmlns:w15="http://schemas.microsoft.com/office/word/2012/wordml" xmlns:w16cei="http://schemas.microsoft.com/office/word/2026/wordml/cei" xmlns:w16cex="http://schemas.microsoft.com/office/word/2018/wordml/cex" xmlns:w16cid="http://schemas.microsoft.com/office/word/2016/wordml/cid" xmlns:w16="http://schemas.microsoft.com/office/word/2018/wordml" xmlns:w16du="http://schemas.microsoft.com/office/word/2023/wordml/word16du" xmlns:w16sdtdh="http://schemas.microsoft.com/office/word/2020/wordml/sdtdatahash" xmlns:w16sdtfl="http://schemas.microsoft.com/office/word/2024/wordml/sdtformatlock" xmlns:w16se="http://schemas.microsoft.com/office/word/2015/wordml/symex" xmlns:wpg="http://schemas.microsoft.com/office/word/2010/wordprocessingGroup" xmlns:wpi="http://schemas.microsoft.com/office/word/2010/wordprocessingInk" xmlns:wne="http://schemas.microsoft.com/office/word/2006/wordml" xmlns:wps="http://schemas.microsoft.com/office/word/2010/wordprocessingShape" mc:Ignorable="w14 w15 w16se w16cid w16 w16cex w16sdtdh w16sdtfl w16du wp14">
+  <w:abstractNum w:abstractNumId="0" w15:restartNumberingAfterBreak="0">
+    <w:nsid w:val="15725856"/>
     <w:multiLevelType w:val="hybridMultilevel"/>
-    <w:lvl w:ilvl="0" w15:tentative="1">
+    <w:tmpl w:val="52501FFE"/>
+    <w:lvl w:ilvl="0" w:tplc="C744FD3E">
       <w:start w:val="1"/>
       <w:numFmt w:val="bullet"/>
       <w:lvlText w:val="●"/>
@@ -6045,7 +6888,7 @@
         <w:ind w:left="720" w:hanging="360"/>
       </w:pPr>
     </w:lvl>
-    <w:lvl w:ilvl="1" w15:tentative="1">
+    <w:lvl w:ilvl="1" w:tplc="D9504C68">
       <w:start w:val="1"/>
       <w:numFmt w:val="bullet"/>
       <w:lvlText w:val="○"/>
@@ -6054,7 +6897,7 @@
         <w:ind w:left="1440" w:hanging="360"/>
       </w:pPr>
     </w:lvl>
-    <w:lvl w:ilvl="2" w15:tentative="1">
+    <w:lvl w:ilvl="2" w:tplc="AAF28B72">
       <w:start w:val="1"/>
       <w:numFmt w:val="bullet"/>
       <w:lvlText w:val="■"/>
@@ -6063,7 +6906,7 @@
         <w:ind w:left="2160" w:hanging="360"/>
       </w:pPr>
     </w:lvl>
-    <w:lvl w:ilvl="3" w15:tentative="1">
+    <w:lvl w:ilvl="3" w:tplc="0E32F23A">
       <w:start w:val="1"/>
       <w:numFmt w:val="bullet"/>
       <w:lvlText w:val="●"/>
@@ -6072,7 +6915,7 @@
         <w:ind w:left="2880" w:hanging="360"/>
       </w:pPr>
     </w:lvl>
-    <w:lvl w:ilvl="4" w15:tentative="1">
+    <w:lvl w:ilvl="4" w:tplc="2AA8CC28">
       <w:start w:val="1"/>
       <w:numFmt w:val="bullet"/>
       <w:lvlText w:val="○"/>
@@ -6081,7 +6924,7 @@
         <w:ind w:left="3600" w:hanging="360"/>
       </w:pPr>
     </w:lvl>
-    <w:lvl w:ilvl="5" w15:tentative="1">
+    <w:lvl w:ilvl="5" w:tplc="D1E2696E">
       <w:start w:val="1"/>
       <w:numFmt w:val="bullet"/>
       <w:lvlText w:val="■"/>
@@ -6090,7 +6933,7 @@
         <w:ind w:left="4320" w:hanging="360"/>
       </w:pPr>
     </w:lvl>
-    <w:lvl w:ilvl="6" w15:tentative="1">
+    <w:lvl w:ilvl="6" w:tplc="25D272D2">
       <w:start w:val="1"/>
       <w:numFmt w:val="bullet"/>
       <w:lvlText w:val="●"/>
@@ -6099,7 +6942,7 @@
         <w:ind w:left="5040" w:hanging="360"/>
       </w:pPr>
     </w:lvl>
-    <w:lvl w:ilvl="7" w15:tentative="1">
+    <w:lvl w:ilvl="7" w:tplc="8020C4DE">
       <w:start w:val="1"/>
       <w:numFmt w:val="bullet"/>
       <w:lvlText w:val="●"/>
@@ -6108,7 +6951,7 @@
         <w:ind w:left="5760" w:hanging="360"/>
       </w:pPr>
     </w:lvl>
-    <w:lvl w:ilvl="8" w15:tentative="1">
+    <w:lvl w:ilvl="8" w:tplc="1EE204B0">
       <w:start w:val="1"/>
       <w:numFmt w:val="bullet"/>
       <w:lvlText w:val="●"/>
@@ -6118,9 +6961,11 @@
       </w:pPr>
     </w:lvl>
   </w:abstractNum>
-  <w:abstractNum w:abstractNumId="2" w15:restartNumberingAfterBreak="0">
+  <w:abstractNum w:abstractNumId="1" w15:restartNumberingAfterBreak="0">
+    <w:nsid w:val="721278D6"/>
     <w:multiLevelType w:val="hybridMultilevel"/>
-    <w:lvl w:ilvl="0" w15:tentative="1">
+    <w:tmpl w:val="0358B2BE"/>
+    <w:lvl w:ilvl="0" w:tplc="9418EEC2">
       <w:start w:val="1"/>
       <w:numFmt w:val="bullet"/>
       <w:lvlText w:val="▪"/>
@@ -6132,15 +6977,55 @@
         <w:color w:val="002880"/>
       </w:rPr>
     </w:lvl>
+    <w:lvl w:ilvl="1" w:tplc="07383F98">
+      <w:numFmt w:val="decimal"/>
+      <w:lvlText w:val=""/>
+      <w:lvlJc w:val="left"/>
+    </w:lvl>
+    <w:lvl w:ilvl="2" w:tplc="1796557E">
+      <w:numFmt w:val="decimal"/>
+      <w:lvlText w:val=""/>
+      <w:lvlJc w:val="left"/>
+    </w:lvl>
+    <w:lvl w:ilvl="3" w:tplc="1660E46A">
+      <w:numFmt w:val="decimal"/>
+      <w:lvlText w:val=""/>
+      <w:lvlJc w:val="left"/>
+    </w:lvl>
+    <w:lvl w:ilvl="4" w:tplc="570CF5E6">
+      <w:numFmt w:val="decimal"/>
+      <w:lvlText w:val=""/>
+      <w:lvlJc w:val="left"/>
+    </w:lvl>
+    <w:lvl w:ilvl="5" w:tplc="1186A77A">
+      <w:numFmt w:val="decimal"/>
+      <w:lvlText w:val=""/>
+      <w:lvlJc w:val="left"/>
+    </w:lvl>
+    <w:lvl w:ilvl="6" w:tplc="8512A12E">
+      <w:numFmt w:val="decimal"/>
+      <w:lvlText w:val=""/>
+      <w:lvlJc w:val="left"/>
+    </w:lvl>
+    <w:lvl w:ilvl="7" w:tplc="F8489138">
+      <w:numFmt w:val="decimal"/>
+      <w:lvlText w:val=""/>
+      <w:lvlJc w:val="left"/>
+    </w:lvl>
+    <w:lvl w:ilvl="8" w:tplc="7B587D68">
+      <w:numFmt w:val="decimal"/>
+      <w:lvlText w:val=""/>
+      <w:lvlJc w:val="left"/>
+    </w:lvl>
   </w:abstractNum>
-  <w:num w:numId="1">
-    <w:abstractNumId w:val="1"/>
+  <w:num w:numId="1" w16cid:durableId="1274289267">
+    <w:abstractNumId w:val="0"/>
     <w:lvlOverride w:ilvl="0">
       <w:startOverride w:val="1"/>
     </w:lvlOverride>
   </w:num>
-  <w:num w:numId="2">
-    <w:abstractNumId w:val="2"/>
+  <w:num w:numId="2" w16cid:durableId="1387029534">
+    <w:abstractNumId w:val="1"/>
     <w:lvlOverride w:ilvl="0">
       <w:startOverride w:val="1"/>
     </w:lvlOverride>
@@ -6149,55 +7034,446 @@
 </file>
 
 <file path=word/styles.xml><?xml version="1.0" encoding="utf-8"?>
-<w:styles xmlns:mc="http://schemas.openxmlformats.org/markup-compatibility/2006" xmlns:r="http://schemas.openxmlformats.org/officeDocument/2006/relationships" xmlns:w="http://schemas.openxmlformats.org/wordprocessingml/2006/main" xmlns:w14="http://schemas.microsoft.com/office/word/2010/wordml" xmlns:w15="http://schemas.microsoft.com/office/word/2012/wordml" mc:Ignorable="w14 w15">
+<w:styles xmlns:mc="http://schemas.openxmlformats.org/markup-compatibility/2006" xmlns:r="http://schemas.openxmlformats.org/officeDocument/2006/relationships" xmlns:w="http://schemas.openxmlformats.org/wordprocessingml/2006/main" xmlns:w14="http://schemas.microsoft.com/office/word/2010/wordml" xmlns:w15="http://schemas.microsoft.com/office/word/2012/wordml" xmlns:w16cex="http://schemas.microsoft.com/office/word/2018/wordml/cex" xmlns:w16cid="http://schemas.microsoft.com/office/word/2016/wordml/cid" xmlns:w16="http://schemas.microsoft.com/office/word/2018/wordml" xmlns:w16du="http://schemas.microsoft.com/office/word/2023/wordml/word16du" xmlns:w16sdtdh="http://schemas.microsoft.com/office/word/2020/wordml/sdtdatahash" xmlns:w16sdtfl="http://schemas.microsoft.com/office/word/2024/wordml/sdtformatlock" xmlns:w16se="http://schemas.microsoft.com/office/word/2015/wordml/symex" mc:Ignorable="w14 w15 w16se w16cid w16 w16cex w16sdtdh w16sdtfl w16du">
   <w:docDefaults>
     <w:rPrDefault>
       <w:rPr>
-        <w:rFonts w:ascii="Arial" w:cs="Arial" w:eastAsia="Arial" w:hAnsi="Arial"/>
+        <w:rFonts w:ascii="Arial" w:eastAsia="Arial" w:hAnsi="Arial" w:cs="Arial"/>
         <w:color w:val="1E1E1E"/>
         <w:sz w:val="21"/>
         <w:szCs w:val="21"/>
+        <w:lang w:val="en-US" w:eastAsia="en-US" w:bidi="ar-SA"/>
       </w:rPr>
     </w:rPrDefault>
     <w:pPrDefault/>
   </w:docDefaults>
-  <w:style w:type="paragraph" w:styleId="Title">
-    <w:name w:val="Title"/>
-    <w:basedOn w:val="Normal"/>
-    <w:next w:val="Normal"/>
+  <w:latentStyles w:defLockedState="0" w:defUIPriority="99" w:defSemiHidden="0" w:defUnhideWhenUsed="0" w:defQFormat="0" w:count="376">
+    <w:lsdException w:name="Normal" w:uiPriority="0" w:qFormat="1"/>
+    <w:lsdException w:name="heading 1" w:uiPriority="9" w:qFormat="1"/>
+    <w:lsdException w:name="heading 2" w:semiHidden="1" w:uiPriority="9" w:unhideWhenUsed="1" w:qFormat="1"/>
+    <w:lsdException w:name="heading 3" w:semiHidden="1" w:uiPriority="9" w:unhideWhenUsed="1" w:qFormat="1"/>
+    <w:lsdException w:name="heading 4" w:semiHidden="1" w:uiPriority="9" w:unhideWhenUsed="1" w:qFormat="1"/>
+    <w:lsdException w:name="heading 5" w:semiHidden="1" w:uiPriority="9" w:unhideWhenUsed="1" w:qFormat="1"/>
+    <w:lsdException w:name="heading 6" w:semiHidden="1" w:uiPriority="9" w:unhideWhenUsed="1" w:qFormat="1"/>
+    <w:lsdException w:name="heading 7" w:semiHidden="1" w:uiPriority="9" w:unhideWhenUsed="1" w:qFormat="1"/>
+    <w:lsdException w:name="heading 8" w:semiHidden="1" w:uiPriority="9" w:unhideWhenUsed="1" w:qFormat="1"/>
+    <w:lsdException w:name="heading 9" w:semiHidden="1" w:uiPriority="9" w:unhideWhenUsed="1" w:qFormat="1"/>
+    <w:lsdException w:name="index 1" w:semiHidden="1" w:unhideWhenUsed="1"/>
+    <w:lsdException w:name="index 2" w:semiHidden="1" w:unhideWhenUsed="1"/>
+    <w:lsdException w:name="index 3" w:semiHidden="1" w:unhideWhenUsed="1"/>
+    <w:lsdException w:name="index 4" w:semiHidden="1" w:unhideWhenUsed="1"/>
+    <w:lsdException w:name="index 5" w:semiHidden="1" w:unhideWhenUsed="1"/>
+    <w:lsdException w:name="index 6" w:semiHidden="1" w:unhideWhenUsed="1"/>
+    <w:lsdException w:name="index 7" w:semiHidden="1" w:unhideWhenUsed="1"/>
+    <w:lsdException w:name="index 8" w:semiHidden="1" w:unhideWhenUsed="1"/>
+    <w:lsdException w:name="index 9" w:semiHidden="1" w:unhideWhenUsed="1"/>
+    <w:lsdException w:name="toc 1" w:semiHidden="1" w:uiPriority="39" w:unhideWhenUsed="1"/>
+    <w:lsdException w:name="toc 2" w:semiHidden="1" w:uiPriority="39" w:unhideWhenUsed="1"/>
+    <w:lsdException w:name="toc 3" w:semiHidden="1" w:uiPriority="39" w:unhideWhenUsed="1"/>
+    <w:lsdException w:name="toc 4" w:semiHidden="1" w:uiPriority="39" w:unhideWhenUsed="1"/>
+    <w:lsdException w:name="toc 5" w:semiHidden="1" w:uiPriority="39" w:unhideWhenUsed="1"/>
+    <w:lsdException w:name="toc 6" w:semiHidden="1" w:uiPriority="39" w:unhideWhenUsed="1"/>
+    <w:lsdException w:name="toc 7" w:semiHidden="1" w:uiPriority="39" w:unhideWhenUsed="1"/>
+    <w:lsdException w:name="toc 8" w:semiHidden="1" w:uiPriority="39" w:unhideWhenUsed="1"/>
+    <w:lsdException w:name="toc 9" w:semiHidden="1" w:uiPriority="39" w:unhideWhenUsed="1"/>
+    <w:lsdException w:name="Normal Indent" w:semiHidden="1" w:unhideWhenUsed="1"/>
+    <w:lsdException w:name="footnote text" w:semiHidden="1" w:unhideWhenUsed="1"/>
+    <w:lsdException w:name="annotation text" w:semiHidden="1" w:unhideWhenUsed="1"/>
+    <w:lsdException w:name="header" w:semiHidden="1" w:unhideWhenUsed="1"/>
+    <w:lsdException w:name="footer" w:semiHidden="1" w:unhideWhenUsed="1"/>
+    <w:lsdException w:name="index heading" w:semiHidden="1" w:unhideWhenUsed="1"/>
+    <w:lsdException w:name="caption" w:semiHidden="1" w:uiPriority="35" w:unhideWhenUsed="1" w:qFormat="1"/>
+    <w:lsdException w:name="table of figures" w:semiHidden="1" w:unhideWhenUsed="1"/>
+    <w:lsdException w:name="envelope address" w:semiHidden="1" w:unhideWhenUsed="1"/>
+    <w:lsdException w:name="envelope return" w:semiHidden="1" w:unhideWhenUsed="1"/>
+    <w:lsdException w:name="footnote reference" w:semiHidden="1" w:unhideWhenUsed="1"/>
+    <w:lsdException w:name="annotation reference" w:semiHidden="1" w:unhideWhenUsed="1"/>
+    <w:lsdException w:name="line number" w:semiHidden="1" w:unhideWhenUsed="1"/>
+    <w:lsdException w:name="page number" w:semiHidden="1" w:unhideWhenUsed="1"/>
+    <w:lsdException w:name="endnote reference" w:semiHidden="1" w:unhideWhenUsed="1"/>
+    <w:lsdException w:name="endnote text" w:semiHidden="1" w:unhideWhenUsed="1"/>
+    <w:lsdException w:name="table of authorities" w:semiHidden="1" w:unhideWhenUsed="1"/>
+    <w:lsdException w:name="macro" w:semiHidden="1" w:unhideWhenUsed="1"/>
+    <w:lsdException w:name="toa heading" w:semiHidden="1" w:unhideWhenUsed="1"/>
+    <w:lsdException w:name="List" w:semiHidden="1" w:unhideWhenUsed="1"/>
+    <w:lsdException w:name="List Bullet" w:semiHidden="1" w:unhideWhenUsed="1"/>
+    <w:lsdException w:name="List Number" w:semiHidden="1" w:unhideWhenUsed="1"/>
+    <w:lsdException w:name="List 2" w:semiHidden="1" w:unhideWhenUsed="1"/>
+    <w:lsdException w:name="List 3" w:semiHidden="1" w:unhideWhenUsed="1"/>
+    <w:lsdException w:name="List 4" w:semiHidden="1" w:unhideWhenUsed="1"/>
+    <w:lsdException w:name="List 5" w:semiHidden="1" w:unhideWhenUsed="1"/>
+    <w:lsdException w:name="List Bullet 2" w:semiHidden="1" w:unhideWhenUsed="1"/>
+    <w:lsdException w:name="List Bullet 3" w:semiHidden="1" w:unhideWhenUsed="1"/>
+    <w:lsdException w:name="List Bullet 4" w:semiHidden="1" w:unhideWhenUsed="1"/>
+    <w:lsdException w:name="List Bullet 5" w:semiHidden="1" w:unhideWhenUsed="1"/>
+    <w:lsdException w:name="List Number 2" w:semiHidden="1" w:unhideWhenUsed="1"/>
+    <w:lsdException w:name="List Number 3" w:semiHidden="1" w:unhideWhenUsed="1"/>
+    <w:lsdException w:name="List Number 4" w:semiHidden="1" w:unhideWhenUsed="1"/>
+    <w:lsdException w:name="List Number 5" w:semiHidden="1" w:unhideWhenUsed="1"/>
+    <w:lsdException w:name="Title" w:uiPriority="10" w:qFormat="1"/>
+    <w:lsdException w:name="Closing" w:semiHidden="1" w:unhideWhenUsed="1"/>
+    <w:lsdException w:name="Signature" w:semiHidden="1" w:unhideWhenUsed="1"/>
+    <w:lsdException w:name="Default Paragraph Font" w:semiHidden="1" w:uiPriority="1" w:unhideWhenUsed="1"/>
+    <w:lsdException w:name="Body Text" w:semiHidden="1" w:unhideWhenUsed="1"/>
+    <w:lsdException w:name="Body Text Indent" w:semiHidden="1" w:unhideWhenUsed="1"/>
+    <w:lsdException w:name="List Continue" w:semiHidden="1" w:unhideWhenUsed="1"/>
+    <w:lsdException w:name="List Continue 2" w:semiHidden="1" w:unhideWhenUsed="1"/>
+    <w:lsdException w:name="List Continue 3" w:semiHidden="1" w:unhideWhenUsed="1"/>
+    <w:lsdException w:name="List Continue 4" w:semiHidden="1" w:unhideWhenUsed="1"/>
+    <w:lsdException w:name="List Continue 5" w:semiHidden="1" w:unhideWhenUsed="1"/>
+    <w:lsdException w:name="Message Header" w:semiHidden="1" w:unhideWhenUsed="1"/>
+    <w:lsdException w:name="Subtitle" w:uiPriority="11" w:qFormat="1"/>
+    <w:lsdException w:name="Salutation" w:semiHidden="1" w:unhideWhenUsed="1"/>
+    <w:lsdException w:name="Date" w:semiHidden="1" w:unhideWhenUsed="1"/>
+    <w:lsdException w:name="Body Text First Indent" w:semiHidden="1" w:unhideWhenUsed="1"/>
+    <w:lsdException w:name="Body Text First Indent 2" w:semiHidden="1" w:unhideWhenUsed="1"/>
+    <w:lsdException w:name="Note Heading" w:semiHidden="1" w:unhideWhenUsed="1"/>
+    <w:lsdException w:name="Body Text 2" w:semiHidden="1" w:unhideWhenUsed="1"/>
+    <w:lsdException w:name="Body Text 3" w:semiHidden="1" w:unhideWhenUsed="1"/>
+    <w:lsdException w:name="Body Text Indent 2" w:semiHidden="1" w:unhideWhenUsed="1"/>
+    <w:lsdException w:name="Body Text Indent 3" w:semiHidden="1" w:unhideWhenUsed="1"/>
+    <w:lsdException w:name="Block Text" w:semiHidden="1" w:unhideWhenUsed="1"/>
+    <w:lsdException w:name="Hyperlink" w:semiHidden="1" w:unhideWhenUsed="1"/>
+    <w:lsdException w:name="FollowedHyperlink" w:semiHidden="1" w:unhideWhenUsed="1"/>
+    <w:lsdException w:name="Strong" w:uiPriority="22" w:qFormat="1"/>
+    <w:lsdException w:name="Emphasis" w:uiPriority="20" w:qFormat="1"/>
+    <w:lsdException w:name="Document Map" w:semiHidden="1" w:unhideWhenUsed="1"/>
+    <w:lsdException w:name="Plain Text" w:semiHidden="1" w:unhideWhenUsed="1"/>
+    <w:lsdException w:name="E-mail Signature" w:semiHidden="1" w:unhideWhenUsed="1"/>
+    <w:lsdException w:name="HTML Top of Form" w:semiHidden="1" w:unhideWhenUsed="1"/>
+    <w:lsdException w:name="HTML Bottom of Form" w:semiHidden="1" w:unhideWhenUsed="1"/>
+    <w:lsdException w:name="Normal (Web)" w:semiHidden="1" w:unhideWhenUsed="1"/>
+    <w:lsdException w:name="HTML Acronym" w:semiHidden="1" w:unhideWhenUsed="1"/>
+    <w:lsdException w:name="HTML Address" w:semiHidden="1" w:unhideWhenUsed="1"/>
+    <w:lsdException w:name="HTML Cite" w:semiHidden="1" w:unhideWhenUsed="1"/>
+    <w:lsdException w:name="HTML Code" w:semiHidden="1" w:unhideWhenUsed="1"/>
+    <w:lsdException w:name="HTML Definition" w:semiHidden="1" w:unhideWhenUsed="1"/>
+    <w:lsdException w:name="HTML Keyboard" w:semiHidden="1" w:unhideWhenUsed="1"/>
+    <w:lsdException w:name="HTML Preformatted" w:semiHidden="1" w:unhideWhenUsed="1"/>
+    <w:lsdException w:name="HTML Sample" w:semiHidden="1" w:unhideWhenUsed="1"/>
+    <w:lsdException w:name="HTML Typewriter" w:semiHidden="1" w:unhideWhenUsed="1"/>
+    <w:lsdException w:name="HTML Variable" w:semiHidden="1" w:unhideWhenUsed="1"/>
+    <w:lsdException w:name="Normal Table" w:semiHidden="1" w:unhideWhenUsed="1"/>
+    <w:lsdException w:name="annotation subject" w:semiHidden="1" w:unhideWhenUsed="1"/>
+    <w:lsdException w:name="No List" w:semiHidden="1" w:unhideWhenUsed="1"/>
+    <w:lsdException w:name="Outline List 1" w:semiHidden="1" w:unhideWhenUsed="1"/>
+    <w:lsdException w:name="Outline List 2" w:semiHidden="1" w:unhideWhenUsed="1"/>
+    <w:lsdException w:name="Outline List 3" w:semiHidden="1" w:unhideWhenUsed="1"/>
+    <w:lsdException w:name="Table Simple 1" w:semiHidden="1" w:unhideWhenUsed="1"/>
+    <w:lsdException w:name="Table Simple 2" w:semiHidden="1" w:unhideWhenUsed="1"/>
+    <w:lsdException w:name="Table Simple 3" w:semiHidden="1" w:unhideWhenUsed="1"/>
+    <w:lsdException w:name="Table Classic 1" w:semiHidden="1" w:unhideWhenUsed="1"/>
+    <w:lsdException w:name="Table Classic 2" w:semiHidden="1" w:unhideWhenUsed="1"/>
+    <w:lsdException w:name="Table Classic 3" w:semiHidden="1" w:unhideWhenUsed="1"/>
+    <w:lsdException w:name="Table Classic 4" w:semiHidden="1" w:unhideWhenUsed="1"/>
+    <w:lsdException w:name="Table Colorful 1" w:semiHidden="1" w:unhideWhenUsed="1"/>
+    <w:lsdException w:name="Table Colorful 2" w:semiHidden="1" w:unhideWhenUsed="1"/>
+    <w:lsdException w:name="Table Colorful 3" w:semiHidden="1" w:unhideWhenUsed="1"/>
+    <w:lsdException w:name="Table Columns 1" w:semiHidden="1" w:unhideWhenUsed="1"/>
+    <w:lsdException w:name="Table Columns 2" w:semiHidden="1" w:unhideWhenUsed="1"/>
+    <w:lsdException w:name="Table Columns 3" w:semiHidden="1" w:unhideWhenUsed="1"/>
+    <w:lsdException w:name="Table Columns 4" w:semiHidden="1" w:unhideWhenUsed="1"/>
+    <w:lsdException w:name="Table Columns 5" w:semiHidden="1" w:unhideWhenUsed="1"/>
+    <w:lsdException w:name="Table Grid 1" w:semiHidden="1" w:unhideWhenUsed="1"/>
+    <w:lsdException w:name="Table Grid 2" w:semiHidden="1" w:unhideWhenUsed="1"/>
+    <w:lsdException w:name="Table Grid 3" w:semiHidden="1" w:unhideWhenUsed="1"/>
+    <w:lsdException w:name="Table Grid 4" w:semiHidden="1" w:unhideWhenUsed="1"/>
+    <w:lsdException w:name="Table Grid 5" w:semiHidden="1" w:unhideWhenUsed="1"/>
+    <w:lsdException w:name="Table Grid 6" w:semiHidden="1" w:unhideWhenUsed="1"/>
+    <w:lsdException w:name="Table Grid 7" w:semiHidden="1" w:unhideWhenUsed="1"/>
+    <w:lsdException w:name="Table Grid 8" w:semiHidden="1" w:unhideWhenUsed="1"/>
+    <w:lsdException w:name="Table List 1" w:semiHidden="1" w:unhideWhenUsed="1"/>
+    <w:lsdException w:name="Table List 2" w:semiHidden="1" w:unhideWhenUsed="1"/>
+    <w:lsdException w:name="Table List 3" w:semiHidden="1" w:unhideWhenUsed="1"/>
+    <w:lsdException w:name="Table List 4" w:semiHidden="1" w:unhideWhenUsed="1"/>
+    <w:lsdException w:name="Table List 5" w:semiHidden="1" w:unhideWhenUsed="1"/>
+    <w:lsdException w:name="Table List 6" w:semiHidden="1" w:unhideWhenUsed="1"/>
+    <w:lsdException w:name="Table List 7" w:semiHidden="1" w:unhideWhenUsed="1"/>
+    <w:lsdException w:name="Table List 8" w:semiHidden="1" w:unhideWhenUsed="1"/>
+    <w:lsdException w:name="Table 3D effects 1" w:semiHidden="1" w:unhideWhenUsed="1"/>
+    <w:lsdException w:name="Table 3D effects 2" w:semiHidden="1" w:unhideWhenUsed="1"/>
+    <w:lsdException w:name="Table 3D effects 3" w:semiHidden="1" w:unhideWhenUsed="1"/>
+    <w:lsdException w:name="Table Contemporary" w:semiHidden="1" w:unhideWhenUsed="1"/>
+    <w:lsdException w:name="Table Elegant" w:semiHidden="1" w:unhideWhenUsed="1"/>
+    <w:lsdException w:name="Table Professional" w:semiHidden="1" w:unhideWhenUsed="1"/>
+    <w:lsdException w:name="Table Subtle 1" w:semiHidden="1" w:unhideWhenUsed="1"/>
+    <w:lsdException w:name="Table Subtle 2" w:semiHidden="1" w:unhideWhenUsed="1"/>
+    <w:lsdException w:name="Table Web 1" w:semiHidden="1" w:unhideWhenUsed="1"/>
+    <w:lsdException w:name="Table Web 2" w:semiHidden="1" w:unhideWhenUsed="1"/>
+    <w:lsdException w:name="Table Web 3" w:semiHidden="1" w:unhideWhenUsed="1"/>
+    <w:lsdException w:name="Balloon Text" w:semiHidden="1" w:unhideWhenUsed="1"/>
+    <w:lsdException w:name="Table Grid" w:uiPriority="39"/>
+    <w:lsdException w:name="Table Theme" w:semiHidden="1" w:unhideWhenUsed="1"/>
+    <w:lsdException w:name="Placeholder Text" w:semiHidden="1"/>
+    <w:lsdException w:name="No Spacing" w:uiPriority="1" w:qFormat="1"/>
+    <w:lsdException w:name="Light Shading" w:uiPriority="60"/>
+    <w:lsdException w:name="Light List" w:uiPriority="61"/>
+    <w:lsdException w:name="Light Grid" w:uiPriority="62"/>
+    <w:lsdException w:name="Medium Shading 1" w:uiPriority="63"/>
+    <w:lsdException w:name="Medium Shading 2" w:uiPriority="64"/>
+    <w:lsdException w:name="Medium List 1" w:uiPriority="65"/>
+    <w:lsdException w:name="Medium List 2" w:uiPriority="66"/>
+    <w:lsdException w:name="Medium Grid 1" w:uiPriority="67"/>
+    <w:lsdException w:name="Medium Grid 2" w:uiPriority="68"/>
+    <w:lsdException w:name="Medium Grid 3" w:uiPriority="69"/>
+    <w:lsdException w:name="Dark List" w:uiPriority="70"/>
+    <w:lsdException w:name="Colorful Shading" w:uiPriority="71"/>
+    <w:lsdException w:name="Colorful List" w:uiPriority="72"/>
+    <w:lsdException w:name="Colorful Grid" w:uiPriority="73"/>
+    <w:lsdException w:name="Light Shading Accent 1" w:uiPriority="60"/>
+    <w:lsdException w:name="Light List Accent 1" w:uiPriority="61"/>
+    <w:lsdException w:name="Light Grid Accent 1" w:uiPriority="62"/>
+    <w:lsdException w:name="Medium Shading 1 Accent 1" w:uiPriority="63"/>
+    <w:lsdException w:name="Medium Shading 2 Accent 1" w:uiPriority="64"/>
+    <w:lsdException w:name="Medium List 1 Accent 1" w:uiPriority="65"/>
+    <w:lsdException w:name="Revision" w:semiHidden="1"/>
+    <w:lsdException w:name="List Paragraph" w:uiPriority="34" w:qFormat="1"/>
+    <w:lsdException w:name="Quote" w:uiPriority="29" w:qFormat="1"/>
+    <w:lsdException w:name="Intense Quote" w:uiPriority="30" w:qFormat="1"/>
+    <w:lsdException w:name="Medium List 2 Accent 1" w:uiPriority="66"/>
+    <w:lsdException w:name="Medium Grid 1 Accent 1" w:uiPriority="67"/>
+    <w:lsdException w:name="Medium Grid 2 Accent 1" w:uiPriority="68"/>
+    <w:lsdException w:name="Medium Grid 3 Accent 1" w:uiPriority="69"/>
+    <w:lsdException w:name="Dark List Accent 1" w:uiPriority="70"/>
+    <w:lsdException w:name="Colorful Shading Accent 1" w:uiPriority="71"/>
+    <w:lsdException w:name="Colorful List Accent 1" w:uiPriority="72"/>
+    <w:lsdException w:name="Colorful Grid Accent 1" w:uiPriority="73"/>
+    <w:lsdException w:name="Light Shading Accent 2" w:uiPriority="60"/>
+    <w:lsdException w:name="Light List Accent 2" w:uiPriority="61"/>
+    <w:lsdException w:name="Light Grid Accent 2" w:uiPriority="62"/>
+    <w:lsdException w:name="Medium Shading 1 Accent 2" w:uiPriority="63"/>
+    <w:lsdException w:name="Medium Shading 2 Accent 2" w:uiPriority="64"/>
+    <w:lsdException w:name="Medium List 1 Accent 2" w:uiPriority="65"/>
+    <w:lsdException w:name="Medium List 2 Accent 2" w:uiPriority="66"/>
+    <w:lsdException w:name="Medium Grid 1 Accent 2" w:uiPriority="67"/>
+    <w:lsdException w:name="Medium Grid 2 Accent 2" w:uiPriority="68"/>
+    <w:lsdException w:name="Medium Grid 3 Accent 2" w:uiPriority="69"/>
+    <w:lsdException w:name="Dark List Accent 2" w:uiPriority="70"/>
+    <w:lsdException w:name="Colorful Shading Accent 2" w:uiPriority="71"/>
+    <w:lsdException w:name="Colorful List Accent 2" w:uiPriority="72"/>
+    <w:lsdException w:name="Colorful Grid Accent 2" w:uiPriority="73"/>
+    <w:lsdException w:name="Light Shading Accent 3" w:uiPriority="60"/>
+    <w:lsdException w:name="Light List Accent 3" w:uiPriority="61"/>
+    <w:lsdException w:name="Light Grid Accent 3" w:uiPriority="62"/>
+    <w:lsdException w:name="Medium Shading 1 Accent 3" w:uiPriority="63"/>
+    <w:lsdException w:name="Medium Shading 2 Accent 3" w:uiPriority="64"/>
+    <w:lsdException w:name="Medium List 1 Accent 3" w:uiPriority="65"/>
+    <w:lsdException w:name="Medium List 2 Accent 3" w:uiPriority="66"/>
+    <w:lsdException w:name="Medium Grid 1 Accent 3" w:uiPriority="67"/>
+    <w:lsdException w:name="Medium Grid 2 Accent 3" w:uiPriority="68"/>
+    <w:lsdException w:name="Medium Grid 3 Accent 3" w:uiPriority="69"/>
+    <w:lsdException w:name="Dark List Accent 3" w:uiPriority="70"/>
+    <w:lsdException w:name="Colorful Shading Accent 3" w:uiPriority="71"/>
+    <w:lsdException w:name="Colorful List Accent 3" w:uiPriority="72"/>
+    <w:lsdException w:name="Colorful Grid Accent 3" w:uiPriority="73"/>
+    <w:lsdException w:name="Light Shading Accent 4" w:uiPriority="60"/>
+    <w:lsdException w:name="Light List Accent 4" w:uiPriority="61"/>
+    <w:lsdException w:name="Light Grid Accent 4" w:uiPriority="62"/>
+    <w:lsdException w:name="Medium Shading 1 Accent 4" w:uiPriority="63"/>
+    <w:lsdException w:name="Medium Shading 2 Accent 4" w:uiPriority="64"/>
+    <w:lsdException w:name="Medium List 1 Accent 4" w:uiPriority="65"/>
+    <w:lsdException w:name="Medium List 2 Accent 4" w:uiPriority="66"/>
+    <w:lsdException w:name="Medium Grid 1 Accent 4" w:uiPriority="67"/>
+    <w:lsdException w:name="Medium Grid 2 Accent 4" w:uiPriority="68"/>
+    <w:lsdException w:name="Medium Grid 3 Accent 4" w:uiPriority="69"/>
+    <w:lsdException w:name="Dark List Accent 4" w:uiPriority="70"/>
+    <w:lsdException w:name="Colorful Shading Accent 4" w:uiPriority="71"/>
+    <w:lsdException w:name="Colorful List Accent 4" w:uiPriority="72"/>
+    <w:lsdException w:name="Colorful Grid Accent 4" w:uiPriority="73"/>
+    <w:lsdException w:name="Light Shading Accent 5" w:uiPriority="60"/>
+    <w:lsdException w:name="Light List Accent 5" w:uiPriority="61"/>
+    <w:lsdException w:name="Light Grid Accent 5" w:uiPriority="62"/>
+    <w:lsdException w:name="Medium Shading 1 Accent 5" w:uiPriority="63"/>
+    <w:lsdException w:name="Medium Shading 2 Accent 5" w:uiPriority="64"/>
+    <w:lsdException w:name="Medium List 1 Accent 5" w:uiPriority="65"/>
+    <w:lsdException w:name="Medium List 2 Accent 5" w:uiPriority="66"/>
+    <w:lsdException w:name="Medium Grid 1 Accent 5" w:uiPriority="67"/>
+    <w:lsdException w:name="Medium Grid 2 Accent 5" w:uiPriority="68"/>
+    <w:lsdException w:name="Medium Grid 3 Accent 5" w:uiPriority="69"/>
+    <w:lsdException w:name="Dark List Accent 5" w:uiPriority="70"/>
+    <w:lsdException w:name="Colorful Shading Accent 5" w:uiPriority="71"/>
+    <w:lsdException w:name="Colorful List Accent 5" w:uiPriority="72"/>
+    <w:lsdException w:name="Colorful Grid Accent 5" w:uiPriority="73"/>
+    <w:lsdException w:name="Light Shading Accent 6" w:uiPriority="60"/>
+    <w:lsdException w:name="Light List Accent 6" w:uiPriority="61"/>
+    <w:lsdException w:name="Light Grid Accent 6" w:uiPriority="62"/>
+    <w:lsdException w:name="Medium Shading 1 Accent 6" w:uiPriority="63"/>
+    <w:lsdException w:name="Medium Shading 2 Accent 6" w:uiPriority="64"/>
+    <w:lsdException w:name="Medium List 1 Accent 6" w:uiPriority="65"/>
+    <w:lsdException w:name="Medium List 2 Accent 6" w:uiPriority="66"/>
+    <w:lsdException w:name="Medium Grid 1 Accent 6" w:uiPriority="67"/>
+    <w:lsdException w:name="Medium Grid 2 Accent 6" w:uiPriority="68"/>
+    <w:lsdException w:name="Medium Grid 3 Accent 6" w:uiPriority="69"/>
+    <w:lsdException w:name="Dark List Accent 6" w:uiPriority="70"/>
+    <w:lsdException w:name="Colorful Shading Accent 6" w:uiPriority="71"/>
+    <w:lsdException w:name="Colorful List Accent 6" w:uiPriority="72"/>
+    <w:lsdException w:name="Colorful Grid Accent 6" w:uiPriority="73"/>
+    <w:lsdException w:name="Subtle Emphasis" w:uiPriority="19" w:qFormat="1"/>
+    <w:lsdException w:name="Intense Emphasis" w:uiPriority="21" w:qFormat="1"/>
+    <w:lsdException w:name="Subtle Reference" w:uiPriority="31" w:qFormat="1"/>
+    <w:lsdException w:name="Intense Reference" w:uiPriority="32" w:qFormat="1"/>
+    <w:lsdException w:name="Book Title" w:uiPriority="33" w:qFormat="1"/>
+    <w:lsdException w:name="Bibliography" w:semiHidden="1" w:uiPriority="37" w:unhideWhenUsed="1"/>
+    <w:lsdException w:name="TOC Heading" w:semiHidden="1" w:uiPriority="39" w:unhideWhenUsed="1" w:qFormat="1"/>
+    <w:lsdException w:name="Plain Table 1" w:uiPriority="41"/>
+    <w:lsdException w:name="Plain Table 2" w:uiPriority="42"/>
+    <w:lsdException w:name="Plain Table 3" w:uiPriority="43"/>
+    <w:lsdException w:name="Plain Table 4" w:uiPriority="44"/>
+    <w:lsdException w:name="Plain Table 5" w:uiPriority="45"/>
+    <w:lsdException w:name="Grid Table Light" w:uiPriority="40"/>
+    <w:lsdException w:name="Grid Table 1 Light" w:uiPriority="46"/>
+    <w:lsdException w:name="Grid Table 2" w:uiPriority="47"/>
+    <w:lsdException w:name="Grid Table 3" w:uiPriority="48"/>
+    <w:lsdException w:name="Grid Table 4" w:uiPriority="49"/>
+    <w:lsdException w:name="Grid Table 5 Dark" w:uiPriority="50"/>
+    <w:lsdException w:name="Grid Table 6 Colorful" w:uiPriority="51"/>
+    <w:lsdException w:name="Grid Table 7 Colorful" w:uiPriority="52"/>
+    <w:lsdException w:name="Grid Table 1 Light Accent 1" w:uiPriority="46"/>
+    <w:lsdException w:name="Grid Table 2 Accent 1" w:uiPriority="47"/>
+    <w:lsdException w:name="Grid Table 3 Accent 1" w:uiPriority="48"/>
+    <w:lsdException w:name="Grid Table 4 Accent 1" w:uiPriority="49"/>
+    <w:lsdException w:name="Grid Table 5 Dark Accent 1" w:uiPriority="50"/>
+    <w:lsdException w:name="Grid Table 6 Colorful Accent 1" w:uiPriority="51"/>
+    <w:lsdException w:name="Grid Table 7 Colorful Accent 1" w:uiPriority="52"/>
+    <w:lsdException w:name="Grid Table 1 Light Accent 2" w:uiPriority="46"/>
+    <w:lsdException w:name="Grid Table 2 Accent 2" w:uiPriority="47"/>
+    <w:lsdException w:name="Grid Table 3 Accent 2" w:uiPriority="48"/>
+    <w:lsdException w:name="Grid Table 4 Accent 2" w:uiPriority="49"/>
+    <w:lsdException w:name="Grid Table 5 Dark Accent 2" w:uiPriority="50"/>
+    <w:lsdException w:name="Grid Table 6 Colorful Accent 2" w:uiPriority="51"/>
+    <w:lsdException w:name="Grid Table 7 Colorful Accent 2" w:uiPriority="52"/>
+    <w:lsdException w:name="Grid Table 1 Light Accent 3" w:uiPriority="46"/>
+    <w:lsdException w:name="Grid Table 2 Accent 3" w:uiPriority="47"/>
+    <w:lsdException w:name="Grid Table 3 Accent 3" w:uiPriority="48"/>
+    <w:lsdException w:name="Grid Table 4 Accent 3" w:uiPriority="49"/>
+    <w:lsdException w:name="Grid Table 5 Dark Accent 3" w:uiPriority="50"/>
+    <w:lsdException w:name="Grid Table 6 Colorful Accent 3" w:uiPriority="51"/>
+    <w:lsdException w:name="Grid Table 7 Colorful Accent 3" w:uiPriority="52"/>
+    <w:lsdException w:name="Grid Table 1 Light Accent 4" w:uiPriority="46"/>
+    <w:lsdException w:name="Grid Table 2 Accent 4" w:uiPriority="47"/>
+    <w:lsdException w:name="Grid Table 3 Accent 4" w:uiPriority="48"/>
+    <w:lsdException w:name="Grid Table 4 Accent 4" w:uiPriority="49"/>
+    <w:lsdException w:name="Grid Table 5 Dark Accent 4" w:uiPriority="50"/>
+    <w:lsdException w:name="Grid Table 6 Colorful Accent 4" w:uiPriority="51"/>
+    <w:lsdException w:name="Grid Table 7 Colorful Accent 4" w:uiPriority="52"/>
+    <w:lsdException w:name="Grid Table 1 Light Accent 5" w:uiPriority="46"/>
+    <w:lsdException w:name="Grid Table 2 Accent 5" w:uiPriority="47"/>
+    <w:lsdException w:name="Grid Table 3 Accent 5" w:uiPriority="48"/>
+    <w:lsdException w:name="Grid Table 4 Accent 5" w:uiPriority="49"/>
+    <w:lsdException w:name="Grid Table 5 Dark Accent 5" w:uiPriority="50"/>
+    <w:lsdException w:name="Grid Table 6 Colorful Accent 5" w:uiPriority="51"/>
+    <w:lsdException w:name="Grid Table 7 Colorful Accent 5" w:uiPriority="52"/>
+    <w:lsdException w:name="Grid Table 1 Light Accent 6" w:uiPriority="46"/>
+    <w:lsdException w:name="Grid Table 2 Accent 6" w:uiPriority="47"/>
+    <w:lsdException w:name="Grid Table 3 Accent 6" w:uiPriority="48"/>
+    <w:lsdException w:name="Grid Table 4 Accent 6" w:uiPriority="49"/>
+    <w:lsdException w:name="Grid Table 5 Dark Accent 6" w:uiPriority="50"/>
+    <w:lsdException w:name="Grid Table 6 Colorful Accent 6" w:uiPriority="51"/>
+    <w:lsdException w:name="Grid Table 7 Colorful Accent 6" w:uiPriority="52"/>
+    <w:lsdException w:name="List Table 1 Light" w:uiPriority="46"/>
+    <w:lsdException w:name="List Table 2" w:uiPriority="47"/>
+    <w:lsdException w:name="List Table 3" w:uiPriority="48"/>
+    <w:lsdException w:name="List Table 4" w:uiPriority="49"/>
+    <w:lsdException w:name="List Table 5 Dark" w:uiPriority="50"/>
+    <w:lsdException w:name="List Table 6 Colorful" w:uiPriority="51"/>
+    <w:lsdException w:name="List Table 7 Colorful" w:uiPriority="52"/>
+    <w:lsdException w:name="List Table 1 Light Accent 1" w:uiPriority="46"/>
+    <w:lsdException w:name="List Table 2 Accent 1" w:uiPriority="47"/>
+    <w:lsdException w:name="List Table 3 Accent 1" w:uiPriority="48"/>
+    <w:lsdException w:name="List Table 4 Accent 1" w:uiPriority="49"/>
+    <w:lsdException w:name="List Table 5 Dark Accent 1" w:uiPriority="50"/>
+    <w:lsdException w:name="List Table 6 Colorful Accent 1" w:uiPriority="51"/>
+    <w:lsdException w:name="List Table 7 Colorful Accent 1" w:uiPriority="52"/>
+    <w:lsdException w:name="List Table 1 Light Accent 2" w:uiPriority="46"/>
+    <w:lsdException w:name="List Table 2 Accent 2" w:uiPriority="47"/>
+    <w:lsdException w:name="List Table 3 Accent 2" w:uiPriority="48"/>
+    <w:lsdException w:name="List Table 4 Accent 2" w:uiPriority="49"/>
+    <w:lsdException w:name="List Table 5 Dark Accent 2" w:uiPriority="50"/>
+    <w:lsdException w:name="List Table 6 Colorful Accent 2" w:uiPriority="51"/>
+    <w:lsdException w:name="List Table 7 Colorful Accent 2" w:uiPriority="52"/>
+    <w:lsdException w:name="List Table 1 Light Accent 3" w:uiPriority="46"/>
+    <w:lsdException w:name="List Table 2 Accent 3" w:uiPriority="47"/>
+    <w:lsdException w:name="List Table 3 Accent 3" w:uiPriority="48"/>
+    <w:lsdException w:name="List Table 4 Accent 3" w:uiPriority="49"/>
+    <w:lsdException w:name="List Table 5 Dark Accent 3" w:uiPriority="50"/>
+    <w:lsdException w:name="List Table 6 Colorful Accent 3" w:uiPriority="51"/>
+    <w:lsdException w:name="List Table 7 Colorful Accent 3" w:uiPriority="52"/>
+    <w:lsdException w:name="List Table 1 Light Accent 4" w:uiPriority="46"/>
+    <w:lsdException w:name="List Table 2 Accent 4" w:uiPriority="47"/>
+    <w:lsdException w:name="List Table 3 Accent 4" w:uiPriority="48"/>
+    <w:lsdException w:name="List Table 4 Accent 4" w:uiPriority="49"/>
+    <w:lsdException w:name="List Table 5 Dark Accent 4" w:uiPriority="50"/>
+    <w:lsdException w:name="List Table 6 Colorful Accent 4" w:uiPriority="51"/>
+    <w:lsdException w:name="List Table 7 Colorful Accent 4" w:uiPriority="52"/>
+    <w:lsdException w:name="List Table 1 Light Accent 5" w:uiPriority="46"/>
+    <w:lsdException w:name="List Table 2 Accent 5" w:uiPriority="47"/>
+    <w:lsdException w:name="List Table 3 Accent 5" w:uiPriority="48"/>
+    <w:lsdException w:name="List Table 4 Accent 5" w:uiPriority="49"/>
+    <w:lsdException w:name="List Table 5 Dark Accent 5" w:uiPriority="50"/>
+    <w:lsdException w:name="List Table 6 Colorful Accent 5" w:uiPriority="51"/>
+    <w:lsdException w:name="List Table 7 Colorful Accent 5" w:uiPriority="52"/>
+    <w:lsdException w:name="List Table 1 Light Accent 6" w:uiPriority="46"/>
+    <w:lsdException w:name="List Table 2 Accent 6" w:uiPriority="47"/>
+    <w:lsdException w:name="List Table 3 Accent 6" w:uiPriority="48"/>
+    <w:lsdException w:name="List Table 4 Accent 6" w:uiPriority="49"/>
+    <w:lsdException w:name="List Table 5 Dark Accent 6" w:uiPriority="50"/>
+    <w:lsdException w:name="List Table 6 Colorful Accent 6" w:uiPriority="51"/>
+    <w:lsdException w:name="List Table 7 Colorful Accent 6" w:uiPriority="52"/>
+    <w:lsdException w:name="Mention" w:semiHidden="1" w:unhideWhenUsed="1"/>
+    <w:lsdException w:name="Smart Hyperlink" w:semiHidden="1" w:unhideWhenUsed="1"/>
+    <w:lsdException w:name="Hashtag" w:semiHidden="1" w:unhideWhenUsed="1"/>
+    <w:lsdException w:name="Unresolved Mention" w:semiHidden="1" w:unhideWhenUsed="1"/>
+    <w:lsdException w:name="Smart Link" w:semiHidden="1" w:unhideWhenUsed="1"/>
+  </w:latentStyles>
+  <w:style w:type="paragraph" w:default="1" w:styleId="Normal">
+    <w:name w:val="Normal"/>
     <w:qFormat/>
-    <w:rPr>
-      <w:sz w:val="56"/>
-      <w:szCs w:val="56"/>
-    </w:rPr>
   </w:style>
   <w:style w:type="paragraph" w:styleId="Heading1">
-    <w:name w:val="Heading 1"/>
-    <w:basedOn w:val="Normal"/>
-    <w:next w:val="Normal"/>
+    <w:name w:val="heading 1"/>
+    <w:uiPriority w:val="9"/>
     <w:qFormat/>
+    <w:pPr>
+      <w:pBdr>
+        <w:bottom w:val="single" w:sz="8" w:space="6" w:color="C9CFE4"/>
+      </w:pBdr>
+      <w:spacing w:before="300" w:after="160"/>
+      <w:outlineLvl w:val="0"/>
+    </w:pPr>
     <w:rPr>
-      <w:color w:val="2E74B5"/>
-      <w:sz w:val="32"/>
-      <w:szCs w:val="32"/>
+      <w:b/>
+      <w:bCs/>
+      <w:color w:val="002880"/>
+      <w:sz w:val="30"/>
+      <w:szCs w:val="30"/>
     </w:rPr>
   </w:style>
   <w:style w:type="paragraph" w:styleId="Heading2">
-    <w:name w:val="Heading 2"/>
-    <w:basedOn w:val="Normal"/>
-    <w:next w:val="Normal"/>
+    <w:name w:val="heading 2"/>
+    <w:uiPriority w:val="9"/>
+    <w:unhideWhenUsed/>
     <w:qFormat/>
+    <w:pPr>
+      <w:spacing w:before="240" w:after="100"/>
+      <w:outlineLvl w:val="1"/>
+    </w:pPr>
     <w:rPr>
-      <w:color w:val="2E74B5"/>
-      <w:sz w:val="26"/>
-      <w:szCs w:val="26"/>
+      <w:b/>
+      <w:bCs/>
+      <w:color w:val="001B57"/>
+      <w:sz w:val="24"/>
+      <w:szCs w:val="24"/>
     </w:rPr>
   </w:style>
   <w:style w:type="paragraph" w:styleId="Heading3">
-    <w:name w:val="Heading 3"/>
-    <w:basedOn w:val="Normal"/>
-    <w:next w:val="Normal"/>
+    <w:name w:val="heading 3"/>
+    <w:uiPriority w:val="9"/>
+    <w:semiHidden/>
+    <w:unhideWhenUsed/>
     <w:qFormat/>
+    <w:pPr>
+      <w:outlineLvl w:val="2"/>
+    </w:pPr>
     <w:rPr>
       <w:color w:val="1F4D78"/>
       <w:sz w:val="24"/>
@@ -6205,10 +7481,14 @@
     </w:rPr>
   </w:style>
   <w:style w:type="paragraph" w:styleId="Heading4">
-    <w:name w:val="Heading 4"/>
-    <w:basedOn w:val="Normal"/>
-    <w:next w:val="Normal"/>
+    <w:name w:val="heading 4"/>
+    <w:uiPriority w:val="9"/>
+    <w:semiHidden/>
+    <w:unhideWhenUsed/>
     <w:qFormat/>
+    <w:pPr>
+      <w:outlineLvl w:val="3"/>
+    </w:pPr>
     <w:rPr>
       <w:i/>
       <w:iCs/>
@@ -6216,27 +7496,69 @@
     </w:rPr>
   </w:style>
   <w:style w:type="paragraph" w:styleId="Heading5">
-    <w:name w:val="Heading 5"/>
-    <w:basedOn w:val="Normal"/>
-    <w:next w:val="Normal"/>
+    <w:name w:val="heading 5"/>
+    <w:uiPriority w:val="9"/>
+    <w:semiHidden/>
+    <w:unhideWhenUsed/>
     <w:qFormat/>
+    <w:pPr>
+      <w:outlineLvl w:val="4"/>
+    </w:pPr>
     <w:rPr>
       <w:color w:val="2E74B5"/>
     </w:rPr>
   </w:style>
   <w:style w:type="paragraph" w:styleId="Heading6">
-    <w:name w:val="Heading 6"/>
-    <w:basedOn w:val="Normal"/>
-    <w:next w:val="Normal"/>
+    <w:name w:val="heading 6"/>
+    <w:uiPriority w:val="9"/>
+    <w:semiHidden/>
+    <w:unhideWhenUsed/>
     <w:qFormat/>
+    <w:pPr>
+      <w:outlineLvl w:val="5"/>
+    </w:pPr>
     <w:rPr>
       <w:color w:val="1F4D78"/>
     </w:rPr>
   </w:style>
-  <w:style w:type="paragraph" w:styleId="Strong">
-    <w:name w:val="Strong"/>
-    <w:basedOn w:val="Normal"/>
-    <w:next w:val="Normal"/>
+  <w:style w:type="character" w:default="1" w:styleId="DefaultParagraphFont">
+    <w:name w:val="Default Paragraph Font"/>
+    <w:uiPriority w:val="1"/>
+    <w:semiHidden/>
+    <w:unhideWhenUsed/>
+  </w:style>
+  <w:style w:type="table" w:default="1" w:styleId="TableNormal">
+    <w:name w:val="Normal Table"/>
+    <w:uiPriority w:val="99"/>
+    <w:semiHidden/>
+    <w:unhideWhenUsed/>
+    <w:tblPr>
+      <w:tblInd w:w="0" w:type="dxa"/>
+      <w:tblCellMar>
+        <w:top w:w="0" w:type="dxa"/>
+        <w:left w:w="108" w:type="dxa"/>
+        <w:bottom w:w="0" w:type="dxa"/>
+        <w:right w:w="108" w:type="dxa"/>
+      </w:tblCellMar>
+    </w:tblPr>
+  </w:style>
+  <w:style w:type="numbering" w:default="1" w:styleId="NoList">
+    <w:name w:val="No List"/>
+    <w:uiPriority w:val="99"/>
+    <w:semiHidden/>
+    <w:unhideWhenUsed/>
+  </w:style>
+  <w:style w:type="paragraph" w:styleId="Title">
+    <w:name w:val="Title"/>
+    <w:uiPriority w:val="10"/>
+    <w:qFormat/>
+    <w:rPr>
+      <w:sz w:val="56"/>
+      <w:szCs w:val="56"/>
+    </w:rPr>
+  </w:style>
+  <w:style w:type="paragraph" w:customStyle="1" w:styleId="Strong1">
+    <w:name w:val="Strong1"/>
     <w:qFormat/>
     <w:rPr>
       <w:b/>
@@ -6245,12 +7567,10 @@
   </w:style>
   <w:style w:type="paragraph" w:styleId="ListParagraph">
     <w:name w:val="List Paragraph"/>
-    <w:basedOn w:val="Normal"/>
     <w:qFormat/>
   </w:style>
   <w:style w:type="character" w:styleId="Hyperlink">
     <w:name w:val="Hyperlink"/>
-    <w:basedOn w:val="DefaultParagraphFont"/>
     <w:uiPriority w:val="99"/>
     <w:unhideWhenUsed/>
     <w:rPr>
@@ -6260,7 +7580,6 @@
   </w:style>
   <w:style w:type="character" w:styleId="FootnoteReference">
     <w:name w:val="footnote reference"/>
-    <w:basedOn w:val="DefaultParagraphFont"/>
     <w:uiPriority w:val="99"/>
     <w:semiHidden/>
     <w:unhideWhenUsed/>
@@ -6270,22 +7589,17 @@
   </w:style>
   <w:style w:type="paragraph" w:styleId="FootnoteText">
     <w:name w:val="footnote text"/>
-    <w:basedOn w:val="Normal"/>
     <w:link w:val="FootnoteTextChar"/>
     <w:uiPriority w:val="99"/>
     <w:semiHidden/>
     <w:unhideWhenUsed/>
-    <w:pPr>
-      <w:spacing w:after="0" w:line="240" w:lineRule="auto"/>
-    </w:pPr>
     <w:rPr>
       <w:sz w:val="20"/>
       <w:szCs w:val="20"/>
     </w:rPr>
   </w:style>
-  <w:style w:type="character" w:styleId="FootnoteTextChar">
+  <w:style w:type="character" w:customStyle="1" w:styleId="FootnoteTextChar">
     <w:name w:val="Footnote Text Char"/>
-    <w:basedOn w:val="DefaultParagraphFont"/>
     <w:link w:val="FootnoteText"/>
     <w:uiPriority w:val="99"/>
     <w:semiHidden/>
@@ -6297,7 +7611,6 @@
   </w:style>
   <w:style w:type="character" w:styleId="EndnoteReference">
     <w:name w:val="endnote reference"/>
-    <w:basedOn w:val="DefaultParagraphFont"/>
     <w:uiPriority w:val="99"/>
     <w:semiHidden/>
     <w:unhideWhenUsed/>
@@ -6307,22 +7620,17 @@
   </w:style>
   <w:style w:type="paragraph" w:styleId="EndnoteText">
     <w:name w:val="endnote text"/>
-    <w:basedOn w:val="Normal"/>
     <w:link w:val="EndnoteTextChar"/>
     <w:uiPriority w:val="99"/>
     <w:semiHidden/>
     <w:unhideWhenUsed/>
-    <w:pPr>
-      <w:spacing w:after="0" w:line="240" w:lineRule="auto"/>
-    </w:pPr>
     <w:rPr>
       <w:sz w:val="20"/>
       <w:szCs w:val="20"/>
     </w:rPr>
   </w:style>
-  <w:style w:type="character" w:styleId="EndnoteTextChar">
+  <w:style w:type="character" w:customStyle="1" w:styleId="EndnoteTextChar">
     <w:name w:val="Endnote Text Char"/>
-    <w:basedOn w:val="DefaultParagraphFont"/>
     <w:link w:val="EndnoteText"/>
     <w:uiPriority w:val="99"/>
     <w:semiHidden/>
@@ -6332,44 +7640,320 @@
       <w:szCs w:val="20"/>
     </w:rPr>
   </w:style>
-  <w:style w:type="paragraph" w:styleId="Heading1">
-    <w:name w:val="Heading 1"/>
-    <w:basedOn w:val="Normal"/>
-    <w:next w:val="Normal"/>
-    <w:qFormat/>
-    <w:pPr>
-      <w:pBdr>
-        <w:bottom w:val="single" w:color="C9CFE4" w:sz="8" w:space="6"/>
-      </w:pBdr>
-      <w:spacing w:after="160" w:before="300"/>
-      <w:outlineLvl w:val="0"/>
-    </w:pPr>
-    <w:rPr>
-      <w:rFonts w:ascii="Arial" w:cs="Arial" w:eastAsia="Arial" w:hAnsi="Arial"/>
-      <w:b/>
-      <w:bCs/>
-      <w:color w:val="002880"/>
-      <w:sz w:val="30"/>
-      <w:szCs w:val="30"/>
-    </w:rPr>
-  </w:style>
-  <w:style w:type="paragraph" w:styleId="Heading2">
-    <w:name w:val="Heading 2"/>
-    <w:basedOn w:val="Normal"/>
-    <w:next w:val="Normal"/>
-    <w:qFormat/>
-    <w:pPr>
-      <w:spacing w:after="100" w:before="240"/>
-      <w:outlineLvl w:val="1"/>
-    </w:pPr>
-    <w:rPr>
-      <w:rFonts w:ascii="Arial" w:cs="Arial" w:eastAsia="Arial" w:hAnsi="Arial"/>
-      <w:b/>
-      <w:bCs/>
-      <w:color w:val="001B57"/>
-      <w:sz w:val="24"/>
-      <w:szCs w:val="24"/>
-    </w:rPr>
-  </w:style>
 </w:styles>
+</file>
+
+<file path=word/theme/theme1.xml><?xml version="1.0" encoding="utf-8"?>
+<a:theme xmlns:a="http://schemas.openxmlformats.org/drawingml/2006/main" name="Office Theme">
+  <a:themeElements>
+    <a:clrScheme name="Office">
+      <a:dk1>
+        <a:sysClr val="windowText" lastClr="000000"/>
+      </a:dk1>
+      <a:lt1>
+        <a:sysClr val="window" lastClr="FFFFFF"/>
+      </a:lt1>
+      <a:dk2>
+        <a:srgbClr val="0E2841"/>
+      </a:dk2>
+      <a:lt2>
+        <a:srgbClr val="E8E8E8"/>
+      </a:lt2>
+      <a:accent1>
+        <a:srgbClr val="156082"/>
+      </a:accent1>
+      <a:accent2>
+        <a:srgbClr val="E97132"/>
+      </a:accent2>
+      <a:accent3>
+        <a:srgbClr val="196B24"/>
+      </a:accent3>
+      <a:accent4>
+        <a:srgbClr val="0F9ED5"/>
+      </a:accent4>
+      <a:accent5>
+        <a:srgbClr val="A02B93"/>
+      </a:accent5>
+      <a:accent6>
+        <a:srgbClr val="4EA72E"/>
+      </a:accent6>
+      <a:hlink>
+        <a:srgbClr val="467886"/>
+      </a:hlink>
+      <a:folHlink>
+        <a:srgbClr val="96607D"/>
+      </a:folHlink>
+    </a:clrScheme>
+    <a:fontScheme name="Office">
+      <a:majorFont>
+        <a:latin typeface="Aptos Display" panose="02110004020202020204"/>
+        <a:ea typeface=""/>
+        <a:cs typeface=""/>
+        <a:font script="Jpan" typeface="游ゴシック Light"/>
+        <a:font script="Hang" typeface="맑은 고딕"/>
+        <a:font script="Hans" typeface="等线 Light"/>
+        <a:font script="Hant" typeface="新細明體"/>
+        <a:font script="Arab" typeface="Times New Roman"/>
+        <a:font script="Hebr" typeface="Times New Roman"/>
+        <a:font script="Thai" typeface="Angsana New"/>
+        <a:font script="Ethi" typeface="Nyala"/>
+        <a:font script="Beng" typeface="Vrinda"/>
+        <a:font script="Gujr" typeface="Shruti"/>
+        <a:font script="Khmr" typeface="MoolBoran"/>
+        <a:font script="Knda" typeface="Tunga"/>
+        <a:font script="Guru" typeface="Raavi"/>
+        <a:font script="Cans" typeface="Euphemia"/>
+        <a:font script="Cher" typeface="Plantagenet Cherokee"/>
+        <a:font script="Yiii" typeface="Microsoft Yi Baiti"/>
+        <a:font script="Tibt" typeface="Microsoft Himalaya"/>
+        <a:font script="Thaa" typeface="MV Boli"/>
+        <a:font script="Deva" typeface="Mangal"/>
+        <a:font script="Telu" typeface="Gautami"/>
+        <a:font script="Taml" typeface="Latha"/>
+        <a:font script="Syrc" typeface="Estrangelo Edessa"/>
+        <a:font script="Orya" typeface="Kalinga"/>
+        <a:font script="Mlym" typeface="Kartika"/>
+        <a:font script="Laoo" typeface="DokChampa"/>
+        <a:font script="Sinh" typeface="Iskoola Pota"/>
+        <a:font script="Mong" typeface="Mongolian Baiti"/>
+        <a:font script="Viet" typeface="Times New Roman"/>
+        <a:font script="Uigh" typeface="Microsoft Uighur"/>
+        <a:font script="Geor" typeface="Sylfaen"/>
+        <a:font script="Armn" typeface="Arial"/>
+        <a:font script="Bugi" typeface="Leelawadee UI"/>
+        <a:font script="Bopo" typeface="Microsoft JhengHei"/>
+        <a:font script="Java" typeface="Javanese Text"/>
+        <a:font script="Lisu" typeface="Segoe UI"/>
+        <a:font script="Mymr" typeface="Myanmar Text"/>
+        <a:font script="Nkoo" typeface="Ebrima"/>
+        <a:font script="Olck" typeface="Nirmala UI"/>
+        <a:font script="Osma" typeface="Ebrima"/>
+        <a:font script="Phag" typeface="Phagspa"/>
+        <a:font script="Syrn" typeface="Estrangelo Edessa"/>
+        <a:font script="Syrj" typeface="Estrangelo Edessa"/>
+        <a:font script="Syre" typeface="Estrangelo Edessa"/>
+        <a:font script="Sora" typeface="Nirmala UI"/>
+        <a:font script="Tale" typeface="Microsoft Tai Le"/>
+        <a:font script="Talu" typeface="Microsoft New Tai Lue"/>
+        <a:font script="Tfng" typeface="Ebrima"/>
+      </a:majorFont>
+      <a:minorFont>
+        <a:latin typeface="Aptos" panose="02110004020202020204"/>
+        <a:ea typeface=""/>
+        <a:cs typeface=""/>
+        <a:font script="Jpan" typeface="游明朝"/>
+        <a:font script="Hang" typeface="맑은 고딕"/>
+        <a:font script="Hans" typeface="等线"/>
+        <a:font script="Hant" typeface="新細明體"/>
+        <a:font script="Arab" typeface="Arial"/>
+        <a:font script="Hebr" typeface="Arial"/>
+        <a:font script="Thai" typeface="Cordia New"/>
+        <a:font script="Ethi" typeface="Nyala"/>
+        <a:font script="Beng" typeface="Vrinda"/>
+        <a:font script="Gujr" typeface="Shruti"/>
+        <a:font script="Khmr" typeface="DaunPenh"/>
+        <a:font script="Knda" typeface="Tunga"/>
+        <a:font script="Guru" typeface="Raavi"/>
+        <a:font script="Cans" typeface="Euphemia"/>
+        <a:font script="Cher" typeface="Plantagenet Cherokee"/>
+        <a:font script="Yiii" typeface="Microsoft Yi Baiti"/>
+        <a:font script="Tibt" typeface="Microsoft Himalaya"/>
+        <a:font script="Thaa" typeface="MV Boli"/>
+        <a:font script="Deva" typeface="Mangal"/>
+        <a:font script="Telu" typeface="Gautami"/>
+        <a:font script="Taml" typeface="Latha"/>
+        <a:font script="Syrc" typeface="Estrangelo Edessa"/>
+        <a:font script="Orya" typeface="Kalinga"/>
+        <a:font script="Mlym" typeface="Kartika"/>
+        <a:font script="Laoo" typeface="DokChampa"/>
+        <a:font script="Sinh" typeface="Iskoola Pota"/>
+        <a:font script="Mong" typeface="Mongolian Baiti"/>
+        <a:font script="Viet" typeface="Arial"/>
+        <a:font script="Uigh" typeface="Microsoft Uighur"/>
+        <a:font script="Geor" typeface="Sylfaen"/>
+        <a:font script="Armn" typeface="Arial"/>
+        <a:font script="Bugi" typeface="Leelawadee UI"/>
+        <a:font script="Bopo" typeface="Microsoft JhengHei"/>
+        <a:font script="Java" typeface="Javanese Text"/>
+        <a:font script="Lisu" typeface="Segoe UI"/>
+        <a:font script="Mymr" typeface="Myanmar Text"/>
+        <a:font script="Nkoo" typeface="Ebrima"/>
+        <a:font script="Olck" typeface="Nirmala UI"/>
+        <a:font script="Osma" typeface="Ebrima"/>
+        <a:font script="Phag" typeface="Phagspa"/>
+        <a:font script="Syrn" typeface="Estrangelo Edessa"/>
+        <a:font script="Syrj" typeface="Estrangelo Edessa"/>
+        <a:font script="Syre" typeface="Estrangelo Edessa"/>
+        <a:font script="Sora" typeface="Nirmala UI"/>
+        <a:font script="Tale" typeface="Microsoft Tai Le"/>
+        <a:font script="Talu" typeface="Microsoft New Tai Lue"/>
+        <a:font script="Tfng" typeface="Ebrima"/>
+      </a:minorFont>
+    </a:fontScheme>
+    <a:fmtScheme name="Office">
+      <a:fillStyleLst>
+        <a:solidFill>
+          <a:schemeClr val="phClr"/>
+        </a:solidFill>
+        <a:gradFill rotWithShape="1">
+          <a:gsLst>
+            <a:gs pos="0">
+              <a:schemeClr val="phClr">
+                <a:lumMod val="110000"/>
+                <a:satMod val="105000"/>
+                <a:tint val="67000"/>
+              </a:schemeClr>
+            </a:gs>
+            <a:gs pos="50000">
+              <a:schemeClr val="phClr">
+                <a:lumMod val="105000"/>
+                <a:satMod val="103000"/>
+                <a:tint val="73000"/>
+              </a:schemeClr>
+            </a:gs>
+            <a:gs pos="100000">
+              <a:schemeClr val="phClr">
+                <a:lumMod val="105000"/>
+                <a:satMod val="109000"/>
+                <a:tint val="81000"/>
+              </a:schemeClr>
+            </a:gs>
+          </a:gsLst>
+          <a:lin ang="5400000" scaled="0"/>
+        </a:gradFill>
+        <a:gradFill rotWithShape="1">
+          <a:gsLst>
+            <a:gs pos="0">
+              <a:schemeClr val="phClr">
+                <a:satMod val="103000"/>
+                <a:lumMod val="102000"/>
+                <a:tint val="94000"/>
+              </a:schemeClr>
+            </a:gs>
+            <a:gs pos="50000">
+              <a:schemeClr val="phClr">
+                <a:satMod val="110000"/>
+                <a:lumMod val="100000"/>
+                <a:shade val="100000"/>
+              </a:schemeClr>
+            </a:gs>
+            <a:gs pos="100000">
+              <a:schemeClr val="phClr">
+                <a:lumMod val="99000"/>
+                <a:satMod val="120000"/>
+                <a:shade val="78000"/>
+              </a:schemeClr>
+            </a:gs>
+          </a:gsLst>
+          <a:lin ang="5400000" scaled="0"/>
+        </a:gradFill>
+      </a:fillStyleLst>
+      <a:lnStyleLst>
+        <a:ln w="12700" cap="flat" cmpd="sng" algn="ctr">
+          <a:solidFill>
+            <a:schemeClr val="phClr"/>
+          </a:solidFill>
+          <a:prstDash val="solid"/>
+          <a:miter lim="800000"/>
+        </a:ln>
+        <a:ln w="19050" cap="flat" cmpd="sng" algn="ctr">
+          <a:solidFill>
+            <a:schemeClr val="phClr"/>
+          </a:solidFill>
+          <a:prstDash val="solid"/>
+          <a:miter lim="800000"/>
+        </a:ln>
+        <a:ln w="25400" cap="flat" cmpd="sng" algn="ctr">
+          <a:solidFill>
+            <a:schemeClr val="phClr"/>
+          </a:solidFill>
+          <a:prstDash val="solid"/>
+          <a:miter lim="800000"/>
+        </a:ln>
+      </a:lnStyleLst>
+      <a:effectStyleLst>
+        <a:effectStyle>
+          <a:effectLst/>
+        </a:effectStyle>
+        <a:effectStyle>
+          <a:effectLst/>
+        </a:effectStyle>
+        <a:effectStyle>
+          <a:effectLst>
+            <a:outerShdw blurRad="57150" dist="19050" dir="5400000" algn="ctr" rotWithShape="0">
+              <a:srgbClr val="000000">
+                <a:alpha val="63000"/>
+              </a:srgbClr>
+            </a:outerShdw>
+          </a:effectLst>
+        </a:effectStyle>
+      </a:effectStyleLst>
+      <a:bgFillStyleLst>
+        <a:solidFill>
+          <a:schemeClr val="phClr"/>
+        </a:solidFill>
+        <a:solidFill>
+          <a:schemeClr val="phClr">
+            <a:tint val="95000"/>
+            <a:satMod val="170000"/>
+          </a:schemeClr>
+        </a:solidFill>
+        <a:gradFill rotWithShape="1">
+          <a:gsLst>
+            <a:gs pos="0">
+              <a:schemeClr val="phClr">
+                <a:tint val="93000"/>
+                <a:satMod val="150000"/>
+                <a:shade val="98000"/>
+                <a:lumMod val="102000"/>
+              </a:schemeClr>
+            </a:gs>
+            <a:gs pos="50000">
+              <a:schemeClr val="phClr">
+                <a:tint val="98000"/>
+                <a:satMod val="130000"/>
+                <a:shade val="90000"/>
+                <a:lumMod val="103000"/>
+              </a:schemeClr>
+            </a:gs>
+            <a:gs pos="100000">
+              <a:schemeClr val="phClr">
+                <a:shade val="63000"/>
+                <a:satMod val="120000"/>
+              </a:schemeClr>
+            </a:gs>
+          </a:gsLst>
+          <a:lin ang="5400000" scaled="0"/>
+        </a:gradFill>
+      </a:bgFillStyleLst>
+    </a:fmtScheme>
+  </a:themeElements>
+  <a:objectDefaults>
+    <a:lnDef>
+      <a:spPr/>
+      <a:bodyPr/>
+      <a:lstStyle/>
+      <a:style>
+        <a:lnRef idx="2">
+          <a:schemeClr val="accent1"/>
+        </a:lnRef>
+        <a:fillRef idx="0">
+          <a:schemeClr val="accent1"/>
+        </a:fillRef>
+        <a:effectRef idx="1">
+          <a:schemeClr val="accent1"/>
+        </a:effectRef>
+        <a:fontRef idx="minor">
+          <a:schemeClr val="tx1"/>
+        </a:fontRef>
+      </a:style>
+    </a:lnDef>
+  </a:objectDefaults>
+  <a:extraClrSchemeLst/>
+  <a:extLst>
+    <a:ext uri="{05A4C25C-085E-4340-85A3-A5531E510DB2}">
+      <thm15:themeFamily xmlns:thm15="http://schemas.microsoft.com/office/thememl/2012/main" name="Office Theme" id="{2E142A2C-CD16-42D6-873A-C26D2A0506FA}" vid="{1BDDFF52-6CD6-40A5-AB3C-68EB2F1E4D0A}"/>
+    </a:ext>
+  </a:extLst>
+</a:theme>
 </file>